--- a/Prova de Aptidão Profissional (PAP) - Leonardo Zelenski 12ºGPSI B.docx
+++ b/Prova de Aptidão Profissional (PAP) - Leonardo Zelenski 12ºGPSI B.docx
@@ -4063,6 +4063,714 @@
       <w:bookmarkEnd w:id="18"/>
       <w:bookmarkEnd w:id="19"/>
     </w:p>
+    <w:tbl>
+      <w:tblPr>
+        <w:tblStyle w:val="PlainTable1"/>
+        <w:tblW w:w="9639" w:type="dxa"/>
+        <w:tblInd w:w="-459" w:type="dxa"/>
+        <w:tblLook w:val="04A0" w:firstRow="1" w:lastRow="0" w:firstColumn="1" w:lastColumn="0" w:noHBand="0" w:noVBand="1"/>
+      </w:tblPr>
+      <w:tblGrid>
+        <w:gridCol w:w="1418"/>
+        <w:gridCol w:w="4394"/>
+        <w:gridCol w:w="3827"/>
+      </w:tblGrid>
+      <w:tr>
+        <w:trPr>
+          <w:cnfStyle w:val="100000000000" w:firstRow="1" w:lastRow="0" w:firstColumn="0" w:lastColumn="0" w:oddVBand="0" w:evenVBand="0" w:oddHBand="0" w:evenHBand="0" w:firstRowFirstColumn="0" w:firstRowLastColumn="0" w:lastRowFirstColumn="0" w:lastRowLastColumn="0"/>
+          <w:trHeight w:val="1077"/>
+        </w:trPr>
+        <w:tc>
+          <w:tcPr>
+            <w:cnfStyle w:val="001000000000" w:firstRow="0" w:lastRow="0" w:firstColumn="1" w:lastColumn="0" w:oddVBand="0" w:evenVBand="0" w:oddHBand="0" w:evenHBand="0" w:firstRowFirstColumn="0" w:firstRowLastColumn="0" w:lastRowFirstColumn="0" w:lastRowLastColumn="0"/>
+            <w:tcW w:w="1418" w:type="dxa"/>
+            <w:shd w:val="clear" w:color="auto" w:fill="B8CCE4" w:themeFill="accent1" w:themeFillTint="66"/>
+            <w:vAlign w:val="center"/>
+            <w:hideMark/>
+          </w:tcPr>
+          <w:p>
+            <w:pPr>
+              <w:jc w:val="center"/>
+              <w:rPr>
+                <w:b w:val="0"/>
+                <w:bCs w:val="0"/>
+                <w:lang w:val="en-GB"/>
+              </w:rPr>
+            </w:pPr>
+            <w:proofErr w:type="spellStart"/>
+            <w:r>
+              <w:rPr>
+                <w:lang w:val="en-GB"/>
+              </w:rPr>
+              <w:t>Abreviação</w:t>
+            </w:r>
+            <w:proofErr w:type="spellEnd"/>
+            <w:r>
+              <w:rPr>
+                <w:lang w:val="en-GB"/>
+              </w:rPr>
+              <w:t xml:space="preserve"> </w:t>
+            </w:r>
+          </w:p>
+        </w:tc>
+        <w:tc>
+          <w:tcPr>
+            <w:tcW w:w="4394" w:type="dxa"/>
+            <w:shd w:val="clear" w:color="auto" w:fill="B8CCE4" w:themeFill="accent1" w:themeFillTint="66"/>
+            <w:vAlign w:val="center"/>
+            <w:hideMark/>
+          </w:tcPr>
+          <w:p>
+            <w:pPr>
+              <w:jc w:val="center"/>
+              <w:cnfStyle w:val="100000000000" w:firstRow="1" w:lastRow="0" w:firstColumn="0" w:lastColumn="0" w:oddVBand="0" w:evenVBand="0" w:oddHBand="0" w:evenHBand="0" w:firstRowFirstColumn="0" w:firstRowLastColumn="0" w:lastRowFirstColumn="0" w:lastRowLastColumn="0"/>
+              <w:rPr>
+                <w:lang w:val="en-GB"/>
+              </w:rPr>
+            </w:pPr>
+            <w:proofErr w:type="spellStart"/>
+            <w:r>
+              <w:rPr>
+                <w:lang w:val="en-GB"/>
+              </w:rPr>
+              <w:t>Português</w:t>
+            </w:r>
+            <w:proofErr w:type="spellEnd"/>
+            <w:r>
+              <w:rPr>
+                <w:lang w:val="en-GB"/>
+              </w:rPr>
+              <w:t xml:space="preserve"> </w:t>
+            </w:r>
+          </w:p>
+        </w:tc>
+        <w:tc>
+          <w:tcPr>
+            <w:tcW w:w="3827" w:type="dxa"/>
+            <w:shd w:val="clear" w:color="auto" w:fill="B8CCE4" w:themeFill="accent1" w:themeFillTint="66"/>
+            <w:vAlign w:val="center"/>
+            <w:hideMark/>
+          </w:tcPr>
+          <w:p>
+            <w:pPr>
+              <w:jc w:val="center"/>
+              <w:cnfStyle w:val="100000000000" w:firstRow="1" w:lastRow="0" w:firstColumn="0" w:lastColumn="0" w:oddVBand="0" w:evenVBand="0" w:oddHBand="0" w:evenHBand="0" w:firstRowFirstColumn="0" w:firstRowLastColumn="0" w:lastRowFirstColumn="0" w:lastRowLastColumn="0"/>
+              <w:rPr>
+                <w:lang w:val="en-GB"/>
+              </w:rPr>
+            </w:pPr>
+            <w:proofErr w:type="spellStart"/>
+            <w:r>
+              <w:rPr>
+                <w:lang w:val="en-GB"/>
+              </w:rPr>
+              <w:t>Inglês</w:t>
+            </w:r>
+            <w:proofErr w:type="spellEnd"/>
+          </w:p>
+        </w:tc>
+      </w:tr>
+      <w:tr>
+        <w:trPr>
+          <w:cnfStyle w:val="000000100000" w:firstRow="0" w:lastRow="0" w:firstColumn="0" w:lastColumn="0" w:oddVBand="0" w:evenVBand="0" w:oddHBand="1" w:evenHBand="0" w:firstRowFirstColumn="0" w:firstRowLastColumn="0" w:lastRowFirstColumn="0" w:lastRowLastColumn="0"/>
+        </w:trPr>
+        <w:tc>
+          <w:tcPr>
+            <w:cnfStyle w:val="001000000000" w:firstRow="0" w:lastRow="0" w:firstColumn="1" w:lastColumn="0" w:oddVBand="0" w:evenVBand="0" w:oddHBand="0" w:evenHBand="0" w:firstRowFirstColumn="0" w:firstRowLastColumn="0" w:lastRowFirstColumn="0" w:lastRowLastColumn="0"/>
+            <w:tcW w:w="1418" w:type="dxa"/>
+            <w:vAlign w:val="center"/>
+          </w:tcPr>
+          <w:p>
+            <w:pPr>
+              <w:jc w:val="center"/>
+            </w:pPr>
+            <w:r>
+              <w:t>PAP</w:t>
+            </w:r>
+          </w:p>
+        </w:tc>
+        <w:tc>
+          <w:tcPr>
+            <w:tcW w:w="4394" w:type="dxa"/>
+            <w:vAlign w:val="center"/>
+          </w:tcPr>
+          <w:p>
+            <w:pPr>
+              <w:jc w:val="center"/>
+              <w:cnfStyle w:val="000000100000" w:firstRow="0" w:lastRow="0" w:firstColumn="0" w:lastColumn="0" w:oddVBand="0" w:evenVBand="0" w:oddHBand="1" w:evenHBand="0" w:firstRowFirstColumn="0" w:firstRowLastColumn="0" w:lastRowFirstColumn="0" w:lastRowLastColumn="0"/>
+            </w:pPr>
+            <w:r>
+              <w:t>Prova de Aptidão Profissional</w:t>
+            </w:r>
+          </w:p>
+        </w:tc>
+        <w:tc>
+          <w:tcPr>
+            <w:tcW w:w="3827" w:type="dxa"/>
+            <w:vAlign w:val="center"/>
+          </w:tcPr>
+          <w:p>
+            <w:pPr>
+              <w:jc w:val="center"/>
+              <w:cnfStyle w:val="000000100000" w:firstRow="0" w:lastRow="0" w:firstColumn="0" w:lastColumn="0" w:oddVBand="0" w:evenVBand="0" w:oddHBand="1" w:evenHBand="0" w:firstRowFirstColumn="0" w:firstRowLastColumn="0" w:lastRowFirstColumn="0" w:lastRowLastColumn="0"/>
+            </w:pPr>
+            <w:r>
+              <w:t>Professional Aptitude Project</w:t>
+            </w:r>
+          </w:p>
+        </w:tc>
+      </w:tr>
+      <w:tr>
+        <w:tc>
+          <w:tcPr>
+            <w:cnfStyle w:val="001000000000" w:firstRow="0" w:lastRow="0" w:firstColumn="1" w:lastColumn="0" w:oddVBand="0" w:evenVBand="0" w:oddHBand="0" w:evenHBand="0" w:firstRowFirstColumn="0" w:firstRowLastColumn="0" w:lastRowFirstColumn="0" w:lastRowLastColumn="0"/>
+            <w:tcW w:w="1418" w:type="dxa"/>
+            <w:vAlign w:val="center"/>
+            <w:hideMark/>
+          </w:tcPr>
+          <w:p>
+            <w:pPr>
+              <w:jc w:val="center"/>
+            </w:pPr>
+            <w:r>
+              <w:t>ESC</w:t>
+            </w:r>
+          </w:p>
+        </w:tc>
+        <w:tc>
+          <w:tcPr>
+            <w:tcW w:w="4394" w:type="dxa"/>
+            <w:vAlign w:val="center"/>
+            <w:hideMark/>
+          </w:tcPr>
+          <w:p>
+            <w:pPr>
+              <w:jc w:val="center"/>
+              <w:cnfStyle w:val="000000000000" w:firstRow="0" w:lastRow="0" w:firstColumn="0" w:lastColumn="0" w:oddVBand="0" w:evenVBand="0" w:oddHBand="0" w:evenHBand="0" w:firstRowFirstColumn="0" w:firstRowLastColumn="0" w:lastRowFirstColumn="0" w:lastRowLastColumn="0"/>
+              <w:rPr>
+                <w:lang w:val="en-GB"/>
+              </w:rPr>
+            </w:pPr>
+            <w:r>
+              <w:t>C</w:t>
+            </w:r>
+            <w:r>
+              <w:t xml:space="preserve">ontrolo </w:t>
+            </w:r>
+            <w:proofErr w:type="spellStart"/>
+            <w:r>
+              <w:t>E</w:t>
+            </w:r>
+            <w:r>
+              <w:t>lectrónico</w:t>
+            </w:r>
+            <w:proofErr w:type="spellEnd"/>
+            <w:r>
+              <w:t xml:space="preserve"> de </w:t>
+            </w:r>
+            <w:r>
+              <w:t>V</w:t>
+            </w:r>
+            <w:r>
+              <w:t>elocidade</w:t>
+            </w:r>
+          </w:p>
+        </w:tc>
+        <w:tc>
+          <w:tcPr>
+            <w:tcW w:w="3827" w:type="dxa"/>
+            <w:vAlign w:val="center"/>
+            <w:hideMark/>
+          </w:tcPr>
+          <w:p>
+            <w:pPr>
+              <w:jc w:val="center"/>
+              <w:cnfStyle w:val="000000000000" w:firstRow="0" w:lastRow="0" w:firstColumn="0" w:lastColumn="0" w:oddVBand="0" w:evenVBand="0" w:oddHBand="0" w:evenHBand="0" w:firstRowFirstColumn="0" w:firstRowLastColumn="0" w:lastRowFirstColumn="0" w:lastRowLastColumn="0"/>
+              <w:rPr>
+                <w:lang w:val="en-GB"/>
+              </w:rPr>
+            </w:pPr>
+            <w:proofErr w:type="spellStart"/>
+            <w:r>
+              <w:t>Electronic</w:t>
+            </w:r>
+            <w:proofErr w:type="spellEnd"/>
+            <w:r>
+              <w:t xml:space="preserve"> Speed </w:t>
+            </w:r>
+            <w:proofErr w:type="spellStart"/>
+            <w:r>
+              <w:t>Controller</w:t>
+            </w:r>
+            <w:proofErr w:type="spellEnd"/>
+          </w:p>
+        </w:tc>
+      </w:tr>
+      <w:tr>
+        <w:trPr>
+          <w:cnfStyle w:val="000000100000" w:firstRow="0" w:lastRow="0" w:firstColumn="0" w:lastColumn="0" w:oddVBand="0" w:evenVBand="0" w:oddHBand="1" w:evenHBand="0" w:firstRowFirstColumn="0" w:firstRowLastColumn="0" w:lastRowFirstColumn="0" w:lastRowLastColumn="0"/>
+        </w:trPr>
+        <w:tc>
+          <w:tcPr>
+            <w:cnfStyle w:val="001000000000" w:firstRow="0" w:lastRow="0" w:firstColumn="1" w:lastColumn="0" w:oddVBand="0" w:evenVBand="0" w:oddHBand="0" w:evenHBand="0" w:firstRowFirstColumn="0" w:firstRowLastColumn="0" w:lastRowFirstColumn="0" w:lastRowLastColumn="0"/>
+            <w:tcW w:w="1418" w:type="dxa"/>
+            <w:vAlign w:val="center"/>
+          </w:tcPr>
+          <w:p>
+            <w:pPr>
+              <w:jc w:val="center"/>
+              <w:rPr>
+                <w:lang w:val="en-GB"/>
+              </w:rPr>
+            </w:pPr>
+            <w:r>
+              <w:rPr>
+                <w:lang w:val="en-GB"/>
+              </w:rPr>
+              <w:t>VANT</w:t>
+            </w:r>
+          </w:p>
+        </w:tc>
+        <w:tc>
+          <w:tcPr>
+            <w:tcW w:w="4394" w:type="dxa"/>
+            <w:vAlign w:val="center"/>
+          </w:tcPr>
+          <w:p>
+            <w:pPr>
+              <w:jc w:val="center"/>
+              <w:cnfStyle w:val="000000100000" w:firstRow="0" w:lastRow="0" w:firstColumn="0" w:lastColumn="0" w:oddVBand="0" w:evenVBand="0" w:oddHBand="1" w:evenHBand="0" w:firstRowFirstColumn="0" w:firstRowLastColumn="0" w:lastRowFirstColumn="0" w:lastRowLastColumn="0"/>
+            </w:pPr>
+            <w:r>
+              <w:t>V</w:t>
+            </w:r>
+            <w:r>
+              <w:t xml:space="preserve">eículos </w:t>
+            </w:r>
+            <w:r>
+              <w:t>A</w:t>
+            </w:r>
+            <w:r>
+              <w:t xml:space="preserve">éreos não </w:t>
+            </w:r>
+            <w:r>
+              <w:t>T</w:t>
+            </w:r>
+            <w:r>
+              <w:t>ripulados</w:t>
+            </w:r>
+          </w:p>
+        </w:tc>
+        <w:tc>
+          <w:tcPr>
+            <w:tcW w:w="3827" w:type="dxa"/>
+            <w:vAlign w:val="center"/>
+          </w:tcPr>
+          <w:p>
+            <w:pPr>
+              <w:jc w:val="center"/>
+              <w:cnfStyle w:val="000000100000" w:firstRow="0" w:lastRow="0" w:firstColumn="0" w:lastColumn="0" w:oddVBand="0" w:evenVBand="0" w:oddHBand="1" w:evenHBand="0" w:firstRowFirstColumn="0" w:firstRowLastColumn="0" w:lastRowFirstColumn="0" w:lastRowLastColumn="0"/>
+            </w:pPr>
+            <w:proofErr w:type="spellStart"/>
+            <w:r>
+              <w:t>Unmanned</w:t>
+            </w:r>
+            <w:proofErr w:type="spellEnd"/>
+            <w:r>
+              <w:t xml:space="preserve"> </w:t>
+            </w:r>
+            <w:proofErr w:type="spellStart"/>
+            <w:r>
+              <w:t>Aerial</w:t>
+            </w:r>
+            <w:proofErr w:type="spellEnd"/>
+            <w:r>
+              <w:t xml:space="preserve"> </w:t>
+            </w:r>
+            <w:proofErr w:type="spellStart"/>
+            <w:r>
+              <w:t>Vehicle</w:t>
+            </w:r>
+            <w:proofErr w:type="spellEnd"/>
+          </w:p>
+        </w:tc>
+      </w:tr>
+      <w:tr>
+        <w:tc>
+          <w:tcPr>
+            <w:cnfStyle w:val="001000000000" w:firstRow="0" w:lastRow="0" w:firstColumn="1" w:lastColumn="0" w:oddVBand="0" w:evenVBand="0" w:oddHBand="0" w:evenHBand="0" w:firstRowFirstColumn="0" w:firstRowLastColumn="0" w:lastRowFirstColumn="0" w:lastRowLastColumn="0"/>
+            <w:tcW w:w="1418" w:type="dxa"/>
+            <w:vAlign w:val="center"/>
+          </w:tcPr>
+          <w:p>
+            <w:pPr>
+              <w:jc w:val="center"/>
+              <w:rPr>
+                <w:lang w:val="en-GB"/>
+              </w:rPr>
+            </w:pPr>
+            <w:r>
+              <w:t>I</w:t>
+            </w:r>
+            <w:r>
+              <w:t>DE</w:t>
+            </w:r>
+          </w:p>
+        </w:tc>
+        <w:tc>
+          <w:tcPr>
+            <w:tcW w:w="4394" w:type="dxa"/>
+            <w:vAlign w:val="center"/>
+          </w:tcPr>
+          <w:p>
+            <w:pPr>
+              <w:jc w:val="center"/>
+              <w:cnfStyle w:val="000000000000" w:firstRow="0" w:lastRow="0" w:firstColumn="0" w:lastColumn="0" w:oddVBand="0" w:evenVBand="0" w:oddHBand="0" w:evenHBand="0" w:firstRowFirstColumn="0" w:firstRowLastColumn="0" w:lastRowFirstColumn="0" w:lastRowLastColumn="0"/>
+            </w:pPr>
+            <w:r>
+              <w:t>A</w:t>
+            </w:r>
+            <w:r>
+              <w:t xml:space="preserve">mbiente de </w:t>
+            </w:r>
+            <w:r>
+              <w:t>D</w:t>
+            </w:r>
+            <w:r>
+              <w:t>esenvolvimento</w:t>
+            </w:r>
+            <w:r>
+              <w:t xml:space="preserve"> Integrado</w:t>
+            </w:r>
+          </w:p>
+        </w:tc>
+        <w:tc>
+          <w:tcPr>
+            <w:tcW w:w="3827" w:type="dxa"/>
+            <w:vAlign w:val="center"/>
+          </w:tcPr>
+          <w:p>
+            <w:pPr>
+              <w:jc w:val="center"/>
+              <w:cnfStyle w:val="000000000000" w:firstRow="0" w:lastRow="0" w:firstColumn="0" w:lastColumn="0" w:oddVBand="0" w:evenVBand="0" w:oddHBand="0" w:evenHBand="0" w:firstRowFirstColumn="0" w:firstRowLastColumn="0" w:lastRowFirstColumn="0" w:lastRowLastColumn="0"/>
+            </w:pPr>
+            <w:proofErr w:type="spellStart"/>
+            <w:r>
+              <w:t>Integrated</w:t>
+            </w:r>
+            <w:proofErr w:type="spellEnd"/>
+            <w:r>
+              <w:t xml:space="preserve"> </w:t>
+            </w:r>
+            <w:proofErr w:type="spellStart"/>
+            <w:r>
+              <w:t>Development</w:t>
+            </w:r>
+            <w:proofErr w:type="spellEnd"/>
+            <w:r>
+              <w:t xml:space="preserve"> </w:t>
+            </w:r>
+            <w:proofErr w:type="spellStart"/>
+            <w:r>
+              <w:t>Environment</w:t>
+            </w:r>
+            <w:proofErr w:type="spellEnd"/>
+          </w:p>
+        </w:tc>
+      </w:tr>
+      <w:tr>
+        <w:trPr>
+          <w:cnfStyle w:val="000000100000" w:firstRow="0" w:lastRow="0" w:firstColumn="0" w:lastColumn="0" w:oddVBand="0" w:evenVBand="0" w:oddHBand="1" w:evenHBand="0" w:firstRowFirstColumn="0" w:firstRowLastColumn="0" w:lastRowFirstColumn="0" w:lastRowLastColumn="0"/>
+        </w:trPr>
+        <w:tc>
+          <w:tcPr>
+            <w:cnfStyle w:val="001000000000" w:firstRow="0" w:lastRow="0" w:firstColumn="1" w:lastColumn="0" w:oddVBand="0" w:evenVBand="0" w:oddHBand="0" w:evenHBand="0" w:firstRowFirstColumn="0" w:firstRowLastColumn="0" w:lastRowFirstColumn="0" w:lastRowLastColumn="0"/>
+            <w:tcW w:w="1418" w:type="dxa"/>
+            <w:vAlign w:val="center"/>
+          </w:tcPr>
+          <w:p>
+            <w:pPr>
+              <w:jc w:val="center"/>
+              <w:rPr>
+                <w:lang w:val="en-GB"/>
+              </w:rPr>
+            </w:pPr>
+            <w:r>
+              <w:t>PWM</w:t>
+            </w:r>
+          </w:p>
+        </w:tc>
+        <w:tc>
+          <w:tcPr>
+            <w:tcW w:w="4394" w:type="dxa"/>
+            <w:vAlign w:val="center"/>
+          </w:tcPr>
+          <w:p>
+            <w:pPr>
+              <w:jc w:val="center"/>
+              <w:cnfStyle w:val="000000100000" w:firstRow="0" w:lastRow="0" w:firstColumn="0" w:lastColumn="0" w:oddVBand="0" w:evenVBand="0" w:oddHBand="1" w:evenHBand="0" w:firstRowFirstColumn="0" w:firstRowLastColumn="0" w:lastRowFirstColumn="0" w:lastRowLastColumn="0"/>
+            </w:pPr>
+            <w:r>
+              <w:t>Modulação por Largura de Pulso</w:t>
+            </w:r>
+          </w:p>
+        </w:tc>
+        <w:tc>
+          <w:tcPr>
+            <w:tcW w:w="3827" w:type="dxa"/>
+            <w:vAlign w:val="center"/>
+          </w:tcPr>
+          <w:p>
+            <w:pPr>
+              <w:jc w:val="center"/>
+              <w:cnfStyle w:val="000000100000" w:firstRow="0" w:lastRow="0" w:firstColumn="0" w:lastColumn="0" w:oddVBand="0" w:evenVBand="0" w:oddHBand="1" w:evenHBand="0" w:firstRowFirstColumn="0" w:firstRowLastColumn="0" w:lastRowFirstColumn="0" w:lastRowLastColumn="0"/>
+            </w:pPr>
+            <w:r>
+              <w:t xml:space="preserve">Pulse </w:t>
+            </w:r>
+            <w:proofErr w:type="spellStart"/>
+            <w:r>
+              <w:t>Width</w:t>
+            </w:r>
+            <w:proofErr w:type="spellEnd"/>
+            <w:r>
+              <w:t xml:space="preserve"> </w:t>
+            </w:r>
+            <w:proofErr w:type="spellStart"/>
+            <w:r>
+              <w:t>Modulation</w:t>
+            </w:r>
+            <w:proofErr w:type="spellEnd"/>
+          </w:p>
+        </w:tc>
+      </w:tr>
+      <w:tr>
+        <w:tc>
+          <w:tcPr>
+            <w:cnfStyle w:val="001000000000" w:firstRow="0" w:lastRow="0" w:firstColumn="1" w:lastColumn="0" w:oddVBand="0" w:evenVBand="0" w:oddHBand="0" w:evenHBand="0" w:firstRowFirstColumn="0" w:firstRowLastColumn="0" w:lastRowFirstColumn="0" w:lastRowLastColumn="0"/>
+            <w:tcW w:w="1418" w:type="dxa"/>
+            <w:vAlign w:val="center"/>
+          </w:tcPr>
+          <w:p>
+            <w:pPr>
+              <w:jc w:val="center"/>
+            </w:pPr>
+            <w:r>
+              <w:t>UART</w:t>
+            </w:r>
+          </w:p>
+        </w:tc>
+        <w:tc>
+          <w:tcPr>
+            <w:tcW w:w="4394" w:type="dxa"/>
+            <w:vAlign w:val="center"/>
+          </w:tcPr>
+          <w:p>
+            <w:pPr>
+              <w:jc w:val="center"/>
+              <w:cnfStyle w:val="000000000000" w:firstRow="0" w:lastRow="0" w:firstColumn="0" w:lastColumn="0" w:oddVBand="0" w:evenVBand="0" w:oddHBand="0" w:evenHBand="0" w:firstRowFirstColumn="0" w:firstRowLastColumn="0" w:lastRowFirstColumn="0" w:lastRowLastColumn="0"/>
+            </w:pPr>
+            <w:proofErr w:type="spellStart"/>
+            <w:r>
+              <w:t>Receptor</w:t>
+            </w:r>
+            <w:proofErr w:type="spellEnd"/>
+            <w:r>
+              <w:t>-Transmissor Assíncrono Universal</w:t>
+            </w:r>
+          </w:p>
+        </w:tc>
+        <w:tc>
+          <w:tcPr>
+            <w:tcW w:w="3827" w:type="dxa"/>
+            <w:vAlign w:val="center"/>
+          </w:tcPr>
+          <w:p>
+            <w:pPr>
+              <w:jc w:val="center"/>
+              <w:cnfStyle w:val="000000000000" w:firstRow="0" w:lastRow="0" w:firstColumn="0" w:lastColumn="0" w:oddVBand="0" w:evenVBand="0" w:oddHBand="0" w:evenHBand="0" w:firstRowFirstColumn="0" w:firstRowLastColumn="0" w:lastRowFirstColumn="0" w:lastRowLastColumn="0"/>
+            </w:pPr>
+            <w:r>
+              <w:t xml:space="preserve">Universal </w:t>
+            </w:r>
+            <w:proofErr w:type="spellStart"/>
+            <w:r>
+              <w:t>Asynchronous</w:t>
+            </w:r>
+            <w:proofErr w:type="spellEnd"/>
+            <w:r>
+              <w:t xml:space="preserve"> </w:t>
+            </w:r>
+            <w:proofErr w:type="spellStart"/>
+            <w:r>
+              <w:t>Receiver-Transmitter</w:t>
+            </w:r>
+            <w:proofErr w:type="spellEnd"/>
+          </w:p>
+        </w:tc>
+      </w:tr>
+      <w:tr>
+        <w:trPr>
+          <w:cnfStyle w:val="000000100000" w:firstRow="0" w:lastRow="0" w:firstColumn="0" w:lastColumn="0" w:oddVBand="0" w:evenVBand="0" w:oddHBand="1" w:evenHBand="0" w:firstRowFirstColumn="0" w:firstRowLastColumn="0" w:lastRowFirstColumn="0" w:lastRowLastColumn="0"/>
+        </w:trPr>
+        <w:tc>
+          <w:tcPr>
+            <w:cnfStyle w:val="001000000000" w:firstRow="0" w:lastRow="0" w:firstColumn="1" w:lastColumn="0" w:oddVBand="0" w:evenVBand="0" w:oddHBand="0" w:evenHBand="0" w:firstRowFirstColumn="0" w:firstRowLastColumn="0" w:lastRowFirstColumn="0" w:lastRowLastColumn="0"/>
+            <w:tcW w:w="1418" w:type="dxa"/>
+            <w:vAlign w:val="center"/>
+          </w:tcPr>
+          <w:p>
+            <w:pPr>
+              <w:jc w:val="center"/>
+            </w:pPr>
+            <w:r>
+              <w:t>KV</w:t>
+            </w:r>
+          </w:p>
+        </w:tc>
+        <w:tc>
+          <w:tcPr>
+            <w:tcW w:w="4394" w:type="dxa"/>
+            <w:vAlign w:val="center"/>
+          </w:tcPr>
+          <w:p>
+            <w:pPr>
+              <w:jc w:val="center"/>
+              <w:cnfStyle w:val="000000100000" w:firstRow="0" w:lastRow="0" w:firstColumn="0" w:lastColumn="0" w:oddVBand="0" w:evenVBand="0" w:oddHBand="1" w:evenHBand="0" w:firstRowFirstColumn="0" w:firstRowLastColumn="0" w:lastRowFirstColumn="0" w:lastRowLastColumn="0"/>
+              <w:rPr>
+                <w:lang w:val="en-GB"/>
+              </w:rPr>
+            </w:pPr>
+            <w:r>
+              <w:t>quilovolts por revolução</w:t>
+            </w:r>
+          </w:p>
+        </w:tc>
+        <w:tc>
+          <w:tcPr>
+            <w:tcW w:w="3827" w:type="dxa"/>
+            <w:vAlign w:val="center"/>
+          </w:tcPr>
+          <w:p>
+            <w:pPr>
+              <w:jc w:val="center"/>
+              <w:cnfStyle w:val="000000100000" w:firstRow="0" w:lastRow="0" w:firstColumn="0" w:lastColumn="0" w:oddVBand="0" w:evenVBand="0" w:oddHBand="1" w:evenHBand="0" w:firstRowFirstColumn="0" w:firstRowLastColumn="0" w:lastRowFirstColumn="0" w:lastRowLastColumn="0"/>
+            </w:pPr>
+            <w:r>
+              <w:t xml:space="preserve">kilovolts per </w:t>
+            </w:r>
+            <w:proofErr w:type="spellStart"/>
+            <w:r>
+              <w:t>revolution</w:t>
+            </w:r>
+            <w:proofErr w:type="spellEnd"/>
+          </w:p>
+        </w:tc>
+      </w:tr>
+      <w:tr>
+        <w:tc>
+          <w:tcPr>
+            <w:cnfStyle w:val="001000000000" w:firstRow="0" w:lastRow="0" w:firstColumn="1" w:lastColumn="0" w:oddVBand="0" w:evenVBand="0" w:oddHBand="0" w:evenHBand="0" w:firstRowFirstColumn="0" w:firstRowLastColumn="0" w:lastRowFirstColumn="0" w:lastRowLastColumn="0"/>
+            <w:tcW w:w="1418" w:type="dxa"/>
+            <w:vAlign w:val="center"/>
+          </w:tcPr>
+          <w:p>
+            <w:pPr>
+              <w:jc w:val="center"/>
+            </w:pPr>
+            <w:r>
+              <w:t>MM</w:t>
+            </w:r>
+          </w:p>
+        </w:tc>
+        <w:tc>
+          <w:tcPr>
+            <w:tcW w:w="4394" w:type="dxa"/>
+            <w:vAlign w:val="center"/>
+          </w:tcPr>
+          <w:p>
+            <w:pPr>
+              <w:jc w:val="center"/>
+              <w:cnfStyle w:val="000000000000" w:firstRow="0" w:lastRow="0" w:firstColumn="0" w:lastColumn="0" w:oddVBand="0" w:evenVBand="0" w:oddHBand="0" w:evenHBand="0" w:firstRowFirstColumn="0" w:firstRowLastColumn="0" w:lastRowFirstColumn="0" w:lastRowLastColumn="0"/>
+            </w:pPr>
+            <w:r>
+              <w:t>Macho-Macho</w:t>
+            </w:r>
+          </w:p>
+        </w:tc>
+        <w:tc>
+          <w:tcPr>
+            <w:tcW w:w="3827" w:type="dxa"/>
+            <w:vAlign w:val="center"/>
+          </w:tcPr>
+          <w:p>
+            <w:pPr>
+              <w:jc w:val="center"/>
+              <w:cnfStyle w:val="000000000000" w:firstRow="0" w:lastRow="0" w:firstColumn="0" w:lastColumn="0" w:oddVBand="0" w:evenVBand="0" w:oddHBand="0" w:evenHBand="0" w:firstRowFirstColumn="0" w:firstRowLastColumn="0" w:lastRowFirstColumn="0" w:lastRowLastColumn="0"/>
+            </w:pPr>
+            <w:r>
+              <w:t>male-male</w:t>
+            </w:r>
+          </w:p>
+        </w:tc>
+      </w:tr>
+      <w:tr>
+        <w:trPr>
+          <w:cnfStyle w:val="000000100000" w:firstRow="0" w:lastRow="0" w:firstColumn="0" w:lastColumn="0" w:oddVBand="0" w:evenVBand="0" w:oddHBand="1" w:evenHBand="0" w:firstRowFirstColumn="0" w:firstRowLastColumn="0" w:lastRowFirstColumn="0" w:lastRowLastColumn="0"/>
+        </w:trPr>
+        <w:tc>
+          <w:tcPr>
+            <w:cnfStyle w:val="001000000000" w:firstRow="0" w:lastRow="0" w:firstColumn="1" w:lastColumn="0" w:oddVBand="0" w:evenVBand="0" w:oddHBand="0" w:evenHBand="0" w:firstRowFirstColumn="0" w:firstRowLastColumn="0" w:lastRowFirstColumn="0" w:lastRowLastColumn="0"/>
+            <w:tcW w:w="1418" w:type="dxa"/>
+            <w:vAlign w:val="center"/>
+          </w:tcPr>
+          <w:p>
+            <w:pPr>
+              <w:jc w:val="center"/>
+            </w:pPr>
+            <w:r>
+              <w:t>MF</w:t>
+            </w:r>
+          </w:p>
+        </w:tc>
+        <w:tc>
+          <w:tcPr>
+            <w:tcW w:w="4394" w:type="dxa"/>
+            <w:vAlign w:val="center"/>
+          </w:tcPr>
+          <w:p>
+            <w:pPr>
+              <w:jc w:val="center"/>
+              <w:cnfStyle w:val="000000100000" w:firstRow="0" w:lastRow="0" w:firstColumn="0" w:lastColumn="0" w:oddVBand="0" w:evenVBand="0" w:oddHBand="1" w:evenHBand="0" w:firstRowFirstColumn="0" w:firstRowLastColumn="0" w:lastRowFirstColumn="0" w:lastRowLastColumn="0"/>
+            </w:pPr>
+            <w:r>
+              <w:t>Macho-Fêmea</w:t>
+            </w:r>
+          </w:p>
+        </w:tc>
+        <w:tc>
+          <w:tcPr>
+            <w:tcW w:w="3827" w:type="dxa"/>
+            <w:vAlign w:val="center"/>
+          </w:tcPr>
+          <w:p>
+            <w:pPr>
+              <w:jc w:val="center"/>
+              <w:cnfStyle w:val="000000100000" w:firstRow="0" w:lastRow="0" w:firstColumn="0" w:lastColumn="0" w:oddVBand="0" w:evenVBand="0" w:oddHBand="1" w:evenHBand="0" w:firstRowFirstColumn="0" w:firstRowLastColumn="0" w:lastRowFirstColumn="0" w:lastRowLastColumn="0"/>
+            </w:pPr>
+            <w:r>
+              <w:t>male-</w:t>
+            </w:r>
+            <w:proofErr w:type="spellStart"/>
+            <w:r>
+              <w:t>female</w:t>
+            </w:r>
+            <w:proofErr w:type="spellEnd"/>
+          </w:p>
+        </w:tc>
+      </w:tr>
+    </w:tbl>
+    <w:p/>
     <w:p>
       <w:pPr>
         <w:rPr>
@@ -4216,15 +4924,7 @@
         <w:t>criar</w:t>
       </w:r>
       <w:r>
-        <w:t xml:space="preserve"> veículos aéreos não tripulados (</w:t>
-      </w:r>
-      <w:proofErr w:type="spellStart"/>
-      <w:r>
-        <w:t>VANTs</w:t>
-      </w:r>
-      <w:proofErr w:type="spellEnd"/>
-      <w:r>
-        <w:t>) através de uma arquitetura modular e de código aberto</w:t>
+        <w:t xml:space="preserve"> veículos aéreos não tripulados (VANT) através de uma arquitetura modular e de código aberto</w:t>
       </w:r>
       <w:r>
         <w:t xml:space="preserve"> focando na </w:t>
@@ -9377,7 +10077,7 @@
           <w:noProof/>
         </w:rPr>
         <w:drawing>
-          <wp:inline distT="0" distB="0" distL="0" distR="0" wp14:anchorId="5028E2AF" wp14:editId="45CC74B4">
+          <wp:inline distT="0" distB="0" distL="0" distR="0" wp14:anchorId="5028E2AF" wp14:editId="5D2EBC89">
             <wp:extent cx="3378835" cy="1213485"/>
             <wp:effectExtent l="19050" t="19050" r="0" b="5715"/>
             <wp:docPr id="471537322" name="Picture 3"/>
@@ -17228,7 +17928,7 @@
     <w:name w:val="Normal"/>
     <w:aliases w:val="RFCT Corpo Texto"/>
     <w:qFormat/>
-    <w:rsid w:val="00353C4C"/>
+    <w:rsid w:val="000A200F"/>
     <w:pPr>
       <w:spacing w:after="0" w:line="360" w:lineRule="auto"/>
       <w:jc w:val="both"/>

--- a/Prova de Aptidão Profissional (PAP) - Leonardo Zelenski 12ºGPSI B.docx
+++ b/Prova de Aptidão Profissional (PAP) - Leonardo Zelenski 12ºGPSI B.docx
@@ -495,7 +495,7 @@
         </w:rPr>
         <w:fldChar w:fldCharType="separate"/>
       </w:r>
-      <w:hyperlink w:anchor="_Toc229269821" w:history="1">
+      <w:hyperlink w:anchor="_Toc229952458" w:history="1">
         <w:r>
           <w:rPr>
             <w:rStyle w:val="Hyperlink"/>
@@ -522,7 +522,7 @@
             <w:noProof/>
             <w:webHidden/>
           </w:rPr>
-          <w:instrText xml:space="preserve"> PAGEREF _Toc229269821 \h </w:instrText>
+          <w:instrText xml:space="preserve"> PAGEREF _Toc229952458 \h </w:instrText>
         </w:r>
         <w:r>
           <w:rPr>
@@ -568,7 +568,7 @@
           <w14:ligatures w14:val="standardContextual"/>
         </w:rPr>
       </w:pPr>
-      <w:hyperlink w:anchor="_Toc229269822" w:history="1">
+      <w:hyperlink w:anchor="_Toc229952459" w:history="1">
         <w:r>
           <w:rPr>
             <w:rStyle w:val="Hyperlink"/>
@@ -595,7 +595,7 @@
             <w:noProof/>
             <w:webHidden/>
           </w:rPr>
-          <w:instrText xml:space="preserve"> PAGEREF _Toc229269822 \h </w:instrText>
+          <w:instrText xml:space="preserve"> PAGEREF _Toc229952459 \h </w:instrText>
         </w:r>
         <w:r>
           <w:rPr>
@@ -641,13 +641,13 @@
           <w14:ligatures w14:val="standardContextual"/>
         </w:rPr>
       </w:pPr>
-      <w:hyperlink w:anchor="_Toc229269823" w:history="1">
+      <w:hyperlink w:anchor="_Toc229952460" w:history="1">
         <w:r>
           <w:rPr>
             <w:rStyle w:val="Hyperlink"/>
             <w:noProof/>
           </w:rPr>
-          <w:t>ABREVIAÇÕES E SÍMBOLOS</w:t>
+          <w:t>ABREVIAÇÕES, SÍMBOLOS E UNIDADES</w:t>
         </w:r>
         <w:r>
           <w:rPr>
@@ -668,7 +668,7 @@
             <w:noProof/>
             <w:webHidden/>
           </w:rPr>
-          <w:instrText xml:space="preserve"> PAGEREF _Toc229269823 \h </w:instrText>
+          <w:instrText xml:space="preserve"> PAGEREF _Toc229952460 \h </w:instrText>
         </w:r>
         <w:r>
           <w:rPr>
@@ -714,7 +714,7 @@
           <w14:ligatures w14:val="standardContextual"/>
         </w:rPr>
       </w:pPr>
-      <w:hyperlink w:anchor="_Toc229269824" w:history="1">
+      <w:hyperlink w:anchor="_Toc229952461" w:history="1">
         <w:r>
           <w:rPr>
             <w:rStyle w:val="Hyperlink"/>
@@ -741,7 +741,7 @@
             <w:noProof/>
             <w:webHidden/>
           </w:rPr>
-          <w:instrText xml:space="preserve"> PAGEREF _Toc229269824 \h </w:instrText>
+          <w:instrText xml:space="preserve"> PAGEREF _Toc229952461 \h </w:instrText>
         </w:r>
         <w:r>
           <w:rPr>
@@ -787,7 +787,7 @@
           <w14:ligatures w14:val="standardContextual"/>
         </w:rPr>
       </w:pPr>
-      <w:hyperlink w:anchor="_Toc229269825" w:history="1">
+      <w:hyperlink w:anchor="_Toc229952462" w:history="1">
         <w:r>
           <w:rPr>
             <w:rStyle w:val="Hyperlink"/>
@@ -814,7 +814,7 @@
             <w:noProof/>
             <w:webHidden/>
           </w:rPr>
-          <w:instrText xml:space="preserve"> PAGEREF _Toc229269825 \h </w:instrText>
+          <w:instrText xml:space="preserve"> PAGEREF _Toc229952462 \h </w:instrText>
         </w:r>
         <w:r>
           <w:rPr>
@@ -860,7 +860,7 @@
           <w14:ligatures w14:val="standardContextual"/>
         </w:rPr>
       </w:pPr>
-      <w:hyperlink w:anchor="_Toc229269826" w:history="1">
+      <w:hyperlink w:anchor="_Toc229952463" w:history="1">
         <w:r>
           <w:rPr>
             <w:rStyle w:val="Hyperlink"/>
@@ -887,7 +887,7 @@
             <w:noProof/>
             <w:webHidden/>
           </w:rPr>
-          <w:instrText xml:space="preserve"> PAGEREF _Toc229269826 \h </w:instrText>
+          <w:instrText xml:space="preserve"> PAGEREF _Toc229952463 \h </w:instrText>
         </w:r>
         <w:r>
           <w:rPr>
@@ -933,7 +933,7 @@
           <w14:ligatures w14:val="standardContextual"/>
         </w:rPr>
       </w:pPr>
-      <w:hyperlink w:anchor="_Toc229269827" w:history="1">
+      <w:hyperlink w:anchor="_Toc229952464" w:history="1">
         <w:r>
           <w:rPr>
             <w:rStyle w:val="Hyperlink"/>
@@ -960,7 +960,7 @@
             <w:noProof/>
             <w:webHidden/>
           </w:rPr>
-          <w:instrText xml:space="preserve"> PAGEREF _Toc229269827 \h </w:instrText>
+          <w:instrText xml:space="preserve"> PAGEREF _Toc229952464 \h </w:instrText>
         </w:r>
         <w:r>
           <w:rPr>
@@ -1006,7 +1006,7 @@
           <w14:ligatures w14:val="standardContextual"/>
         </w:rPr>
       </w:pPr>
-      <w:hyperlink w:anchor="_Toc229269828" w:history="1">
+      <w:hyperlink w:anchor="_Toc229952465" w:history="1">
         <w:r>
           <w:rPr>
             <w:rStyle w:val="Hyperlink"/>
@@ -1033,7 +1033,7 @@
             <w:noProof/>
             <w:webHidden/>
           </w:rPr>
-          <w:instrText xml:space="preserve"> PAGEREF _Toc229269828 \h </w:instrText>
+          <w:instrText xml:space="preserve"> PAGEREF _Toc229952465 \h </w:instrText>
         </w:r>
         <w:r>
           <w:rPr>
@@ -1079,13 +1079,13 @@
           <w14:ligatures w14:val="standardContextual"/>
         </w:rPr>
       </w:pPr>
-      <w:hyperlink w:anchor="_Toc229269829" w:history="1">
+      <w:hyperlink w:anchor="_Toc229952466" w:history="1">
         <w:r>
           <w:rPr>
             <w:rStyle w:val="Hyperlink"/>
             <w:noProof/>
           </w:rPr>
-          <w:t>Capítulo II – Atividades Desenvolvidas durante o período da FCT e sua justificação Técnica</w:t>
+          <w:t>Capítulo II – Desenvolvimento</w:t>
         </w:r>
         <w:r>
           <w:rPr>
@@ -1106,7 +1106,7 @@
             <w:noProof/>
             <w:webHidden/>
           </w:rPr>
-          <w:instrText xml:space="preserve"> PAGEREF _Toc229269829 \h </w:instrText>
+          <w:instrText xml:space="preserve"> PAGEREF _Toc229952466 \h </w:instrText>
         </w:r>
         <w:r>
           <w:rPr>
@@ -1153,7 +1153,7 @@
           <w14:ligatures w14:val="standardContextual"/>
         </w:rPr>
       </w:pPr>
-      <w:hyperlink w:anchor="_Toc229269830" w:history="1">
+      <w:hyperlink w:anchor="_Toc229952467" w:history="1">
         <w:r>
           <w:rPr>
             <w:rStyle w:val="Hyperlink"/>
@@ -1198,80 +1198,7 @@
             <w:noProof/>
             <w:webHidden/>
           </w:rPr>
-          <w:instrText xml:space="preserve"> PAGEREF _Toc229269830 \h </w:instrText>
-        </w:r>
-        <w:r>
-          <w:rPr>
-            <w:noProof/>
-            <w:webHidden/>
-          </w:rPr>
-        </w:r>
-        <w:r>
-          <w:rPr>
-            <w:noProof/>
-            <w:webHidden/>
-          </w:rPr>
-          <w:fldChar w:fldCharType="separate"/>
-        </w:r>
-        <w:r>
-          <w:rPr>
-            <w:noProof/>
-            <w:webHidden/>
-          </w:rPr>
-          <w:t>7</w:t>
-        </w:r>
-        <w:r>
-          <w:rPr>
-            <w:noProof/>
-            <w:webHidden/>
-          </w:rPr>
-          <w:fldChar w:fldCharType="end"/>
-        </w:r>
-      </w:hyperlink>
-    </w:p>
-    <w:p>
-      <w:pPr>
-        <w:pStyle w:val="TOC3"/>
-        <w:tabs>
-          <w:tab w:val="right" w:leader="dot" w:pos="8494"/>
-        </w:tabs>
-        <w:rPr>
-          <w:rFonts w:asciiTheme="minorHAnsi" w:eastAsiaTheme="minorEastAsia" w:hAnsiTheme="minorHAnsi"/>
-          <w:noProof/>
-          <w:kern w:val="2"/>
-          <w:szCs w:val="24"/>
-          <w:lang w:val="en-GB" w:eastAsia="en-GB"/>
-          <w14:ligatures w14:val="standardContextual"/>
-        </w:rPr>
-      </w:pPr>
-      <w:hyperlink w:anchor="_Toc229269831" w:history="1">
-        <w:r>
-          <w:rPr>
-            <w:rStyle w:val="Hyperlink"/>
-            <w:noProof/>
-          </w:rPr>
-          <w:t>2.2 Definição do Projeto</w:t>
-        </w:r>
-        <w:r>
-          <w:rPr>
-            <w:noProof/>
-            <w:webHidden/>
-          </w:rPr>
-          <w:tab/>
-        </w:r>
-        <w:r>
-          <w:rPr>
-            <w:noProof/>
-            <w:webHidden/>
-          </w:rPr>
-          <w:fldChar w:fldCharType="begin"/>
-        </w:r>
-        <w:r>
-          <w:rPr>
-            <w:noProof/>
-            <w:webHidden/>
-          </w:rPr>
-          <w:instrText xml:space="preserve"> PAGEREF _Toc229269831 \h </w:instrText>
+          <w:instrText xml:space="preserve"> PAGEREF _Toc229952467 \h </w:instrText>
         </w:r>
         <w:r>
           <w:rPr>
@@ -1318,13 +1245,13 @@
           <w14:ligatures w14:val="standardContextual"/>
         </w:rPr>
       </w:pPr>
-      <w:hyperlink w:anchor="_Toc229269832" w:history="1">
+      <w:hyperlink w:anchor="_Toc229952468" w:history="1">
         <w:r>
           <w:rPr>
             <w:rStyle w:val="Hyperlink"/>
             <w:noProof/>
           </w:rPr>
-          <w:t>2.3</w:t>
+          <w:t>2.2</w:t>
         </w:r>
         <w:r>
           <w:rPr>
@@ -1342,7 +1269,7 @@
             <w:rStyle w:val="Hyperlink"/>
             <w:noProof/>
           </w:rPr>
-          <w:t>Recursos utilizados</w:t>
+          <w:t>Definição do Projeto</w:t>
         </w:r>
         <w:r>
           <w:rPr>
@@ -1363,7 +1290,7 @@
             <w:noProof/>
             <w:webHidden/>
           </w:rPr>
-          <w:instrText xml:space="preserve"> PAGEREF _Toc229269832 \h </w:instrText>
+          <w:instrText xml:space="preserve"> PAGEREF _Toc229952468 \h </w:instrText>
         </w:r>
         <w:r>
           <w:rPr>
@@ -1384,1396 +1311,6 @@
             <w:webHidden/>
           </w:rPr>
           <w:t>7</w:t>
-        </w:r>
-        <w:r>
-          <w:rPr>
-            <w:noProof/>
-            <w:webHidden/>
-          </w:rPr>
-          <w:fldChar w:fldCharType="end"/>
-        </w:r>
-      </w:hyperlink>
-    </w:p>
-    <w:p>
-      <w:pPr>
-        <w:pStyle w:val="TOC4"/>
-        <w:tabs>
-          <w:tab w:val="right" w:leader="dot" w:pos="8494"/>
-        </w:tabs>
-        <w:rPr>
-          <w:rFonts w:asciiTheme="minorHAnsi" w:eastAsiaTheme="minorEastAsia" w:hAnsiTheme="minorHAnsi"/>
-          <w:noProof/>
-          <w:kern w:val="2"/>
-          <w:szCs w:val="24"/>
-          <w:lang w:val="en-GB" w:eastAsia="en-GB"/>
-          <w14:ligatures w14:val="standardContextual"/>
-        </w:rPr>
-      </w:pPr>
-      <w:hyperlink w:anchor="_Toc229269833" w:history="1">
-        <w:r>
-          <w:rPr>
-            <w:rStyle w:val="Hyperlink"/>
-            <w:noProof/>
-          </w:rPr>
-          <w:t>ExtendScript</w:t>
-        </w:r>
-        <w:r>
-          <w:rPr>
-            <w:noProof/>
-            <w:webHidden/>
-          </w:rPr>
-          <w:tab/>
-        </w:r>
-        <w:r>
-          <w:rPr>
-            <w:noProof/>
-            <w:webHidden/>
-          </w:rPr>
-          <w:fldChar w:fldCharType="begin"/>
-        </w:r>
-        <w:r>
-          <w:rPr>
-            <w:noProof/>
-            <w:webHidden/>
-          </w:rPr>
-          <w:instrText xml:space="preserve"> PAGEREF _Toc229269833 \h </w:instrText>
-        </w:r>
-        <w:r>
-          <w:rPr>
-            <w:noProof/>
-            <w:webHidden/>
-          </w:rPr>
-        </w:r>
-        <w:r>
-          <w:rPr>
-            <w:noProof/>
-            <w:webHidden/>
-          </w:rPr>
-          <w:fldChar w:fldCharType="separate"/>
-        </w:r>
-        <w:r>
-          <w:rPr>
-            <w:noProof/>
-            <w:webHidden/>
-          </w:rPr>
-          <w:t>7</w:t>
-        </w:r>
-        <w:r>
-          <w:rPr>
-            <w:noProof/>
-            <w:webHidden/>
-          </w:rPr>
-          <w:fldChar w:fldCharType="end"/>
-        </w:r>
-      </w:hyperlink>
-    </w:p>
-    <w:p>
-      <w:pPr>
-        <w:pStyle w:val="TOC4"/>
-        <w:tabs>
-          <w:tab w:val="right" w:leader="dot" w:pos="8494"/>
-        </w:tabs>
-        <w:rPr>
-          <w:rFonts w:asciiTheme="minorHAnsi" w:eastAsiaTheme="minorEastAsia" w:hAnsiTheme="minorHAnsi"/>
-          <w:noProof/>
-          <w:kern w:val="2"/>
-          <w:szCs w:val="24"/>
-          <w:lang w:val="en-GB" w:eastAsia="en-GB"/>
-          <w14:ligatures w14:val="standardContextual"/>
-        </w:rPr>
-      </w:pPr>
-      <w:hyperlink w:anchor="_Toc229269834" w:history="1">
-        <w:r>
-          <w:rPr>
-            <w:rStyle w:val="Hyperlink"/>
-            <w:noProof/>
-          </w:rPr>
-          <w:t>Python</w:t>
-        </w:r>
-        <w:r>
-          <w:rPr>
-            <w:noProof/>
-            <w:webHidden/>
-          </w:rPr>
-          <w:tab/>
-        </w:r>
-        <w:r>
-          <w:rPr>
-            <w:noProof/>
-            <w:webHidden/>
-          </w:rPr>
-          <w:fldChar w:fldCharType="begin"/>
-        </w:r>
-        <w:r>
-          <w:rPr>
-            <w:noProof/>
-            <w:webHidden/>
-          </w:rPr>
-          <w:instrText xml:space="preserve"> PAGEREF _Toc229269834 \h </w:instrText>
-        </w:r>
-        <w:r>
-          <w:rPr>
-            <w:noProof/>
-            <w:webHidden/>
-          </w:rPr>
-        </w:r>
-        <w:r>
-          <w:rPr>
-            <w:noProof/>
-            <w:webHidden/>
-          </w:rPr>
-          <w:fldChar w:fldCharType="separate"/>
-        </w:r>
-        <w:r>
-          <w:rPr>
-            <w:noProof/>
-            <w:webHidden/>
-          </w:rPr>
-          <w:t>7</w:t>
-        </w:r>
-        <w:r>
-          <w:rPr>
-            <w:noProof/>
-            <w:webHidden/>
-          </w:rPr>
-          <w:fldChar w:fldCharType="end"/>
-        </w:r>
-      </w:hyperlink>
-    </w:p>
-    <w:p>
-      <w:pPr>
-        <w:pStyle w:val="TOC4"/>
-        <w:tabs>
-          <w:tab w:val="right" w:leader="dot" w:pos="8494"/>
-        </w:tabs>
-        <w:rPr>
-          <w:rFonts w:asciiTheme="minorHAnsi" w:eastAsiaTheme="minorEastAsia" w:hAnsiTheme="minorHAnsi"/>
-          <w:noProof/>
-          <w:kern w:val="2"/>
-          <w:szCs w:val="24"/>
-          <w:lang w:val="en-GB" w:eastAsia="en-GB"/>
-          <w14:ligatures w14:val="standardContextual"/>
-        </w:rPr>
-      </w:pPr>
-      <w:hyperlink w:anchor="_Toc229269835" w:history="1">
-        <w:r>
-          <w:rPr>
-            <w:rStyle w:val="Hyperlink"/>
-            <w:noProof/>
-          </w:rPr>
-          <w:t>Vscode</w:t>
-        </w:r>
-        <w:r>
-          <w:rPr>
-            <w:noProof/>
-            <w:webHidden/>
-          </w:rPr>
-          <w:tab/>
-        </w:r>
-        <w:r>
-          <w:rPr>
-            <w:noProof/>
-            <w:webHidden/>
-          </w:rPr>
-          <w:fldChar w:fldCharType="begin"/>
-        </w:r>
-        <w:r>
-          <w:rPr>
-            <w:noProof/>
-            <w:webHidden/>
-          </w:rPr>
-          <w:instrText xml:space="preserve"> PAGEREF _Toc229269835 \h </w:instrText>
-        </w:r>
-        <w:r>
-          <w:rPr>
-            <w:noProof/>
-            <w:webHidden/>
-          </w:rPr>
-        </w:r>
-        <w:r>
-          <w:rPr>
-            <w:noProof/>
-            <w:webHidden/>
-          </w:rPr>
-          <w:fldChar w:fldCharType="separate"/>
-        </w:r>
-        <w:r>
-          <w:rPr>
-            <w:noProof/>
-            <w:webHidden/>
-          </w:rPr>
-          <w:t>8</w:t>
-        </w:r>
-        <w:r>
-          <w:rPr>
-            <w:noProof/>
-            <w:webHidden/>
-          </w:rPr>
-          <w:fldChar w:fldCharType="end"/>
-        </w:r>
-      </w:hyperlink>
-    </w:p>
-    <w:p>
-      <w:pPr>
-        <w:pStyle w:val="TOC5"/>
-        <w:tabs>
-          <w:tab w:val="right" w:leader="dot" w:pos="8494"/>
-        </w:tabs>
-        <w:rPr>
-          <w:rFonts w:asciiTheme="minorHAnsi" w:eastAsiaTheme="minorEastAsia" w:hAnsiTheme="minorHAnsi"/>
-          <w:noProof/>
-          <w:kern w:val="2"/>
-          <w:szCs w:val="24"/>
-          <w:lang w:val="en-GB" w:eastAsia="en-GB"/>
-          <w14:ligatures w14:val="standardContextual"/>
-        </w:rPr>
-      </w:pPr>
-      <w:hyperlink w:anchor="_Toc229269836" w:history="1">
-        <w:r>
-          <w:rPr>
-            <w:rStyle w:val="Hyperlink"/>
-            <w:noProof/>
-          </w:rPr>
-          <w:t>ExtendScript Debugger</w:t>
-        </w:r>
-        <w:r>
-          <w:rPr>
-            <w:noProof/>
-            <w:webHidden/>
-          </w:rPr>
-          <w:tab/>
-        </w:r>
-        <w:r>
-          <w:rPr>
-            <w:noProof/>
-            <w:webHidden/>
-          </w:rPr>
-          <w:fldChar w:fldCharType="begin"/>
-        </w:r>
-        <w:r>
-          <w:rPr>
-            <w:noProof/>
-            <w:webHidden/>
-          </w:rPr>
-          <w:instrText xml:space="preserve"> PAGEREF _Toc229269836 \h </w:instrText>
-        </w:r>
-        <w:r>
-          <w:rPr>
-            <w:noProof/>
-            <w:webHidden/>
-          </w:rPr>
-        </w:r>
-        <w:r>
-          <w:rPr>
-            <w:noProof/>
-            <w:webHidden/>
-          </w:rPr>
-          <w:fldChar w:fldCharType="separate"/>
-        </w:r>
-        <w:r>
-          <w:rPr>
-            <w:noProof/>
-            <w:webHidden/>
-          </w:rPr>
-          <w:t>8</w:t>
-        </w:r>
-        <w:r>
-          <w:rPr>
-            <w:noProof/>
-            <w:webHidden/>
-          </w:rPr>
-          <w:fldChar w:fldCharType="end"/>
-        </w:r>
-      </w:hyperlink>
-    </w:p>
-    <w:p>
-      <w:pPr>
-        <w:pStyle w:val="TOC5"/>
-        <w:tabs>
-          <w:tab w:val="right" w:leader="dot" w:pos="8494"/>
-        </w:tabs>
-        <w:rPr>
-          <w:rFonts w:asciiTheme="minorHAnsi" w:eastAsiaTheme="minorEastAsia" w:hAnsiTheme="minorHAnsi"/>
-          <w:noProof/>
-          <w:kern w:val="2"/>
-          <w:szCs w:val="24"/>
-          <w:lang w:val="en-GB" w:eastAsia="en-GB"/>
-          <w14:ligatures w14:val="standardContextual"/>
-        </w:rPr>
-      </w:pPr>
-      <w:hyperlink w:anchor="_Toc229269837" w:history="1">
-        <w:r>
-          <w:rPr>
-            <w:rStyle w:val="Hyperlink"/>
-            <w:noProof/>
-          </w:rPr>
-          <w:t>TextToJSXBIN</w:t>
-        </w:r>
-        <w:r>
-          <w:rPr>
-            <w:noProof/>
-            <w:webHidden/>
-          </w:rPr>
-          <w:tab/>
-        </w:r>
-        <w:r>
-          <w:rPr>
-            <w:noProof/>
-            <w:webHidden/>
-          </w:rPr>
-          <w:fldChar w:fldCharType="begin"/>
-        </w:r>
-        <w:r>
-          <w:rPr>
-            <w:noProof/>
-            <w:webHidden/>
-          </w:rPr>
-          <w:instrText xml:space="preserve"> PAGEREF _Toc229269837 \h </w:instrText>
-        </w:r>
-        <w:r>
-          <w:rPr>
-            <w:noProof/>
-            <w:webHidden/>
-          </w:rPr>
-        </w:r>
-        <w:r>
-          <w:rPr>
-            <w:noProof/>
-            <w:webHidden/>
-          </w:rPr>
-          <w:fldChar w:fldCharType="separate"/>
-        </w:r>
-        <w:r>
-          <w:rPr>
-            <w:noProof/>
-            <w:webHidden/>
-          </w:rPr>
-          <w:t>9</w:t>
-        </w:r>
-        <w:r>
-          <w:rPr>
-            <w:noProof/>
-            <w:webHidden/>
-          </w:rPr>
-          <w:fldChar w:fldCharType="end"/>
-        </w:r>
-      </w:hyperlink>
-    </w:p>
-    <w:p>
-      <w:pPr>
-        <w:pStyle w:val="TOC4"/>
-        <w:tabs>
-          <w:tab w:val="right" w:leader="dot" w:pos="8494"/>
-        </w:tabs>
-        <w:rPr>
-          <w:rFonts w:asciiTheme="minorHAnsi" w:eastAsiaTheme="minorEastAsia" w:hAnsiTheme="minorHAnsi"/>
-          <w:noProof/>
-          <w:kern w:val="2"/>
-          <w:szCs w:val="24"/>
-          <w:lang w:val="en-GB" w:eastAsia="en-GB"/>
-          <w14:ligatures w14:val="standardContextual"/>
-        </w:rPr>
-      </w:pPr>
-      <w:hyperlink w:anchor="_Toc229269838" w:history="1">
-        <w:r>
-          <w:rPr>
-            <w:rStyle w:val="Hyperlink"/>
-            <w:noProof/>
-          </w:rPr>
-          <w:t>Git</w:t>
-        </w:r>
-        <w:r>
-          <w:rPr>
-            <w:noProof/>
-            <w:webHidden/>
-          </w:rPr>
-          <w:tab/>
-        </w:r>
-        <w:r>
-          <w:rPr>
-            <w:noProof/>
-            <w:webHidden/>
-          </w:rPr>
-          <w:fldChar w:fldCharType="begin"/>
-        </w:r>
-        <w:r>
-          <w:rPr>
-            <w:noProof/>
-            <w:webHidden/>
-          </w:rPr>
-          <w:instrText xml:space="preserve"> PAGEREF _Toc229269838 \h </w:instrText>
-        </w:r>
-        <w:r>
-          <w:rPr>
-            <w:noProof/>
-            <w:webHidden/>
-          </w:rPr>
-        </w:r>
-        <w:r>
-          <w:rPr>
-            <w:noProof/>
-            <w:webHidden/>
-          </w:rPr>
-          <w:fldChar w:fldCharType="separate"/>
-        </w:r>
-        <w:r>
-          <w:rPr>
-            <w:noProof/>
-            <w:webHidden/>
-          </w:rPr>
-          <w:t>9</w:t>
-        </w:r>
-        <w:r>
-          <w:rPr>
-            <w:noProof/>
-            <w:webHidden/>
-          </w:rPr>
-          <w:fldChar w:fldCharType="end"/>
-        </w:r>
-      </w:hyperlink>
-    </w:p>
-    <w:p>
-      <w:pPr>
-        <w:pStyle w:val="TOC4"/>
-        <w:tabs>
-          <w:tab w:val="right" w:leader="dot" w:pos="8494"/>
-        </w:tabs>
-        <w:rPr>
-          <w:rFonts w:asciiTheme="minorHAnsi" w:eastAsiaTheme="minorEastAsia" w:hAnsiTheme="minorHAnsi"/>
-          <w:noProof/>
-          <w:kern w:val="2"/>
-          <w:szCs w:val="24"/>
-          <w:lang w:val="en-GB" w:eastAsia="en-GB"/>
-          <w14:ligatures w14:val="standardContextual"/>
-        </w:rPr>
-      </w:pPr>
-      <w:hyperlink w:anchor="_Toc229269839" w:history="1">
-        <w:r>
-          <w:rPr>
-            <w:rStyle w:val="Hyperlink"/>
-            <w:noProof/>
-          </w:rPr>
-          <w:t>GitHub</w:t>
-        </w:r>
-        <w:r>
-          <w:rPr>
-            <w:noProof/>
-            <w:webHidden/>
-          </w:rPr>
-          <w:tab/>
-        </w:r>
-        <w:r>
-          <w:rPr>
-            <w:noProof/>
-            <w:webHidden/>
-          </w:rPr>
-          <w:fldChar w:fldCharType="begin"/>
-        </w:r>
-        <w:r>
-          <w:rPr>
-            <w:noProof/>
-            <w:webHidden/>
-          </w:rPr>
-          <w:instrText xml:space="preserve"> PAGEREF _Toc229269839 \h </w:instrText>
-        </w:r>
-        <w:r>
-          <w:rPr>
-            <w:noProof/>
-            <w:webHidden/>
-          </w:rPr>
-        </w:r>
-        <w:r>
-          <w:rPr>
-            <w:noProof/>
-            <w:webHidden/>
-          </w:rPr>
-          <w:fldChar w:fldCharType="separate"/>
-        </w:r>
-        <w:r>
-          <w:rPr>
-            <w:noProof/>
-            <w:webHidden/>
-          </w:rPr>
-          <w:t>9</w:t>
-        </w:r>
-        <w:r>
-          <w:rPr>
-            <w:noProof/>
-            <w:webHidden/>
-          </w:rPr>
-          <w:fldChar w:fldCharType="end"/>
-        </w:r>
-      </w:hyperlink>
-    </w:p>
-    <w:p>
-      <w:pPr>
-        <w:pStyle w:val="TOC4"/>
-        <w:tabs>
-          <w:tab w:val="right" w:leader="dot" w:pos="8494"/>
-        </w:tabs>
-        <w:rPr>
-          <w:rFonts w:asciiTheme="minorHAnsi" w:eastAsiaTheme="minorEastAsia" w:hAnsiTheme="minorHAnsi"/>
-          <w:noProof/>
-          <w:kern w:val="2"/>
-          <w:szCs w:val="24"/>
-          <w:lang w:val="en-GB" w:eastAsia="en-GB"/>
-          <w14:ligatures w14:val="standardContextual"/>
-        </w:rPr>
-      </w:pPr>
-      <w:hyperlink w:anchor="_Toc229269840" w:history="1">
-        <w:r>
-          <w:rPr>
-            <w:rStyle w:val="Hyperlink"/>
-            <w:noProof/>
-          </w:rPr>
-          <w:t>Adobe InDesign 2024</w:t>
-        </w:r>
-        <w:r>
-          <w:rPr>
-            <w:noProof/>
-            <w:webHidden/>
-          </w:rPr>
-          <w:tab/>
-        </w:r>
-        <w:r>
-          <w:rPr>
-            <w:noProof/>
-            <w:webHidden/>
-          </w:rPr>
-          <w:fldChar w:fldCharType="begin"/>
-        </w:r>
-        <w:r>
-          <w:rPr>
-            <w:noProof/>
-            <w:webHidden/>
-          </w:rPr>
-          <w:instrText xml:space="preserve"> PAGEREF _Toc229269840 \h </w:instrText>
-        </w:r>
-        <w:r>
-          <w:rPr>
-            <w:noProof/>
-            <w:webHidden/>
-          </w:rPr>
-        </w:r>
-        <w:r>
-          <w:rPr>
-            <w:noProof/>
-            <w:webHidden/>
-          </w:rPr>
-          <w:fldChar w:fldCharType="separate"/>
-        </w:r>
-        <w:r>
-          <w:rPr>
-            <w:noProof/>
-            <w:webHidden/>
-          </w:rPr>
-          <w:t>10</w:t>
-        </w:r>
-        <w:r>
-          <w:rPr>
-            <w:noProof/>
-            <w:webHidden/>
-          </w:rPr>
-          <w:fldChar w:fldCharType="end"/>
-        </w:r>
-      </w:hyperlink>
-    </w:p>
-    <w:p>
-      <w:pPr>
-        <w:pStyle w:val="TOC3"/>
-        <w:tabs>
-          <w:tab w:val="right" w:leader="dot" w:pos="8494"/>
-        </w:tabs>
-        <w:rPr>
-          <w:rFonts w:asciiTheme="minorHAnsi" w:eastAsiaTheme="minorEastAsia" w:hAnsiTheme="minorHAnsi"/>
-          <w:noProof/>
-          <w:kern w:val="2"/>
-          <w:szCs w:val="24"/>
-          <w:lang w:val="en-GB" w:eastAsia="en-GB"/>
-          <w14:ligatures w14:val="standardContextual"/>
-        </w:rPr>
-      </w:pPr>
-      <w:hyperlink w:anchor="_Toc229269841" w:history="1">
-        <w:r>
-          <w:rPr>
-            <w:rStyle w:val="Hyperlink"/>
-            <w:noProof/>
-          </w:rPr>
-          <w:t>Cronograma</w:t>
-        </w:r>
-        <w:r>
-          <w:rPr>
-            <w:noProof/>
-            <w:webHidden/>
-          </w:rPr>
-          <w:tab/>
-        </w:r>
-        <w:r>
-          <w:rPr>
-            <w:noProof/>
-            <w:webHidden/>
-          </w:rPr>
-          <w:fldChar w:fldCharType="begin"/>
-        </w:r>
-        <w:r>
-          <w:rPr>
-            <w:noProof/>
-            <w:webHidden/>
-          </w:rPr>
-          <w:instrText xml:space="preserve"> PAGEREF _Toc229269841 \h </w:instrText>
-        </w:r>
-        <w:r>
-          <w:rPr>
-            <w:noProof/>
-            <w:webHidden/>
-          </w:rPr>
-        </w:r>
-        <w:r>
-          <w:rPr>
-            <w:noProof/>
-            <w:webHidden/>
-          </w:rPr>
-          <w:fldChar w:fldCharType="separate"/>
-        </w:r>
-        <w:r>
-          <w:rPr>
-            <w:noProof/>
-            <w:webHidden/>
-          </w:rPr>
-          <w:t>11</w:t>
-        </w:r>
-        <w:r>
-          <w:rPr>
-            <w:noProof/>
-            <w:webHidden/>
-          </w:rPr>
-          <w:fldChar w:fldCharType="end"/>
-        </w:r>
-      </w:hyperlink>
-    </w:p>
-    <w:p>
-      <w:pPr>
-        <w:pStyle w:val="TOC4"/>
-        <w:tabs>
-          <w:tab w:val="right" w:leader="dot" w:pos="8494"/>
-        </w:tabs>
-        <w:rPr>
-          <w:rFonts w:asciiTheme="minorHAnsi" w:eastAsiaTheme="minorEastAsia" w:hAnsiTheme="minorHAnsi"/>
-          <w:noProof/>
-          <w:kern w:val="2"/>
-          <w:szCs w:val="24"/>
-          <w:lang w:val="en-GB" w:eastAsia="en-GB"/>
-          <w14:ligatures w14:val="standardContextual"/>
-        </w:rPr>
-      </w:pPr>
-      <w:hyperlink w:anchor="_Toc229269842" w:history="1">
-        <w:r>
-          <w:rPr>
-            <w:rStyle w:val="Hyperlink"/>
-            <w:noProof/>
-          </w:rPr>
-          <w:t>1ª Semana (27/04/26 – 30/04/26)</w:t>
-        </w:r>
-        <w:r>
-          <w:rPr>
-            <w:noProof/>
-            <w:webHidden/>
-          </w:rPr>
-          <w:tab/>
-        </w:r>
-        <w:r>
-          <w:rPr>
-            <w:noProof/>
-            <w:webHidden/>
-          </w:rPr>
-          <w:fldChar w:fldCharType="begin"/>
-        </w:r>
-        <w:r>
-          <w:rPr>
-            <w:noProof/>
-            <w:webHidden/>
-          </w:rPr>
-          <w:instrText xml:space="preserve"> PAGEREF _Toc229269842 \h </w:instrText>
-        </w:r>
-        <w:r>
-          <w:rPr>
-            <w:noProof/>
-            <w:webHidden/>
-          </w:rPr>
-        </w:r>
-        <w:r>
-          <w:rPr>
-            <w:noProof/>
-            <w:webHidden/>
-          </w:rPr>
-          <w:fldChar w:fldCharType="separate"/>
-        </w:r>
-        <w:r>
-          <w:rPr>
-            <w:noProof/>
-            <w:webHidden/>
-          </w:rPr>
-          <w:t>12</w:t>
-        </w:r>
-        <w:r>
-          <w:rPr>
-            <w:noProof/>
-            <w:webHidden/>
-          </w:rPr>
-          <w:fldChar w:fldCharType="end"/>
-        </w:r>
-      </w:hyperlink>
-    </w:p>
-    <w:p>
-      <w:pPr>
-        <w:pStyle w:val="TOC4"/>
-        <w:tabs>
-          <w:tab w:val="right" w:leader="dot" w:pos="8494"/>
-        </w:tabs>
-        <w:rPr>
-          <w:rFonts w:asciiTheme="minorHAnsi" w:eastAsiaTheme="minorEastAsia" w:hAnsiTheme="minorHAnsi"/>
-          <w:noProof/>
-          <w:kern w:val="2"/>
-          <w:szCs w:val="24"/>
-          <w:lang w:val="en-GB" w:eastAsia="en-GB"/>
-          <w14:ligatures w14:val="standardContextual"/>
-        </w:rPr>
-      </w:pPr>
-      <w:hyperlink w:anchor="_Toc229269843" w:history="1">
-        <w:r>
-          <w:rPr>
-            <w:rStyle w:val="Hyperlink"/>
-            <w:noProof/>
-          </w:rPr>
-          <w:t>2ª Semana (04/05/26 – 08/05/26)</w:t>
-        </w:r>
-        <w:r>
-          <w:rPr>
-            <w:noProof/>
-            <w:webHidden/>
-          </w:rPr>
-          <w:tab/>
-        </w:r>
-        <w:r>
-          <w:rPr>
-            <w:noProof/>
-            <w:webHidden/>
-          </w:rPr>
-          <w:fldChar w:fldCharType="begin"/>
-        </w:r>
-        <w:r>
-          <w:rPr>
-            <w:noProof/>
-            <w:webHidden/>
-          </w:rPr>
-          <w:instrText xml:space="preserve"> PAGEREF _Toc229269843 \h </w:instrText>
-        </w:r>
-        <w:r>
-          <w:rPr>
-            <w:noProof/>
-            <w:webHidden/>
-          </w:rPr>
-        </w:r>
-        <w:r>
-          <w:rPr>
-            <w:noProof/>
-            <w:webHidden/>
-          </w:rPr>
-          <w:fldChar w:fldCharType="separate"/>
-        </w:r>
-        <w:r>
-          <w:rPr>
-            <w:noProof/>
-            <w:webHidden/>
-          </w:rPr>
-          <w:t>12</w:t>
-        </w:r>
-        <w:r>
-          <w:rPr>
-            <w:noProof/>
-            <w:webHidden/>
-          </w:rPr>
-          <w:fldChar w:fldCharType="end"/>
-        </w:r>
-      </w:hyperlink>
-    </w:p>
-    <w:p>
-      <w:pPr>
-        <w:pStyle w:val="TOC4"/>
-        <w:tabs>
-          <w:tab w:val="right" w:leader="dot" w:pos="8494"/>
-        </w:tabs>
-        <w:rPr>
-          <w:rFonts w:asciiTheme="minorHAnsi" w:eastAsiaTheme="minorEastAsia" w:hAnsiTheme="minorHAnsi"/>
-          <w:noProof/>
-          <w:kern w:val="2"/>
-          <w:szCs w:val="24"/>
-          <w:lang w:val="en-GB" w:eastAsia="en-GB"/>
-          <w14:ligatures w14:val="standardContextual"/>
-        </w:rPr>
-      </w:pPr>
-      <w:hyperlink w:anchor="_Toc229269844" w:history="1">
-        <w:r>
-          <w:rPr>
-            <w:rStyle w:val="Hyperlink"/>
-            <w:noProof/>
-          </w:rPr>
-          <w:t>3ª Semana (11/05/26 – 15/05/26)</w:t>
-        </w:r>
-        <w:r>
-          <w:rPr>
-            <w:noProof/>
-            <w:webHidden/>
-          </w:rPr>
-          <w:tab/>
-        </w:r>
-        <w:r>
-          <w:rPr>
-            <w:noProof/>
-            <w:webHidden/>
-          </w:rPr>
-          <w:fldChar w:fldCharType="begin"/>
-        </w:r>
-        <w:r>
-          <w:rPr>
-            <w:noProof/>
-            <w:webHidden/>
-          </w:rPr>
-          <w:instrText xml:space="preserve"> PAGEREF _Toc229269844 \h </w:instrText>
-        </w:r>
-        <w:r>
-          <w:rPr>
-            <w:noProof/>
-            <w:webHidden/>
-          </w:rPr>
-        </w:r>
-        <w:r>
-          <w:rPr>
-            <w:noProof/>
-            <w:webHidden/>
-          </w:rPr>
-          <w:fldChar w:fldCharType="separate"/>
-        </w:r>
-        <w:r>
-          <w:rPr>
-            <w:noProof/>
-            <w:webHidden/>
-          </w:rPr>
-          <w:t>12</w:t>
-        </w:r>
-        <w:r>
-          <w:rPr>
-            <w:noProof/>
-            <w:webHidden/>
-          </w:rPr>
-          <w:fldChar w:fldCharType="end"/>
-        </w:r>
-      </w:hyperlink>
-    </w:p>
-    <w:p>
-      <w:pPr>
-        <w:pStyle w:val="TOC4"/>
-        <w:tabs>
-          <w:tab w:val="right" w:leader="dot" w:pos="8494"/>
-        </w:tabs>
-        <w:rPr>
-          <w:rFonts w:asciiTheme="minorHAnsi" w:eastAsiaTheme="minorEastAsia" w:hAnsiTheme="minorHAnsi"/>
-          <w:noProof/>
-          <w:kern w:val="2"/>
-          <w:szCs w:val="24"/>
-          <w:lang w:val="en-GB" w:eastAsia="en-GB"/>
-          <w14:ligatures w14:val="standardContextual"/>
-        </w:rPr>
-      </w:pPr>
-      <w:hyperlink w:anchor="_Toc229269845" w:history="1">
-        <w:r>
-          <w:rPr>
-            <w:rStyle w:val="Hyperlink"/>
-            <w:noProof/>
-          </w:rPr>
-          <w:t>4ª Semana (18/05/26 – 22/05/26)</w:t>
-        </w:r>
-        <w:r>
-          <w:rPr>
-            <w:noProof/>
-            <w:webHidden/>
-          </w:rPr>
-          <w:tab/>
-        </w:r>
-        <w:r>
-          <w:rPr>
-            <w:noProof/>
-            <w:webHidden/>
-          </w:rPr>
-          <w:fldChar w:fldCharType="begin"/>
-        </w:r>
-        <w:r>
-          <w:rPr>
-            <w:noProof/>
-            <w:webHidden/>
-          </w:rPr>
-          <w:instrText xml:space="preserve"> PAGEREF _Toc229269845 \h </w:instrText>
-        </w:r>
-        <w:r>
-          <w:rPr>
-            <w:noProof/>
-            <w:webHidden/>
-          </w:rPr>
-        </w:r>
-        <w:r>
-          <w:rPr>
-            <w:noProof/>
-            <w:webHidden/>
-          </w:rPr>
-          <w:fldChar w:fldCharType="separate"/>
-        </w:r>
-        <w:r>
-          <w:rPr>
-            <w:noProof/>
-            <w:webHidden/>
-          </w:rPr>
-          <w:t>12</w:t>
-        </w:r>
-        <w:r>
-          <w:rPr>
-            <w:noProof/>
-            <w:webHidden/>
-          </w:rPr>
-          <w:fldChar w:fldCharType="end"/>
-        </w:r>
-      </w:hyperlink>
-    </w:p>
-    <w:p>
-      <w:pPr>
-        <w:pStyle w:val="TOC4"/>
-        <w:tabs>
-          <w:tab w:val="right" w:leader="dot" w:pos="8494"/>
-        </w:tabs>
-        <w:rPr>
-          <w:rFonts w:asciiTheme="minorHAnsi" w:eastAsiaTheme="minorEastAsia" w:hAnsiTheme="minorHAnsi"/>
-          <w:noProof/>
-          <w:kern w:val="2"/>
-          <w:szCs w:val="24"/>
-          <w:lang w:val="en-GB" w:eastAsia="en-GB"/>
-          <w14:ligatures w14:val="standardContextual"/>
-        </w:rPr>
-      </w:pPr>
-      <w:hyperlink w:anchor="_Toc229269846" w:history="1">
-        <w:r>
-          <w:rPr>
-            <w:rStyle w:val="Hyperlink"/>
-            <w:noProof/>
-          </w:rPr>
-          <w:t>5ª Semana (25/05/26 – 29/05/26)</w:t>
-        </w:r>
-        <w:r>
-          <w:rPr>
-            <w:noProof/>
-            <w:webHidden/>
-          </w:rPr>
-          <w:tab/>
-        </w:r>
-        <w:r>
-          <w:rPr>
-            <w:noProof/>
-            <w:webHidden/>
-          </w:rPr>
-          <w:fldChar w:fldCharType="begin"/>
-        </w:r>
-        <w:r>
-          <w:rPr>
-            <w:noProof/>
-            <w:webHidden/>
-          </w:rPr>
-          <w:instrText xml:space="preserve"> PAGEREF _Toc229269846 \h </w:instrText>
-        </w:r>
-        <w:r>
-          <w:rPr>
-            <w:noProof/>
-            <w:webHidden/>
-          </w:rPr>
-        </w:r>
-        <w:r>
-          <w:rPr>
-            <w:noProof/>
-            <w:webHidden/>
-          </w:rPr>
-          <w:fldChar w:fldCharType="separate"/>
-        </w:r>
-        <w:r>
-          <w:rPr>
-            <w:noProof/>
-            <w:webHidden/>
-          </w:rPr>
-          <w:t>12</w:t>
-        </w:r>
-        <w:r>
-          <w:rPr>
-            <w:noProof/>
-            <w:webHidden/>
-          </w:rPr>
-          <w:fldChar w:fldCharType="end"/>
-        </w:r>
-      </w:hyperlink>
-    </w:p>
-    <w:p>
-      <w:pPr>
-        <w:pStyle w:val="TOC4"/>
-        <w:tabs>
-          <w:tab w:val="right" w:leader="dot" w:pos="8494"/>
-        </w:tabs>
-        <w:rPr>
-          <w:rFonts w:asciiTheme="minorHAnsi" w:eastAsiaTheme="minorEastAsia" w:hAnsiTheme="minorHAnsi"/>
-          <w:noProof/>
-          <w:kern w:val="2"/>
-          <w:szCs w:val="24"/>
-          <w:lang w:val="en-GB" w:eastAsia="en-GB"/>
-          <w14:ligatures w14:val="standardContextual"/>
-        </w:rPr>
-      </w:pPr>
-      <w:hyperlink w:anchor="_Toc229269847" w:history="1">
-        <w:r>
-          <w:rPr>
-            <w:rStyle w:val="Hyperlink"/>
-            <w:noProof/>
-          </w:rPr>
-          <w:t>6ª Semana (01/06/26 – 05/06/26)</w:t>
-        </w:r>
-        <w:r>
-          <w:rPr>
-            <w:noProof/>
-            <w:webHidden/>
-          </w:rPr>
-          <w:tab/>
-        </w:r>
-        <w:r>
-          <w:rPr>
-            <w:noProof/>
-            <w:webHidden/>
-          </w:rPr>
-          <w:fldChar w:fldCharType="begin"/>
-        </w:r>
-        <w:r>
-          <w:rPr>
-            <w:noProof/>
-            <w:webHidden/>
-          </w:rPr>
-          <w:instrText xml:space="preserve"> PAGEREF _Toc229269847 \h </w:instrText>
-        </w:r>
-        <w:r>
-          <w:rPr>
-            <w:noProof/>
-            <w:webHidden/>
-          </w:rPr>
-        </w:r>
-        <w:r>
-          <w:rPr>
-            <w:noProof/>
-            <w:webHidden/>
-          </w:rPr>
-          <w:fldChar w:fldCharType="separate"/>
-        </w:r>
-        <w:r>
-          <w:rPr>
-            <w:noProof/>
-            <w:webHidden/>
-          </w:rPr>
-          <w:t>12</w:t>
-        </w:r>
-        <w:r>
-          <w:rPr>
-            <w:noProof/>
-            <w:webHidden/>
-          </w:rPr>
-          <w:fldChar w:fldCharType="end"/>
-        </w:r>
-      </w:hyperlink>
-    </w:p>
-    <w:p>
-      <w:pPr>
-        <w:pStyle w:val="TOC4"/>
-        <w:tabs>
-          <w:tab w:val="right" w:leader="dot" w:pos="8494"/>
-        </w:tabs>
-        <w:rPr>
-          <w:rFonts w:asciiTheme="minorHAnsi" w:eastAsiaTheme="minorEastAsia" w:hAnsiTheme="minorHAnsi"/>
-          <w:noProof/>
-          <w:kern w:val="2"/>
-          <w:szCs w:val="24"/>
-          <w:lang w:val="en-GB" w:eastAsia="en-GB"/>
-          <w14:ligatures w14:val="standardContextual"/>
-        </w:rPr>
-      </w:pPr>
-      <w:hyperlink w:anchor="_Toc229269848" w:history="1">
-        <w:r>
-          <w:rPr>
-            <w:rStyle w:val="Hyperlink"/>
-            <w:noProof/>
-          </w:rPr>
-          <w:t>7ª Semana (08/06/26 – 12/06/26)</w:t>
-        </w:r>
-        <w:r>
-          <w:rPr>
-            <w:noProof/>
-            <w:webHidden/>
-          </w:rPr>
-          <w:tab/>
-        </w:r>
-        <w:r>
-          <w:rPr>
-            <w:noProof/>
-            <w:webHidden/>
-          </w:rPr>
-          <w:fldChar w:fldCharType="begin"/>
-        </w:r>
-        <w:r>
-          <w:rPr>
-            <w:noProof/>
-            <w:webHidden/>
-          </w:rPr>
-          <w:instrText xml:space="preserve"> PAGEREF _Toc229269848 \h </w:instrText>
-        </w:r>
-        <w:r>
-          <w:rPr>
-            <w:noProof/>
-            <w:webHidden/>
-          </w:rPr>
-        </w:r>
-        <w:r>
-          <w:rPr>
-            <w:noProof/>
-            <w:webHidden/>
-          </w:rPr>
-          <w:fldChar w:fldCharType="separate"/>
-        </w:r>
-        <w:r>
-          <w:rPr>
-            <w:noProof/>
-            <w:webHidden/>
-          </w:rPr>
-          <w:t>12</w:t>
-        </w:r>
-        <w:r>
-          <w:rPr>
-            <w:noProof/>
-            <w:webHidden/>
-          </w:rPr>
-          <w:fldChar w:fldCharType="end"/>
-        </w:r>
-      </w:hyperlink>
-    </w:p>
-    <w:p>
-      <w:pPr>
-        <w:pStyle w:val="TOC4"/>
-        <w:tabs>
-          <w:tab w:val="right" w:leader="dot" w:pos="8494"/>
-        </w:tabs>
-        <w:rPr>
-          <w:rFonts w:asciiTheme="minorHAnsi" w:eastAsiaTheme="minorEastAsia" w:hAnsiTheme="minorHAnsi"/>
-          <w:noProof/>
-          <w:kern w:val="2"/>
-          <w:szCs w:val="24"/>
-          <w:lang w:val="en-GB" w:eastAsia="en-GB"/>
-          <w14:ligatures w14:val="standardContextual"/>
-        </w:rPr>
-      </w:pPr>
-      <w:hyperlink w:anchor="_Toc229269849" w:history="1">
-        <w:r>
-          <w:rPr>
-            <w:rStyle w:val="Hyperlink"/>
-            <w:noProof/>
-            <w:lang w:val="pt-BR"/>
-          </w:rPr>
-          <w:t>8ª Semana (15/06/26 – 19/06/26)</w:t>
-        </w:r>
-        <w:r>
-          <w:rPr>
-            <w:noProof/>
-            <w:webHidden/>
-          </w:rPr>
-          <w:tab/>
-        </w:r>
-        <w:r>
-          <w:rPr>
-            <w:noProof/>
-            <w:webHidden/>
-          </w:rPr>
-          <w:fldChar w:fldCharType="begin"/>
-        </w:r>
-        <w:r>
-          <w:rPr>
-            <w:noProof/>
-            <w:webHidden/>
-          </w:rPr>
-          <w:instrText xml:space="preserve"> PAGEREF _Toc229269849 \h </w:instrText>
-        </w:r>
-        <w:r>
-          <w:rPr>
-            <w:noProof/>
-            <w:webHidden/>
-          </w:rPr>
-        </w:r>
-        <w:r>
-          <w:rPr>
-            <w:noProof/>
-            <w:webHidden/>
-          </w:rPr>
-          <w:fldChar w:fldCharType="separate"/>
-        </w:r>
-        <w:r>
-          <w:rPr>
-            <w:noProof/>
-            <w:webHidden/>
-          </w:rPr>
-          <w:t>12</w:t>
-        </w:r>
-        <w:r>
-          <w:rPr>
-            <w:noProof/>
-            <w:webHidden/>
-          </w:rPr>
-          <w:fldChar w:fldCharType="end"/>
-        </w:r>
-      </w:hyperlink>
-    </w:p>
-    <w:p>
-      <w:pPr>
-        <w:pStyle w:val="TOC4"/>
-        <w:tabs>
-          <w:tab w:val="right" w:leader="dot" w:pos="8494"/>
-        </w:tabs>
-        <w:rPr>
-          <w:rFonts w:asciiTheme="minorHAnsi" w:eastAsiaTheme="minorEastAsia" w:hAnsiTheme="minorHAnsi"/>
-          <w:noProof/>
-          <w:kern w:val="2"/>
-          <w:szCs w:val="24"/>
-          <w:lang w:val="en-GB" w:eastAsia="en-GB"/>
-          <w14:ligatures w14:val="standardContextual"/>
-        </w:rPr>
-      </w:pPr>
-      <w:hyperlink w:anchor="_Toc229269850" w:history="1">
-        <w:r>
-          <w:rPr>
-            <w:rStyle w:val="Hyperlink"/>
-            <w:noProof/>
-            <w:lang w:val="pt-BR"/>
-          </w:rPr>
-          <w:t>9ª Semana (Semana Final) (22/06/26 – 26/06/26)</w:t>
-        </w:r>
-        <w:r>
-          <w:rPr>
-            <w:noProof/>
-            <w:webHidden/>
-          </w:rPr>
-          <w:tab/>
-        </w:r>
-        <w:r>
-          <w:rPr>
-            <w:noProof/>
-            <w:webHidden/>
-          </w:rPr>
-          <w:fldChar w:fldCharType="begin"/>
-        </w:r>
-        <w:r>
-          <w:rPr>
-            <w:noProof/>
-            <w:webHidden/>
-          </w:rPr>
-          <w:instrText xml:space="preserve"> PAGEREF _Toc229269850 \h </w:instrText>
-        </w:r>
-        <w:r>
-          <w:rPr>
-            <w:noProof/>
-            <w:webHidden/>
-          </w:rPr>
-        </w:r>
-        <w:r>
-          <w:rPr>
-            <w:noProof/>
-            <w:webHidden/>
-          </w:rPr>
-          <w:fldChar w:fldCharType="separate"/>
-        </w:r>
-        <w:r>
-          <w:rPr>
-            <w:noProof/>
-            <w:webHidden/>
-          </w:rPr>
-          <w:t>12</w:t>
-        </w:r>
-        <w:r>
-          <w:rPr>
-            <w:noProof/>
-            <w:webHidden/>
-          </w:rPr>
-          <w:fldChar w:fldCharType="end"/>
-        </w:r>
-      </w:hyperlink>
-    </w:p>
-    <w:p>
-      <w:pPr>
-        <w:pStyle w:val="TOC4"/>
-        <w:tabs>
-          <w:tab w:val="right" w:leader="dot" w:pos="8494"/>
-        </w:tabs>
-        <w:rPr>
-          <w:rFonts w:asciiTheme="minorHAnsi" w:eastAsiaTheme="minorEastAsia" w:hAnsiTheme="minorHAnsi"/>
-          <w:noProof/>
-          <w:kern w:val="2"/>
-          <w:szCs w:val="24"/>
-          <w:lang w:val="en-GB" w:eastAsia="en-GB"/>
-          <w14:ligatures w14:val="standardContextual"/>
-        </w:rPr>
-      </w:pPr>
-      <w:hyperlink w:anchor="_Toc229269851" w:history="1">
-        <w:r>
-          <w:rPr>
-            <w:rStyle w:val="Hyperlink"/>
-            <w:noProof/>
-            <w:lang w:val="pt-BR"/>
-          </w:rPr>
-          <w:t>10ª Semana (Ultimo Dia) (29/06/26)</w:t>
-        </w:r>
-        <w:r>
-          <w:rPr>
-            <w:noProof/>
-            <w:webHidden/>
-          </w:rPr>
-          <w:tab/>
-        </w:r>
-        <w:r>
-          <w:rPr>
-            <w:noProof/>
-            <w:webHidden/>
-          </w:rPr>
-          <w:fldChar w:fldCharType="begin"/>
-        </w:r>
-        <w:r>
-          <w:rPr>
-            <w:noProof/>
-            <w:webHidden/>
-          </w:rPr>
-          <w:instrText xml:space="preserve"> PAGEREF _Toc229269851 \h </w:instrText>
-        </w:r>
-        <w:r>
-          <w:rPr>
-            <w:noProof/>
-            <w:webHidden/>
-          </w:rPr>
-        </w:r>
-        <w:r>
-          <w:rPr>
-            <w:noProof/>
-            <w:webHidden/>
-          </w:rPr>
-          <w:fldChar w:fldCharType="separate"/>
-        </w:r>
-        <w:r>
-          <w:rPr>
-            <w:noProof/>
-            <w:webHidden/>
-          </w:rPr>
-          <w:t>12</w:t>
         </w:r>
         <w:r>
           <w:rPr>
@@ -2800,13 +1337,13 @@
           <w14:ligatures w14:val="standardContextual"/>
         </w:rPr>
       </w:pPr>
-      <w:hyperlink w:anchor="_Toc229269852" w:history="1">
+      <w:hyperlink w:anchor="_Toc229952469" w:history="1">
         <w:r>
           <w:rPr>
             <w:rStyle w:val="Hyperlink"/>
             <w:noProof/>
           </w:rPr>
-          <w:t>2.5</w:t>
+          <w:t>2.3</w:t>
         </w:r>
         <w:r>
           <w:rPr>
@@ -2824,6 +1361,1702 @@
             <w:rStyle w:val="Hyperlink"/>
             <w:noProof/>
           </w:rPr>
+          <w:t>Recursos utilizados</w:t>
+        </w:r>
+        <w:r>
+          <w:rPr>
+            <w:noProof/>
+            <w:webHidden/>
+          </w:rPr>
+          <w:tab/>
+        </w:r>
+        <w:r>
+          <w:rPr>
+            <w:noProof/>
+            <w:webHidden/>
+          </w:rPr>
+          <w:fldChar w:fldCharType="begin"/>
+        </w:r>
+        <w:r>
+          <w:rPr>
+            <w:noProof/>
+            <w:webHidden/>
+          </w:rPr>
+          <w:instrText xml:space="preserve"> PAGEREF _Toc229952469 \h </w:instrText>
+        </w:r>
+        <w:r>
+          <w:rPr>
+            <w:noProof/>
+            <w:webHidden/>
+          </w:rPr>
+        </w:r>
+        <w:r>
+          <w:rPr>
+            <w:noProof/>
+            <w:webHidden/>
+          </w:rPr>
+          <w:fldChar w:fldCharType="separate"/>
+        </w:r>
+        <w:r>
+          <w:rPr>
+            <w:noProof/>
+            <w:webHidden/>
+          </w:rPr>
+          <w:t>8</w:t>
+        </w:r>
+        <w:r>
+          <w:rPr>
+            <w:noProof/>
+            <w:webHidden/>
+          </w:rPr>
+          <w:fldChar w:fldCharType="end"/>
+        </w:r>
+      </w:hyperlink>
+    </w:p>
+    <w:p>
+      <w:pPr>
+        <w:pStyle w:val="TOC4"/>
+        <w:tabs>
+          <w:tab w:val="right" w:leader="dot" w:pos="8494"/>
+        </w:tabs>
+        <w:rPr>
+          <w:rFonts w:asciiTheme="minorHAnsi" w:eastAsiaTheme="minorEastAsia" w:hAnsiTheme="minorHAnsi"/>
+          <w:noProof/>
+          <w:kern w:val="2"/>
+          <w:szCs w:val="24"/>
+          <w:lang w:val="en-GB" w:eastAsia="en-GB"/>
+          <w14:ligatures w14:val="standardContextual"/>
+        </w:rPr>
+      </w:pPr>
+      <w:hyperlink w:anchor="_Toc229952470" w:history="1">
+        <w:r>
+          <w:rPr>
+            <w:rStyle w:val="Hyperlink"/>
+            <w:noProof/>
+          </w:rPr>
+          <w:t>2.3.1 Componentes físicos</w:t>
+        </w:r>
+        <w:r>
+          <w:rPr>
+            <w:noProof/>
+            <w:webHidden/>
+          </w:rPr>
+          <w:tab/>
+        </w:r>
+        <w:r>
+          <w:rPr>
+            <w:noProof/>
+            <w:webHidden/>
+          </w:rPr>
+          <w:fldChar w:fldCharType="begin"/>
+        </w:r>
+        <w:r>
+          <w:rPr>
+            <w:noProof/>
+            <w:webHidden/>
+          </w:rPr>
+          <w:instrText xml:space="preserve"> PAGEREF _Toc229952470 \h </w:instrText>
+        </w:r>
+        <w:r>
+          <w:rPr>
+            <w:noProof/>
+            <w:webHidden/>
+          </w:rPr>
+        </w:r>
+        <w:r>
+          <w:rPr>
+            <w:noProof/>
+            <w:webHidden/>
+          </w:rPr>
+          <w:fldChar w:fldCharType="separate"/>
+        </w:r>
+        <w:r>
+          <w:rPr>
+            <w:noProof/>
+            <w:webHidden/>
+          </w:rPr>
+          <w:t>8</w:t>
+        </w:r>
+        <w:r>
+          <w:rPr>
+            <w:noProof/>
+            <w:webHidden/>
+          </w:rPr>
+          <w:fldChar w:fldCharType="end"/>
+        </w:r>
+      </w:hyperlink>
+    </w:p>
+    <w:p>
+      <w:pPr>
+        <w:pStyle w:val="TOC4"/>
+        <w:tabs>
+          <w:tab w:val="right" w:leader="dot" w:pos="8494"/>
+        </w:tabs>
+        <w:rPr>
+          <w:rFonts w:asciiTheme="minorHAnsi" w:eastAsiaTheme="minorEastAsia" w:hAnsiTheme="minorHAnsi"/>
+          <w:noProof/>
+          <w:kern w:val="2"/>
+          <w:szCs w:val="24"/>
+          <w:lang w:val="en-GB" w:eastAsia="en-GB"/>
+          <w14:ligatures w14:val="standardContextual"/>
+        </w:rPr>
+      </w:pPr>
+      <w:hyperlink w:anchor="_Toc229952471" w:history="1">
+        <w:r>
+          <w:rPr>
+            <w:rStyle w:val="Hyperlink"/>
+            <w:noProof/>
+          </w:rPr>
+          <w:t>2.3.2 Linguagens de programação</w:t>
+        </w:r>
+        <w:r>
+          <w:rPr>
+            <w:noProof/>
+            <w:webHidden/>
+          </w:rPr>
+          <w:tab/>
+        </w:r>
+        <w:r>
+          <w:rPr>
+            <w:noProof/>
+            <w:webHidden/>
+          </w:rPr>
+          <w:fldChar w:fldCharType="begin"/>
+        </w:r>
+        <w:r>
+          <w:rPr>
+            <w:noProof/>
+            <w:webHidden/>
+          </w:rPr>
+          <w:instrText xml:space="preserve"> PAGEREF _Toc229952471 \h </w:instrText>
+        </w:r>
+        <w:r>
+          <w:rPr>
+            <w:noProof/>
+            <w:webHidden/>
+          </w:rPr>
+        </w:r>
+        <w:r>
+          <w:rPr>
+            <w:noProof/>
+            <w:webHidden/>
+          </w:rPr>
+          <w:fldChar w:fldCharType="separate"/>
+        </w:r>
+        <w:r>
+          <w:rPr>
+            <w:noProof/>
+            <w:webHidden/>
+          </w:rPr>
+          <w:t>9</w:t>
+        </w:r>
+        <w:r>
+          <w:rPr>
+            <w:noProof/>
+            <w:webHidden/>
+          </w:rPr>
+          <w:fldChar w:fldCharType="end"/>
+        </w:r>
+      </w:hyperlink>
+    </w:p>
+    <w:p>
+      <w:pPr>
+        <w:pStyle w:val="TOC5"/>
+        <w:tabs>
+          <w:tab w:val="right" w:leader="dot" w:pos="8494"/>
+        </w:tabs>
+        <w:rPr>
+          <w:rFonts w:asciiTheme="minorHAnsi" w:eastAsiaTheme="minorEastAsia" w:hAnsiTheme="minorHAnsi"/>
+          <w:noProof/>
+          <w:kern w:val="2"/>
+          <w:szCs w:val="24"/>
+          <w:lang w:val="en-GB" w:eastAsia="en-GB"/>
+          <w14:ligatures w14:val="standardContextual"/>
+        </w:rPr>
+      </w:pPr>
+      <w:hyperlink w:anchor="_Toc229952472" w:history="1">
+        <w:r>
+          <w:rPr>
+            <w:rStyle w:val="Hyperlink"/>
+            <w:noProof/>
+          </w:rPr>
+          <w:t>Python</w:t>
+        </w:r>
+        <w:r>
+          <w:rPr>
+            <w:noProof/>
+            <w:webHidden/>
+          </w:rPr>
+          <w:tab/>
+        </w:r>
+        <w:r>
+          <w:rPr>
+            <w:noProof/>
+            <w:webHidden/>
+          </w:rPr>
+          <w:fldChar w:fldCharType="begin"/>
+        </w:r>
+        <w:r>
+          <w:rPr>
+            <w:noProof/>
+            <w:webHidden/>
+          </w:rPr>
+          <w:instrText xml:space="preserve"> PAGEREF _Toc229952472 \h </w:instrText>
+        </w:r>
+        <w:r>
+          <w:rPr>
+            <w:noProof/>
+            <w:webHidden/>
+          </w:rPr>
+        </w:r>
+        <w:r>
+          <w:rPr>
+            <w:noProof/>
+            <w:webHidden/>
+          </w:rPr>
+          <w:fldChar w:fldCharType="separate"/>
+        </w:r>
+        <w:r>
+          <w:rPr>
+            <w:noProof/>
+            <w:webHidden/>
+          </w:rPr>
+          <w:t>9</w:t>
+        </w:r>
+        <w:r>
+          <w:rPr>
+            <w:noProof/>
+            <w:webHidden/>
+          </w:rPr>
+          <w:fldChar w:fldCharType="end"/>
+        </w:r>
+      </w:hyperlink>
+    </w:p>
+    <w:p>
+      <w:pPr>
+        <w:pStyle w:val="TOC6"/>
+        <w:tabs>
+          <w:tab w:val="right" w:leader="dot" w:pos="8494"/>
+        </w:tabs>
+        <w:rPr>
+          <w:noProof/>
+        </w:rPr>
+      </w:pPr>
+      <w:hyperlink w:anchor="_Toc229952473" w:history="1">
+        <w:r>
+          <w:rPr>
+            <w:rStyle w:val="Hyperlink"/>
+            <w:noProof/>
+          </w:rPr>
+          <w:t>Esptool.py</w:t>
+        </w:r>
+        <w:r>
+          <w:rPr>
+            <w:noProof/>
+            <w:webHidden/>
+          </w:rPr>
+          <w:tab/>
+        </w:r>
+        <w:r>
+          <w:rPr>
+            <w:noProof/>
+            <w:webHidden/>
+          </w:rPr>
+          <w:fldChar w:fldCharType="begin"/>
+        </w:r>
+        <w:r>
+          <w:rPr>
+            <w:noProof/>
+            <w:webHidden/>
+          </w:rPr>
+          <w:instrText xml:space="preserve"> PAGEREF _Toc229952473 \h </w:instrText>
+        </w:r>
+        <w:r>
+          <w:rPr>
+            <w:noProof/>
+            <w:webHidden/>
+          </w:rPr>
+        </w:r>
+        <w:r>
+          <w:rPr>
+            <w:noProof/>
+            <w:webHidden/>
+          </w:rPr>
+          <w:fldChar w:fldCharType="separate"/>
+        </w:r>
+        <w:r>
+          <w:rPr>
+            <w:noProof/>
+            <w:webHidden/>
+          </w:rPr>
+          <w:t>9</w:t>
+        </w:r>
+        <w:r>
+          <w:rPr>
+            <w:noProof/>
+            <w:webHidden/>
+          </w:rPr>
+          <w:fldChar w:fldCharType="end"/>
+        </w:r>
+      </w:hyperlink>
+    </w:p>
+    <w:p>
+      <w:pPr>
+        <w:pStyle w:val="TOC4"/>
+        <w:tabs>
+          <w:tab w:val="right" w:leader="dot" w:pos="8494"/>
+        </w:tabs>
+        <w:rPr>
+          <w:rFonts w:asciiTheme="minorHAnsi" w:eastAsiaTheme="minorEastAsia" w:hAnsiTheme="minorHAnsi"/>
+          <w:noProof/>
+          <w:kern w:val="2"/>
+          <w:szCs w:val="24"/>
+          <w:lang w:val="en-GB" w:eastAsia="en-GB"/>
+          <w14:ligatures w14:val="standardContextual"/>
+        </w:rPr>
+      </w:pPr>
+      <w:hyperlink w:anchor="_Toc229952474" w:history="1">
+        <w:r>
+          <w:rPr>
+            <w:rStyle w:val="Hyperlink"/>
+            <w:noProof/>
+          </w:rPr>
+          <w:t>2.3.3 Softwares</w:t>
+        </w:r>
+        <w:r>
+          <w:rPr>
+            <w:noProof/>
+            <w:webHidden/>
+          </w:rPr>
+          <w:tab/>
+        </w:r>
+        <w:r>
+          <w:rPr>
+            <w:noProof/>
+            <w:webHidden/>
+          </w:rPr>
+          <w:fldChar w:fldCharType="begin"/>
+        </w:r>
+        <w:r>
+          <w:rPr>
+            <w:noProof/>
+            <w:webHidden/>
+          </w:rPr>
+          <w:instrText xml:space="preserve"> PAGEREF _Toc229952474 \h </w:instrText>
+        </w:r>
+        <w:r>
+          <w:rPr>
+            <w:noProof/>
+            <w:webHidden/>
+          </w:rPr>
+        </w:r>
+        <w:r>
+          <w:rPr>
+            <w:noProof/>
+            <w:webHidden/>
+          </w:rPr>
+          <w:fldChar w:fldCharType="separate"/>
+        </w:r>
+        <w:r>
+          <w:rPr>
+            <w:noProof/>
+            <w:webHidden/>
+          </w:rPr>
+          <w:t>10</w:t>
+        </w:r>
+        <w:r>
+          <w:rPr>
+            <w:noProof/>
+            <w:webHidden/>
+          </w:rPr>
+          <w:fldChar w:fldCharType="end"/>
+        </w:r>
+      </w:hyperlink>
+    </w:p>
+    <w:p>
+      <w:pPr>
+        <w:pStyle w:val="TOC5"/>
+        <w:tabs>
+          <w:tab w:val="right" w:leader="dot" w:pos="8494"/>
+        </w:tabs>
+        <w:rPr>
+          <w:rFonts w:asciiTheme="minorHAnsi" w:eastAsiaTheme="minorEastAsia" w:hAnsiTheme="minorHAnsi"/>
+          <w:noProof/>
+          <w:kern w:val="2"/>
+          <w:szCs w:val="24"/>
+          <w:lang w:val="en-GB" w:eastAsia="en-GB"/>
+          <w14:ligatures w14:val="standardContextual"/>
+        </w:rPr>
+      </w:pPr>
+      <w:hyperlink w:anchor="_Toc229952475" w:history="1">
+        <w:r>
+          <w:rPr>
+            <w:rStyle w:val="Hyperlink"/>
+            <w:noProof/>
+          </w:rPr>
+          <w:t>ArduinoIDE</w:t>
+        </w:r>
+        <w:r>
+          <w:rPr>
+            <w:noProof/>
+            <w:webHidden/>
+          </w:rPr>
+          <w:tab/>
+        </w:r>
+        <w:r>
+          <w:rPr>
+            <w:noProof/>
+            <w:webHidden/>
+          </w:rPr>
+          <w:fldChar w:fldCharType="begin"/>
+        </w:r>
+        <w:r>
+          <w:rPr>
+            <w:noProof/>
+            <w:webHidden/>
+          </w:rPr>
+          <w:instrText xml:space="preserve"> PAGEREF _Toc229952475 \h </w:instrText>
+        </w:r>
+        <w:r>
+          <w:rPr>
+            <w:noProof/>
+            <w:webHidden/>
+          </w:rPr>
+        </w:r>
+        <w:r>
+          <w:rPr>
+            <w:noProof/>
+            <w:webHidden/>
+          </w:rPr>
+          <w:fldChar w:fldCharType="separate"/>
+        </w:r>
+        <w:r>
+          <w:rPr>
+            <w:noProof/>
+            <w:webHidden/>
+          </w:rPr>
+          <w:t>10</w:t>
+        </w:r>
+        <w:r>
+          <w:rPr>
+            <w:noProof/>
+            <w:webHidden/>
+          </w:rPr>
+          <w:fldChar w:fldCharType="end"/>
+        </w:r>
+      </w:hyperlink>
+    </w:p>
+    <w:p>
+      <w:pPr>
+        <w:pStyle w:val="TOC5"/>
+        <w:tabs>
+          <w:tab w:val="right" w:leader="dot" w:pos="8494"/>
+        </w:tabs>
+        <w:rPr>
+          <w:rFonts w:asciiTheme="minorHAnsi" w:eastAsiaTheme="minorEastAsia" w:hAnsiTheme="minorHAnsi"/>
+          <w:noProof/>
+          <w:kern w:val="2"/>
+          <w:szCs w:val="24"/>
+          <w:lang w:val="en-GB" w:eastAsia="en-GB"/>
+          <w14:ligatures w14:val="standardContextual"/>
+        </w:rPr>
+      </w:pPr>
+      <w:hyperlink w:anchor="_Toc229952476" w:history="1">
+        <w:r>
+          <w:rPr>
+            <w:rStyle w:val="Hyperlink"/>
+            <w:noProof/>
+          </w:rPr>
+          <w:t>Fritzing</w:t>
+        </w:r>
+        <w:r>
+          <w:rPr>
+            <w:noProof/>
+            <w:webHidden/>
+          </w:rPr>
+          <w:tab/>
+        </w:r>
+        <w:r>
+          <w:rPr>
+            <w:noProof/>
+            <w:webHidden/>
+          </w:rPr>
+          <w:fldChar w:fldCharType="begin"/>
+        </w:r>
+        <w:r>
+          <w:rPr>
+            <w:noProof/>
+            <w:webHidden/>
+          </w:rPr>
+          <w:instrText xml:space="preserve"> PAGEREF _Toc229952476 \h </w:instrText>
+        </w:r>
+        <w:r>
+          <w:rPr>
+            <w:noProof/>
+            <w:webHidden/>
+          </w:rPr>
+        </w:r>
+        <w:r>
+          <w:rPr>
+            <w:noProof/>
+            <w:webHidden/>
+          </w:rPr>
+          <w:fldChar w:fldCharType="separate"/>
+        </w:r>
+        <w:r>
+          <w:rPr>
+            <w:noProof/>
+            <w:webHidden/>
+          </w:rPr>
+          <w:t>10</w:t>
+        </w:r>
+        <w:r>
+          <w:rPr>
+            <w:noProof/>
+            <w:webHidden/>
+          </w:rPr>
+          <w:fldChar w:fldCharType="end"/>
+        </w:r>
+      </w:hyperlink>
+    </w:p>
+    <w:p>
+      <w:pPr>
+        <w:pStyle w:val="TOC5"/>
+        <w:tabs>
+          <w:tab w:val="right" w:leader="dot" w:pos="8494"/>
+        </w:tabs>
+        <w:rPr>
+          <w:rFonts w:asciiTheme="minorHAnsi" w:eastAsiaTheme="minorEastAsia" w:hAnsiTheme="minorHAnsi"/>
+          <w:noProof/>
+          <w:kern w:val="2"/>
+          <w:szCs w:val="24"/>
+          <w:lang w:val="en-GB" w:eastAsia="en-GB"/>
+          <w14:ligatures w14:val="standardContextual"/>
+        </w:rPr>
+      </w:pPr>
+      <w:hyperlink w:anchor="_Toc229952477" w:history="1">
+        <w:r>
+          <w:rPr>
+            <w:rStyle w:val="Hyperlink"/>
+            <w:noProof/>
+          </w:rPr>
+          <w:t>Vscode</w:t>
+        </w:r>
+        <w:r>
+          <w:rPr>
+            <w:noProof/>
+            <w:webHidden/>
+          </w:rPr>
+          <w:tab/>
+        </w:r>
+        <w:r>
+          <w:rPr>
+            <w:noProof/>
+            <w:webHidden/>
+          </w:rPr>
+          <w:fldChar w:fldCharType="begin"/>
+        </w:r>
+        <w:r>
+          <w:rPr>
+            <w:noProof/>
+            <w:webHidden/>
+          </w:rPr>
+          <w:instrText xml:space="preserve"> PAGEREF _Toc229952477 \h </w:instrText>
+        </w:r>
+        <w:r>
+          <w:rPr>
+            <w:noProof/>
+            <w:webHidden/>
+          </w:rPr>
+        </w:r>
+        <w:r>
+          <w:rPr>
+            <w:noProof/>
+            <w:webHidden/>
+          </w:rPr>
+          <w:fldChar w:fldCharType="separate"/>
+        </w:r>
+        <w:r>
+          <w:rPr>
+            <w:noProof/>
+            <w:webHidden/>
+          </w:rPr>
+          <w:t>11</w:t>
+        </w:r>
+        <w:r>
+          <w:rPr>
+            <w:noProof/>
+            <w:webHidden/>
+          </w:rPr>
+          <w:fldChar w:fldCharType="end"/>
+        </w:r>
+      </w:hyperlink>
+    </w:p>
+    <w:p>
+      <w:pPr>
+        <w:pStyle w:val="TOC5"/>
+        <w:tabs>
+          <w:tab w:val="right" w:leader="dot" w:pos="8494"/>
+        </w:tabs>
+        <w:rPr>
+          <w:rFonts w:asciiTheme="minorHAnsi" w:eastAsiaTheme="minorEastAsia" w:hAnsiTheme="minorHAnsi"/>
+          <w:noProof/>
+          <w:kern w:val="2"/>
+          <w:szCs w:val="24"/>
+          <w:lang w:val="en-GB" w:eastAsia="en-GB"/>
+          <w14:ligatures w14:val="standardContextual"/>
+        </w:rPr>
+      </w:pPr>
+      <w:hyperlink w:anchor="_Toc229952478" w:history="1">
+        <w:r>
+          <w:rPr>
+            <w:rStyle w:val="Hyperlink"/>
+            <w:noProof/>
+          </w:rPr>
+          <w:t>Git</w:t>
+        </w:r>
+        <w:r>
+          <w:rPr>
+            <w:noProof/>
+            <w:webHidden/>
+          </w:rPr>
+          <w:tab/>
+        </w:r>
+        <w:r>
+          <w:rPr>
+            <w:noProof/>
+            <w:webHidden/>
+          </w:rPr>
+          <w:fldChar w:fldCharType="begin"/>
+        </w:r>
+        <w:r>
+          <w:rPr>
+            <w:noProof/>
+            <w:webHidden/>
+          </w:rPr>
+          <w:instrText xml:space="preserve"> PAGEREF _Toc229952478 \h </w:instrText>
+        </w:r>
+        <w:r>
+          <w:rPr>
+            <w:noProof/>
+            <w:webHidden/>
+          </w:rPr>
+        </w:r>
+        <w:r>
+          <w:rPr>
+            <w:noProof/>
+            <w:webHidden/>
+          </w:rPr>
+          <w:fldChar w:fldCharType="separate"/>
+        </w:r>
+        <w:r>
+          <w:rPr>
+            <w:noProof/>
+            <w:webHidden/>
+          </w:rPr>
+          <w:t>11</w:t>
+        </w:r>
+        <w:r>
+          <w:rPr>
+            <w:noProof/>
+            <w:webHidden/>
+          </w:rPr>
+          <w:fldChar w:fldCharType="end"/>
+        </w:r>
+      </w:hyperlink>
+    </w:p>
+    <w:p>
+      <w:pPr>
+        <w:pStyle w:val="TOC4"/>
+        <w:tabs>
+          <w:tab w:val="right" w:leader="dot" w:pos="8494"/>
+        </w:tabs>
+        <w:rPr>
+          <w:rFonts w:asciiTheme="minorHAnsi" w:eastAsiaTheme="minorEastAsia" w:hAnsiTheme="minorHAnsi"/>
+          <w:noProof/>
+          <w:kern w:val="2"/>
+          <w:szCs w:val="24"/>
+          <w:lang w:val="en-GB" w:eastAsia="en-GB"/>
+          <w14:ligatures w14:val="standardContextual"/>
+        </w:rPr>
+      </w:pPr>
+      <w:hyperlink w:anchor="_Toc229952479" w:history="1">
+        <w:r>
+          <w:rPr>
+            <w:rStyle w:val="Hyperlink"/>
+            <w:noProof/>
+          </w:rPr>
+          <w:t>2.3.4 Servições em nuvem</w:t>
+        </w:r>
+        <w:r>
+          <w:rPr>
+            <w:noProof/>
+            <w:webHidden/>
+          </w:rPr>
+          <w:tab/>
+        </w:r>
+        <w:r>
+          <w:rPr>
+            <w:noProof/>
+            <w:webHidden/>
+          </w:rPr>
+          <w:fldChar w:fldCharType="begin"/>
+        </w:r>
+        <w:r>
+          <w:rPr>
+            <w:noProof/>
+            <w:webHidden/>
+          </w:rPr>
+          <w:instrText xml:space="preserve"> PAGEREF _Toc229952479 \h </w:instrText>
+        </w:r>
+        <w:r>
+          <w:rPr>
+            <w:noProof/>
+            <w:webHidden/>
+          </w:rPr>
+        </w:r>
+        <w:r>
+          <w:rPr>
+            <w:noProof/>
+            <w:webHidden/>
+          </w:rPr>
+          <w:fldChar w:fldCharType="separate"/>
+        </w:r>
+        <w:r>
+          <w:rPr>
+            <w:noProof/>
+            <w:webHidden/>
+          </w:rPr>
+          <w:t>12</w:t>
+        </w:r>
+        <w:r>
+          <w:rPr>
+            <w:noProof/>
+            <w:webHidden/>
+          </w:rPr>
+          <w:fldChar w:fldCharType="end"/>
+        </w:r>
+      </w:hyperlink>
+    </w:p>
+    <w:p>
+      <w:pPr>
+        <w:pStyle w:val="TOC5"/>
+        <w:tabs>
+          <w:tab w:val="right" w:leader="dot" w:pos="8494"/>
+        </w:tabs>
+        <w:rPr>
+          <w:rFonts w:asciiTheme="minorHAnsi" w:eastAsiaTheme="minorEastAsia" w:hAnsiTheme="minorHAnsi"/>
+          <w:noProof/>
+          <w:kern w:val="2"/>
+          <w:szCs w:val="24"/>
+          <w:lang w:val="en-GB" w:eastAsia="en-GB"/>
+          <w14:ligatures w14:val="standardContextual"/>
+        </w:rPr>
+      </w:pPr>
+      <w:hyperlink w:anchor="_Toc229952480" w:history="1">
+        <w:r>
+          <w:rPr>
+            <w:rStyle w:val="Hyperlink"/>
+            <w:noProof/>
+          </w:rPr>
+          <w:t>GitHub</w:t>
+        </w:r>
+        <w:r>
+          <w:rPr>
+            <w:noProof/>
+            <w:webHidden/>
+          </w:rPr>
+          <w:tab/>
+        </w:r>
+        <w:r>
+          <w:rPr>
+            <w:noProof/>
+            <w:webHidden/>
+          </w:rPr>
+          <w:fldChar w:fldCharType="begin"/>
+        </w:r>
+        <w:r>
+          <w:rPr>
+            <w:noProof/>
+            <w:webHidden/>
+          </w:rPr>
+          <w:instrText xml:space="preserve"> PAGEREF _Toc229952480 \h </w:instrText>
+        </w:r>
+        <w:r>
+          <w:rPr>
+            <w:noProof/>
+            <w:webHidden/>
+          </w:rPr>
+        </w:r>
+        <w:r>
+          <w:rPr>
+            <w:noProof/>
+            <w:webHidden/>
+          </w:rPr>
+          <w:fldChar w:fldCharType="separate"/>
+        </w:r>
+        <w:r>
+          <w:rPr>
+            <w:noProof/>
+            <w:webHidden/>
+          </w:rPr>
+          <w:t>12</w:t>
+        </w:r>
+        <w:r>
+          <w:rPr>
+            <w:noProof/>
+            <w:webHidden/>
+          </w:rPr>
+          <w:fldChar w:fldCharType="end"/>
+        </w:r>
+      </w:hyperlink>
+    </w:p>
+    <w:p>
+      <w:pPr>
+        <w:pStyle w:val="TOC3"/>
+        <w:tabs>
+          <w:tab w:val="right" w:leader="dot" w:pos="8494"/>
+        </w:tabs>
+        <w:rPr>
+          <w:rFonts w:asciiTheme="minorHAnsi" w:eastAsiaTheme="minorEastAsia" w:hAnsiTheme="minorHAnsi"/>
+          <w:noProof/>
+          <w:kern w:val="2"/>
+          <w:szCs w:val="24"/>
+          <w:lang w:val="en-GB" w:eastAsia="en-GB"/>
+          <w14:ligatures w14:val="standardContextual"/>
+        </w:rPr>
+      </w:pPr>
+      <w:hyperlink w:anchor="_Toc229952481" w:history="1">
+        <w:r>
+          <w:rPr>
+            <w:rStyle w:val="Hyperlink"/>
+            <w:noProof/>
+          </w:rPr>
+          <w:t>Cronograma</w:t>
+        </w:r>
+        <w:r>
+          <w:rPr>
+            <w:noProof/>
+            <w:webHidden/>
+          </w:rPr>
+          <w:tab/>
+        </w:r>
+        <w:r>
+          <w:rPr>
+            <w:noProof/>
+            <w:webHidden/>
+          </w:rPr>
+          <w:fldChar w:fldCharType="begin"/>
+        </w:r>
+        <w:r>
+          <w:rPr>
+            <w:noProof/>
+            <w:webHidden/>
+          </w:rPr>
+          <w:instrText xml:space="preserve"> PAGEREF _Toc229952481 \h </w:instrText>
+        </w:r>
+        <w:r>
+          <w:rPr>
+            <w:noProof/>
+            <w:webHidden/>
+          </w:rPr>
+        </w:r>
+        <w:r>
+          <w:rPr>
+            <w:noProof/>
+            <w:webHidden/>
+          </w:rPr>
+          <w:fldChar w:fldCharType="separate"/>
+        </w:r>
+        <w:r>
+          <w:rPr>
+            <w:noProof/>
+            <w:webHidden/>
+          </w:rPr>
+          <w:t>13</w:t>
+        </w:r>
+        <w:r>
+          <w:rPr>
+            <w:noProof/>
+            <w:webHidden/>
+          </w:rPr>
+          <w:fldChar w:fldCharType="end"/>
+        </w:r>
+      </w:hyperlink>
+    </w:p>
+    <w:p>
+      <w:pPr>
+        <w:pStyle w:val="TOC4"/>
+        <w:tabs>
+          <w:tab w:val="right" w:leader="dot" w:pos="8494"/>
+        </w:tabs>
+        <w:rPr>
+          <w:rFonts w:asciiTheme="minorHAnsi" w:eastAsiaTheme="minorEastAsia" w:hAnsiTheme="minorHAnsi"/>
+          <w:noProof/>
+          <w:kern w:val="2"/>
+          <w:szCs w:val="24"/>
+          <w:lang w:val="en-GB" w:eastAsia="en-GB"/>
+          <w14:ligatures w14:val="standardContextual"/>
+        </w:rPr>
+      </w:pPr>
+      <w:hyperlink w:anchor="_Toc229952482" w:history="1">
+        <w:r>
+          <w:rPr>
+            <w:rStyle w:val="Hyperlink"/>
+            <w:noProof/>
+          </w:rPr>
+          <w:t>1ª Semana (27/04/26 – 30/04/26)</w:t>
+        </w:r>
+        <w:r>
+          <w:rPr>
+            <w:noProof/>
+            <w:webHidden/>
+          </w:rPr>
+          <w:tab/>
+        </w:r>
+        <w:r>
+          <w:rPr>
+            <w:noProof/>
+            <w:webHidden/>
+          </w:rPr>
+          <w:fldChar w:fldCharType="begin"/>
+        </w:r>
+        <w:r>
+          <w:rPr>
+            <w:noProof/>
+            <w:webHidden/>
+          </w:rPr>
+          <w:instrText xml:space="preserve"> PAGEREF _Toc229952482 \h </w:instrText>
+        </w:r>
+        <w:r>
+          <w:rPr>
+            <w:noProof/>
+            <w:webHidden/>
+          </w:rPr>
+        </w:r>
+        <w:r>
+          <w:rPr>
+            <w:noProof/>
+            <w:webHidden/>
+          </w:rPr>
+          <w:fldChar w:fldCharType="separate"/>
+        </w:r>
+        <w:r>
+          <w:rPr>
+            <w:noProof/>
+            <w:webHidden/>
+          </w:rPr>
+          <w:t>14</w:t>
+        </w:r>
+        <w:r>
+          <w:rPr>
+            <w:noProof/>
+            <w:webHidden/>
+          </w:rPr>
+          <w:fldChar w:fldCharType="end"/>
+        </w:r>
+      </w:hyperlink>
+    </w:p>
+    <w:p>
+      <w:pPr>
+        <w:pStyle w:val="TOC4"/>
+        <w:tabs>
+          <w:tab w:val="right" w:leader="dot" w:pos="8494"/>
+        </w:tabs>
+        <w:rPr>
+          <w:rFonts w:asciiTheme="minorHAnsi" w:eastAsiaTheme="minorEastAsia" w:hAnsiTheme="minorHAnsi"/>
+          <w:noProof/>
+          <w:kern w:val="2"/>
+          <w:szCs w:val="24"/>
+          <w:lang w:val="en-GB" w:eastAsia="en-GB"/>
+          <w14:ligatures w14:val="standardContextual"/>
+        </w:rPr>
+      </w:pPr>
+      <w:hyperlink w:anchor="_Toc229952483" w:history="1">
+        <w:r>
+          <w:rPr>
+            <w:rStyle w:val="Hyperlink"/>
+            <w:noProof/>
+          </w:rPr>
+          <w:t>2ª Semana (04/05/26 – 08/05/26)</w:t>
+        </w:r>
+        <w:r>
+          <w:rPr>
+            <w:noProof/>
+            <w:webHidden/>
+          </w:rPr>
+          <w:tab/>
+        </w:r>
+        <w:r>
+          <w:rPr>
+            <w:noProof/>
+            <w:webHidden/>
+          </w:rPr>
+          <w:fldChar w:fldCharType="begin"/>
+        </w:r>
+        <w:r>
+          <w:rPr>
+            <w:noProof/>
+            <w:webHidden/>
+          </w:rPr>
+          <w:instrText xml:space="preserve"> PAGEREF _Toc229952483 \h </w:instrText>
+        </w:r>
+        <w:r>
+          <w:rPr>
+            <w:noProof/>
+            <w:webHidden/>
+          </w:rPr>
+        </w:r>
+        <w:r>
+          <w:rPr>
+            <w:noProof/>
+            <w:webHidden/>
+          </w:rPr>
+          <w:fldChar w:fldCharType="separate"/>
+        </w:r>
+        <w:r>
+          <w:rPr>
+            <w:noProof/>
+            <w:webHidden/>
+          </w:rPr>
+          <w:t>14</w:t>
+        </w:r>
+        <w:r>
+          <w:rPr>
+            <w:noProof/>
+            <w:webHidden/>
+          </w:rPr>
+          <w:fldChar w:fldCharType="end"/>
+        </w:r>
+      </w:hyperlink>
+    </w:p>
+    <w:p>
+      <w:pPr>
+        <w:pStyle w:val="TOC4"/>
+        <w:tabs>
+          <w:tab w:val="right" w:leader="dot" w:pos="8494"/>
+        </w:tabs>
+        <w:rPr>
+          <w:rFonts w:asciiTheme="minorHAnsi" w:eastAsiaTheme="minorEastAsia" w:hAnsiTheme="minorHAnsi"/>
+          <w:noProof/>
+          <w:kern w:val="2"/>
+          <w:szCs w:val="24"/>
+          <w:lang w:val="en-GB" w:eastAsia="en-GB"/>
+          <w14:ligatures w14:val="standardContextual"/>
+        </w:rPr>
+      </w:pPr>
+      <w:hyperlink w:anchor="_Toc229952484" w:history="1">
+        <w:r>
+          <w:rPr>
+            <w:rStyle w:val="Hyperlink"/>
+            <w:noProof/>
+          </w:rPr>
+          <w:t>3ª Semana (11/05/26 – 15/05/26)</w:t>
+        </w:r>
+        <w:r>
+          <w:rPr>
+            <w:noProof/>
+            <w:webHidden/>
+          </w:rPr>
+          <w:tab/>
+        </w:r>
+        <w:r>
+          <w:rPr>
+            <w:noProof/>
+            <w:webHidden/>
+          </w:rPr>
+          <w:fldChar w:fldCharType="begin"/>
+        </w:r>
+        <w:r>
+          <w:rPr>
+            <w:noProof/>
+            <w:webHidden/>
+          </w:rPr>
+          <w:instrText xml:space="preserve"> PAGEREF _Toc229952484 \h </w:instrText>
+        </w:r>
+        <w:r>
+          <w:rPr>
+            <w:noProof/>
+            <w:webHidden/>
+          </w:rPr>
+        </w:r>
+        <w:r>
+          <w:rPr>
+            <w:noProof/>
+            <w:webHidden/>
+          </w:rPr>
+          <w:fldChar w:fldCharType="separate"/>
+        </w:r>
+        <w:r>
+          <w:rPr>
+            <w:noProof/>
+            <w:webHidden/>
+          </w:rPr>
+          <w:t>14</w:t>
+        </w:r>
+        <w:r>
+          <w:rPr>
+            <w:noProof/>
+            <w:webHidden/>
+          </w:rPr>
+          <w:fldChar w:fldCharType="end"/>
+        </w:r>
+      </w:hyperlink>
+    </w:p>
+    <w:p>
+      <w:pPr>
+        <w:pStyle w:val="TOC4"/>
+        <w:tabs>
+          <w:tab w:val="right" w:leader="dot" w:pos="8494"/>
+        </w:tabs>
+        <w:rPr>
+          <w:rFonts w:asciiTheme="minorHAnsi" w:eastAsiaTheme="minorEastAsia" w:hAnsiTheme="minorHAnsi"/>
+          <w:noProof/>
+          <w:kern w:val="2"/>
+          <w:szCs w:val="24"/>
+          <w:lang w:val="en-GB" w:eastAsia="en-GB"/>
+          <w14:ligatures w14:val="standardContextual"/>
+        </w:rPr>
+      </w:pPr>
+      <w:hyperlink w:anchor="_Toc229952485" w:history="1">
+        <w:r>
+          <w:rPr>
+            <w:rStyle w:val="Hyperlink"/>
+            <w:noProof/>
+          </w:rPr>
+          <w:t>4ª Semana (18/05/26 – 22/05/26)</w:t>
+        </w:r>
+        <w:r>
+          <w:rPr>
+            <w:noProof/>
+            <w:webHidden/>
+          </w:rPr>
+          <w:tab/>
+        </w:r>
+        <w:r>
+          <w:rPr>
+            <w:noProof/>
+            <w:webHidden/>
+          </w:rPr>
+          <w:fldChar w:fldCharType="begin"/>
+        </w:r>
+        <w:r>
+          <w:rPr>
+            <w:noProof/>
+            <w:webHidden/>
+          </w:rPr>
+          <w:instrText xml:space="preserve"> PAGEREF _Toc229952485 \h </w:instrText>
+        </w:r>
+        <w:r>
+          <w:rPr>
+            <w:noProof/>
+            <w:webHidden/>
+          </w:rPr>
+        </w:r>
+        <w:r>
+          <w:rPr>
+            <w:noProof/>
+            <w:webHidden/>
+          </w:rPr>
+          <w:fldChar w:fldCharType="separate"/>
+        </w:r>
+        <w:r>
+          <w:rPr>
+            <w:noProof/>
+            <w:webHidden/>
+          </w:rPr>
+          <w:t>14</w:t>
+        </w:r>
+        <w:r>
+          <w:rPr>
+            <w:noProof/>
+            <w:webHidden/>
+          </w:rPr>
+          <w:fldChar w:fldCharType="end"/>
+        </w:r>
+      </w:hyperlink>
+    </w:p>
+    <w:p>
+      <w:pPr>
+        <w:pStyle w:val="TOC4"/>
+        <w:tabs>
+          <w:tab w:val="right" w:leader="dot" w:pos="8494"/>
+        </w:tabs>
+        <w:rPr>
+          <w:rFonts w:asciiTheme="minorHAnsi" w:eastAsiaTheme="minorEastAsia" w:hAnsiTheme="minorHAnsi"/>
+          <w:noProof/>
+          <w:kern w:val="2"/>
+          <w:szCs w:val="24"/>
+          <w:lang w:val="en-GB" w:eastAsia="en-GB"/>
+          <w14:ligatures w14:val="standardContextual"/>
+        </w:rPr>
+      </w:pPr>
+      <w:hyperlink w:anchor="_Toc229952486" w:history="1">
+        <w:r>
+          <w:rPr>
+            <w:rStyle w:val="Hyperlink"/>
+            <w:noProof/>
+          </w:rPr>
+          <w:t>5ª Semana (25/05/26 – 29/05/26)</w:t>
+        </w:r>
+        <w:r>
+          <w:rPr>
+            <w:noProof/>
+            <w:webHidden/>
+          </w:rPr>
+          <w:tab/>
+        </w:r>
+        <w:r>
+          <w:rPr>
+            <w:noProof/>
+            <w:webHidden/>
+          </w:rPr>
+          <w:fldChar w:fldCharType="begin"/>
+        </w:r>
+        <w:r>
+          <w:rPr>
+            <w:noProof/>
+            <w:webHidden/>
+          </w:rPr>
+          <w:instrText xml:space="preserve"> PAGEREF _Toc229952486 \h </w:instrText>
+        </w:r>
+        <w:r>
+          <w:rPr>
+            <w:noProof/>
+            <w:webHidden/>
+          </w:rPr>
+        </w:r>
+        <w:r>
+          <w:rPr>
+            <w:noProof/>
+            <w:webHidden/>
+          </w:rPr>
+          <w:fldChar w:fldCharType="separate"/>
+        </w:r>
+        <w:r>
+          <w:rPr>
+            <w:noProof/>
+            <w:webHidden/>
+          </w:rPr>
+          <w:t>14</w:t>
+        </w:r>
+        <w:r>
+          <w:rPr>
+            <w:noProof/>
+            <w:webHidden/>
+          </w:rPr>
+          <w:fldChar w:fldCharType="end"/>
+        </w:r>
+      </w:hyperlink>
+    </w:p>
+    <w:p>
+      <w:pPr>
+        <w:pStyle w:val="TOC4"/>
+        <w:tabs>
+          <w:tab w:val="right" w:leader="dot" w:pos="8494"/>
+        </w:tabs>
+        <w:rPr>
+          <w:rFonts w:asciiTheme="minorHAnsi" w:eastAsiaTheme="minorEastAsia" w:hAnsiTheme="minorHAnsi"/>
+          <w:noProof/>
+          <w:kern w:val="2"/>
+          <w:szCs w:val="24"/>
+          <w:lang w:val="en-GB" w:eastAsia="en-GB"/>
+          <w14:ligatures w14:val="standardContextual"/>
+        </w:rPr>
+      </w:pPr>
+      <w:hyperlink w:anchor="_Toc229952487" w:history="1">
+        <w:r>
+          <w:rPr>
+            <w:rStyle w:val="Hyperlink"/>
+            <w:noProof/>
+          </w:rPr>
+          <w:t>6ª Semana (01/06/26 – 05/06/26)</w:t>
+        </w:r>
+        <w:r>
+          <w:rPr>
+            <w:noProof/>
+            <w:webHidden/>
+          </w:rPr>
+          <w:tab/>
+        </w:r>
+        <w:r>
+          <w:rPr>
+            <w:noProof/>
+            <w:webHidden/>
+          </w:rPr>
+          <w:fldChar w:fldCharType="begin"/>
+        </w:r>
+        <w:r>
+          <w:rPr>
+            <w:noProof/>
+            <w:webHidden/>
+          </w:rPr>
+          <w:instrText xml:space="preserve"> PAGEREF _Toc229952487 \h </w:instrText>
+        </w:r>
+        <w:r>
+          <w:rPr>
+            <w:noProof/>
+            <w:webHidden/>
+          </w:rPr>
+        </w:r>
+        <w:r>
+          <w:rPr>
+            <w:noProof/>
+            <w:webHidden/>
+          </w:rPr>
+          <w:fldChar w:fldCharType="separate"/>
+        </w:r>
+        <w:r>
+          <w:rPr>
+            <w:noProof/>
+            <w:webHidden/>
+          </w:rPr>
+          <w:t>14</w:t>
+        </w:r>
+        <w:r>
+          <w:rPr>
+            <w:noProof/>
+            <w:webHidden/>
+          </w:rPr>
+          <w:fldChar w:fldCharType="end"/>
+        </w:r>
+      </w:hyperlink>
+    </w:p>
+    <w:p>
+      <w:pPr>
+        <w:pStyle w:val="TOC4"/>
+        <w:tabs>
+          <w:tab w:val="right" w:leader="dot" w:pos="8494"/>
+        </w:tabs>
+        <w:rPr>
+          <w:rFonts w:asciiTheme="minorHAnsi" w:eastAsiaTheme="minorEastAsia" w:hAnsiTheme="minorHAnsi"/>
+          <w:noProof/>
+          <w:kern w:val="2"/>
+          <w:szCs w:val="24"/>
+          <w:lang w:val="en-GB" w:eastAsia="en-GB"/>
+          <w14:ligatures w14:val="standardContextual"/>
+        </w:rPr>
+      </w:pPr>
+      <w:hyperlink w:anchor="_Toc229952488" w:history="1">
+        <w:r>
+          <w:rPr>
+            <w:rStyle w:val="Hyperlink"/>
+            <w:noProof/>
+          </w:rPr>
+          <w:t>7ª Semana (08/06/26 – 12/06/26)</w:t>
+        </w:r>
+        <w:r>
+          <w:rPr>
+            <w:noProof/>
+            <w:webHidden/>
+          </w:rPr>
+          <w:tab/>
+        </w:r>
+        <w:r>
+          <w:rPr>
+            <w:noProof/>
+            <w:webHidden/>
+          </w:rPr>
+          <w:fldChar w:fldCharType="begin"/>
+        </w:r>
+        <w:r>
+          <w:rPr>
+            <w:noProof/>
+            <w:webHidden/>
+          </w:rPr>
+          <w:instrText xml:space="preserve"> PAGEREF _Toc229952488 \h </w:instrText>
+        </w:r>
+        <w:r>
+          <w:rPr>
+            <w:noProof/>
+            <w:webHidden/>
+          </w:rPr>
+        </w:r>
+        <w:r>
+          <w:rPr>
+            <w:noProof/>
+            <w:webHidden/>
+          </w:rPr>
+          <w:fldChar w:fldCharType="separate"/>
+        </w:r>
+        <w:r>
+          <w:rPr>
+            <w:noProof/>
+            <w:webHidden/>
+          </w:rPr>
+          <w:t>14</w:t>
+        </w:r>
+        <w:r>
+          <w:rPr>
+            <w:noProof/>
+            <w:webHidden/>
+          </w:rPr>
+          <w:fldChar w:fldCharType="end"/>
+        </w:r>
+      </w:hyperlink>
+    </w:p>
+    <w:p>
+      <w:pPr>
+        <w:pStyle w:val="TOC4"/>
+        <w:tabs>
+          <w:tab w:val="right" w:leader="dot" w:pos="8494"/>
+        </w:tabs>
+        <w:rPr>
+          <w:rFonts w:asciiTheme="minorHAnsi" w:eastAsiaTheme="minorEastAsia" w:hAnsiTheme="minorHAnsi"/>
+          <w:noProof/>
+          <w:kern w:val="2"/>
+          <w:szCs w:val="24"/>
+          <w:lang w:val="en-GB" w:eastAsia="en-GB"/>
+          <w14:ligatures w14:val="standardContextual"/>
+        </w:rPr>
+      </w:pPr>
+      <w:hyperlink w:anchor="_Toc229952489" w:history="1">
+        <w:r>
+          <w:rPr>
+            <w:rStyle w:val="Hyperlink"/>
+            <w:noProof/>
+            <w:lang w:val="pt-BR"/>
+          </w:rPr>
+          <w:t>8ª Semana (15/06/26 – 19/06/26)</w:t>
+        </w:r>
+        <w:r>
+          <w:rPr>
+            <w:noProof/>
+            <w:webHidden/>
+          </w:rPr>
+          <w:tab/>
+        </w:r>
+        <w:r>
+          <w:rPr>
+            <w:noProof/>
+            <w:webHidden/>
+          </w:rPr>
+          <w:fldChar w:fldCharType="begin"/>
+        </w:r>
+        <w:r>
+          <w:rPr>
+            <w:noProof/>
+            <w:webHidden/>
+          </w:rPr>
+          <w:instrText xml:space="preserve"> PAGEREF _Toc229952489 \h </w:instrText>
+        </w:r>
+        <w:r>
+          <w:rPr>
+            <w:noProof/>
+            <w:webHidden/>
+          </w:rPr>
+        </w:r>
+        <w:r>
+          <w:rPr>
+            <w:noProof/>
+            <w:webHidden/>
+          </w:rPr>
+          <w:fldChar w:fldCharType="separate"/>
+        </w:r>
+        <w:r>
+          <w:rPr>
+            <w:noProof/>
+            <w:webHidden/>
+          </w:rPr>
+          <w:t>14</w:t>
+        </w:r>
+        <w:r>
+          <w:rPr>
+            <w:noProof/>
+            <w:webHidden/>
+          </w:rPr>
+          <w:fldChar w:fldCharType="end"/>
+        </w:r>
+      </w:hyperlink>
+    </w:p>
+    <w:p>
+      <w:pPr>
+        <w:pStyle w:val="TOC4"/>
+        <w:tabs>
+          <w:tab w:val="right" w:leader="dot" w:pos="8494"/>
+        </w:tabs>
+        <w:rPr>
+          <w:rFonts w:asciiTheme="minorHAnsi" w:eastAsiaTheme="minorEastAsia" w:hAnsiTheme="minorHAnsi"/>
+          <w:noProof/>
+          <w:kern w:val="2"/>
+          <w:szCs w:val="24"/>
+          <w:lang w:val="en-GB" w:eastAsia="en-GB"/>
+          <w14:ligatures w14:val="standardContextual"/>
+        </w:rPr>
+      </w:pPr>
+      <w:hyperlink w:anchor="_Toc229952490" w:history="1">
+        <w:r>
+          <w:rPr>
+            <w:rStyle w:val="Hyperlink"/>
+            <w:noProof/>
+            <w:lang w:val="pt-BR"/>
+          </w:rPr>
+          <w:t>9ª Semana (Semana Final) (22/06/26 – 26/06/26)</w:t>
+        </w:r>
+        <w:r>
+          <w:rPr>
+            <w:noProof/>
+            <w:webHidden/>
+          </w:rPr>
+          <w:tab/>
+        </w:r>
+        <w:r>
+          <w:rPr>
+            <w:noProof/>
+            <w:webHidden/>
+          </w:rPr>
+          <w:fldChar w:fldCharType="begin"/>
+        </w:r>
+        <w:r>
+          <w:rPr>
+            <w:noProof/>
+            <w:webHidden/>
+          </w:rPr>
+          <w:instrText xml:space="preserve"> PAGEREF _Toc229952490 \h </w:instrText>
+        </w:r>
+        <w:r>
+          <w:rPr>
+            <w:noProof/>
+            <w:webHidden/>
+          </w:rPr>
+        </w:r>
+        <w:r>
+          <w:rPr>
+            <w:noProof/>
+            <w:webHidden/>
+          </w:rPr>
+          <w:fldChar w:fldCharType="separate"/>
+        </w:r>
+        <w:r>
+          <w:rPr>
+            <w:noProof/>
+            <w:webHidden/>
+          </w:rPr>
+          <w:t>14</w:t>
+        </w:r>
+        <w:r>
+          <w:rPr>
+            <w:noProof/>
+            <w:webHidden/>
+          </w:rPr>
+          <w:fldChar w:fldCharType="end"/>
+        </w:r>
+      </w:hyperlink>
+    </w:p>
+    <w:p>
+      <w:pPr>
+        <w:pStyle w:val="TOC4"/>
+        <w:tabs>
+          <w:tab w:val="right" w:leader="dot" w:pos="8494"/>
+        </w:tabs>
+        <w:rPr>
+          <w:rFonts w:asciiTheme="minorHAnsi" w:eastAsiaTheme="minorEastAsia" w:hAnsiTheme="minorHAnsi"/>
+          <w:noProof/>
+          <w:kern w:val="2"/>
+          <w:szCs w:val="24"/>
+          <w:lang w:val="en-GB" w:eastAsia="en-GB"/>
+          <w14:ligatures w14:val="standardContextual"/>
+        </w:rPr>
+      </w:pPr>
+      <w:hyperlink w:anchor="_Toc229952491" w:history="1">
+        <w:r>
+          <w:rPr>
+            <w:rStyle w:val="Hyperlink"/>
+            <w:noProof/>
+            <w:lang w:val="pt-BR"/>
+          </w:rPr>
+          <w:t>10ª Semana (Ultimo Dia) (29/06/26)</w:t>
+        </w:r>
+        <w:r>
+          <w:rPr>
+            <w:noProof/>
+            <w:webHidden/>
+          </w:rPr>
+          <w:tab/>
+        </w:r>
+        <w:r>
+          <w:rPr>
+            <w:noProof/>
+            <w:webHidden/>
+          </w:rPr>
+          <w:fldChar w:fldCharType="begin"/>
+        </w:r>
+        <w:r>
+          <w:rPr>
+            <w:noProof/>
+            <w:webHidden/>
+          </w:rPr>
+          <w:instrText xml:space="preserve"> PAGEREF _Toc229952491 \h </w:instrText>
+        </w:r>
+        <w:r>
+          <w:rPr>
+            <w:noProof/>
+            <w:webHidden/>
+          </w:rPr>
+        </w:r>
+        <w:r>
+          <w:rPr>
+            <w:noProof/>
+            <w:webHidden/>
+          </w:rPr>
+          <w:fldChar w:fldCharType="separate"/>
+        </w:r>
+        <w:r>
+          <w:rPr>
+            <w:noProof/>
+            <w:webHidden/>
+          </w:rPr>
+          <w:t>14</w:t>
+        </w:r>
+        <w:r>
+          <w:rPr>
+            <w:noProof/>
+            <w:webHidden/>
+          </w:rPr>
+          <w:fldChar w:fldCharType="end"/>
+        </w:r>
+      </w:hyperlink>
+    </w:p>
+    <w:p>
+      <w:pPr>
+        <w:pStyle w:val="TOC3"/>
+        <w:tabs>
+          <w:tab w:val="left" w:pos="1200"/>
+          <w:tab w:val="right" w:leader="dot" w:pos="8494"/>
+        </w:tabs>
+        <w:rPr>
+          <w:rFonts w:asciiTheme="minorHAnsi" w:eastAsiaTheme="minorEastAsia" w:hAnsiTheme="minorHAnsi"/>
+          <w:noProof/>
+          <w:kern w:val="2"/>
+          <w:szCs w:val="24"/>
+          <w:lang w:val="en-GB" w:eastAsia="en-GB"/>
+          <w14:ligatures w14:val="standardContextual"/>
+        </w:rPr>
+      </w:pPr>
+      <w:hyperlink w:anchor="_Toc229952492" w:history="1">
+        <w:r>
+          <w:rPr>
+            <w:rStyle w:val="Hyperlink"/>
+            <w:noProof/>
+          </w:rPr>
+          <w:t>2.5</w:t>
+        </w:r>
+        <w:r>
+          <w:rPr>
+            <w:rFonts w:asciiTheme="minorHAnsi" w:eastAsiaTheme="minorEastAsia" w:hAnsiTheme="minorHAnsi"/>
+            <w:noProof/>
+            <w:kern w:val="2"/>
+            <w:szCs w:val="24"/>
+            <w:lang w:val="en-GB" w:eastAsia="en-GB"/>
+            <w14:ligatures w14:val="standardContextual"/>
+          </w:rPr>
+          <w:tab/>
+        </w:r>
+        <w:r>
+          <w:rPr>
+            <w:rStyle w:val="Hyperlink"/>
+            <w:noProof/>
+          </w:rPr>
           <w:t>Desenvolvimento do Projeto</w:t>
         </w:r>
         <w:r>
@@ -2845,7 +3078,7 @@
             <w:noProof/>
             <w:webHidden/>
           </w:rPr>
-          <w:instrText xml:space="preserve"> PAGEREF _Toc229269852 \h </w:instrText>
+          <w:instrText xml:space="preserve"> PAGEREF _Toc229952492 \h </w:instrText>
         </w:r>
         <w:r>
           <w:rPr>
@@ -2865,7 +3098,7 @@
             <w:noProof/>
             <w:webHidden/>
           </w:rPr>
-          <w:t>13</w:t>
+          <w:t>15</w:t>
         </w:r>
         <w:r>
           <w:rPr>
@@ -2892,7 +3125,7 @@
           <w14:ligatures w14:val="standardContextual"/>
         </w:rPr>
       </w:pPr>
-      <w:hyperlink w:anchor="_Toc229269853" w:history="1">
+      <w:hyperlink w:anchor="_Toc229952493" w:history="1">
         <w:r>
           <w:rPr>
             <w:rStyle w:val="Hyperlink"/>
@@ -2937,7 +3170,7 @@
             <w:noProof/>
             <w:webHidden/>
           </w:rPr>
-          <w:instrText xml:space="preserve"> PAGEREF _Toc229269853 \h </w:instrText>
+          <w:instrText xml:space="preserve"> PAGEREF _Toc229952493 \h </w:instrText>
         </w:r>
         <w:r>
           <w:rPr>
@@ -2957,7 +3190,702 @@
             <w:noProof/>
             <w:webHidden/>
           </w:rPr>
-          <w:t>13</w:t>
+          <w:t>15</w:t>
+        </w:r>
+        <w:r>
+          <w:rPr>
+            <w:noProof/>
+            <w:webHidden/>
+          </w:rPr>
+          <w:fldChar w:fldCharType="end"/>
+        </w:r>
+      </w:hyperlink>
+    </w:p>
+    <w:p>
+      <w:pPr>
+        <w:pStyle w:val="TOC4"/>
+        <w:tabs>
+          <w:tab w:val="right" w:leader="dot" w:pos="8494"/>
+        </w:tabs>
+        <w:rPr>
+          <w:rFonts w:asciiTheme="minorHAnsi" w:eastAsiaTheme="minorEastAsia" w:hAnsiTheme="minorHAnsi"/>
+          <w:noProof/>
+          <w:kern w:val="2"/>
+          <w:szCs w:val="24"/>
+          <w:lang w:val="en-GB" w:eastAsia="en-GB"/>
+          <w14:ligatures w14:val="standardContextual"/>
+        </w:rPr>
+      </w:pPr>
+      <w:hyperlink w:anchor="_Toc229952494" w:history="1">
+        <w:r>
+          <w:rPr>
+            <w:rStyle w:val="Hyperlink"/>
+            <w:noProof/>
+          </w:rPr>
+          <w:t>2.5.2 Testes e protótipos</w:t>
+        </w:r>
+        <w:r>
+          <w:rPr>
+            <w:noProof/>
+            <w:webHidden/>
+          </w:rPr>
+          <w:tab/>
+        </w:r>
+        <w:r>
+          <w:rPr>
+            <w:noProof/>
+            <w:webHidden/>
+          </w:rPr>
+          <w:fldChar w:fldCharType="begin"/>
+        </w:r>
+        <w:r>
+          <w:rPr>
+            <w:noProof/>
+            <w:webHidden/>
+          </w:rPr>
+          <w:instrText xml:space="preserve"> PAGEREF _Toc229952494 \h </w:instrText>
+        </w:r>
+        <w:r>
+          <w:rPr>
+            <w:noProof/>
+            <w:webHidden/>
+          </w:rPr>
+        </w:r>
+        <w:r>
+          <w:rPr>
+            <w:noProof/>
+            <w:webHidden/>
+          </w:rPr>
+          <w:fldChar w:fldCharType="separate"/>
+        </w:r>
+        <w:r>
+          <w:rPr>
+            <w:noProof/>
+            <w:webHidden/>
+          </w:rPr>
+          <w:t>15</w:t>
+        </w:r>
+        <w:r>
+          <w:rPr>
+            <w:noProof/>
+            <w:webHidden/>
+          </w:rPr>
+          <w:fldChar w:fldCharType="end"/>
+        </w:r>
+      </w:hyperlink>
+    </w:p>
+    <w:p>
+      <w:pPr>
+        <w:pStyle w:val="TOC5"/>
+        <w:tabs>
+          <w:tab w:val="right" w:leader="dot" w:pos="8494"/>
+        </w:tabs>
+        <w:rPr>
+          <w:rFonts w:asciiTheme="minorHAnsi" w:eastAsiaTheme="minorEastAsia" w:hAnsiTheme="minorHAnsi"/>
+          <w:noProof/>
+          <w:kern w:val="2"/>
+          <w:szCs w:val="24"/>
+          <w:lang w:val="en-GB" w:eastAsia="en-GB"/>
+          <w14:ligatures w14:val="standardContextual"/>
+        </w:rPr>
+      </w:pPr>
+      <w:hyperlink w:anchor="_Toc229952495" w:history="1">
+        <w:r>
+          <w:rPr>
+            <w:rStyle w:val="Hyperlink"/>
+            <w:noProof/>
+          </w:rPr>
+          <w:t>Teste #1</w:t>
+        </w:r>
+        <w:r>
+          <w:rPr>
+            <w:noProof/>
+            <w:webHidden/>
+          </w:rPr>
+          <w:tab/>
+        </w:r>
+        <w:r>
+          <w:rPr>
+            <w:noProof/>
+            <w:webHidden/>
+          </w:rPr>
+          <w:fldChar w:fldCharType="begin"/>
+        </w:r>
+        <w:r>
+          <w:rPr>
+            <w:noProof/>
+            <w:webHidden/>
+          </w:rPr>
+          <w:instrText xml:space="preserve"> PAGEREF _Toc229952495 \h </w:instrText>
+        </w:r>
+        <w:r>
+          <w:rPr>
+            <w:noProof/>
+            <w:webHidden/>
+          </w:rPr>
+        </w:r>
+        <w:r>
+          <w:rPr>
+            <w:noProof/>
+            <w:webHidden/>
+          </w:rPr>
+          <w:fldChar w:fldCharType="separate"/>
+        </w:r>
+        <w:r>
+          <w:rPr>
+            <w:noProof/>
+            <w:webHidden/>
+          </w:rPr>
+          <w:t>15</w:t>
+        </w:r>
+        <w:r>
+          <w:rPr>
+            <w:noProof/>
+            <w:webHidden/>
+          </w:rPr>
+          <w:fldChar w:fldCharType="end"/>
+        </w:r>
+      </w:hyperlink>
+    </w:p>
+    <w:p>
+      <w:pPr>
+        <w:pStyle w:val="TOC6"/>
+        <w:tabs>
+          <w:tab w:val="right" w:leader="dot" w:pos="8494"/>
+        </w:tabs>
+        <w:rPr>
+          <w:noProof/>
+        </w:rPr>
+      </w:pPr>
+      <w:hyperlink w:anchor="_Toc229952496" w:history="1">
+        <w:r>
+          <w:rPr>
+            <w:rStyle w:val="Hyperlink"/>
+            <w:noProof/>
+          </w:rPr>
+          <w:t>Bibliotecas utilizadas</w:t>
+        </w:r>
+        <w:r>
+          <w:rPr>
+            <w:noProof/>
+            <w:webHidden/>
+          </w:rPr>
+          <w:tab/>
+        </w:r>
+        <w:r>
+          <w:rPr>
+            <w:noProof/>
+            <w:webHidden/>
+          </w:rPr>
+          <w:fldChar w:fldCharType="begin"/>
+        </w:r>
+        <w:r>
+          <w:rPr>
+            <w:noProof/>
+            <w:webHidden/>
+          </w:rPr>
+          <w:instrText xml:space="preserve"> PAGEREF _Toc229952496 \h </w:instrText>
+        </w:r>
+        <w:r>
+          <w:rPr>
+            <w:noProof/>
+            <w:webHidden/>
+          </w:rPr>
+        </w:r>
+        <w:r>
+          <w:rPr>
+            <w:noProof/>
+            <w:webHidden/>
+          </w:rPr>
+          <w:fldChar w:fldCharType="separate"/>
+        </w:r>
+        <w:r>
+          <w:rPr>
+            <w:noProof/>
+            <w:webHidden/>
+          </w:rPr>
+          <w:t>15</w:t>
+        </w:r>
+        <w:r>
+          <w:rPr>
+            <w:noProof/>
+            <w:webHidden/>
+          </w:rPr>
+          <w:fldChar w:fldCharType="end"/>
+        </w:r>
+      </w:hyperlink>
+    </w:p>
+    <w:p>
+      <w:pPr>
+        <w:pStyle w:val="TOC6"/>
+        <w:tabs>
+          <w:tab w:val="right" w:leader="dot" w:pos="8494"/>
+        </w:tabs>
+        <w:rPr>
+          <w:noProof/>
+        </w:rPr>
+      </w:pPr>
+      <w:hyperlink w:anchor="_Toc229952497" w:history="1">
+        <w:r>
+          <w:rPr>
+            <w:rStyle w:val="Hyperlink"/>
+            <w:noProof/>
+          </w:rPr>
+          <w:t>Montagem física</w:t>
+        </w:r>
+        <w:r>
+          <w:rPr>
+            <w:noProof/>
+            <w:webHidden/>
+          </w:rPr>
+          <w:tab/>
+        </w:r>
+        <w:r>
+          <w:rPr>
+            <w:noProof/>
+            <w:webHidden/>
+          </w:rPr>
+          <w:fldChar w:fldCharType="begin"/>
+        </w:r>
+        <w:r>
+          <w:rPr>
+            <w:noProof/>
+            <w:webHidden/>
+          </w:rPr>
+          <w:instrText xml:space="preserve"> PAGEREF _Toc229952497 \h </w:instrText>
+        </w:r>
+        <w:r>
+          <w:rPr>
+            <w:noProof/>
+            <w:webHidden/>
+          </w:rPr>
+        </w:r>
+        <w:r>
+          <w:rPr>
+            <w:noProof/>
+            <w:webHidden/>
+          </w:rPr>
+          <w:fldChar w:fldCharType="separate"/>
+        </w:r>
+        <w:r>
+          <w:rPr>
+            <w:noProof/>
+            <w:webHidden/>
+          </w:rPr>
+          <w:t>15</w:t>
+        </w:r>
+        <w:r>
+          <w:rPr>
+            <w:noProof/>
+            <w:webHidden/>
+          </w:rPr>
+          <w:fldChar w:fldCharType="end"/>
+        </w:r>
+      </w:hyperlink>
+    </w:p>
+    <w:p>
+      <w:pPr>
+        <w:pStyle w:val="TOC6"/>
+        <w:tabs>
+          <w:tab w:val="right" w:leader="dot" w:pos="8494"/>
+        </w:tabs>
+        <w:rPr>
+          <w:noProof/>
+        </w:rPr>
+      </w:pPr>
+      <w:hyperlink w:anchor="_Toc229952498" w:history="1">
+        <w:r>
+          <w:rPr>
+            <w:rStyle w:val="Hyperlink"/>
+            <w:noProof/>
+          </w:rPr>
+          <w:t>Explicação do código</w:t>
+        </w:r>
+        <w:r>
+          <w:rPr>
+            <w:noProof/>
+            <w:webHidden/>
+          </w:rPr>
+          <w:tab/>
+        </w:r>
+        <w:r>
+          <w:rPr>
+            <w:noProof/>
+            <w:webHidden/>
+          </w:rPr>
+          <w:fldChar w:fldCharType="begin"/>
+        </w:r>
+        <w:r>
+          <w:rPr>
+            <w:noProof/>
+            <w:webHidden/>
+          </w:rPr>
+          <w:instrText xml:space="preserve"> PAGEREF _Toc229952498 \h </w:instrText>
+        </w:r>
+        <w:r>
+          <w:rPr>
+            <w:noProof/>
+            <w:webHidden/>
+          </w:rPr>
+        </w:r>
+        <w:r>
+          <w:rPr>
+            <w:noProof/>
+            <w:webHidden/>
+          </w:rPr>
+          <w:fldChar w:fldCharType="separate"/>
+        </w:r>
+        <w:r>
+          <w:rPr>
+            <w:noProof/>
+            <w:webHidden/>
+          </w:rPr>
+          <w:t>15</w:t>
+        </w:r>
+        <w:r>
+          <w:rPr>
+            <w:noProof/>
+            <w:webHidden/>
+          </w:rPr>
+          <w:fldChar w:fldCharType="end"/>
+        </w:r>
+      </w:hyperlink>
+    </w:p>
+    <w:p>
+      <w:pPr>
+        <w:pStyle w:val="TOC6"/>
+        <w:tabs>
+          <w:tab w:val="right" w:leader="dot" w:pos="8494"/>
+        </w:tabs>
+        <w:rPr>
+          <w:noProof/>
+        </w:rPr>
+      </w:pPr>
+      <w:hyperlink w:anchor="_Toc229952499" w:history="1">
+        <w:r>
+          <w:rPr>
+            <w:rStyle w:val="Hyperlink"/>
+            <w:noProof/>
+          </w:rPr>
+          <w:t>Observações e veredito</w:t>
+        </w:r>
+        <w:r>
+          <w:rPr>
+            <w:noProof/>
+            <w:webHidden/>
+          </w:rPr>
+          <w:tab/>
+        </w:r>
+        <w:r>
+          <w:rPr>
+            <w:noProof/>
+            <w:webHidden/>
+          </w:rPr>
+          <w:fldChar w:fldCharType="begin"/>
+        </w:r>
+        <w:r>
+          <w:rPr>
+            <w:noProof/>
+            <w:webHidden/>
+          </w:rPr>
+          <w:instrText xml:space="preserve"> PAGEREF _Toc229952499 \h </w:instrText>
+        </w:r>
+        <w:r>
+          <w:rPr>
+            <w:noProof/>
+            <w:webHidden/>
+          </w:rPr>
+        </w:r>
+        <w:r>
+          <w:rPr>
+            <w:noProof/>
+            <w:webHidden/>
+          </w:rPr>
+          <w:fldChar w:fldCharType="separate"/>
+        </w:r>
+        <w:r>
+          <w:rPr>
+            <w:noProof/>
+            <w:webHidden/>
+          </w:rPr>
+          <w:t>16</w:t>
+        </w:r>
+        <w:r>
+          <w:rPr>
+            <w:noProof/>
+            <w:webHidden/>
+          </w:rPr>
+          <w:fldChar w:fldCharType="end"/>
+        </w:r>
+      </w:hyperlink>
+    </w:p>
+    <w:p>
+      <w:pPr>
+        <w:pStyle w:val="TOC5"/>
+        <w:tabs>
+          <w:tab w:val="right" w:leader="dot" w:pos="8494"/>
+        </w:tabs>
+        <w:rPr>
+          <w:rFonts w:asciiTheme="minorHAnsi" w:eastAsiaTheme="minorEastAsia" w:hAnsiTheme="minorHAnsi"/>
+          <w:noProof/>
+          <w:kern w:val="2"/>
+          <w:szCs w:val="24"/>
+          <w:lang w:val="en-GB" w:eastAsia="en-GB"/>
+          <w14:ligatures w14:val="standardContextual"/>
+        </w:rPr>
+      </w:pPr>
+      <w:hyperlink w:anchor="_Toc229952500" w:history="1">
+        <w:r>
+          <w:rPr>
+            <w:rStyle w:val="Hyperlink"/>
+            <w:noProof/>
+          </w:rPr>
+          <w:t>Teste #2</w:t>
+        </w:r>
+        <w:r>
+          <w:rPr>
+            <w:noProof/>
+            <w:webHidden/>
+          </w:rPr>
+          <w:tab/>
+        </w:r>
+        <w:r>
+          <w:rPr>
+            <w:noProof/>
+            <w:webHidden/>
+          </w:rPr>
+          <w:fldChar w:fldCharType="begin"/>
+        </w:r>
+        <w:r>
+          <w:rPr>
+            <w:noProof/>
+            <w:webHidden/>
+          </w:rPr>
+          <w:instrText xml:space="preserve"> PAGEREF _Toc229952500 \h </w:instrText>
+        </w:r>
+        <w:r>
+          <w:rPr>
+            <w:noProof/>
+            <w:webHidden/>
+          </w:rPr>
+        </w:r>
+        <w:r>
+          <w:rPr>
+            <w:noProof/>
+            <w:webHidden/>
+          </w:rPr>
+          <w:fldChar w:fldCharType="separate"/>
+        </w:r>
+        <w:r>
+          <w:rPr>
+            <w:noProof/>
+            <w:webHidden/>
+          </w:rPr>
+          <w:t>18</w:t>
+        </w:r>
+        <w:r>
+          <w:rPr>
+            <w:noProof/>
+            <w:webHidden/>
+          </w:rPr>
+          <w:fldChar w:fldCharType="end"/>
+        </w:r>
+      </w:hyperlink>
+    </w:p>
+    <w:p>
+      <w:pPr>
+        <w:pStyle w:val="TOC6"/>
+        <w:tabs>
+          <w:tab w:val="right" w:leader="dot" w:pos="8494"/>
+        </w:tabs>
+        <w:rPr>
+          <w:noProof/>
+        </w:rPr>
+      </w:pPr>
+      <w:hyperlink w:anchor="_Toc229952501" w:history="1">
+        <w:r>
+          <w:rPr>
+            <w:rStyle w:val="Hyperlink"/>
+            <w:noProof/>
+          </w:rPr>
+          <w:t>Bibliotecas utilizadas</w:t>
+        </w:r>
+        <w:r>
+          <w:rPr>
+            <w:noProof/>
+            <w:webHidden/>
+          </w:rPr>
+          <w:tab/>
+        </w:r>
+        <w:r>
+          <w:rPr>
+            <w:noProof/>
+            <w:webHidden/>
+          </w:rPr>
+          <w:fldChar w:fldCharType="begin"/>
+        </w:r>
+        <w:r>
+          <w:rPr>
+            <w:noProof/>
+            <w:webHidden/>
+          </w:rPr>
+          <w:instrText xml:space="preserve"> PAGEREF _Toc229952501 \h </w:instrText>
+        </w:r>
+        <w:r>
+          <w:rPr>
+            <w:noProof/>
+            <w:webHidden/>
+          </w:rPr>
+        </w:r>
+        <w:r>
+          <w:rPr>
+            <w:noProof/>
+            <w:webHidden/>
+          </w:rPr>
+          <w:fldChar w:fldCharType="separate"/>
+        </w:r>
+        <w:r>
+          <w:rPr>
+            <w:noProof/>
+            <w:webHidden/>
+          </w:rPr>
+          <w:t>18</w:t>
+        </w:r>
+        <w:r>
+          <w:rPr>
+            <w:noProof/>
+            <w:webHidden/>
+          </w:rPr>
+          <w:fldChar w:fldCharType="end"/>
+        </w:r>
+      </w:hyperlink>
+    </w:p>
+    <w:p>
+      <w:pPr>
+        <w:pStyle w:val="TOC6"/>
+        <w:tabs>
+          <w:tab w:val="right" w:leader="dot" w:pos="8494"/>
+        </w:tabs>
+        <w:rPr>
+          <w:noProof/>
+        </w:rPr>
+      </w:pPr>
+      <w:hyperlink w:anchor="_Toc229952502" w:history="1">
+        <w:r>
+          <w:rPr>
+            <w:rStyle w:val="Hyperlink"/>
+            <w:noProof/>
+          </w:rPr>
+          <w:t>Montagem física</w:t>
+        </w:r>
+        <w:r>
+          <w:rPr>
+            <w:noProof/>
+            <w:webHidden/>
+          </w:rPr>
+          <w:tab/>
+        </w:r>
+        <w:r>
+          <w:rPr>
+            <w:noProof/>
+            <w:webHidden/>
+          </w:rPr>
+          <w:fldChar w:fldCharType="begin"/>
+        </w:r>
+        <w:r>
+          <w:rPr>
+            <w:noProof/>
+            <w:webHidden/>
+          </w:rPr>
+          <w:instrText xml:space="preserve"> PAGEREF _Toc229952502 \h </w:instrText>
+        </w:r>
+        <w:r>
+          <w:rPr>
+            <w:noProof/>
+            <w:webHidden/>
+          </w:rPr>
+        </w:r>
+        <w:r>
+          <w:rPr>
+            <w:noProof/>
+            <w:webHidden/>
+          </w:rPr>
+          <w:fldChar w:fldCharType="separate"/>
+        </w:r>
+        <w:r>
+          <w:rPr>
+            <w:noProof/>
+            <w:webHidden/>
+          </w:rPr>
+          <w:t>18</w:t>
+        </w:r>
+        <w:r>
+          <w:rPr>
+            <w:noProof/>
+            <w:webHidden/>
+          </w:rPr>
+          <w:fldChar w:fldCharType="end"/>
+        </w:r>
+      </w:hyperlink>
+    </w:p>
+    <w:p>
+      <w:pPr>
+        <w:pStyle w:val="TOC6"/>
+        <w:tabs>
+          <w:tab w:val="right" w:leader="dot" w:pos="8494"/>
+        </w:tabs>
+        <w:rPr>
+          <w:noProof/>
+        </w:rPr>
+      </w:pPr>
+      <w:hyperlink w:anchor="_Toc229952503" w:history="1">
+        <w:r>
+          <w:rPr>
+            <w:rStyle w:val="Hyperlink"/>
+            <w:noProof/>
+          </w:rPr>
+          <w:t>Explicação do código</w:t>
+        </w:r>
+        <w:r>
+          <w:rPr>
+            <w:noProof/>
+            <w:webHidden/>
+          </w:rPr>
+          <w:tab/>
+        </w:r>
+        <w:r>
+          <w:rPr>
+            <w:noProof/>
+            <w:webHidden/>
+          </w:rPr>
+          <w:fldChar w:fldCharType="begin"/>
+        </w:r>
+        <w:r>
+          <w:rPr>
+            <w:noProof/>
+            <w:webHidden/>
+          </w:rPr>
+          <w:instrText xml:space="preserve"> PAGEREF _Toc229952503 \h </w:instrText>
+        </w:r>
+        <w:r>
+          <w:rPr>
+            <w:noProof/>
+            <w:webHidden/>
+          </w:rPr>
+        </w:r>
+        <w:r>
+          <w:rPr>
+            <w:noProof/>
+            <w:webHidden/>
+          </w:rPr>
+          <w:fldChar w:fldCharType="separate"/>
+        </w:r>
+        <w:r>
+          <w:rPr>
+            <w:noProof/>
+            <w:webHidden/>
+          </w:rPr>
+          <w:t>19</w:t>
         </w:r>
         <w:r>
           <w:rPr>
@@ -2984,13 +3912,13 @@
           <w14:ligatures w14:val="standardContextual"/>
         </w:rPr>
       </w:pPr>
-      <w:hyperlink w:anchor="_Toc229269854" w:history="1">
+      <w:hyperlink w:anchor="_Toc229952504" w:history="1">
         <w:r>
           <w:rPr>
             <w:rStyle w:val="Hyperlink"/>
             <w:noProof/>
           </w:rPr>
-          <w:t>2.5.2</w:t>
+          <w:t>2.5.3</w:t>
         </w:r>
         <w:r>
           <w:rPr>
@@ -3029,7 +3957,7 @@
             <w:noProof/>
             <w:webHidden/>
           </w:rPr>
-          <w:instrText xml:space="preserve"> PAGEREF _Toc229269854 \h </w:instrText>
+          <w:instrText xml:space="preserve"> PAGEREF _Toc229952504 \h </w:instrText>
         </w:r>
         <w:r>
           <w:rPr>
@@ -3049,7 +3977,7 @@
             <w:noProof/>
             <w:webHidden/>
           </w:rPr>
-          <w:t>13</w:t>
+          <w:t>22</w:t>
         </w:r>
         <w:r>
           <w:rPr>
@@ -3075,7 +4003,7 @@
           <w14:ligatures w14:val="standardContextual"/>
         </w:rPr>
       </w:pPr>
-      <w:hyperlink w:anchor="_Toc229269855" w:history="1">
+      <w:hyperlink w:anchor="_Toc229952505" w:history="1">
         <w:r>
           <w:rPr>
             <w:rStyle w:val="Hyperlink"/>
@@ -3102,7 +4030,7 @@
             <w:noProof/>
             <w:webHidden/>
           </w:rPr>
-          <w:instrText xml:space="preserve"> PAGEREF _Toc229269855 \h </w:instrText>
+          <w:instrText xml:space="preserve"> PAGEREF _Toc229952505 \h </w:instrText>
         </w:r>
         <w:r>
           <w:rPr>
@@ -3122,7 +4050,7 @@
             <w:noProof/>
             <w:webHidden/>
           </w:rPr>
-          <w:t>14</w:t>
+          <w:t>22</w:t>
         </w:r>
         <w:r>
           <w:rPr>
@@ -3148,7 +4076,7 @@
           <w14:ligatures w14:val="standardContextual"/>
         </w:rPr>
       </w:pPr>
-      <w:hyperlink w:anchor="_Toc229269856" w:history="1">
+      <w:hyperlink w:anchor="_Toc229952506" w:history="1">
         <w:r>
           <w:rPr>
             <w:rStyle w:val="Hyperlink"/>
@@ -3175,7 +4103,7 @@
             <w:noProof/>
             <w:webHidden/>
           </w:rPr>
-          <w:instrText xml:space="preserve"> PAGEREF _Toc229269856 \h </w:instrText>
+          <w:instrText xml:space="preserve"> PAGEREF _Toc229952506 \h </w:instrText>
         </w:r>
         <w:r>
           <w:rPr>
@@ -3195,7 +4123,7 @@
             <w:noProof/>
             <w:webHidden/>
           </w:rPr>
-          <w:t>14</w:t>
+          <w:t>22</w:t>
         </w:r>
         <w:r>
           <w:rPr>
@@ -3221,7 +4149,7 @@
           <w14:ligatures w14:val="standardContextual"/>
         </w:rPr>
       </w:pPr>
-      <w:hyperlink w:anchor="_Toc229269857" w:history="1">
+      <w:hyperlink w:anchor="_Toc229952507" w:history="1">
         <w:r>
           <w:rPr>
             <w:rStyle w:val="Hyperlink"/>
@@ -3248,7 +4176,7 @@
             <w:noProof/>
             <w:webHidden/>
           </w:rPr>
-          <w:instrText xml:space="preserve"> PAGEREF _Toc229269857 \h </w:instrText>
+          <w:instrText xml:space="preserve"> PAGEREF _Toc229952507 \h </w:instrText>
         </w:r>
         <w:r>
           <w:rPr>
@@ -3268,7 +4196,7 @@
             <w:noProof/>
             <w:webHidden/>
           </w:rPr>
-          <w:t>15</w:t>
+          <w:t>23</w:t>
         </w:r>
         <w:r>
           <w:rPr>
@@ -3294,7 +4222,7 @@
           <w14:ligatures w14:val="standardContextual"/>
         </w:rPr>
       </w:pPr>
-      <w:hyperlink w:anchor="_Toc229269858" w:history="1">
+      <w:hyperlink w:anchor="_Toc229952508" w:history="1">
         <w:r>
           <w:rPr>
             <w:rStyle w:val="Hyperlink"/>
@@ -3321,7 +4249,7 @@
             <w:noProof/>
             <w:webHidden/>
           </w:rPr>
-          <w:instrText xml:space="preserve"> PAGEREF _Toc229269858 \h </w:instrText>
+          <w:instrText xml:space="preserve"> PAGEREF _Toc229952508 \h </w:instrText>
         </w:r>
         <w:r>
           <w:rPr>
@@ -3341,7 +4269,7 @@
             <w:noProof/>
             <w:webHidden/>
           </w:rPr>
-          <w:t>15</w:t>
+          <w:t>23</w:t>
         </w:r>
         <w:r>
           <w:rPr>
@@ -3367,7 +4295,7 @@
           <w14:ligatures w14:val="standardContextual"/>
         </w:rPr>
       </w:pPr>
-      <w:hyperlink w:anchor="_Toc229269859" w:history="1">
+      <w:hyperlink w:anchor="_Toc229952509" w:history="1">
         <w:r>
           <w:rPr>
             <w:rStyle w:val="Hyperlink"/>
@@ -3394,7 +4322,7 @@
             <w:noProof/>
             <w:webHidden/>
           </w:rPr>
-          <w:instrText xml:space="preserve"> PAGEREF _Toc229269859 \h </w:instrText>
+          <w:instrText xml:space="preserve"> PAGEREF _Toc229952509 \h </w:instrText>
         </w:r>
         <w:r>
           <w:rPr>
@@ -3414,7 +4342,7 @@
             <w:noProof/>
             <w:webHidden/>
           </w:rPr>
-          <w:t>16</w:t>
+          <w:t>24</w:t>
         </w:r>
         <w:r>
           <w:rPr>
@@ -3440,7 +4368,7 @@
           <w14:ligatures w14:val="standardContextual"/>
         </w:rPr>
       </w:pPr>
-      <w:hyperlink w:anchor="_Toc229269860" w:history="1">
+      <w:hyperlink w:anchor="_Toc229952510" w:history="1">
         <w:r>
           <w:rPr>
             <w:rStyle w:val="Hyperlink"/>
@@ -3467,7 +4395,7 @@
             <w:noProof/>
             <w:webHidden/>
           </w:rPr>
-          <w:instrText xml:space="preserve"> PAGEREF _Toc229269860 \h </w:instrText>
+          <w:instrText xml:space="preserve"> PAGEREF _Toc229952510 \h </w:instrText>
         </w:r>
         <w:r>
           <w:rPr>
@@ -3487,7 +4415,7 @@
             <w:noProof/>
             <w:webHidden/>
           </w:rPr>
-          <w:t>16</w:t>
+          <w:t>24</w:t>
         </w:r>
         <w:r>
           <w:rPr>
@@ -3513,7 +4441,7 @@
           <w14:ligatures w14:val="standardContextual"/>
         </w:rPr>
       </w:pPr>
-      <w:hyperlink w:anchor="_Toc229269861" w:history="1">
+      <w:hyperlink w:anchor="_Toc229952511" w:history="1">
         <w:r>
           <w:rPr>
             <w:rStyle w:val="Hyperlink"/>
@@ -3540,7 +4468,7 @@
             <w:noProof/>
             <w:webHidden/>
           </w:rPr>
-          <w:instrText xml:space="preserve"> PAGEREF _Toc229269861 \h </w:instrText>
+          <w:instrText xml:space="preserve"> PAGEREF _Toc229952511 \h </w:instrText>
         </w:r>
         <w:r>
           <w:rPr>
@@ -3560,7 +4488,7 @@
             <w:noProof/>
             <w:webHidden/>
           </w:rPr>
-          <w:t>16</w:t>
+          <w:t>24</w:t>
         </w:r>
         <w:r>
           <w:rPr>
@@ -3586,7 +4514,7 @@
           <w14:ligatures w14:val="standardContextual"/>
         </w:rPr>
       </w:pPr>
-      <w:hyperlink w:anchor="_Toc229269862" w:history="1">
+      <w:hyperlink w:anchor="_Toc229952512" w:history="1">
         <w:r>
           <w:rPr>
             <w:rStyle w:val="Hyperlink"/>
@@ -3613,7 +4541,7 @@
             <w:noProof/>
             <w:webHidden/>
           </w:rPr>
-          <w:instrText xml:space="preserve"> PAGEREF _Toc229269862 \h </w:instrText>
+          <w:instrText xml:space="preserve"> PAGEREF _Toc229952512 \h </w:instrText>
         </w:r>
         <w:r>
           <w:rPr>
@@ -3633,7 +4561,7 @@
             <w:noProof/>
             <w:webHidden/>
           </w:rPr>
-          <w:t>16</w:t>
+          <w:t>24</w:t>
         </w:r>
         <w:r>
           <w:rPr>
@@ -3659,7 +4587,7 @@
           <w14:ligatures w14:val="standardContextual"/>
         </w:rPr>
       </w:pPr>
-      <w:hyperlink w:anchor="_Toc229269863" w:history="1">
+      <w:hyperlink w:anchor="_Toc229952513" w:history="1">
         <w:r>
           <w:rPr>
             <w:rStyle w:val="Hyperlink"/>
@@ -3686,7 +4614,7 @@
             <w:noProof/>
             <w:webHidden/>
           </w:rPr>
-          <w:instrText xml:space="preserve"> PAGEREF _Toc229269863 \h </w:instrText>
+          <w:instrText xml:space="preserve"> PAGEREF _Toc229952513 \h </w:instrText>
         </w:r>
         <w:r>
           <w:rPr>
@@ -3706,7 +4634,7 @@
             <w:noProof/>
             <w:webHidden/>
           </w:rPr>
-          <w:t>16</w:t>
+          <w:t>24</w:t>
         </w:r>
         <w:r>
           <w:rPr>
@@ -3732,7 +4660,7 @@
           <w14:ligatures w14:val="standardContextual"/>
         </w:rPr>
       </w:pPr>
-      <w:hyperlink w:anchor="_Toc229269864" w:history="1">
+      <w:hyperlink w:anchor="_Toc229952514" w:history="1">
         <w:r>
           <w:rPr>
             <w:rStyle w:val="Hyperlink"/>
@@ -3759,7 +4687,7 @@
             <w:noProof/>
             <w:webHidden/>
           </w:rPr>
-          <w:instrText xml:space="preserve"> PAGEREF _Toc229269864 \h </w:instrText>
+          <w:instrText xml:space="preserve"> PAGEREF _Toc229952514 \h </w:instrText>
         </w:r>
         <w:r>
           <w:rPr>
@@ -3779,7 +4707,7 @@
             <w:noProof/>
             <w:webHidden/>
           </w:rPr>
-          <w:t>17</w:t>
+          <w:t>25</w:t>
         </w:r>
         <w:r>
           <w:rPr>
@@ -3979,7 +4907,7 @@
       <w:bookmarkStart w:id="12" w:name="_Toc439769386"/>
       <w:bookmarkStart w:id="13" w:name="_Toc193126107"/>
       <w:bookmarkStart w:id="14" w:name="_Toc229269548"/>
-      <w:bookmarkStart w:id="15" w:name="_Toc229269821"/>
+      <w:bookmarkStart w:id="15" w:name="_Toc229952458"/>
       <w:r>
         <w:lastRenderedPageBreak/>
         <w:t>AGRADECIMENTOS</w:t>
@@ -4015,7 +4943,7 @@
         <w:pStyle w:val="Title"/>
       </w:pPr>
       <w:bookmarkStart w:id="16" w:name="_Toc229269549"/>
-      <w:bookmarkStart w:id="17" w:name="_Toc229269822"/>
+      <w:bookmarkStart w:id="17" w:name="_Toc229952459"/>
       <w:r>
         <w:lastRenderedPageBreak/>
         <w:t>SINOPSE</w:t>
@@ -4052,15 +4980,21 @@
         <w:pStyle w:val="Title"/>
       </w:pPr>
       <w:bookmarkStart w:id="18" w:name="_Toc229269550"/>
-      <w:bookmarkStart w:id="19" w:name="_Toc229269823"/>
+      <w:bookmarkStart w:id="19" w:name="_Toc229952460"/>
       <w:r>
         <w:lastRenderedPageBreak/>
         <w:t>ABREVIAÇÕES</w:t>
       </w:r>
       <w:r>
-        <w:t xml:space="preserve"> E SÍMBOLOS</w:t>
+        <w:t xml:space="preserve">, </w:t>
+      </w:r>
+      <w:r>
+        <w:t>SÍMBOLOS</w:t>
       </w:r>
       <w:bookmarkEnd w:id="18"/>
+      <w:r>
+        <w:t xml:space="preserve"> E UNIDADES</w:t>
+      </w:r>
       <w:bookmarkEnd w:id="19"/>
     </w:p>
     <w:tbl>
@@ -4769,6 +5703,183 @@
           </w:p>
         </w:tc>
       </w:tr>
+      <w:tr>
+        <w:tc>
+          <w:tcPr>
+            <w:cnfStyle w:val="001000000000" w:firstRow="0" w:lastRow="0" w:firstColumn="1" w:lastColumn="0" w:oddVBand="0" w:evenVBand="0" w:oddHBand="0" w:evenHBand="0" w:firstRowFirstColumn="0" w:firstRowLastColumn="0" w:lastRowFirstColumn="0" w:lastRowLastColumn="0"/>
+            <w:tcW w:w="1418" w:type="dxa"/>
+            <w:vAlign w:val="center"/>
+          </w:tcPr>
+          <w:p>
+            <w:pPr>
+              <w:jc w:val="center"/>
+            </w:pPr>
+            <w:r>
+              <w:t>EPI</w:t>
+            </w:r>
+          </w:p>
+        </w:tc>
+        <w:tc>
+          <w:tcPr>
+            <w:tcW w:w="4394" w:type="dxa"/>
+            <w:vAlign w:val="center"/>
+          </w:tcPr>
+          <w:p>
+            <w:pPr>
+              <w:jc w:val="center"/>
+              <w:cnfStyle w:val="000000000000" w:firstRow="0" w:lastRow="0" w:firstColumn="0" w:lastColumn="0" w:oddVBand="0" w:evenVBand="0" w:oddHBand="0" w:evenHBand="0" w:firstRowFirstColumn="0" w:firstRowLastColumn="0" w:lastRowFirstColumn="0" w:lastRowLastColumn="0"/>
+            </w:pPr>
+            <w:r>
+              <w:t>Equipamento de Proteção Individua</w:t>
+            </w:r>
+            <w:r>
+              <w:t>l</w:t>
+            </w:r>
+          </w:p>
+        </w:tc>
+        <w:tc>
+          <w:tcPr>
+            <w:tcW w:w="3827" w:type="dxa"/>
+            <w:vAlign w:val="center"/>
+          </w:tcPr>
+          <w:p>
+            <w:pPr>
+              <w:jc w:val="center"/>
+              <w:cnfStyle w:val="000000000000" w:firstRow="0" w:lastRow="0" w:firstColumn="0" w:lastColumn="0" w:oddVBand="0" w:evenVBand="0" w:oddHBand="0" w:evenHBand="0" w:firstRowFirstColumn="0" w:firstRowLastColumn="0" w:lastRowFirstColumn="0" w:lastRowLastColumn="0"/>
+            </w:pPr>
+            <w:proofErr w:type="spellStart"/>
+            <w:r>
+              <w:t>Personal</w:t>
+            </w:r>
+            <w:proofErr w:type="spellEnd"/>
+            <w:r>
+              <w:t xml:space="preserve"> </w:t>
+            </w:r>
+            <w:proofErr w:type="spellStart"/>
+            <w:r>
+              <w:t>Protective</w:t>
+            </w:r>
+            <w:proofErr w:type="spellEnd"/>
+            <w:r>
+              <w:t xml:space="preserve"> </w:t>
+            </w:r>
+            <w:proofErr w:type="spellStart"/>
+            <w:r>
+              <w:t>Equipment</w:t>
+            </w:r>
+            <w:proofErr w:type="spellEnd"/>
+          </w:p>
+        </w:tc>
+      </w:tr>
+      <w:tr>
+        <w:trPr>
+          <w:cnfStyle w:val="000000100000" w:firstRow="0" w:lastRow="0" w:firstColumn="0" w:lastColumn="0" w:oddVBand="0" w:evenVBand="0" w:oddHBand="1" w:evenHBand="0" w:firstRowFirstColumn="0" w:firstRowLastColumn="0" w:lastRowFirstColumn="0" w:lastRowLastColumn="0"/>
+        </w:trPr>
+        <w:tc>
+          <w:tcPr>
+            <w:cnfStyle w:val="001000000000" w:firstRow="0" w:lastRow="0" w:firstColumn="1" w:lastColumn="0" w:oddVBand="0" w:evenVBand="0" w:oddHBand="0" w:evenHBand="0" w:firstRowFirstColumn="0" w:firstRowLastColumn="0" w:lastRowFirstColumn="0" w:lastRowLastColumn="0"/>
+            <w:tcW w:w="1418" w:type="dxa"/>
+            <w:vAlign w:val="center"/>
+          </w:tcPr>
+          <w:p>
+            <w:pPr>
+              <w:jc w:val="center"/>
+            </w:pPr>
+            <w:proofErr w:type="spellStart"/>
+            <w:r>
+              <w:t>mAh</w:t>
+            </w:r>
+            <w:proofErr w:type="spellEnd"/>
+          </w:p>
+        </w:tc>
+        <w:tc>
+          <w:tcPr>
+            <w:tcW w:w="4394" w:type="dxa"/>
+            <w:vAlign w:val="center"/>
+          </w:tcPr>
+          <w:p>
+            <w:pPr>
+              <w:jc w:val="center"/>
+              <w:cnfStyle w:val="000000100000" w:firstRow="0" w:lastRow="0" w:firstColumn="0" w:lastColumn="0" w:oddVBand="0" w:evenVBand="0" w:oddHBand="1" w:evenHBand="0" w:firstRowFirstColumn="0" w:firstRowLastColumn="0" w:lastRowFirstColumn="0" w:lastRowLastColumn="0"/>
+            </w:pPr>
+            <w:r>
+              <w:t>miliampere-horas</w:t>
+            </w:r>
+          </w:p>
+        </w:tc>
+        <w:tc>
+          <w:tcPr>
+            <w:tcW w:w="3827" w:type="dxa"/>
+            <w:vAlign w:val="center"/>
+          </w:tcPr>
+          <w:p>
+            <w:pPr>
+              <w:jc w:val="center"/>
+              <w:cnfStyle w:val="000000100000" w:firstRow="0" w:lastRow="0" w:firstColumn="0" w:lastColumn="0" w:oddVBand="0" w:evenVBand="0" w:oddHBand="1" w:evenHBand="0" w:firstRowFirstColumn="0" w:firstRowLastColumn="0" w:lastRowFirstColumn="0" w:lastRowLastColumn="0"/>
+            </w:pPr>
+            <w:proofErr w:type="spellStart"/>
+            <w:r>
+              <w:t>milliampere-hours</w:t>
+            </w:r>
+            <w:proofErr w:type="spellEnd"/>
+          </w:p>
+        </w:tc>
+      </w:tr>
+      <w:tr>
+        <w:tc>
+          <w:tcPr>
+            <w:cnfStyle w:val="001000000000" w:firstRow="0" w:lastRow="0" w:firstColumn="1" w:lastColumn="0" w:oddVBand="0" w:evenVBand="0" w:oddHBand="0" w:evenHBand="0" w:firstRowFirstColumn="0" w:firstRowLastColumn="0" w:lastRowFirstColumn="0" w:lastRowLastColumn="0"/>
+            <w:tcW w:w="1418" w:type="dxa"/>
+            <w:vAlign w:val="center"/>
+          </w:tcPr>
+          <w:p>
+            <w:pPr>
+              <w:jc w:val="center"/>
+            </w:pPr>
+            <w:r>
+              <w:t>cm</w:t>
+            </w:r>
+          </w:p>
+        </w:tc>
+        <w:tc>
+          <w:tcPr>
+            <w:tcW w:w="4394" w:type="dxa"/>
+            <w:vAlign w:val="center"/>
+          </w:tcPr>
+          <w:p>
+            <w:pPr>
+              <w:jc w:val="center"/>
+              <w:cnfStyle w:val="000000000000" w:firstRow="0" w:lastRow="0" w:firstColumn="0" w:lastColumn="0" w:oddVBand="0" w:evenVBand="0" w:oddHBand="0" w:evenHBand="0" w:firstRowFirstColumn="0" w:firstRowLastColumn="0" w:lastRowFirstColumn="0" w:lastRowLastColumn="0"/>
+            </w:pPr>
+            <w:r>
+              <w:t>cen</w:t>
+            </w:r>
+            <w:r>
+              <w:t>tí</w:t>
+            </w:r>
+            <w:r>
+              <w:t>metros</w:t>
+            </w:r>
+          </w:p>
+        </w:tc>
+        <w:tc>
+          <w:tcPr>
+            <w:tcW w:w="3827" w:type="dxa"/>
+            <w:vAlign w:val="center"/>
+          </w:tcPr>
+          <w:p>
+            <w:pPr>
+              <w:jc w:val="center"/>
+              <w:cnfStyle w:val="000000000000" w:firstRow="0" w:lastRow="0" w:firstColumn="0" w:lastColumn="0" w:oddVBand="0" w:evenVBand="0" w:oddHBand="0" w:evenHBand="0" w:firstRowFirstColumn="0" w:firstRowLastColumn="0" w:lastRowFirstColumn="0" w:lastRowLastColumn="0"/>
+            </w:pPr>
+            <w:proofErr w:type="spellStart"/>
+            <w:r>
+              <w:t>centimeters</w:t>
+            </w:r>
+            <w:proofErr w:type="spellEnd"/>
+          </w:p>
+        </w:tc>
+      </w:tr>
     </w:tbl>
     <w:p/>
     <w:p>
@@ -4800,7 +5911,7 @@
         <w:pStyle w:val="Title"/>
       </w:pPr>
       <w:bookmarkStart w:id="20" w:name="_Toc229269551"/>
-      <w:bookmarkStart w:id="21" w:name="_Toc229269824"/>
+      <w:bookmarkStart w:id="21" w:name="_Toc229952461"/>
       <w:r>
         <w:lastRenderedPageBreak/>
         <w:t>GLOSSÁRIO</w:t>
@@ -4808,6 +5919,166 @@
       <w:bookmarkEnd w:id="20"/>
       <w:bookmarkEnd w:id="21"/>
     </w:p>
+    <w:tbl>
+      <w:tblPr>
+        <w:tblStyle w:val="PlainTable1"/>
+        <w:tblW w:w="9639" w:type="dxa"/>
+        <w:tblInd w:w="-459" w:type="dxa"/>
+        <w:tblLook w:val="04A0" w:firstRow="1" w:lastRow="0" w:firstColumn="1" w:lastColumn="0" w:noHBand="0" w:noVBand="1"/>
+      </w:tblPr>
+      <w:tblGrid>
+        <w:gridCol w:w="1701"/>
+        <w:gridCol w:w="7938"/>
+      </w:tblGrid>
+      <w:tr>
+        <w:trPr>
+          <w:cnfStyle w:val="100000000000" w:firstRow="1" w:lastRow="0" w:firstColumn="0" w:lastColumn="0" w:oddVBand="0" w:evenVBand="0" w:oddHBand="0" w:evenHBand="0" w:firstRowFirstColumn="0" w:firstRowLastColumn="0" w:lastRowFirstColumn="0" w:lastRowLastColumn="0"/>
+          <w:trHeight w:val="1077"/>
+        </w:trPr>
+        <w:tc>
+          <w:tcPr>
+            <w:cnfStyle w:val="001000000000" w:firstRow="0" w:lastRow="0" w:firstColumn="1" w:lastColumn="0" w:oddVBand="0" w:evenVBand="0" w:oddHBand="0" w:evenHBand="0" w:firstRowFirstColumn="0" w:firstRowLastColumn="0" w:lastRowFirstColumn="0" w:lastRowLastColumn="0"/>
+            <w:tcW w:w="1701" w:type="dxa"/>
+            <w:shd w:val="clear" w:color="auto" w:fill="B8CCE4" w:themeFill="accent1" w:themeFillTint="66"/>
+            <w:vAlign w:val="center"/>
+            <w:hideMark/>
+          </w:tcPr>
+          <w:p>
+            <w:pPr>
+              <w:jc w:val="center"/>
+              <w:rPr>
+                <w:b w:val="0"/>
+                <w:bCs w:val="0"/>
+                <w:lang w:val="en-GB"/>
+              </w:rPr>
+            </w:pPr>
+            <w:proofErr w:type="spellStart"/>
+            <w:r>
+              <w:rPr>
+                <w:lang w:val="en-GB"/>
+              </w:rPr>
+              <w:t>Palavra</w:t>
+            </w:r>
+            <w:proofErr w:type="spellEnd"/>
+            <w:r>
+              <w:rPr>
+                <w:lang w:val="en-GB"/>
+              </w:rPr>
+              <w:t xml:space="preserve"> </w:t>
+            </w:r>
+          </w:p>
+        </w:tc>
+        <w:tc>
+          <w:tcPr>
+            <w:tcW w:w="7938" w:type="dxa"/>
+            <w:shd w:val="clear" w:color="auto" w:fill="B8CCE4" w:themeFill="accent1" w:themeFillTint="66"/>
+            <w:vAlign w:val="center"/>
+            <w:hideMark/>
+          </w:tcPr>
+          <w:p>
+            <w:pPr>
+              <w:jc w:val="center"/>
+              <w:cnfStyle w:val="100000000000" w:firstRow="1" w:lastRow="0" w:firstColumn="0" w:lastColumn="0" w:oddVBand="0" w:evenVBand="0" w:oddHBand="0" w:evenHBand="0" w:firstRowFirstColumn="0" w:firstRowLastColumn="0" w:lastRowFirstColumn="0" w:lastRowLastColumn="0"/>
+              <w:rPr>
+                <w:lang w:val="en-GB"/>
+              </w:rPr>
+            </w:pPr>
+            <w:proofErr w:type="spellStart"/>
+            <w:r>
+              <w:rPr>
+                <w:lang w:val="en-GB"/>
+              </w:rPr>
+              <w:t>Significado</w:t>
+            </w:r>
+            <w:proofErr w:type="spellEnd"/>
+            <w:r>
+              <w:rPr>
+                <w:lang w:val="en-GB"/>
+              </w:rPr>
+              <w:t xml:space="preserve"> </w:t>
+            </w:r>
+          </w:p>
+        </w:tc>
+      </w:tr>
+      <w:tr>
+        <w:trPr>
+          <w:cnfStyle w:val="000000100000" w:firstRow="0" w:lastRow="0" w:firstColumn="0" w:lastColumn="0" w:oddVBand="0" w:evenVBand="0" w:oddHBand="1" w:evenHBand="0" w:firstRowFirstColumn="0" w:firstRowLastColumn="0" w:lastRowFirstColumn="0" w:lastRowLastColumn="0"/>
+        </w:trPr>
+        <w:tc>
+          <w:tcPr>
+            <w:cnfStyle w:val="001000000000" w:firstRow="0" w:lastRow="0" w:firstColumn="1" w:lastColumn="0" w:oddVBand="0" w:evenVBand="0" w:oddHBand="0" w:evenHBand="0" w:firstRowFirstColumn="0" w:firstRowLastColumn="0" w:lastRowFirstColumn="0" w:lastRowLastColumn="0"/>
+            <w:tcW w:w="1701" w:type="dxa"/>
+            <w:vAlign w:val="center"/>
+          </w:tcPr>
+          <w:p>
+            <w:pPr>
+              <w:jc w:val="center"/>
+            </w:pPr>
+            <w:proofErr w:type="spellStart"/>
+            <w:r>
+              <w:t>Breadboard</w:t>
+            </w:r>
+            <w:proofErr w:type="spellEnd"/>
+          </w:p>
+        </w:tc>
+        <w:tc>
+          <w:tcPr>
+            <w:tcW w:w="7938" w:type="dxa"/>
+            <w:vAlign w:val="center"/>
+          </w:tcPr>
+          <w:p>
+            <w:pPr>
+              <w:jc w:val="center"/>
+              <w:cnfStyle w:val="000000100000" w:firstRow="0" w:lastRow="0" w:firstColumn="0" w:lastColumn="0" w:oddVBand="0" w:evenVBand="0" w:oddHBand="1" w:evenHBand="0" w:firstRowFirstColumn="0" w:firstRowLastColumn="0" w:lastRowFirstColumn="0" w:lastRowLastColumn="0"/>
+            </w:pPr>
+            <w:r>
+              <w:t>placa com vários orifícios que permite montar circuitos eletrónicos de forma temporária e sem necessidade de solda</w:t>
+            </w:r>
+          </w:p>
+        </w:tc>
+      </w:tr>
+      <w:tr>
+        <w:tc>
+          <w:tcPr>
+            <w:cnfStyle w:val="001000000000" w:firstRow="0" w:lastRow="0" w:firstColumn="1" w:lastColumn="0" w:oddVBand="0" w:evenVBand="0" w:oddHBand="0" w:evenHBand="0" w:firstRowFirstColumn="0" w:firstRowLastColumn="0" w:lastRowFirstColumn="0" w:lastRowLastColumn="0"/>
+            <w:tcW w:w="1701" w:type="dxa"/>
+            <w:vAlign w:val="center"/>
+          </w:tcPr>
+          <w:p>
+            <w:pPr>
+              <w:jc w:val="center"/>
+            </w:pPr>
+            <w:r>
+              <w:t>XT60</w:t>
+            </w:r>
+          </w:p>
+        </w:tc>
+        <w:tc>
+          <w:tcPr>
+            <w:tcW w:w="7938" w:type="dxa"/>
+            <w:vAlign w:val="center"/>
+          </w:tcPr>
+          <w:p>
+            <w:pPr>
+              <w:jc w:val="center"/>
+              <w:cnfStyle w:val="000000000000" w:firstRow="0" w:lastRow="0" w:firstColumn="0" w:lastColumn="0" w:oddVBand="0" w:evenVBand="0" w:oddHBand="0" w:evenHBand="0" w:firstRowFirstColumn="0" w:firstRowLastColumn="0" w:lastRowFirstColumn="0" w:lastRowLastColumn="0"/>
+            </w:pPr>
+            <w:r>
+              <w:t xml:space="preserve">conector elétrico usado para ligar baterias em </w:t>
+            </w:r>
+            <w:proofErr w:type="spellStart"/>
+            <w:r>
+              <w:t>drones</w:t>
+            </w:r>
+            <w:proofErr w:type="spellEnd"/>
+            <w:r>
+              <w:t xml:space="preserve"> e eletrónicos, suportando corrente </w:t>
+            </w:r>
+          </w:p>
+        </w:tc>
+      </w:tr>
+    </w:tbl>
+    <w:p/>
     <w:p>
       <w:pPr>
         <w:rPr>
@@ -4839,7 +6110,7 @@
       <w:bookmarkStart w:id="23" w:name="_Toc439769387"/>
       <w:bookmarkStart w:id="24" w:name="_Toc193126108"/>
       <w:bookmarkStart w:id="25" w:name="_Toc229269552"/>
-      <w:bookmarkStart w:id="26" w:name="_Toc229269825"/>
+      <w:bookmarkStart w:id="26" w:name="_Toc229952462"/>
       <w:r>
         <w:lastRenderedPageBreak/>
         <w:t>INTRODUÇÃO</w:t>
@@ -4873,7 +6144,7 @@
       </w:pPr>
       <w:bookmarkStart w:id="27" w:name="_Toc193126109"/>
       <w:bookmarkStart w:id="28" w:name="_Toc229269553"/>
-      <w:bookmarkStart w:id="29" w:name="_Toc229269826"/>
+      <w:bookmarkStart w:id="29" w:name="_Toc229952463"/>
       <w:r>
         <w:lastRenderedPageBreak/>
         <w:t>CAPÍTULO I –</w:t>
@@ -4910,7 +6181,7 @@
       <w:pPr>
         <w:pStyle w:val="Heading1"/>
       </w:pPr>
-      <w:bookmarkStart w:id="33" w:name="_Toc229269827"/>
+      <w:bookmarkStart w:id="33" w:name="_Toc229952464"/>
       <w:r>
         <w:t>Caracterização</w:t>
       </w:r>
@@ -4948,7 +6219,7 @@
       <w:pPr>
         <w:pStyle w:val="Heading1"/>
       </w:pPr>
-      <w:bookmarkStart w:id="34" w:name="_Toc229269828"/>
+      <w:bookmarkStart w:id="34" w:name="_Toc229952465"/>
       <w:r>
         <w:t>Propósito</w:t>
       </w:r>
@@ -5005,18 +6276,18 @@
       </w:pPr>
       <w:bookmarkStart w:id="36" w:name="_Toc193126121"/>
       <w:bookmarkStart w:id="37" w:name="_Toc229269554"/>
-      <w:bookmarkStart w:id="38" w:name="_Toc229269829"/>
-      <w:bookmarkStart w:id="39" w:name="_Hlk127266004"/>
+      <w:bookmarkStart w:id="38" w:name="_Hlk127266004"/>
+      <w:bookmarkStart w:id="39" w:name="_Toc229952466"/>
       <w:r>
         <w:lastRenderedPageBreak/>
         <w:t xml:space="preserve">Capítulo II – </w:t>
       </w:r>
       <w:bookmarkEnd w:id="36"/>
       <w:bookmarkEnd w:id="37"/>
-      <w:bookmarkEnd w:id="38"/>
       <w:r>
         <w:t>Desenvolvimento</w:t>
       </w:r>
+      <w:bookmarkEnd w:id="39"/>
     </w:p>
     <w:p>
       <w:pPr>
@@ -5024,8 +6295,8 @@
       </w:pPr>
       <w:bookmarkStart w:id="40" w:name="_Toc193126122"/>
       <w:bookmarkStart w:id="41" w:name="_Toc193674306"/>
-      <w:bookmarkStart w:id="42" w:name="_Toc229269830"/>
-      <w:bookmarkEnd w:id="39"/>
+      <w:bookmarkStart w:id="42" w:name="_Toc229952467"/>
+      <w:bookmarkEnd w:id="38"/>
       <w:r>
         <w:t>2.1</w:t>
       </w:r>
@@ -5045,7 +6316,7 @@
       </w:pPr>
       <w:bookmarkStart w:id="43" w:name="_Toc193126123"/>
       <w:bookmarkStart w:id="44" w:name="_Toc193674307"/>
-      <w:bookmarkStart w:id="45" w:name="_Toc229269831"/>
+      <w:bookmarkStart w:id="45" w:name="_Toc229952468"/>
       <w:r>
         <w:t>2.2</w:t>
       </w:r>
@@ -5082,7 +6353,7 @@
       </w:pPr>
       <w:bookmarkStart w:id="46" w:name="_Toc193126128"/>
       <w:bookmarkStart w:id="47" w:name="_Toc193674316"/>
-      <w:bookmarkStart w:id="48" w:name="_Toc229269832"/>
+      <w:bookmarkStart w:id="48" w:name="_Toc229952469"/>
       <w:r>
         <w:lastRenderedPageBreak/>
         <w:t>2.</w:t>
@@ -5104,6 +6375,7 @@
       <w:pPr>
         <w:pStyle w:val="Heading3"/>
       </w:pPr>
+      <w:bookmarkStart w:id="49" w:name="_Toc229952470"/>
       <w:r>
         <w:t xml:space="preserve">2.3.1 </w:t>
       </w:r>
@@ -5113,6 +6385,7 @@
       <w:r>
         <w:t>s</w:t>
       </w:r>
+      <w:bookmarkEnd w:id="49"/>
     </w:p>
     <w:tbl>
       <w:tblPr>
@@ -6755,18 +8028,19 @@
               <w:cnfStyle w:val="000000000000" w:firstRow="0" w:lastRow="0" w:firstColumn="0" w:lastColumn="0" w:oddVBand="0" w:evenVBand="0" w:oddHBand="0" w:evenHBand="0" w:firstRowFirstColumn="0" w:firstRowLastColumn="0" w:lastRowFirstColumn="0" w:lastRowLastColumn="0"/>
             </w:pPr>
             <w:r>
-              <w:t xml:space="preserve">Ferro de solda sem fio, 800mah, 300 </w:t>
-            </w:r>
-            <w:proofErr w:type="gramStart"/>
-            <w:r>
-              <w:t>á</w:t>
-            </w:r>
-            <w:proofErr w:type="gramEnd"/>
-            <w:r>
-              <w:t xml:space="preserve"> </w:t>
-            </w:r>
-            <w:r>
-              <w:t>420C°</w:t>
+              <w:t>Ferro de solda sem fio, 800m</w:t>
+            </w:r>
+            <w:r>
+              <w:t>A</w:t>
+            </w:r>
+            <w:r>
+              <w:t xml:space="preserve">h, 300 á </w:t>
+            </w:r>
+            <w:r>
+              <w:t>420</w:t>
+            </w:r>
+            <w:r>
+              <w:t>°C</w:t>
             </w:r>
           </w:p>
         </w:tc>
@@ -7007,7 +8281,7 @@
           </w:p>
         </w:tc>
       </w:tr>
-      <w:bookmarkStart w:id="49" w:name="_Hlk229341342"/>
+      <w:bookmarkStart w:id="50" w:name="_Hlk229341342"/>
       <w:tr>
         <w:tc>
           <w:tcPr>
@@ -7464,16 +8738,12 @@
               <w:jc w:val="center"/>
               <w:cnfStyle w:val="000000100000" w:firstRow="0" w:lastRow="0" w:firstColumn="0" w:lastColumn="0" w:oddVBand="0" w:evenVBand="0" w:oddHBand="1" w:evenHBand="0" w:firstRowFirstColumn="0" w:firstRowLastColumn="0" w:lastRowFirstColumn="0" w:lastRowLastColumn="0"/>
               <w:rPr>
-                <w:b/>
-                <w:bCs/>
                 <w:lang w:val="en-GB"/>
               </w:rPr>
             </w:pPr>
             <w:proofErr w:type="spellStart"/>
             <w:r>
               <w:rPr>
-                <w:b/>
-                <w:bCs/>
                 <w:lang w:val="en-GB"/>
               </w:rPr>
               <w:t>ajustáveis</w:t>
@@ -7481,8 +8751,6 @@
             <w:proofErr w:type="spellEnd"/>
             <w:r>
               <w:rPr>
-                <w:b/>
-                <w:bCs/>
                 <w:lang w:val="en-GB"/>
               </w:rPr>
               <w:t xml:space="preserve"> </w:t>
@@ -7490,8 +8758,6 @@
             <w:proofErr w:type="spellStart"/>
             <w:r>
               <w:rPr>
-                <w:b/>
-                <w:bCs/>
                 <w:lang w:val="en-GB"/>
               </w:rPr>
               <w:t>transparentes</w:t>
@@ -7566,13 +8832,14 @@
           </w:p>
         </w:tc>
       </w:tr>
-      <w:bookmarkEnd w:id="49"/>
+      <w:bookmarkEnd w:id="50"/>
     </w:tbl>
     <w:p/>
     <w:p>
       <w:pPr>
         <w:pStyle w:val="Heading3"/>
       </w:pPr>
+      <w:bookmarkStart w:id="51" w:name="_Toc229952471"/>
       <w:r>
         <w:t xml:space="preserve">2.3.2 </w:t>
       </w:r>
@@ -7582,19 +8849,20 @@
       <w:r>
         <w:t>ção</w:t>
       </w:r>
+      <w:bookmarkEnd w:id="51"/>
     </w:p>
     <w:p>
       <w:pPr>
         <w:pStyle w:val="Heading4"/>
       </w:pPr>
-      <w:bookmarkStart w:id="50" w:name="_Toc229269556"/>
-      <w:bookmarkStart w:id="51" w:name="_Toc229269834"/>
+      <w:bookmarkStart w:id="52" w:name="_Toc229269556"/>
+      <w:bookmarkStart w:id="53" w:name="_Toc229952472"/>
       <w:proofErr w:type="spellStart"/>
       <w:r>
         <w:t>Python</w:t>
       </w:r>
-      <w:bookmarkEnd w:id="50"/>
-      <w:bookmarkEnd w:id="51"/>
+      <w:bookmarkEnd w:id="52"/>
+      <w:bookmarkEnd w:id="53"/>
       <w:proofErr w:type="spellEnd"/>
     </w:p>
     <w:p>
@@ -7674,9 +8942,11 @@
       <w:pPr>
         <w:pStyle w:val="Heading5"/>
       </w:pPr>
+      <w:bookmarkStart w:id="54" w:name="_Toc229952473"/>
       <w:r>
         <w:t>Esptool.py</w:t>
       </w:r>
+      <w:bookmarkEnd w:id="54"/>
     </w:p>
     <w:p>
       <w:r>
@@ -7726,21 +8996,25 @@
       <w:pPr>
         <w:pStyle w:val="Heading3"/>
       </w:pPr>
+      <w:bookmarkStart w:id="55" w:name="_Toc229952474"/>
       <w:r>
         <w:t xml:space="preserve">2.3.3 </w:t>
       </w:r>
       <w:r>
         <w:t>Softwares</w:t>
       </w:r>
+      <w:bookmarkEnd w:id="55"/>
     </w:p>
     <w:p>
       <w:pPr>
         <w:pStyle w:val="Heading4"/>
       </w:pPr>
+      <w:bookmarkStart w:id="56" w:name="_Toc229952475"/>
       <w:proofErr w:type="spellStart"/>
       <w:r>
         <w:t>ArduinoIDE</w:t>
       </w:r>
+      <w:bookmarkEnd w:id="56"/>
       <w:proofErr w:type="spellEnd"/>
     </w:p>
     <w:p>
@@ -7855,10 +9129,12 @@
       <w:pPr>
         <w:pStyle w:val="Heading4"/>
       </w:pPr>
+      <w:bookmarkStart w:id="57" w:name="_Toc229952476"/>
       <w:proofErr w:type="spellStart"/>
       <w:r>
         <w:t>Fritzing</w:t>
       </w:r>
+      <w:bookmarkEnd w:id="57"/>
       <w:proofErr w:type="spellEnd"/>
     </w:p>
     <w:p>
@@ -7977,14 +9253,14 @@
       <w:pPr>
         <w:pStyle w:val="Heading4"/>
       </w:pPr>
-      <w:bookmarkStart w:id="52" w:name="_Toc229269557"/>
-      <w:bookmarkStart w:id="53" w:name="_Toc229269835"/>
+      <w:bookmarkStart w:id="58" w:name="_Toc229269557"/>
+      <w:bookmarkStart w:id="59" w:name="_Toc229952477"/>
       <w:proofErr w:type="spellStart"/>
       <w:r>
         <w:t>Vscode</w:t>
       </w:r>
-      <w:bookmarkEnd w:id="52"/>
-      <w:bookmarkEnd w:id="53"/>
+      <w:bookmarkEnd w:id="58"/>
+      <w:bookmarkEnd w:id="59"/>
       <w:proofErr w:type="spellEnd"/>
     </w:p>
     <w:p>
@@ -8109,14 +9385,14 @@
       <w:pPr>
         <w:pStyle w:val="Heading4"/>
       </w:pPr>
-      <w:bookmarkStart w:id="54" w:name="_Toc229269560"/>
-      <w:bookmarkStart w:id="55" w:name="_Toc229269838"/>
+      <w:bookmarkStart w:id="60" w:name="_Toc229269560"/>
+      <w:bookmarkStart w:id="61" w:name="_Toc229952478"/>
       <w:proofErr w:type="spellStart"/>
       <w:r>
         <w:t>Git</w:t>
       </w:r>
-      <w:bookmarkEnd w:id="54"/>
-      <w:bookmarkEnd w:id="55"/>
+      <w:bookmarkEnd w:id="60"/>
+      <w:bookmarkEnd w:id="61"/>
       <w:proofErr w:type="spellEnd"/>
     </w:p>
     <w:p>
@@ -8204,8 +9480,8 @@
       <w:pPr>
         <w:pStyle w:val="Heading3"/>
       </w:pPr>
-      <w:bookmarkStart w:id="56" w:name="_Toc229269561"/>
-      <w:bookmarkStart w:id="57" w:name="_Toc229269839"/>
+      <w:bookmarkStart w:id="62" w:name="_Toc229269561"/>
+      <w:bookmarkStart w:id="63" w:name="_Toc229952479"/>
       <w:r>
         <w:lastRenderedPageBreak/>
         <w:t xml:space="preserve">2.3.4 </w:t>
@@ -8213,16 +9489,18 @@
       <w:r>
         <w:t>Servições em nuvem</w:t>
       </w:r>
+      <w:bookmarkEnd w:id="63"/>
     </w:p>
     <w:p>
       <w:pPr>
         <w:pStyle w:val="Heading4"/>
       </w:pPr>
+      <w:bookmarkStart w:id="64" w:name="_Toc229952480"/>
       <w:r>
         <w:t>GitHub</w:t>
       </w:r>
-      <w:bookmarkEnd w:id="56"/>
-      <w:bookmarkEnd w:id="57"/>
+      <w:bookmarkEnd w:id="62"/>
+      <w:bookmarkEnd w:id="64"/>
     </w:p>
     <w:p>
       <w:hyperlink r:id="rId45" w:history="1">
@@ -8320,15 +9598,15 @@
       <w:pPr>
         <w:pStyle w:val="Heading2"/>
       </w:pPr>
-      <w:bookmarkStart w:id="58" w:name="_Toc193126137"/>
-      <w:bookmarkStart w:id="59" w:name="_Toc193674325"/>
-      <w:bookmarkStart w:id="60" w:name="_Toc229269841"/>
+      <w:bookmarkStart w:id="65" w:name="_Toc193126137"/>
+      <w:bookmarkStart w:id="66" w:name="_Toc193674325"/>
+      <w:bookmarkStart w:id="67" w:name="_Toc229952481"/>
       <w:r>
         <w:t>Cronograma</w:t>
       </w:r>
-      <w:bookmarkEnd w:id="58"/>
-      <w:bookmarkEnd w:id="59"/>
-      <w:bookmarkEnd w:id="60"/>
+      <w:bookmarkEnd w:id="65"/>
+      <w:bookmarkEnd w:id="66"/>
+      <w:bookmarkEnd w:id="67"/>
     </w:p>
     <w:p>
       <w:pPr>
@@ -8344,7 +9622,7 @@
           <w:lang w:eastAsia="pt-PT"/>
         </w:rPr>
         <w:drawing>
-          <wp:anchor distT="0" distB="0" distL="114300" distR="114300" simplePos="0" relativeHeight="251657216" behindDoc="0" locked="0" layoutInCell="1" allowOverlap="1" wp14:anchorId="0834C19E" wp14:editId="63978500">
+          <wp:anchor distT="0" distB="0" distL="114300" distR="114300" simplePos="0" relativeHeight="251644416" behindDoc="0" locked="0" layoutInCell="1" allowOverlap="1" wp14:anchorId="0834C19E" wp14:editId="63978500">
             <wp:simplePos x="0" y="0"/>
             <wp:positionH relativeFrom="column">
               <wp:posOffset>36376</wp:posOffset>
@@ -8433,7 +9711,7 @@
                       <w:noProof/>
                     </w:rPr>
                   </w:pPr>
-                  <w:bookmarkStart w:id="61" w:name="_Toc228372403"/>
+                  <w:bookmarkStart w:id="68" w:name="_Toc228372403"/>
                   <w:r>
                     <w:t xml:space="preserve">Figura </w:t>
                   </w:r>
@@ -8464,7 +9742,7 @@
                   <w:r>
                     <w:t>Cronograma</w:t>
                   </w:r>
-                  <w:bookmarkEnd w:id="61"/>
+                  <w:bookmarkEnd w:id="68"/>
                 </w:p>
               </w:txbxContent>
             </v:textbox>
@@ -8490,10 +9768,10 @@
       <w:pPr>
         <w:pStyle w:val="Heading3"/>
       </w:pPr>
-      <w:bookmarkStart w:id="62" w:name="_Toc193126138"/>
-      <w:bookmarkStart w:id="63" w:name="_Toc193674326"/>
-      <w:bookmarkStart w:id="64" w:name="_Toc229269563"/>
-      <w:bookmarkStart w:id="65" w:name="_Toc229269842"/>
+      <w:bookmarkStart w:id="69" w:name="_Toc193126138"/>
+      <w:bookmarkStart w:id="70" w:name="_Toc193674326"/>
+      <w:bookmarkStart w:id="71" w:name="_Toc229269563"/>
+      <w:bookmarkStart w:id="72" w:name="_Toc229952482"/>
       <w:r>
         <w:lastRenderedPageBreak/>
         <w:t>1ª Semana</w:t>
@@ -8537,340 +9815,340 @@
       <w:r>
         <w:t>)</w:t>
       </w:r>
-      <w:bookmarkEnd w:id="62"/>
-      <w:bookmarkEnd w:id="63"/>
-      <w:bookmarkEnd w:id="64"/>
-      <w:bookmarkEnd w:id="65"/>
-    </w:p>
-    <w:p>
-      <w:pPr>
-        <w:pStyle w:val="Heading3"/>
-      </w:pPr>
-      <w:bookmarkStart w:id="66" w:name="_Toc193126139"/>
-      <w:bookmarkStart w:id="67" w:name="_Toc193674327"/>
-      <w:bookmarkStart w:id="68" w:name="_Toc229269564"/>
-      <w:bookmarkStart w:id="69" w:name="_Toc229269843"/>
-      <w:r>
-        <w:t>2ª Semana</w:t>
-      </w:r>
-      <w:r>
-        <w:t xml:space="preserve"> (</w:t>
-      </w:r>
-      <w:r>
-        <w:t>04</w:t>
-      </w:r>
-      <w:r>
-        <w:t>/0</w:t>
-      </w:r>
-      <w:r>
-        <w:t>5</w:t>
-      </w:r>
-      <w:r>
-        <w:t>/2</w:t>
-      </w:r>
-      <w:r>
-        <w:t>6</w:t>
-      </w:r>
-      <w:r>
-        <w:t xml:space="preserve"> – </w:t>
-      </w:r>
-      <w:r>
-        <w:t>08</w:t>
-      </w:r>
-      <w:r>
-        <w:t>/0</w:t>
-      </w:r>
-      <w:r>
-        <w:t>5</w:t>
-      </w:r>
-      <w:r>
-        <w:t>/2</w:t>
-      </w:r>
-      <w:r>
-        <w:t>6</w:t>
-      </w:r>
-      <w:r>
-        <w:t>)</w:t>
-      </w:r>
-      <w:bookmarkEnd w:id="66"/>
-      <w:bookmarkEnd w:id="67"/>
-      <w:bookmarkEnd w:id="68"/>
       <w:bookmarkEnd w:id="69"/>
-    </w:p>
-    <w:p>
-      <w:pPr>
-        <w:pStyle w:val="Heading3"/>
-      </w:pPr>
-      <w:bookmarkStart w:id="70" w:name="_Toc193126140"/>
-      <w:bookmarkStart w:id="71" w:name="_Toc193674328"/>
-      <w:bookmarkStart w:id="72" w:name="_Toc229269565"/>
-      <w:bookmarkStart w:id="73" w:name="_Toc229269844"/>
-      <w:r>
-        <w:t>3ª Semana</w:t>
-      </w:r>
-      <w:r>
-        <w:t xml:space="preserve"> (</w:t>
-      </w:r>
-      <w:r>
-        <w:t>11</w:t>
-      </w:r>
-      <w:r>
-        <w:t>/0</w:t>
-      </w:r>
-      <w:r>
-        <w:t>5</w:t>
-      </w:r>
-      <w:r>
-        <w:t>/2</w:t>
-      </w:r>
-      <w:r>
-        <w:t>6</w:t>
-      </w:r>
-      <w:r>
-        <w:t xml:space="preserve"> – </w:t>
-      </w:r>
-      <w:r>
-        <w:t>15</w:t>
-      </w:r>
-      <w:r>
-        <w:t>/0</w:t>
-      </w:r>
-      <w:r>
-        <w:t>5</w:t>
-      </w:r>
-      <w:r>
-        <w:t>/2</w:t>
-      </w:r>
-      <w:r>
-        <w:t>6</w:t>
-      </w:r>
-      <w:r>
-        <w:t>)</w:t>
-      </w:r>
       <w:bookmarkEnd w:id="70"/>
       <w:bookmarkEnd w:id="71"/>
       <w:bookmarkEnd w:id="72"/>
+    </w:p>
+    <w:p>
+      <w:pPr>
+        <w:pStyle w:val="Heading3"/>
+      </w:pPr>
+      <w:bookmarkStart w:id="73" w:name="_Toc193126139"/>
+      <w:bookmarkStart w:id="74" w:name="_Toc193674327"/>
+      <w:bookmarkStart w:id="75" w:name="_Toc229269564"/>
+      <w:bookmarkStart w:id="76" w:name="_Toc229952483"/>
+      <w:r>
+        <w:t>2ª Semana</w:t>
+      </w:r>
+      <w:r>
+        <w:t xml:space="preserve"> (</w:t>
+      </w:r>
+      <w:r>
+        <w:t>04</w:t>
+      </w:r>
+      <w:r>
+        <w:t>/0</w:t>
+      </w:r>
+      <w:r>
+        <w:t>5</w:t>
+      </w:r>
+      <w:r>
+        <w:t>/2</w:t>
+      </w:r>
+      <w:r>
+        <w:t>6</w:t>
+      </w:r>
+      <w:r>
+        <w:t xml:space="preserve"> – </w:t>
+      </w:r>
+      <w:r>
+        <w:t>08</w:t>
+      </w:r>
+      <w:r>
+        <w:t>/0</w:t>
+      </w:r>
+      <w:r>
+        <w:t>5</w:t>
+      </w:r>
+      <w:r>
+        <w:t>/2</w:t>
+      </w:r>
+      <w:r>
+        <w:t>6</w:t>
+      </w:r>
+      <w:r>
+        <w:t>)</w:t>
+      </w:r>
       <w:bookmarkEnd w:id="73"/>
-    </w:p>
-    <w:p>
-      <w:pPr>
-        <w:pStyle w:val="Heading3"/>
-      </w:pPr>
-      <w:bookmarkStart w:id="74" w:name="_Toc193126141"/>
-      <w:bookmarkStart w:id="75" w:name="_Toc193674329"/>
-      <w:bookmarkStart w:id="76" w:name="_Toc229269566"/>
-      <w:bookmarkStart w:id="77" w:name="_Toc229269845"/>
-      <w:r>
-        <w:t>4ª Semana</w:t>
-      </w:r>
-      <w:r>
-        <w:t xml:space="preserve"> (</w:t>
-      </w:r>
-      <w:r>
-        <w:t>18</w:t>
-      </w:r>
-      <w:r>
-        <w:t>/0</w:t>
-      </w:r>
-      <w:r>
-        <w:t>5</w:t>
-      </w:r>
-      <w:r>
-        <w:t>/2</w:t>
-      </w:r>
-      <w:r>
-        <w:t>6</w:t>
-      </w:r>
-      <w:r>
-        <w:t xml:space="preserve"> – 2</w:t>
-      </w:r>
-      <w:r>
-        <w:t>2</w:t>
-      </w:r>
-      <w:r>
-        <w:t>/0</w:t>
-      </w:r>
-      <w:r>
-        <w:t>5</w:t>
-      </w:r>
-      <w:r>
-        <w:t>/2</w:t>
-      </w:r>
-      <w:r>
-        <w:t>6</w:t>
-      </w:r>
-      <w:r>
-        <w:t>)</w:t>
-      </w:r>
       <w:bookmarkEnd w:id="74"/>
       <w:bookmarkEnd w:id="75"/>
       <w:bookmarkEnd w:id="76"/>
+    </w:p>
+    <w:p>
+      <w:pPr>
+        <w:pStyle w:val="Heading3"/>
+      </w:pPr>
+      <w:bookmarkStart w:id="77" w:name="_Toc193126140"/>
+      <w:bookmarkStart w:id="78" w:name="_Toc193674328"/>
+      <w:bookmarkStart w:id="79" w:name="_Toc229269565"/>
+      <w:bookmarkStart w:id="80" w:name="_Toc229952484"/>
+      <w:r>
+        <w:t>3ª Semana</w:t>
+      </w:r>
+      <w:r>
+        <w:t xml:space="preserve"> (</w:t>
+      </w:r>
+      <w:r>
+        <w:t>11</w:t>
+      </w:r>
+      <w:r>
+        <w:t>/0</w:t>
+      </w:r>
+      <w:r>
+        <w:t>5</w:t>
+      </w:r>
+      <w:r>
+        <w:t>/2</w:t>
+      </w:r>
+      <w:r>
+        <w:t>6</w:t>
+      </w:r>
+      <w:r>
+        <w:t xml:space="preserve"> – </w:t>
+      </w:r>
+      <w:r>
+        <w:t>15</w:t>
+      </w:r>
+      <w:r>
+        <w:t>/0</w:t>
+      </w:r>
+      <w:r>
+        <w:t>5</w:t>
+      </w:r>
+      <w:r>
+        <w:t>/2</w:t>
+      </w:r>
+      <w:r>
+        <w:t>6</w:t>
+      </w:r>
+      <w:r>
+        <w:t>)</w:t>
+      </w:r>
       <w:bookmarkEnd w:id="77"/>
-    </w:p>
-    <w:p>
-      <w:pPr>
-        <w:pStyle w:val="Heading3"/>
-      </w:pPr>
-      <w:bookmarkStart w:id="78" w:name="_Toc193126142"/>
-      <w:bookmarkStart w:id="79" w:name="_Toc193674330"/>
-      <w:bookmarkStart w:id="80" w:name="_Toc229269567"/>
-      <w:bookmarkStart w:id="81" w:name="_Toc229269846"/>
-      <w:r>
-        <w:t>5ª Semana</w:t>
-      </w:r>
-      <w:r>
-        <w:t xml:space="preserve"> (</w:t>
-      </w:r>
-      <w:r>
-        <w:t>25</w:t>
-      </w:r>
-      <w:r>
-        <w:t>/0</w:t>
-      </w:r>
-      <w:r>
-        <w:t>5</w:t>
-      </w:r>
-      <w:r>
-        <w:t>/2</w:t>
-      </w:r>
-      <w:r>
-        <w:t>6</w:t>
-      </w:r>
-      <w:r>
-        <w:t xml:space="preserve"> – </w:t>
-      </w:r>
-      <w:r>
-        <w:t>29</w:t>
-      </w:r>
-      <w:r>
-        <w:t>/0</w:t>
-      </w:r>
-      <w:r>
-        <w:t>5</w:t>
-      </w:r>
-      <w:r>
-        <w:t>/2</w:t>
-      </w:r>
-      <w:r>
-        <w:t>6</w:t>
-      </w:r>
-      <w:r>
-        <w:t>)</w:t>
-      </w:r>
       <w:bookmarkEnd w:id="78"/>
       <w:bookmarkEnd w:id="79"/>
       <w:bookmarkEnd w:id="80"/>
+    </w:p>
+    <w:p>
+      <w:pPr>
+        <w:pStyle w:val="Heading3"/>
+      </w:pPr>
+      <w:bookmarkStart w:id="81" w:name="_Toc193126141"/>
+      <w:bookmarkStart w:id="82" w:name="_Toc193674329"/>
+      <w:bookmarkStart w:id="83" w:name="_Toc229269566"/>
+      <w:bookmarkStart w:id="84" w:name="_Toc229952485"/>
+      <w:r>
+        <w:t>4ª Semana</w:t>
+      </w:r>
+      <w:r>
+        <w:t xml:space="preserve"> (</w:t>
+      </w:r>
+      <w:r>
+        <w:t>18</w:t>
+      </w:r>
+      <w:r>
+        <w:t>/0</w:t>
+      </w:r>
+      <w:r>
+        <w:t>5</w:t>
+      </w:r>
+      <w:r>
+        <w:t>/2</w:t>
+      </w:r>
+      <w:r>
+        <w:t>6</w:t>
+      </w:r>
+      <w:r>
+        <w:t xml:space="preserve"> – 2</w:t>
+      </w:r>
+      <w:r>
+        <w:t>2</w:t>
+      </w:r>
+      <w:r>
+        <w:t>/0</w:t>
+      </w:r>
+      <w:r>
+        <w:t>5</w:t>
+      </w:r>
+      <w:r>
+        <w:t>/2</w:t>
+      </w:r>
+      <w:r>
+        <w:t>6</w:t>
+      </w:r>
+      <w:r>
+        <w:t>)</w:t>
+      </w:r>
       <w:bookmarkEnd w:id="81"/>
-    </w:p>
-    <w:p>
-      <w:pPr>
-        <w:pStyle w:val="Heading3"/>
-      </w:pPr>
-      <w:bookmarkStart w:id="82" w:name="_Toc193126143"/>
-      <w:bookmarkStart w:id="83" w:name="_Toc193674331"/>
-      <w:bookmarkStart w:id="84" w:name="_Toc229269568"/>
-      <w:bookmarkStart w:id="85" w:name="_Toc229269847"/>
-      <w:r>
-        <w:t>6ª Semana</w:t>
-      </w:r>
-      <w:r>
-        <w:t xml:space="preserve"> (</w:t>
-      </w:r>
-      <w:r>
-        <w:t>01</w:t>
-      </w:r>
-      <w:r>
-        <w:t>/0</w:t>
-      </w:r>
-      <w:r>
-        <w:t>6</w:t>
-      </w:r>
-      <w:r>
-        <w:t>/2</w:t>
-      </w:r>
-      <w:r>
-        <w:t>6</w:t>
-      </w:r>
-      <w:r>
-        <w:t xml:space="preserve"> – </w:t>
-      </w:r>
-      <w:r>
-        <w:t>05</w:t>
-      </w:r>
-      <w:r>
-        <w:t>/0</w:t>
-      </w:r>
-      <w:r>
-        <w:t>6</w:t>
-      </w:r>
-      <w:r>
-        <w:t>/2</w:t>
-      </w:r>
-      <w:r>
-        <w:t>6</w:t>
-      </w:r>
-      <w:r>
-        <w:t>)</w:t>
-      </w:r>
       <w:bookmarkEnd w:id="82"/>
       <w:bookmarkEnd w:id="83"/>
       <w:bookmarkEnd w:id="84"/>
+    </w:p>
+    <w:p>
+      <w:pPr>
+        <w:pStyle w:val="Heading3"/>
+      </w:pPr>
+      <w:bookmarkStart w:id="85" w:name="_Toc193126142"/>
+      <w:bookmarkStart w:id="86" w:name="_Toc193674330"/>
+      <w:bookmarkStart w:id="87" w:name="_Toc229269567"/>
+      <w:bookmarkStart w:id="88" w:name="_Toc229952486"/>
+      <w:r>
+        <w:t>5ª Semana</w:t>
+      </w:r>
+      <w:r>
+        <w:t xml:space="preserve"> (</w:t>
+      </w:r>
+      <w:r>
+        <w:t>25</w:t>
+      </w:r>
+      <w:r>
+        <w:t>/0</w:t>
+      </w:r>
+      <w:r>
+        <w:t>5</w:t>
+      </w:r>
+      <w:r>
+        <w:t>/2</w:t>
+      </w:r>
+      <w:r>
+        <w:t>6</w:t>
+      </w:r>
+      <w:r>
+        <w:t xml:space="preserve"> – </w:t>
+      </w:r>
+      <w:r>
+        <w:t>29</w:t>
+      </w:r>
+      <w:r>
+        <w:t>/0</w:t>
+      </w:r>
+      <w:r>
+        <w:t>5</w:t>
+      </w:r>
+      <w:r>
+        <w:t>/2</w:t>
+      </w:r>
+      <w:r>
+        <w:t>6</w:t>
+      </w:r>
+      <w:r>
+        <w:t>)</w:t>
+      </w:r>
       <w:bookmarkEnd w:id="85"/>
-    </w:p>
-    <w:p>
-      <w:pPr>
-        <w:pStyle w:val="Heading3"/>
-      </w:pPr>
-      <w:bookmarkStart w:id="86" w:name="_Toc193126144"/>
-      <w:bookmarkStart w:id="87" w:name="_Toc193674332"/>
-      <w:bookmarkStart w:id="88" w:name="_Toc229269569"/>
-      <w:bookmarkStart w:id="89" w:name="_Toc229269848"/>
-      <w:r>
-        <w:t>7ª Semana</w:t>
-      </w:r>
-      <w:r>
-        <w:t xml:space="preserve"> (</w:t>
-      </w:r>
-      <w:r>
-        <w:t>08</w:t>
-      </w:r>
-      <w:r>
-        <w:t>/0</w:t>
-      </w:r>
-      <w:r>
-        <w:t>6</w:t>
-      </w:r>
-      <w:r>
-        <w:t>/2</w:t>
-      </w:r>
-      <w:r>
-        <w:t>6</w:t>
-      </w:r>
-      <w:r>
-        <w:t xml:space="preserve"> – </w:t>
-      </w:r>
-      <w:r>
-        <w:t>12</w:t>
-      </w:r>
-      <w:r>
-        <w:t>/0</w:t>
-      </w:r>
-      <w:r>
-        <w:t>6</w:t>
-      </w:r>
-      <w:r>
-        <w:t>/2</w:t>
-      </w:r>
-      <w:r>
-        <w:t>6</w:t>
-      </w:r>
-      <w:r>
-        <w:t>)</w:t>
-      </w:r>
       <w:bookmarkEnd w:id="86"/>
       <w:bookmarkEnd w:id="87"/>
       <w:bookmarkEnd w:id="88"/>
+    </w:p>
+    <w:p>
+      <w:pPr>
+        <w:pStyle w:val="Heading3"/>
+      </w:pPr>
+      <w:bookmarkStart w:id="89" w:name="_Toc193126143"/>
+      <w:bookmarkStart w:id="90" w:name="_Toc193674331"/>
+      <w:bookmarkStart w:id="91" w:name="_Toc229269568"/>
+      <w:bookmarkStart w:id="92" w:name="_Toc229952487"/>
+      <w:r>
+        <w:t>6ª Semana</w:t>
+      </w:r>
+      <w:r>
+        <w:t xml:space="preserve"> (</w:t>
+      </w:r>
+      <w:r>
+        <w:t>01</w:t>
+      </w:r>
+      <w:r>
+        <w:t>/0</w:t>
+      </w:r>
+      <w:r>
+        <w:t>6</w:t>
+      </w:r>
+      <w:r>
+        <w:t>/2</w:t>
+      </w:r>
+      <w:r>
+        <w:t>6</w:t>
+      </w:r>
+      <w:r>
+        <w:t xml:space="preserve"> – </w:t>
+      </w:r>
+      <w:r>
+        <w:t>05</w:t>
+      </w:r>
+      <w:r>
+        <w:t>/0</w:t>
+      </w:r>
+      <w:r>
+        <w:t>6</w:t>
+      </w:r>
+      <w:r>
+        <w:t>/2</w:t>
+      </w:r>
+      <w:r>
+        <w:t>6</w:t>
+      </w:r>
+      <w:r>
+        <w:t>)</w:t>
+      </w:r>
       <w:bookmarkEnd w:id="89"/>
+      <w:bookmarkEnd w:id="90"/>
+      <w:bookmarkEnd w:id="91"/>
+      <w:bookmarkEnd w:id="92"/>
+    </w:p>
+    <w:p>
+      <w:pPr>
+        <w:pStyle w:val="Heading3"/>
+      </w:pPr>
+      <w:bookmarkStart w:id="93" w:name="_Toc193126144"/>
+      <w:bookmarkStart w:id="94" w:name="_Toc193674332"/>
+      <w:bookmarkStart w:id="95" w:name="_Toc229269569"/>
+      <w:bookmarkStart w:id="96" w:name="_Toc229952488"/>
+      <w:r>
+        <w:t>7ª Semana</w:t>
+      </w:r>
+      <w:r>
+        <w:t xml:space="preserve"> (</w:t>
+      </w:r>
+      <w:r>
+        <w:t>08</w:t>
+      </w:r>
+      <w:r>
+        <w:t>/0</w:t>
+      </w:r>
+      <w:r>
+        <w:t>6</w:t>
+      </w:r>
+      <w:r>
+        <w:t>/2</w:t>
+      </w:r>
+      <w:r>
+        <w:t>6</w:t>
+      </w:r>
+      <w:r>
+        <w:t xml:space="preserve"> – </w:t>
+      </w:r>
+      <w:r>
+        <w:t>12</w:t>
+      </w:r>
+      <w:r>
+        <w:t>/0</w:t>
+      </w:r>
+      <w:r>
+        <w:t>6</w:t>
+      </w:r>
+      <w:r>
+        <w:t>/2</w:t>
+      </w:r>
+      <w:r>
+        <w:t>6</w:t>
+      </w:r>
+      <w:r>
+        <w:t>)</w:t>
+      </w:r>
+      <w:bookmarkEnd w:id="93"/>
+      <w:bookmarkEnd w:id="94"/>
+      <w:bookmarkEnd w:id="95"/>
+      <w:bookmarkEnd w:id="96"/>
     </w:p>
     <w:p>
       <w:pPr>
@@ -8879,10 +10157,10 @@
           <w:lang w:val="pt-BR"/>
         </w:rPr>
       </w:pPr>
-      <w:bookmarkStart w:id="90" w:name="_Toc193126145"/>
-      <w:bookmarkStart w:id="91" w:name="_Toc193674333"/>
-      <w:bookmarkStart w:id="92" w:name="_Toc229269570"/>
-      <w:bookmarkStart w:id="93" w:name="_Toc229269849"/>
+      <w:bookmarkStart w:id="97" w:name="_Toc193126145"/>
+      <w:bookmarkStart w:id="98" w:name="_Toc193674333"/>
+      <w:bookmarkStart w:id="99" w:name="_Toc229269570"/>
+      <w:bookmarkStart w:id="100" w:name="_Toc229952489"/>
       <w:r>
         <w:rPr>
           <w:lang w:val="pt-BR"/>
@@ -8973,10 +10251,10 @@
         </w:rPr>
         <w:t>)</w:t>
       </w:r>
-      <w:bookmarkEnd w:id="90"/>
-      <w:bookmarkEnd w:id="91"/>
-      <w:bookmarkEnd w:id="92"/>
-      <w:bookmarkEnd w:id="93"/>
+      <w:bookmarkEnd w:id="97"/>
+      <w:bookmarkEnd w:id="98"/>
+      <w:bookmarkEnd w:id="99"/>
+      <w:bookmarkEnd w:id="100"/>
     </w:p>
     <w:p>
       <w:pPr>
@@ -8985,8 +10263,8 @@
           <w:lang w:val="pt-BR"/>
         </w:rPr>
       </w:pPr>
-      <w:bookmarkStart w:id="94" w:name="_Toc229269571"/>
-      <w:bookmarkStart w:id="95" w:name="_Toc229269850"/>
+      <w:bookmarkStart w:id="101" w:name="_Toc229269571"/>
+      <w:bookmarkStart w:id="102" w:name="_Toc229952490"/>
       <w:r>
         <w:rPr>
           <w:lang w:val="pt-BR"/>
@@ -8999,8 +10277,8 @@
         </w:rPr>
         <w:t xml:space="preserve"> (22/06/26 – 26/06/26)</w:t>
       </w:r>
-      <w:bookmarkEnd w:id="94"/>
-      <w:bookmarkEnd w:id="95"/>
+      <w:bookmarkEnd w:id="101"/>
+      <w:bookmarkEnd w:id="102"/>
     </w:p>
     <w:p>
       <w:pPr>
@@ -9009,8 +10287,8 @@
           <w:lang w:val="pt-BR"/>
         </w:rPr>
       </w:pPr>
-      <w:bookmarkStart w:id="96" w:name="_Toc229269572"/>
-      <w:bookmarkStart w:id="97" w:name="_Toc229269851"/>
+      <w:bookmarkStart w:id="103" w:name="_Toc229269572"/>
+      <w:bookmarkStart w:id="104" w:name="_Toc229952491"/>
       <w:r>
         <w:rPr>
           <w:lang w:val="pt-BR"/>
@@ -9053,8 +10331,8 @@
         </w:rPr>
         <w:t>/06/26)</w:t>
       </w:r>
-      <w:bookmarkEnd w:id="96"/>
-      <w:bookmarkEnd w:id="97"/>
+      <w:bookmarkEnd w:id="103"/>
+      <w:bookmarkEnd w:id="104"/>
     </w:p>
     <w:p>
       <w:pPr>
@@ -9083,9 +10361,9 @@
       <w:pPr>
         <w:pStyle w:val="Heading2"/>
       </w:pPr>
-      <w:bookmarkStart w:id="98" w:name="_Toc193126146"/>
-      <w:bookmarkStart w:id="99" w:name="_Toc193674334"/>
-      <w:bookmarkStart w:id="100" w:name="_Toc229269852"/>
+      <w:bookmarkStart w:id="105" w:name="_Toc193126146"/>
+      <w:bookmarkStart w:id="106" w:name="_Toc193674334"/>
+      <w:bookmarkStart w:id="107" w:name="_Toc229952492"/>
       <w:r>
         <w:lastRenderedPageBreak/>
         <w:t>2.</w:t>
@@ -9097,18 +10375,18 @@
         <w:tab/>
         <w:t>Desenvolvimento do Projeto</w:t>
       </w:r>
-      <w:bookmarkEnd w:id="98"/>
-      <w:bookmarkEnd w:id="99"/>
-      <w:bookmarkEnd w:id="100"/>
+      <w:bookmarkEnd w:id="105"/>
+      <w:bookmarkEnd w:id="106"/>
+      <w:bookmarkEnd w:id="107"/>
     </w:p>
     <w:p>
       <w:pPr>
         <w:pStyle w:val="Heading3"/>
       </w:pPr>
-      <w:bookmarkStart w:id="101" w:name="_Toc193126147"/>
-      <w:bookmarkStart w:id="102" w:name="_Toc193674335"/>
-      <w:bookmarkStart w:id="103" w:name="_Toc229269573"/>
-      <w:bookmarkStart w:id="104" w:name="_Toc229269853"/>
+      <w:bookmarkStart w:id="108" w:name="_Toc193126147"/>
+      <w:bookmarkStart w:id="109" w:name="_Toc193674335"/>
+      <w:bookmarkStart w:id="110" w:name="_Toc229269573"/>
+      <w:bookmarkStart w:id="111" w:name="_Toc229952493"/>
       <w:r>
         <w:t>2.</w:t>
       </w:r>
@@ -9122,34 +10400,40 @@
         <w:tab/>
         <w:t>Estudo e preparação para o desenvolvimento</w:t>
       </w:r>
-      <w:bookmarkEnd w:id="101"/>
-      <w:bookmarkEnd w:id="102"/>
-      <w:bookmarkEnd w:id="103"/>
-      <w:bookmarkEnd w:id="104"/>
+      <w:bookmarkEnd w:id="108"/>
+      <w:bookmarkEnd w:id="109"/>
+      <w:bookmarkEnd w:id="110"/>
+      <w:bookmarkEnd w:id="111"/>
     </w:p>
     <w:p>
       <w:pPr>
         <w:pStyle w:val="Heading3"/>
       </w:pPr>
+      <w:bookmarkStart w:id="112" w:name="_Toc229952494"/>
       <w:r>
         <w:t>2.5.2 Testes e protótipos</w:t>
       </w:r>
+      <w:bookmarkEnd w:id="112"/>
     </w:p>
     <w:p>
       <w:pPr>
         <w:pStyle w:val="Heading4"/>
       </w:pPr>
+      <w:bookmarkStart w:id="113" w:name="_Toc229952495"/>
       <w:r>
         <w:t>Teste #1</w:t>
       </w:r>
+      <w:bookmarkEnd w:id="113"/>
     </w:p>
     <w:p>
       <w:pPr>
         <w:pStyle w:val="Heading5"/>
       </w:pPr>
+      <w:bookmarkStart w:id="114" w:name="_Toc229952496"/>
       <w:r>
         <w:t>Bibliotecas utilizadas</w:t>
       </w:r>
+      <w:bookmarkEnd w:id="114"/>
     </w:p>
     <w:p>
       <w:pPr>
@@ -9184,9 +10468,11 @@
       <w:pPr>
         <w:pStyle w:val="Heading5"/>
       </w:pPr>
+      <w:bookmarkStart w:id="115" w:name="_Toc229952497"/>
       <w:r>
         <w:t>Montagem física</w:t>
       </w:r>
+      <w:bookmarkEnd w:id="115"/>
     </w:p>
     <w:p>
       <w:pPr>
@@ -9221,7 +10507,13 @@
         </w:numPr>
       </w:pPr>
       <w:r>
-        <w:t>1x bateria 2200mah 3S</w:t>
+        <w:t>1x bateria 2200m</w:t>
+      </w:r>
+      <w:r>
+        <w:t>A</w:t>
+      </w:r>
+      <w:r>
+        <w:t>h 3S</w:t>
       </w:r>
     </w:p>
     <w:p>
@@ -9344,9 +10636,11 @@
       <w:pPr>
         <w:pStyle w:val="Heading5"/>
       </w:pPr>
+      <w:bookmarkStart w:id="116" w:name="_Toc229952498"/>
       <w:r>
         <w:t>Explicação do código</w:t>
       </w:r>
+      <w:bookmarkEnd w:id="116"/>
     </w:p>
     <w:p>
       <w:r>
@@ -9430,17 +10724,12 @@
         <w:t xml:space="preserve"> o tempo de forma contínua através da função </w:t>
       </w:r>
       <w:proofErr w:type="spellStart"/>
-      <w:proofErr w:type="gramStart"/>
       <w:r>
         <w:t>millis</w:t>
       </w:r>
       <w:proofErr w:type="spellEnd"/>
       <w:r>
-        <w:t>(</w:t>
-      </w:r>
-      <w:proofErr w:type="gramEnd"/>
-      <w:r>
-        <w:t>), que funciona como um cronômetro interno. Em vez de interromper o processador, o código fica comparando o tempo decorrido com o intervalo desejado de 3 segundos.</w:t>
+        <w:t>(), que funciona como um cronômetro interno. Em vez de interromper o processador, o código fica comparando o tempo decorrido com o intervalo desejado de 3 segundos.</w:t>
       </w:r>
     </w:p>
     <w:p>
@@ -9452,9 +10741,11 @@
       <w:pPr>
         <w:pStyle w:val="Heading5"/>
       </w:pPr>
+      <w:bookmarkStart w:id="117" w:name="_Toc229952499"/>
       <w:r>
         <w:t>Observações e veredito</w:t>
       </w:r>
+      <w:bookmarkEnd w:id="117"/>
     </w:p>
     <w:p>
       <w:r>
@@ -9504,7 +10795,7 @@
         </w:rPr>
         <w:lastRenderedPageBreak/>
         <w:drawing>
-          <wp:anchor distT="0" distB="0" distL="114300" distR="114300" simplePos="0" relativeHeight="251658240" behindDoc="0" locked="0" layoutInCell="1" allowOverlap="1" wp14:anchorId="5F618F19" wp14:editId="7CBB806F">
+          <wp:anchor distT="0" distB="0" distL="114300" distR="114300" simplePos="0" relativeHeight="251645440" behindDoc="0" locked="0" layoutInCell="1" allowOverlap="1" wp14:anchorId="5F618F19" wp14:editId="7CBB806F">
             <wp:simplePos x="0" y="0"/>
             <wp:positionH relativeFrom="column">
               <wp:posOffset>3736561</wp:posOffset>
@@ -9576,7 +10867,7 @@
           <w:noProof/>
         </w:rPr>
         <w:drawing>
-          <wp:anchor distT="0" distB="0" distL="114300" distR="114300" simplePos="0" relativeHeight="251656192" behindDoc="0" locked="0" layoutInCell="1" allowOverlap="1" wp14:anchorId="39D6882E" wp14:editId="403B0A66">
+          <wp:anchor distT="0" distB="0" distL="114300" distR="114300" simplePos="0" relativeHeight="251643392" behindDoc="0" locked="0" layoutInCell="1" allowOverlap="1" wp14:anchorId="39D6882E" wp14:editId="403B0A66">
             <wp:simplePos x="0" y="0"/>
             <wp:positionH relativeFrom="column">
               <wp:posOffset>-475338</wp:posOffset>
@@ -9639,6 +10930,7 @@
       <w:pPr>
         <w:pStyle w:val="Heading4"/>
       </w:pPr>
+      <w:bookmarkStart w:id="118" w:name="_Toc229952500"/>
       <w:r>
         <w:lastRenderedPageBreak/>
         <w:t>Teste #</w:t>
@@ -9646,14 +10938,17 @@
       <w:r>
         <w:t>2</w:t>
       </w:r>
+      <w:bookmarkEnd w:id="118"/>
     </w:p>
     <w:p>
       <w:pPr>
         <w:pStyle w:val="Heading5"/>
       </w:pPr>
+      <w:bookmarkStart w:id="119" w:name="_Toc229952501"/>
       <w:r>
         <w:t>Bibliotecas utilizadas</w:t>
       </w:r>
+      <w:bookmarkEnd w:id="119"/>
     </w:p>
     <w:p>
       <w:pPr>
@@ -9752,9 +11047,11 @@
       <w:pPr>
         <w:pStyle w:val="Heading5"/>
       </w:pPr>
+      <w:bookmarkStart w:id="120" w:name="_Toc229952502"/>
       <w:r>
         <w:t>Montagem física</w:t>
       </w:r>
+      <w:bookmarkEnd w:id="120"/>
     </w:p>
     <w:p>
       <w:pPr>
@@ -9789,7 +11086,13 @@
         </w:numPr>
       </w:pPr>
       <w:r>
-        <w:t>1x bateria 2200mah 3S</w:t>
+        <w:t>1x bateria 2200m</w:t>
+      </w:r>
+      <w:r>
+        <w:t>A</w:t>
+      </w:r>
+      <w:r>
+        <w:t>h 3S</w:t>
       </w:r>
     </w:p>
     <w:p>
@@ -9928,10 +11231,12 @@
       <w:pPr>
         <w:pStyle w:val="Heading5"/>
       </w:pPr>
+      <w:bookmarkStart w:id="121" w:name="_Toc229952503"/>
       <w:r>
         <w:lastRenderedPageBreak/>
         <w:t>Explicação do código</w:t>
       </w:r>
+      <w:bookmarkEnd w:id="121"/>
     </w:p>
     <w:p>
       <w:r>
@@ -10077,7 +11382,7 @@
           <w:noProof/>
         </w:rPr>
         <w:drawing>
-          <wp:inline distT="0" distB="0" distL="0" distR="0" wp14:anchorId="5028E2AF" wp14:editId="5D2EBC89">
+          <wp:inline distT="0" distB="0" distL="0" distR="0" wp14:anchorId="5028E2AF" wp14:editId="1876948C">
             <wp:extent cx="3378835" cy="1213485"/>
             <wp:effectExtent l="19050" t="19050" r="0" b="5715"/>
             <wp:docPr id="471537322" name="Picture 3"/>
@@ -10216,10 +11521,10 @@
       <w:pPr>
         <w:pStyle w:val="Heading3"/>
       </w:pPr>
-      <w:bookmarkStart w:id="105" w:name="_Toc193126148"/>
-      <w:bookmarkStart w:id="106" w:name="_Toc193674341"/>
-      <w:bookmarkStart w:id="107" w:name="_Toc229269574"/>
-      <w:bookmarkStart w:id="108" w:name="_Toc229269854"/>
+      <w:bookmarkStart w:id="122" w:name="_Toc193126148"/>
+      <w:bookmarkStart w:id="123" w:name="_Toc193674341"/>
+      <w:bookmarkStart w:id="124" w:name="_Toc229269574"/>
+      <w:bookmarkStart w:id="125" w:name="_Toc229952504"/>
       <w:r>
         <w:lastRenderedPageBreak/>
         <w:t>2.</w:t>
@@ -10237,33 +11542,33 @@
         <w:tab/>
         <w:t>Desenvolvimento projeto final</w:t>
       </w:r>
-      <w:bookmarkEnd w:id="105"/>
-      <w:bookmarkEnd w:id="106"/>
-      <w:bookmarkEnd w:id="107"/>
-      <w:bookmarkEnd w:id="108"/>
+      <w:bookmarkEnd w:id="122"/>
+      <w:bookmarkEnd w:id="123"/>
+      <w:bookmarkEnd w:id="124"/>
+      <w:bookmarkEnd w:id="125"/>
     </w:p>
     <w:p>
       <w:pPr>
         <w:pStyle w:val="Heading4"/>
       </w:pPr>
-      <w:bookmarkStart w:id="109" w:name="_Toc193674342"/>
-      <w:bookmarkStart w:id="110" w:name="_Toc229269575"/>
-      <w:bookmarkStart w:id="111" w:name="_Toc229269855"/>
+      <w:bookmarkStart w:id="126" w:name="_Toc193674342"/>
+      <w:bookmarkStart w:id="127" w:name="_Toc229269575"/>
+      <w:bookmarkStart w:id="128" w:name="_Toc229952505"/>
       <w:r>
         <w:t>Estrutura do Projeto:</w:t>
       </w:r>
-      <w:bookmarkEnd w:id="109"/>
-      <w:bookmarkEnd w:id="110"/>
-      <w:bookmarkEnd w:id="111"/>
+      <w:bookmarkEnd w:id="126"/>
+      <w:bookmarkEnd w:id="127"/>
+      <w:bookmarkEnd w:id="128"/>
     </w:p>
     <w:p/>
     <w:p>
       <w:pPr>
         <w:pStyle w:val="Heading4"/>
       </w:pPr>
-      <w:bookmarkStart w:id="112" w:name="_Toc193674343"/>
-      <w:bookmarkStart w:id="113" w:name="_Toc229269576"/>
-      <w:bookmarkStart w:id="114" w:name="_Toc229269856"/>
+      <w:bookmarkStart w:id="129" w:name="_Toc193674343"/>
+      <w:bookmarkStart w:id="130" w:name="_Toc229269576"/>
+      <w:bookmarkStart w:id="131" w:name="_Toc229952506"/>
       <w:r>
         <w:t xml:space="preserve">Histórico de </w:t>
       </w:r>
@@ -10275,9 +11580,9 @@
       <w:r>
         <w:t>:</w:t>
       </w:r>
-      <w:bookmarkEnd w:id="112"/>
-      <w:bookmarkEnd w:id="113"/>
-      <w:bookmarkEnd w:id="114"/>
+      <w:bookmarkEnd w:id="129"/>
+      <w:bookmarkEnd w:id="130"/>
+      <w:bookmarkEnd w:id="131"/>
     </w:p>
     <w:p>
       <w:pPr>
@@ -10286,15 +11591,7 @@
         <w:jc w:val="left"/>
       </w:pPr>
       <w:r>
-        <w:t xml:space="preserve">Dei </w:t>
-      </w:r>
-      <w:proofErr w:type="gramStart"/>
-      <w:r>
-        <w:t>um  total</w:t>
-      </w:r>
-      <w:proofErr w:type="gramEnd"/>
-      <w:r>
-        <w:t xml:space="preserve"> de x </w:t>
+        <w:t xml:space="preserve">Dei um  total de x </w:t>
       </w:r>
       <w:proofErr w:type="spellStart"/>
       <w:r>
@@ -10329,28 +11626,28 @@
       <w:pPr>
         <w:pStyle w:val="Heading4"/>
       </w:pPr>
-      <w:bookmarkStart w:id="115" w:name="_Toc193674344"/>
-      <w:bookmarkStart w:id="116" w:name="_Toc229269577"/>
-      <w:bookmarkStart w:id="117" w:name="_Toc229269857"/>
+      <w:bookmarkStart w:id="132" w:name="_Toc193674344"/>
+      <w:bookmarkStart w:id="133" w:name="_Toc229269577"/>
+      <w:bookmarkStart w:id="134" w:name="_Toc229952507"/>
       <w:r>
         <w:lastRenderedPageBreak/>
         <w:t>Licença</w:t>
       </w:r>
-      <w:bookmarkEnd w:id="115"/>
-      <w:bookmarkEnd w:id="116"/>
-      <w:bookmarkEnd w:id="117"/>
+      <w:bookmarkEnd w:id="132"/>
+      <w:bookmarkEnd w:id="133"/>
+      <w:bookmarkEnd w:id="134"/>
     </w:p>
     <w:p>
       <w:pPr>
         <w:pStyle w:val="Heading4"/>
       </w:pPr>
-      <w:bookmarkStart w:id="118" w:name="_Toc229269578"/>
-      <w:bookmarkStart w:id="119" w:name="_Toc229269858"/>
+      <w:bookmarkStart w:id="135" w:name="_Toc229269578"/>
+      <w:bookmarkStart w:id="136" w:name="_Toc229952508"/>
       <w:r>
         <w:t>Tratamento de erros</w:t>
       </w:r>
-      <w:bookmarkEnd w:id="118"/>
-      <w:bookmarkEnd w:id="119"/>
+      <w:bookmarkEnd w:id="135"/>
+      <w:bookmarkEnd w:id="136"/>
     </w:p>
     <w:p/>
     <w:p>
@@ -10367,9 +11664,9 @@
       <w:pPr>
         <w:pStyle w:val="Title"/>
       </w:pPr>
-      <w:bookmarkStart w:id="120" w:name="_Toc193126149"/>
-      <w:bookmarkStart w:id="121" w:name="_Toc229269579"/>
-      <w:bookmarkStart w:id="122" w:name="_Toc229269859"/>
+      <w:bookmarkStart w:id="137" w:name="_Toc193126149"/>
+      <w:bookmarkStart w:id="138" w:name="_Toc229269579"/>
+      <w:bookmarkStart w:id="139" w:name="_Toc229952509"/>
       <w:r>
         <w:lastRenderedPageBreak/>
         <w:t>Capítulo I</w:t>
@@ -10380,58 +11677,58 @@
       <w:r>
         <w:t xml:space="preserve"> - ANÁLISE DO PERCURSO PESSOAL</w:t>
       </w:r>
-      <w:bookmarkEnd w:id="120"/>
-      <w:bookmarkEnd w:id="121"/>
-      <w:bookmarkEnd w:id="122"/>
+      <w:bookmarkEnd w:id="137"/>
+      <w:bookmarkEnd w:id="138"/>
+      <w:bookmarkEnd w:id="139"/>
     </w:p>
     <w:p>
       <w:pPr>
         <w:pStyle w:val="Heading2"/>
       </w:pPr>
-      <w:bookmarkStart w:id="123" w:name="_Toc193674353"/>
-      <w:bookmarkStart w:id="124" w:name="_Toc229269860"/>
+      <w:bookmarkStart w:id="140" w:name="_Toc193674353"/>
+      <w:bookmarkStart w:id="141" w:name="_Toc229952510"/>
       <w:r>
         <w:t>Desenvolvimento do Projeto</w:t>
       </w:r>
-      <w:bookmarkEnd w:id="123"/>
-      <w:bookmarkEnd w:id="124"/>
+      <w:bookmarkEnd w:id="140"/>
+      <w:bookmarkEnd w:id="141"/>
     </w:p>
     <w:p>
       <w:pPr>
         <w:pStyle w:val="Heading2"/>
       </w:pPr>
-      <w:bookmarkStart w:id="125" w:name="_Toc193674354"/>
-      <w:bookmarkStart w:id="126" w:name="_Toc229269861"/>
+      <w:bookmarkStart w:id="142" w:name="_Toc193674354"/>
+      <w:bookmarkStart w:id="143" w:name="_Toc229952511"/>
       <w:r>
         <w:t>Desafios e Aprendizagens</w:t>
       </w:r>
-      <w:bookmarkEnd w:id="125"/>
-      <w:bookmarkEnd w:id="126"/>
+      <w:bookmarkEnd w:id="142"/>
+      <w:bookmarkEnd w:id="143"/>
     </w:p>
     <w:p>
       <w:pPr>
         <w:pStyle w:val="Heading2"/>
       </w:pPr>
-      <w:bookmarkStart w:id="127" w:name="_Toc193674355"/>
-      <w:bookmarkStart w:id="128" w:name="_Toc229269862"/>
+      <w:bookmarkStart w:id="144" w:name="_Toc193674355"/>
+      <w:bookmarkStart w:id="145" w:name="_Toc229952512"/>
       <w:r>
         <w:t xml:space="preserve">Reflexão </w:t>
       </w:r>
-      <w:bookmarkEnd w:id="127"/>
+      <w:bookmarkEnd w:id="144"/>
       <w:r>
         <w:t>Profissional</w:t>
       </w:r>
-      <w:bookmarkEnd w:id="128"/>
+      <w:bookmarkEnd w:id="145"/>
     </w:p>
     <w:p>
       <w:pPr>
         <w:pStyle w:val="Heading2"/>
       </w:pPr>
-      <w:bookmarkStart w:id="129" w:name="_Toc229269863"/>
+      <w:bookmarkStart w:id="146" w:name="_Toc229952513"/>
       <w:r>
         <w:t>Reflexão Pessoal</w:t>
       </w:r>
-      <w:bookmarkEnd w:id="129"/>
+      <w:bookmarkEnd w:id="146"/>
     </w:p>
     <w:p>
       <w:pPr>
@@ -10446,14 +11743,14 @@
       <w:pPr>
         <w:pStyle w:val="Title"/>
       </w:pPr>
-      <w:bookmarkStart w:id="130" w:name="_Toc229269580"/>
-      <w:bookmarkStart w:id="131" w:name="_Toc229269864"/>
+      <w:bookmarkStart w:id="147" w:name="_Toc229269580"/>
+      <w:bookmarkStart w:id="148" w:name="_Toc229952514"/>
       <w:r>
         <w:lastRenderedPageBreak/>
         <w:t>Capítulo IV - CONCLUSÃO</w:t>
       </w:r>
-      <w:bookmarkEnd w:id="130"/>
-      <w:bookmarkEnd w:id="131"/>
+      <w:bookmarkEnd w:id="147"/>
+      <w:bookmarkEnd w:id="148"/>
     </w:p>
     <w:p>
       <w:r>
@@ -11527,7 +12824,7 @@
         <w:lang w:eastAsia="pt-PT"/>
       </w:rPr>
       <w:drawing>
-        <wp:anchor distT="0" distB="0" distL="114300" distR="114300" simplePos="0" relativeHeight="251662336" behindDoc="1" locked="0" layoutInCell="1" allowOverlap="1" wp14:anchorId="2684E5F2" wp14:editId="5376423D">
+        <wp:anchor distT="0" distB="0" distL="114300" distR="114300" simplePos="0" relativeHeight="251671040" behindDoc="1" locked="0" layoutInCell="1" allowOverlap="1" wp14:anchorId="2684E5F2" wp14:editId="5376423D">
           <wp:simplePos x="0" y="0"/>
           <wp:positionH relativeFrom="column">
             <wp:posOffset>-214418</wp:posOffset>
@@ -11612,7 +12909,52 @@
         <w:sz w:val="16"/>
         <w:szCs w:val="16"/>
       </w:rPr>
-      <w:t>Abreviações e Símbolos</w:t>
+      <w:tab/>
+    </w:r>
+    <w:r>
+      <w:rPr>
+        <w:rFonts w:ascii="Century Gothic" w:hAnsi="Century Gothic"/>
+        <w:i/>
+        <w:sz w:val="16"/>
+        <w:szCs w:val="16"/>
+      </w:rPr>
+      <w:tab/>
+    </w:r>
+    <w:r>
+      <w:rPr>
+        <w:rFonts w:ascii="Century Gothic" w:hAnsi="Century Gothic"/>
+        <w:i/>
+        <w:sz w:val="16"/>
+        <w:szCs w:val="16"/>
+      </w:rPr>
+      <w:t>Abreviações</w:t>
+    </w:r>
+    <w:r>
+      <w:rPr>
+        <w:rFonts w:ascii="Century Gothic" w:hAnsi="Century Gothic"/>
+        <w:i/>
+        <w:sz w:val="16"/>
+        <w:szCs w:val="16"/>
+      </w:rPr>
+      <w:t>, s</w:t>
+    </w:r>
+    <w:r>
+      <w:rPr>
+        <w:rFonts w:ascii="Century Gothic" w:hAnsi="Century Gothic"/>
+        <w:i/>
+        <w:sz w:val="16"/>
+        <w:szCs w:val="16"/>
+      </w:rPr>
+      <w:t>ímbolos</w:t>
+    </w:r>
+    <w:r>
+      <w:rPr>
+        <w:rFonts w:ascii="Century Gothic" w:hAnsi="Century Gothic"/>
+        <w:i/>
+        <w:sz w:val="16"/>
+        <w:szCs w:val="16"/>
+      </w:rPr>
+      <w:t xml:space="preserve"> e unidades</w:t>
     </w:r>
     <w:r>
       <w:rPr>
@@ -17928,7 +19270,7 @@
     <w:name w:val="Normal"/>
     <w:aliases w:val="RFCT Corpo Texto"/>
     <w:qFormat/>
-    <w:rsid w:val="000A200F"/>
+    <w:rsid w:val="0046021A"/>
     <w:pPr>
       <w:spacing w:after="0" w:line="360" w:lineRule="auto"/>
       <w:jc w:val="both"/>
@@ -18762,6 +20104,19 @@
       </w:tcPr>
     </w:tblStylePr>
   </w:style>
+  <w:style w:type="paragraph" w:styleId="TOC6">
+    <w:name w:val="toc 6"/>
+    <w:basedOn w:val="Normal"/>
+    <w:next w:val="Normal"/>
+    <w:autoRedefine/>
+    <w:uiPriority w:val="39"/>
+    <w:unhideWhenUsed/>
+    <w:rsid w:val="00B066F6"/>
+    <w:pPr>
+      <w:spacing w:after="100"/>
+      <w:ind w:left="1200"/>
+    </w:pPr>
+  </w:style>
 </w:styles>
 </file>
 

--- a/Prova de Aptidão Profissional (PAP) - Leonardo Zelenski 12ºGPSI B.docx
+++ b/Prova de Aptidão Profissional (PAP) - Leonardo Zelenski 12ºGPSI B.docx
@@ -5880,6 +5880,66 @@
           </w:p>
         </w:tc>
       </w:tr>
+      <w:tr>
+        <w:trPr>
+          <w:cnfStyle w:val="000000100000" w:firstRow="0" w:lastRow="0" w:firstColumn="0" w:lastColumn="0" w:oddVBand="0" w:evenVBand="0" w:oddHBand="1" w:evenHBand="0" w:firstRowFirstColumn="0" w:firstRowLastColumn="0" w:lastRowFirstColumn="0" w:lastRowLastColumn="0"/>
+        </w:trPr>
+        <w:tc>
+          <w:tcPr>
+            <w:cnfStyle w:val="001000000000" w:firstRow="0" w:lastRow="0" w:firstColumn="1" w:lastColumn="0" w:oddVBand="0" w:evenVBand="0" w:oddHBand="0" w:evenHBand="0" w:firstRowFirstColumn="0" w:firstRowLastColumn="0" w:lastRowFirstColumn="0" w:lastRowLastColumn="0"/>
+            <w:tcW w:w="1418" w:type="dxa"/>
+            <w:vAlign w:val="center"/>
+          </w:tcPr>
+          <w:p>
+            <w:pPr>
+              <w:jc w:val="center"/>
+            </w:pPr>
+            <w:r>
+              <w:rPr>
+                <w:rFonts w:cs="Arial"/>
+              </w:rPr>
+              <w:t>µ</w:t>
+            </w:r>
+            <w:r>
+              <w:t>s</w:t>
+            </w:r>
+          </w:p>
+        </w:tc>
+        <w:tc>
+          <w:tcPr>
+            <w:tcW w:w="4394" w:type="dxa"/>
+            <w:vAlign w:val="center"/>
+          </w:tcPr>
+          <w:p>
+            <w:pPr>
+              <w:jc w:val="center"/>
+              <w:cnfStyle w:val="000000100000" w:firstRow="0" w:lastRow="0" w:firstColumn="0" w:lastColumn="0" w:oddVBand="0" w:evenVBand="0" w:oddHBand="1" w:evenHBand="0" w:firstRowFirstColumn="0" w:firstRowLastColumn="0" w:lastRowFirstColumn="0" w:lastRowLastColumn="0"/>
+            </w:pPr>
+            <w:proofErr w:type="spellStart"/>
+            <w:r>
+              <w:t>Microsegundos</w:t>
+            </w:r>
+            <w:proofErr w:type="spellEnd"/>
+          </w:p>
+        </w:tc>
+        <w:tc>
+          <w:tcPr>
+            <w:tcW w:w="3827" w:type="dxa"/>
+            <w:vAlign w:val="center"/>
+          </w:tcPr>
+          <w:p>
+            <w:pPr>
+              <w:jc w:val="center"/>
+              <w:cnfStyle w:val="000000100000" w:firstRow="0" w:lastRow="0" w:firstColumn="0" w:lastColumn="0" w:oddVBand="0" w:evenVBand="0" w:oddHBand="1" w:evenHBand="0" w:firstRowFirstColumn="0" w:firstRowLastColumn="0" w:lastRowFirstColumn="0" w:lastRowLastColumn="0"/>
+            </w:pPr>
+            <w:proofErr w:type="spellStart"/>
+            <w:r>
+              <w:t>microseconds</w:t>
+            </w:r>
+            <w:proofErr w:type="spellEnd"/>
+          </w:p>
+        </w:tc>
+      </w:tr>
     </w:tbl>
     <w:p/>
     <w:p>
@@ -6276,8 +6336,8 @@
       </w:pPr>
       <w:bookmarkStart w:id="36" w:name="_Toc193126121"/>
       <w:bookmarkStart w:id="37" w:name="_Toc229269554"/>
-      <w:bookmarkStart w:id="38" w:name="_Hlk127266004"/>
-      <w:bookmarkStart w:id="39" w:name="_Toc229952466"/>
+      <w:bookmarkStart w:id="38" w:name="_Toc229952466"/>
+      <w:bookmarkStart w:id="39" w:name="_Hlk127266004"/>
       <w:r>
         <w:lastRenderedPageBreak/>
         <w:t xml:space="preserve">Capítulo II – </w:t>
@@ -6287,7 +6347,7 @@
       <w:r>
         <w:t>Desenvolvimento</w:t>
       </w:r>
-      <w:bookmarkEnd w:id="39"/>
+      <w:bookmarkEnd w:id="38"/>
     </w:p>
     <w:p>
       <w:pPr>
@@ -6296,7 +6356,7 @@
       <w:bookmarkStart w:id="40" w:name="_Toc193126122"/>
       <w:bookmarkStart w:id="41" w:name="_Toc193674306"/>
       <w:bookmarkStart w:id="42" w:name="_Toc229952467"/>
-      <w:bookmarkEnd w:id="38"/>
+      <w:bookmarkEnd w:id="39"/>
       <w:r>
         <w:t>2.1</w:t>
       </w:r>
@@ -7056,7 +7116,7 @@
                   <w:bCs w:val="0"/>
                   <w:lang w:val="en-GB"/>
                 </w:rPr>
-                <w:t>Electronic Speed Controller</w:t>
+                <w:t>ESC</w:t>
               </w:r>
             </w:hyperlink>
           </w:p>
@@ -7560,6 +7620,99 @@
             <w:cnfStyle w:val="001000000000" w:firstRow="0" w:lastRow="0" w:firstColumn="1" w:lastColumn="0" w:oddVBand="0" w:evenVBand="0" w:oddHBand="0" w:evenHBand="0" w:firstRowFirstColumn="0" w:firstRowLastColumn="0" w:lastRowFirstColumn="0" w:lastRowLastColumn="0"/>
             <w:tcW w:w="1843" w:type="dxa"/>
             <w:vAlign w:val="center"/>
+          </w:tcPr>
+          <w:p>
+            <w:pPr>
+              <w:jc w:val="center"/>
+              <w:rPr>
+                <w:b w:val="0"/>
+                <w:bCs w:val="0"/>
+              </w:rPr>
+            </w:pPr>
+            <w:hyperlink r:id="rId31" w:history="1">
+              <w:r>
+                <w:rPr>
+                  <w:rStyle w:val="Hyperlink"/>
+                  <w:b w:val="0"/>
+                  <w:bCs w:val="0"/>
+                </w:rPr>
+                <w:t>xt60 1 macho para 4 fêmea</w:t>
+              </w:r>
+            </w:hyperlink>
+          </w:p>
+        </w:tc>
+        <w:tc>
+          <w:tcPr>
+            <w:tcW w:w="2268" w:type="dxa"/>
+            <w:vAlign w:val="center"/>
+          </w:tcPr>
+          <w:p>
+            <w:pPr>
+              <w:jc w:val="center"/>
+              <w:cnfStyle w:val="000000100000" w:firstRow="0" w:lastRow="0" w:firstColumn="0" w:lastColumn="0" w:oddVBand="0" w:evenVBand="0" w:oddHBand="1" w:evenHBand="0" w:firstRowFirstColumn="0" w:firstRowLastColumn="0" w:lastRowFirstColumn="0" w:lastRowLastColumn="0"/>
+            </w:pPr>
+            <w:r>
+              <w:t>Design de Y de dupla extensão</w:t>
+            </w:r>
+          </w:p>
+        </w:tc>
+        <w:tc>
+          <w:tcPr>
+            <w:tcW w:w="1843" w:type="dxa"/>
+            <w:vAlign w:val="center"/>
+          </w:tcPr>
+          <w:p>
+            <w:pPr>
+              <w:jc w:val="center"/>
+              <w:cnfStyle w:val="000000100000" w:firstRow="0" w:lastRow="0" w:firstColumn="0" w:lastColumn="0" w:oddVBand="0" w:evenVBand="0" w:oddHBand="1" w:evenHBand="0" w:firstRowFirstColumn="0" w:firstRowLastColumn="0" w:lastRowFirstColumn="0" w:lastRowLastColumn="0"/>
+            </w:pPr>
+          </w:p>
+        </w:tc>
+        <w:tc>
+          <w:tcPr>
+            <w:tcW w:w="2410" w:type="dxa"/>
+            <w:vAlign w:val="center"/>
+          </w:tcPr>
+          <w:p>
+            <w:pPr>
+              <w:jc w:val="center"/>
+              <w:cnfStyle w:val="000000100000" w:firstRow="0" w:lastRow="0" w:firstColumn="0" w:lastColumn="0" w:oddVBand="0" w:evenVBand="0" w:oddHBand="1" w:evenHBand="0" w:firstRowFirstColumn="0" w:firstRowLastColumn="0" w:lastRowFirstColumn="0" w:lastRowLastColumn="0"/>
+            </w:pPr>
+            <w:r>
+              <w:t>Passar energia para os ESC</w:t>
+            </w:r>
+          </w:p>
+        </w:tc>
+        <w:tc>
+          <w:tcPr>
+            <w:tcW w:w="1275" w:type="dxa"/>
+            <w:vAlign w:val="center"/>
+          </w:tcPr>
+          <w:p>
+            <w:pPr>
+              <w:jc w:val="center"/>
+              <w:cnfStyle w:val="000000100000" w:firstRow="0" w:lastRow="0" w:firstColumn="0" w:lastColumn="0" w:oddVBand="0" w:evenVBand="0" w:oddHBand="1" w:evenHBand="0" w:firstRowFirstColumn="0" w:firstRowLastColumn="0" w:lastRowFirstColumn="0" w:lastRowLastColumn="0"/>
+              <w:rPr>
+                <w:b/>
+                <w:bCs/>
+              </w:rPr>
+            </w:pPr>
+            <w:r>
+              <w:rPr>
+                <w:b/>
+                <w:bCs/>
+              </w:rPr>
+              <w:t>4,77€</w:t>
+            </w:r>
+          </w:p>
+        </w:tc>
+      </w:tr>
+      <w:tr>
+        <w:tc>
+          <w:tcPr>
+            <w:cnfStyle w:val="001000000000" w:firstRow="0" w:lastRow="0" w:firstColumn="1" w:lastColumn="0" w:oddVBand="0" w:evenVBand="0" w:oddHBand="0" w:evenHBand="0" w:firstRowFirstColumn="0" w:firstRowLastColumn="0" w:lastRowFirstColumn="0" w:lastRowLastColumn="0"/>
+            <w:tcW w:w="1843" w:type="dxa"/>
+            <w:vAlign w:val="center"/>
             <w:hideMark/>
           </w:tcPr>
           <w:p>
@@ -7569,7 +7722,7 @@
                 <w:lang w:val="en-GB"/>
               </w:rPr>
             </w:pPr>
-            <w:hyperlink r:id="rId31" w:history="1">
+            <w:hyperlink r:id="rId32" w:history="1">
               <w:r>
                 <w:rPr>
                   <w:rStyle w:val="Hyperlink"/>
@@ -7591,7 +7744,7 @@
           <w:p>
             <w:pPr>
               <w:jc w:val="center"/>
-              <w:cnfStyle w:val="000000100000" w:firstRow="0" w:lastRow="0" w:firstColumn="0" w:lastColumn="0" w:oddVBand="0" w:evenVBand="0" w:oddHBand="1" w:evenHBand="0" w:firstRowFirstColumn="0" w:firstRowLastColumn="0" w:lastRowFirstColumn="0" w:lastRowLastColumn="0"/>
+              <w:cnfStyle w:val="000000000000" w:firstRow="0" w:lastRow="0" w:firstColumn="0" w:lastColumn="0" w:oddVBand="0" w:evenVBand="0" w:oddHBand="0" w:evenHBand="0" w:firstRowFirstColumn="0" w:firstRowLastColumn="0" w:lastRowFirstColumn="0" w:lastRowLastColumn="0"/>
               <w:rPr>
                 <w:lang w:val="en-GB"/>
               </w:rPr>
@@ -7643,7 +7796,7 @@
           <w:p>
             <w:pPr>
               <w:jc w:val="center"/>
-              <w:cnfStyle w:val="000000100000" w:firstRow="0" w:lastRow="0" w:firstColumn="0" w:lastColumn="0" w:oddVBand="0" w:evenVBand="0" w:oddHBand="1" w:evenHBand="0" w:firstRowFirstColumn="0" w:firstRowLastColumn="0" w:lastRowFirstColumn="0" w:lastRowLastColumn="0"/>
+              <w:cnfStyle w:val="000000000000" w:firstRow="0" w:lastRow="0" w:firstColumn="0" w:lastColumn="0" w:oddVBand="0" w:evenVBand="0" w:oddHBand="0" w:evenHBand="0" w:firstRowFirstColumn="0" w:firstRowLastColumn="0" w:lastRowFirstColumn="0" w:lastRowLastColumn="0"/>
               <w:rPr>
                 <w:lang w:val="en-GB"/>
               </w:rPr>
@@ -7665,7 +7818,7 @@
           <w:p>
             <w:pPr>
               <w:jc w:val="center"/>
-              <w:cnfStyle w:val="000000100000" w:firstRow="0" w:lastRow="0" w:firstColumn="0" w:lastColumn="0" w:oddVBand="0" w:evenVBand="0" w:oddHBand="1" w:evenHBand="0" w:firstRowFirstColumn="0" w:firstRowLastColumn="0" w:lastRowFirstColumn="0" w:lastRowLastColumn="0"/>
+              <w:cnfStyle w:val="000000000000" w:firstRow="0" w:lastRow="0" w:firstColumn="0" w:lastColumn="0" w:oddVBand="0" w:evenVBand="0" w:oddHBand="0" w:evenHBand="0" w:firstRowFirstColumn="0" w:firstRowLastColumn="0" w:lastRowFirstColumn="0" w:lastRowLastColumn="0"/>
             </w:pPr>
             <w:r>
               <w:t>Ampliação da distância de transmissão.</w:t>
@@ -7680,7 +7833,7 @@
           <w:p>
             <w:pPr>
               <w:jc w:val="center"/>
-              <w:cnfStyle w:val="000000100000" w:firstRow="0" w:lastRow="0" w:firstColumn="0" w:lastColumn="0" w:oddVBand="0" w:evenVBand="0" w:oddHBand="1" w:evenHBand="0" w:firstRowFirstColumn="0" w:firstRowLastColumn="0" w:lastRowFirstColumn="0" w:lastRowLastColumn="0"/>
+              <w:cnfStyle w:val="000000000000" w:firstRow="0" w:lastRow="0" w:firstColumn="0" w:lastColumn="0" w:oddVBand="0" w:evenVBand="0" w:oddHBand="0" w:evenHBand="0" w:firstRowFirstColumn="0" w:firstRowLastColumn="0" w:lastRowFirstColumn="0" w:lastRowLastColumn="0"/>
             </w:pPr>
             <w:r>
               <w:rPr>
@@ -7693,6 +7846,9 @@
         </w:tc>
       </w:tr>
       <w:tr>
+        <w:trPr>
+          <w:cnfStyle w:val="000000100000" w:firstRow="0" w:lastRow="0" w:firstColumn="0" w:lastColumn="0" w:oddVBand="0" w:evenVBand="0" w:oddHBand="1" w:evenHBand="0" w:firstRowFirstColumn="0" w:firstRowLastColumn="0" w:lastRowFirstColumn="0" w:lastRowLastColumn="0"/>
+        </w:trPr>
         <w:tc>
           <w:tcPr>
             <w:cnfStyle w:val="001000000000" w:firstRow="0" w:lastRow="0" w:firstColumn="1" w:lastColumn="0" w:oddVBand="0" w:evenVBand="0" w:oddHBand="0" w:evenHBand="0" w:firstRowFirstColumn="0" w:firstRowLastColumn="0" w:lastRowFirstColumn="0" w:lastRowLastColumn="0"/>
@@ -7707,7 +7863,7 @@
                 <w:lang w:val="en-GB"/>
               </w:rPr>
             </w:pPr>
-            <w:hyperlink r:id="rId32" w:history="1">
+            <w:hyperlink r:id="rId33" w:history="1">
               <w:proofErr w:type="spellStart"/>
               <w:r>
                 <w:rPr>
@@ -7740,7 +7896,7 @@
           <w:p>
             <w:pPr>
               <w:jc w:val="center"/>
-              <w:cnfStyle w:val="000000000000" w:firstRow="0" w:lastRow="0" w:firstColumn="0" w:lastColumn="0" w:oddVBand="0" w:evenVBand="0" w:oddHBand="0" w:evenHBand="0" w:firstRowFirstColumn="0" w:firstRowLastColumn="0" w:lastRowFirstColumn="0" w:lastRowLastColumn="0"/>
+              <w:cnfStyle w:val="000000100000" w:firstRow="0" w:lastRow="0" w:firstColumn="0" w:lastColumn="0" w:oddVBand="0" w:evenVBand="0" w:oddHBand="1" w:evenHBand="0" w:firstRowFirstColumn="0" w:firstRowLastColumn="0" w:lastRowFirstColumn="0" w:lastRowLastColumn="0"/>
             </w:pPr>
             <w:r>
               <w:t xml:space="preserve">para baterias </w:t>
@@ -7751,7 +7907,11 @@
             </w:r>
             <w:proofErr w:type="spellEnd"/>
             <w:r>
-              <w:t xml:space="preserve"> 3S</w:t>
+              <w:t xml:space="preserve"> </w:t>
+            </w:r>
+            <w:r>
+              <w:lastRenderedPageBreak/>
+              <w:t>3S</w:t>
             </w:r>
           </w:p>
         </w:tc>
@@ -7764,7 +7924,7 @@
           <w:p>
             <w:pPr>
               <w:jc w:val="center"/>
-              <w:cnfStyle w:val="000000000000" w:firstRow="0" w:lastRow="0" w:firstColumn="0" w:lastColumn="0" w:oddVBand="0" w:evenVBand="0" w:oddHBand="0" w:evenHBand="0" w:firstRowFirstColumn="0" w:firstRowLastColumn="0" w:lastRowFirstColumn="0" w:lastRowLastColumn="0"/>
+              <w:cnfStyle w:val="000000100000" w:firstRow="0" w:lastRow="0" w:firstColumn="0" w:lastColumn="0" w:oddVBand="0" w:evenVBand="0" w:oddHBand="1" w:evenHBand="0" w:firstRowFirstColumn="0" w:firstRowLastColumn="0" w:lastRowFirstColumn="0" w:lastRowLastColumn="0"/>
               <w:rPr>
                 <w:lang w:val="en-GB"/>
               </w:rPr>
@@ -7773,6 +7933,7 @@
               <w:rPr>
                 <w:lang w:val="en-GB"/>
               </w:rPr>
+              <w:lastRenderedPageBreak/>
               <w:t>1x</w:t>
             </w:r>
           </w:p>
@@ -7786,10 +7947,14 @@
           <w:p>
             <w:pPr>
               <w:jc w:val="center"/>
-              <w:cnfStyle w:val="000000000000" w:firstRow="0" w:lastRow="0" w:firstColumn="0" w:lastColumn="0" w:oddVBand="0" w:evenVBand="0" w:oddHBand="0" w:evenHBand="0" w:firstRowFirstColumn="0" w:firstRowLastColumn="0" w:lastRowFirstColumn="0" w:lastRowLastColumn="0"/>
+              <w:cnfStyle w:val="000000100000" w:firstRow="0" w:lastRow="0" w:firstColumn="0" w:lastColumn="0" w:oddVBand="0" w:evenVBand="0" w:oddHBand="1" w:evenHBand="0" w:firstRowFirstColumn="0" w:firstRowLastColumn="0" w:lastRowFirstColumn="0" w:lastRowLastColumn="0"/>
             </w:pPr>
             <w:r>
-              <w:t xml:space="preserve">Recarga segura da bateria do </w:t>
+              <w:t xml:space="preserve">Recarga segura da </w:t>
+            </w:r>
+            <w:r>
+              <w:lastRenderedPageBreak/>
+              <w:t xml:space="preserve">bateria do </w:t>
             </w:r>
             <w:proofErr w:type="spellStart"/>
             <w:r>
@@ -7809,22 +7974,20 @@
           <w:p>
             <w:pPr>
               <w:jc w:val="center"/>
-              <w:cnfStyle w:val="000000000000" w:firstRow="0" w:lastRow="0" w:firstColumn="0" w:lastColumn="0" w:oddVBand="0" w:evenVBand="0" w:oddHBand="0" w:evenHBand="0" w:firstRowFirstColumn="0" w:firstRowLastColumn="0" w:lastRowFirstColumn="0" w:lastRowLastColumn="0"/>
+              <w:cnfStyle w:val="000000100000" w:firstRow="0" w:lastRow="0" w:firstColumn="0" w:lastColumn="0" w:oddVBand="0" w:evenVBand="0" w:oddHBand="1" w:evenHBand="0" w:firstRowFirstColumn="0" w:firstRowLastColumn="0" w:lastRowFirstColumn="0" w:lastRowLastColumn="0"/>
             </w:pPr>
             <w:r>
               <w:rPr>
                 <w:b/>
                 <w:bCs/>
               </w:rPr>
+              <w:lastRenderedPageBreak/>
               <w:t>6,31€</w:t>
             </w:r>
           </w:p>
         </w:tc>
       </w:tr>
       <w:tr>
-        <w:trPr>
-          <w:cnfStyle w:val="000000100000" w:firstRow="0" w:lastRow="0" w:firstColumn="0" w:lastColumn="0" w:oddVBand="0" w:evenVBand="0" w:oddHBand="1" w:evenHBand="0" w:firstRowFirstColumn="0" w:firstRowLastColumn="0" w:lastRowFirstColumn="0" w:lastRowLastColumn="0"/>
-        </w:trPr>
         <w:tc>
           <w:tcPr>
             <w:cnfStyle w:val="001000000000" w:firstRow="0" w:lastRow="0" w:firstColumn="1" w:lastColumn="0" w:oddVBand="0" w:evenVBand="0" w:oddHBand="0" w:evenHBand="0" w:firstRowFirstColumn="0" w:firstRowLastColumn="0" w:lastRowFirstColumn="0" w:lastRowLastColumn="0"/>
@@ -7838,7 +8001,7 @@
                 <w:lang w:val="en-GB"/>
               </w:rPr>
             </w:pPr>
-            <w:hyperlink r:id="rId33" w:history="1">
+            <w:hyperlink r:id="rId34" w:history="1">
               <w:r>
                 <w:rPr>
                   <w:rStyle w:val="Hyperlink"/>
@@ -7859,7 +8022,7 @@
           <w:p>
             <w:pPr>
               <w:jc w:val="center"/>
-              <w:cnfStyle w:val="000000100000" w:firstRow="0" w:lastRow="0" w:firstColumn="0" w:lastColumn="0" w:oddVBand="0" w:evenVBand="0" w:oddHBand="1" w:evenHBand="0" w:firstRowFirstColumn="0" w:firstRowLastColumn="0" w:lastRowFirstColumn="0" w:lastRowLastColumn="0"/>
+              <w:cnfStyle w:val="000000000000" w:firstRow="0" w:lastRow="0" w:firstColumn="0" w:lastColumn="0" w:oddVBand="0" w:evenVBand="0" w:oddHBand="0" w:evenHBand="0" w:firstRowFirstColumn="0" w:firstRowLastColumn="0" w:lastRowFirstColumn="0" w:lastRowLastColumn="0"/>
             </w:pPr>
             <w:proofErr w:type="spellStart"/>
             <w:r>
@@ -7879,14 +8042,7 @@
               <w:rPr>
                 <w:lang w:val="en-GB"/>
               </w:rPr>
-              <w:t xml:space="preserve"> </w:t>
-            </w:r>
-            <w:r>
-              <w:rPr>
-                <w:lang w:val="en-GB"/>
-              </w:rPr>
-              <w:lastRenderedPageBreak/>
-              <w:t xml:space="preserve">(1660 </w:t>
+              <w:t xml:space="preserve"> (1660 </w:t>
             </w:r>
             <w:proofErr w:type="spellStart"/>
             <w:r>
@@ -7912,7 +8068,7 @@
           <w:p>
             <w:pPr>
               <w:jc w:val="center"/>
-              <w:cnfStyle w:val="000000100000" w:firstRow="0" w:lastRow="0" w:firstColumn="0" w:lastColumn="0" w:oddVBand="0" w:evenVBand="0" w:oddHBand="1" w:evenHBand="0" w:firstRowFirstColumn="0" w:firstRowLastColumn="0" w:lastRowFirstColumn="0" w:lastRowLastColumn="0"/>
+              <w:cnfStyle w:val="000000000000" w:firstRow="0" w:lastRow="0" w:firstColumn="0" w:lastColumn="0" w:oddVBand="0" w:evenVBand="0" w:oddHBand="0" w:evenHBand="0" w:firstRowFirstColumn="0" w:firstRowLastColumn="0" w:lastRowFirstColumn="0" w:lastRowLastColumn="0"/>
               <w:rPr>
                 <w:lang w:val="en-GB"/>
               </w:rPr>
@@ -7921,7 +8077,6 @@
               <w:rPr>
                 <w:lang w:val="en-GB"/>
               </w:rPr>
-              <w:lastRenderedPageBreak/>
               <w:t>1x</w:t>
             </w:r>
           </w:p>
@@ -7934,14 +8089,10 @@
           <w:p>
             <w:pPr>
               <w:jc w:val="center"/>
-              <w:cnfStyle w:val="000000100000" w:firstRow="0" w:lastRow="0" w:firstColumn="0" w:lastColumn="0" w:oddVBand="0" w:evenVBand="0" w:oddHBand="1" w:evenHBand="0" w:firstRowFirstColumn="0" w:firstRowLastColumn="0" w:lastRowFirstColumn="0" w:lastRowLastColumn="0"/>
+              <w:cnfStyle w:val="000000000000" w:firstRow="0" w:lastRow="0" w:firstColumn="0" w:lastColumn="0" w:oddVBand="0" w:evenVBand="0" w:oddHBand="0" w:evenHBand="0" w:firstRowFirstColumn="0" w:firstRowLastColumn="0" w:lastRowFirstColumn="0" w:lastRowLastColumn="0"/>
             </w:pPr>
             <w:r>
-              <w:t xml:space="preserve">Prototipagem das </w:t>
-            </w:r>
-            <w:r>
-              <w:lastRenderedPageBreak/>
-              <w:t>conexões elétricas sem solda.</w:t>
+              <w:t>Prototipagem das conexões elétricas sem solda.</w:t>
             </w:r>
           </w:p>
         </w:tc>
@@ -7953,7 +8104,7 @@
           <w:p>
             <w:pPr>
               <w:jc w:val="center"/>
-              <w:cnfStyle w:val="000000100000" w:firstRow="0" w:lastRow="0" w:firstColumn="0" w:lastColumn="0" w:oddVBand="0" w:evenVBand="0" w:oddHBand="1" w:evenHBand="0" w:firstRowFirstColumn="0" w:firstRowLastColumn="0" w:lastRowFirstColumn="0" w:lastRowLastColumn="0"/>
+              <w:cnfStyle w:val="000000000000" w:firstRow="0" w:lastRow="0" w:firstColumn="0" w:lastColumn="0" w:oddVBand="0" w:evenVBand="0" w:oddHBand="0" w:evenHBand="0" w:firstRowFirstColumn="0" w:firstRowLastColumn="0" w:lastRowFirstColumn="0" w:lastRowLastColumn="0"/>
               <w:rPr>
                 <w:b/>
                 <w:bCs/>
@@ -7964,7 +8115,6 @@
                 <w:b/>
                 <w:bCs/>
               </w:rPr>
-              <w:lastRenderedPageBreak/>
               <w:t>7,79</w:t>
             </w:r>
             <w:r>
@@ -7978,6 +8128,9 @@
         </w:tc>
       </w:tr>
       <w:tr>
+        <w:trPr>
+          <w:cnfStyle w:val="000000100000" w:firstRow="0" w:lastRow="0" w:firstColumn="0" w:lastColumn="0" w:oddVBand="0" w:evenVBand="0" w:oddHBand="1" w:evenHBand="0" w:firstRowFirstColumn="0" w:firstRowLastColumn="0" w:lastRowFirstColumn="0" w:lastRowLastColumn="0"/>
+        </w:trPr>
         <w:tc>
           <w:tcPr>
             <w:cnfStyle w:val="001000000000" w:firstRow="0" w:lastRow="0" w:firstColumn="1" w:lastColumn="0" w:oddVBand="0" w:evenVBand="0" w:oddHBand="0" w:evenHBand="0" w:firstRowFirstColumn="0" w:firstRowLastColumn="0" w:lastRowFirstColumn="0" w:lastRowLastColumn="0"/>
@@ -7993,7 +8146,7 @@
                 <w:lang w:val="en-GB"/>
               </w:rPr>
             </w:pPr>
-            <w:hyperlink r:id="rId34" w:history="1">
+            <w:hyperlink r:id="rId35" w:history="1">
               <w:r>
                 <w:rPr>
                   <w:rStyle w:val="Hyperlink"/>
@@ -8025,7 +8178,7 @@
           <w:p>
             <w:pPr>
               <w:jc w:val="center"/>
-              <w:cnfStyle w:val="000000000000" w:firstRow="0" w:lastRow="0" w:firstColumn="0" w:lastColumn="0" w:oddVBand="0" w:evenVBand="0" w:oddHBand="0" w:evenHBand="0" w:firstRowFirstColumn="0" w:firstRowLastColumn="0" w:lastRowFirstColumn="0" w:lastRowLastColumn="0"/>
+              <w:cnfStyle w:val="000000100000" w:firstRow="0" w:lastRow="0" w:firstColumn="0" w:lastColumn="0" w:oddVBand="0" w:evenVBand="0" w:oddHBand="1" w:evenHBand="0" w:firstRowFirstColumn="0" w:firstRowLastColumn="0" w:lastRowFirstColumn="0" w:lastRowLastColumn="0"/>
             </w:pPr>
             <w:r>
               <w:t>Ferro de solda sem fio, 800m</w:t>
@@ -8034,7 +8187,15 @@
               <w:t>A</w:t>
             </w:r>
             <w:r>
-              <w:t xml:space="preserve">h, 300 á </w:t>
+              <w:t xml:space="preserve">h, 300 </w:t>
+            </w:r>
+            <w:proofErr w:type="gramStart"/>
+            <w:r>
+              <w:t>á</w:t>
+            </w:r>
+            <w:proofErr w:type="gramEnd"/>
+            <w:r>
+              <w:t xml:space="preserve"> </w:t>
             </w:r>
             <w:r>
               <w:t>420</w:t>
@@ -8052,7 +8213,7 @@
           <w:p>
             <w:pPr>
               <w:jc w:val="center"/>
-              <w:cnfStyle w:val="000000000000" w:firstRow="0" w:lastRow="0" w:firstColumn="0" w:lastColumn="0" w:oddVBand="0" w:evenVBand="0" w:oddHBand="0" w:evenHBand="0" w:firstRowFirstColumn="0" w:firstRowLastColumn="0" w:lastRowFirstColumn="0" w:lastRowLastColumn="0"/>
+              <w:cnfStyle w:val="000000100000" w:firstRow="0" w:lastRow="0" w:firstColumn="0" w:lastColumn="0" w:oddVBand="0" w:evenVBand="0" w:oddHBand="1" w:evenHBand="0" w:firstRowFirstColumn="0" w:firstRowLastColumn="0" w:lastRowFirstColumn="0" w:lastRowLastColumn="0"/>
               <w:rPr>
                 <w:lang w:val="en-GB"/>
               </w:rPr>
@@ -8073,7 +8234,7 @@
           <w:p>
             <w:pPr>
               <w:jc w:val="center"/>
-              <w:cnfStyle w:val="000000000000" w:firstRow="0" w:lastRow="0" w:firstColumn="0" w:lastColumn="0" w:oddVBand="0" w:evenVBand="0" w:oddHBand="0" w:evenHBand="0" w:firstRowFirstColumn="0" w:firstRowLastColumn="0" w:lastRowFirstColumn="0" w:lastRowLastColumn="0"/>
+              <w:cnfStyle w:val="000000100000" w:firstRow="0" w:lastRow="0" w:firstColumn="0" w:lastColumn="0" w:oddVBand="0" w:evenVBand="0" w:oddHBand="1" w:evenHBand="0" w:firstRowFirstColumn="0" w:firstRowLastColumn="0" w:lastRowFirstColumn="0" w:lastRowLastColumn="0"/>
             </w:pPr>
             <w:r>
               <w:t xml:space="preserve">Para </w:t>
@@ -8107,7 +8268,7 @@
           <w:p>
             <w:pPr>
               <w:jc w:val="center"/>
-              <w:cnfStyle w:val="000000000000" w:firstRow="0" w:lastRow="0" w:firstColumn="0" w:lastColumn="0" w:oddVBand="0" w:evenVBand="0" w:oddHBand="0" w:evenHBand="0" w:firstRowFirstColumn="0" w:firstRowLastColumn="0" w:lastRowFirstColumn="0" w:lastRowLastColumn="0"/>
+              <w:cnfStyle w:val="000000100000" w:firstRow="0" w:lastRow="0" w:firstColumn="0" w:lastColumn="0" w:oddVBand="0" w:evenVBand="0" w:oddHBand="1" w:evenHBand="0" w:firstRowFirstColumn="0" w:firstRowLastColumn="0" w:lastRowFirstColumn="0" w:lastRowLastColumn="0"/>
               <w:rPr>
                 <w:b/>
                 <w:bCs/>
@@ -8138,9 +8299,6 @@
         </w:tc>
       </w:tr>
       <w:tr>
-        <w:trPr>
-          <w:cnfStyle w:val="000000100000" w:firstRow="0" w:lastRow="0" w:firstColumn="0" w:lastColumn="0" w:oddVBand="0" w:evenVBand="0" w:oddHBand="1" w:evenHBand="0" w:firstRowFirstColumn="0" w:firstRowLastColumn="0" w:lastRowFirstColumn="0" w:lastRowLastColumn="0"/>
-        </w:trPr>
         <w:tc>
           <w:tcPr>
             <w:cnfStyle w:val="001000000000" w:firstRow="0" w:lastRow="0" w:firstColumn="1" w:lastColumn="0" w:oddVBand="0" w:evenVBand="0" w:oddHBand="0" w:evenHBand="0" w:firstRowFirstColumn="0" w:firstRowLastColumn="0" w:lastRowFirstColumn="0" w:lastRowLastColumn="0"/>
@@ -8154,7 +8312,7 @@
                 <w:lang w:val="en-GB"/>
               </w:rPr>
             </w:pPr>
-            <w:hyperlink r:id="rId35" w:history="1">
+            <w:hyperlink r:id="rId36" w:history="1">
               <w:r>
                 <w:rPr>
                   <w:rStyle w:val="Hyperlink"/>
@@ -8186,35 +8344,171 @@
           <w:p>
             <w:pPr>
               <w:jc w:val="center"/>
+              <w:cnfStyle w:val="000000000000" w:firstRow="0" w:lastRow="0" w:firstColumn="0" w:lastColumn="0" w:oddVBand="0" w:evenVBand="0" w:oddHBand="0" w:evenHBand="0" w:firstRowFirstColumn="0" w:firstRowLastColumn="0" w:lastRowFirstColumn="0" w:lastRowLastColumn="0"/>
+            </w:pPr>
+            <w:r>
+              <w:t>Fluxo, Estanho e Almofada</w:t>
+            </w:r>
+            <w:r>
+              <w:t xml:space="preserve">, </w:t>
+            </w:r>
+            <w:proofErr w:type="spellStart"/>
+            <w:r>
+              <w:t>dessoldador</w:t>
+            </w:r>
+            <w:proofErr w:type="spellEnd"/>
+            <w:r>
+              <w:t xml:space="preserve">, </w:t>
+            </w:r>
+            <w:proofErr w:type="spellStart"/>
+            <w:r>
+              <w:t>desencapador</w:t>
+            </w:r>
+            <w:proofErr w:type="spellEnd"/>
+            <w:r>
+              <w:t>, e pin</w:t>
+            </w:r>
+            <w:r>
+              <w:t>ç</w:t>
+            </w:r>
+            <w:r>
+              <w:t>as</w:t>
+            </w:r>
+          </w:p>
+        </w:tc>
+        <w:tc>
+          <w:tcPr>
+            <w:tcW w:w="1843" w:type="dxa"/>
+            <w:vAlign w:val="center"/>
+          </w:tcPr>
+          <w:p>
+            <w:pPr>
+              <w:jc w:val="center"/>
+              <w:cnfStyle w:val="000000000000" w:firstRow="0" w:lastRow="0" w:firstColumn="0" w:lastColumn="0" w:oddVBand="0" w:evenVBand="0" w:oddHBand="0" w:evenHBand="0" w:firstRowFirstColumn="0" w:firstRowLastColumn="0" w:lastRowFirstColumn="0" w:lastRowLastColumn="0"/>
+              <w:rPr>
+                <w:lang w:val="en-GB"/>
+              </w:rPr>
+            </w:pPr>
+            <w:r>
+              <w:rPr>
+                <w:lang w:val="en-GB"/>
+              </w:rPr>
+              <w:t>1 kit</w:t>
+            </w:r>
+          </w:p>
+        </w:tc>
+        <w:tc>
+          <w:tcPr>
+            <w:tcW w:w="2410" w:type="dxa"/>
+            <w:vAlign w:val="center"/>
+          </w:tcPr>
+          <w:p>
+            <w:pPr>
+              <w:jc w:val="center"/>
+              <w:cnfStyle w:val="000000000000" w:firstRow="0" w:lastRow="0" w:firstColumn="0" w:lastColumn="0" w:oddVBand="0" w:evenVBand="0" w:oddHBand="0" w:evenHBand="0" w:firstRowFirstColumn="0" w:firstRowLastColumn="0" w:lastRowFirstColumn="0" w:lastRowLastColumn="0"/>
+            </w:pPr>
+            <w:r>
+              <w:t>Montagem final e fixação definitiva dos componentes.</w:t>
+            </w:r>
+          </w:p>
+        </w:tc>
+        <w:tc>
+          <w:tcPr>
+            <w:tcW w:w="1275" w:type="dxa"/>
+            <w:vAlign w:val="center"/>
+          </w:tcPr>
+          <w:p>
+            <w:pPr>
+              <w:jc w:val="center"/>
+              <w:cnfStyle w:val="000000000000" w:firstRow="0" w:lastRow="0" w:firstColumn="0" w:lastColumn="0" w:oddVBand="0" w:evenVBand="0" w:oddHBand="0" w:evenHBand="0" w:firstRowFirstColumn="0" w:firstRowLastColumn="0" w:lastRowFirstColumn="0" w:lastRowLastColumn="0"/>
+            </w:pPr>
+            <w:r>
+              <w:rPr>
+                <w:b/>
+                <w:bCs/>
+              </w:rPr>
+              <w:t>9</w:t>
+            </w:r>
+            <w:r>
+              <w:rPr>
+                <w:b/>
+                <w:bCs/>
+              </w:rPr>
+              <w:t>€</w:t>
+            </w:r>
+          </w:p>
+        </w:tc>
+      </w:tr>
+      <w:bookmarkStart w:id="50" w:name="_Hlk229341342"/>
+      <w:tr>
+        <w:trPr>
+          <w:cnfStyle w:val="000000100000" w:firstRow="0" w:lastRow="0" w:firstColumn="0" w:lastColumn="0" w:oddVBand="0" w:evenVBand="0" w:oddHBand="1" w:evenHBand="0" w:firstRowFirstColumn="0" w:firstRowLastColumn="0" w:lastRowFirstColumn="0" w:lastRowLastColumn="0"/>
+        </w:trPr>
+        <w:tc>
+          <w:tcPr>
+            <w:cnfStyle w:val="001000000000" w:firstRow="0" w:lastRow="0" w:firstColumn="1" w:lastColumn="0" w:oddVBand="0" w:evenVBand="0" w:oddHBand="0" w:evenHBand="0" w:firstRowFirstColumn="0" w:firstRowLastColumn="0" w:lastRowFirstColumn="0" w:lastRowLastColumn="0"/>
+            <w:tcW w:w="1843" w:type="dxa"/>
+            <w:vAlign w:val="center"/>
+          </w:tcPr>
+          <w:p>
+            <w:pPr>
+              <w:jc w:val="center"/>
+              <w:rPr>
+                <w:lang w:val="en-GB"/>
+              </w:rPr>
+            </w:pPr>
+            <w:r>
+              <w:rPr>
+                <w:lang w:val="en-GB"/>
+              </w:rPr>
+              <w:fldChar w:fldCharType="begin"/>
+            </w:r>
+            <w:r>
+              <w:rPr>
+                <w:lang w:val="en-GB"/>
+              </w:rPr>
+              <w:instrText>HYPERLINK "https://pt.aliexpress.com/item/1005007476773547.html"</w:instrText>
+            </w:r>
+            <w:r>
+              <w:rPr>
+                <w:lang w:val="en-GB"/>
+              </w:rPr>
+            </w:r>
+            <w:r>
+              <w:rPr>
+                <w:lang w:val="en-GB"/>
+              </w:rPr>
+              <w:fldChar w:fldCharType="separate"/>
+            </w:r>
+            <w:r>
+              <w:rPr>
+                <w:rStyle w:val="Hyperlink"/>
+                <w:b w:val="0"/>
+                <w:bCs w:val="0"/>
+                <w:lang w:val="en-GB"/>
+              </w:rPr>
+              <w:t>Cabo USB C</w:t>
+            </w:r>
+            <w:r>
+              <w:rPr>
+                <w:lang w:val="en-GB"/>
+              </w:rPr>
+              <w:fldChar w:fldCharType="end"/>
+            </w:r>
+          </w:p>
+        </w:tc>
+        <w:tc>
+          <w:tcPr>
+            <w:tcW w:w="2268" w:type="dxa"/>
+            <w:vAlign w:val="center"/>
+          </w:tcPr>
+          <w:p>
+            <w:pPr>
+              <w:jc w:val="center"/>
               <w:cnfStyle w:val="000000100000" w:firstRow="0" w:lastRow="0" w:firstColumn="0" w:lastColumn="0" w:oddVBand="0" w:evenVBand="0" w:oddHBand="1" w:evenHBand="0" w:firstRowFirstColumn="0" w:firstRowLastColumn="0" w:lastRowFirstColumn="0" w:lastRowLastColumn="0"/>
             </w:pPr>
             <w:r>
-              <w:t>Fluxo, Estanho e Almofada</w:t>
-            </w:r>
-            <w:r>
-              <w:t xml:space="preserve">, </w:t>
-            </w:r>
-            <w:proofErr w:type="spellStart"/>
-            <w:r>
-              <w:t>dessoldador</w:t>
-            </w:r>
-            <w:proofErr w:type="spellEnd"/>
-            <w:r>
-              <w:t xml:space="preserve">, </w:t>
-            </w:r>
-            <w:proofErr w:type="spellStart"/>
-            <w:r>
-              <w:t>desencapador</w:t>
-            </w:r>
-            <w:proofErr w:type="spellEnd"/>
-            <w:r>
-              <w:t>, e pin</w:t>
-            </w:r>
-            <w:r>
-              <w:t>ç</w:t>
-            </w:r>
-            <w:r>
-              <w:t>as</w:t>
+              <w:t>Pino de passagem de dados</w:t>
             </w:r>
           </w:p>
         </w:tc>
@@ -8232,10 +8526,7 @@
               </w:rPr>
             </w:pPr>
             <w:r>
-              <w:rPr>
-                <w:lang w:val="en-GB"/>
-              </w:rPr>
-              <w:t>1 kit</w:t>
+              <w:t>1x</w:t>
             </w:r>
           </w:p>
         </w:tc>
@@ -8250,7 +8541,7 @@
               <w:cnfStyle w:val="000000100000" w:firstRow="0" w:lastRow="0" w:firstColumn="0" w:lastColumn="0" w:oddVBand="0" w:evenVBand="0" w:oddHBand="1" w:evenHBand="0" w:firstRowFirstColumn="0" w:firstRowLastColumn="0" w:lastRowFirstColumn="0" w:lastRowLastColumn="0"/>
             </w:pPr>
             <w:r>
-              <w:t>Montagem final e fixação definitiva dos componentes.</w:t>
+              <w:t>Gerenciar a memória do microcontrolador pelo computador.</w:t>
             </w:r>
           </w:p>
         </w:tc>
@@ -8269,19 +8560,32 @@
                 <w:b/>
                 <w:bCs/>
               </w:rPr>
-              <w:t>9</w:t>
+              <w:t>2</w:t>
             </w:r>
             <w:r>
               <w:rPr>
                 <w:b/>
                 <w:bCs/>
               </w:rPr>
-              <w:t>€</w:t>
+              <w:t>,</w:t>
+            </w:r>
+            <w:r>
+              <w:rPr>
+                <w:b/>
+                <w:bCs/>
+              </w:rPr>
+              <w:t>5</w:t>
+            </w:r>
+            <w:r>
+              <w:rPr>
+                <w:b/>
+                <w:bCs/>
+              </w:rPr>
+              <w:t>9€</w:t>
             </w:r>
           </w:p>
         </w:tc>
       </w:tr>
-      <w:bookmarkStart w:id="50" w:name="_Hlk229341342"/>
       <w:tr>
         <w:tc>
           <w:tcPr>
@@ -8300,39 +8604,7 @@
               <w:rPr>
                 <w:lang w:val="en-GB"/>
               </w:rPr>
-              <w:fldChar w:fldCharType="begin"/>
-            </w:r>
-            <w:r>
-              <w:rPr>
-                <w:lang w:val="en-GB"/>
-              </w:rPr>
-              <w:instrText>HYPERLINK "https://pt.aliexpress.com/item/1005007476773547.html"</w:instrText>
-            </w:r>
-            <w:r>
-              <w:rPr>
-                <w:lang w:val="en-GB"/>
-              </w:rPr>
-            </w:r>
-            <w:r>
-              <w:rPr>
-                <w:lang w:val="en-GB"/>
-              </w:rPr>
-              <w:fldChar w:fldCharType="separate"/>
-            </w:r>
-            <w:r>
-              <w:rPr>
-                <w:rStyle w:val="Hyperlink"/>
-                <w:b w:val="0"/>
-                <w:bCs w:val="0"/>
-                <w:lang w:val="en-GB"/>
-              </w:rPr>
-              <w:t>Cabo USB C</w:t>
-            </w:r>
-            <w:r>
-              <w:rPr>
-                <w:lang w:val="en-GB"/>
-              </w:rPr>
-              <w:fldChar w:fldCharType="end"/>
+              <w:t>Fio jumper MF</w:t>
             </w:r>
           </w:p>
         </w:tc>
@@ -8347,7 +8619,7 @@
               <w:cnfStyle w:val="000000000000" w:firstRow="0" w:lastRow="0" w:firstColumn="0" w:lastColumn="0" w:oddVBand="0" w:evenVBand="0" w:oddHBand="0" w:evenHBand="0" w:firstRowFirstColumn="0" w:firstRowLastColumn="0" w:lastRowFirstColumn="0" w:lastRowLastColumn="0"/>
             </w:pPr>
             <w:r>
-              <w:t>Pino de passagem de dados</w:t>
+              <w:t>Macho-fêmea, 30cm</w:t>
             </w:r>
           </w:p>
         </w:tc>
@@ -8360,12 +8632,9 @@
             <w:pPr>
               <w:jc w:val="center"/>
               <w:cnfStyle w:val="000000000000" w:firstRow="0" w:lastRow="0" w:firstColumn="0" w:lastColumn="0" w:oddVBand="0" w:evenVBand="0" w:oddHBand="0" w:evenHBand="0" w:firstRowFirstColumn="0" w:firstRowLastColumn="0" w:lastRowFirstColumn="0" w:lastRowLastColumn="0"/>
-              <w:rPr>
-                <w:lang w:val="en-GB"/>
-              </w:rPr>
             </w:pPr>
             <w:r>
-              <w:t>1x</w:t>
+              <w:t>20x</w:t>
             </w:r>
           </w:p>
         </w:tc>
@@ -8380,7 +8649,7 @@
               <w:cnfStyle w:val="000000000000" w:firstRow="0" w:lastRow="0" w:firstColumn="0" w:lastColumn="0" w:oddVBand="0" w:evenVBand="0" w:oddHBand="0" w:evenHBand="0" w:firstRowFirstColumn="0" w:firstRowLastColumn="0" w:lastRowFirstColumn="0" w:lastRowLastColumn="0"/>
             </w:pPr>
             <w:r>
-              <w:t>Gerenciar a memória do microcontrolador pelo computador.</w:t>
+              <w:t>Conectar a bateria nos dois esp32.</w:t>
             </w:r>
           </w:p>
         </w:tc>
@@ -8393,34 +8662,24 @@
             <w:pPr>
               <w:jc w:val="center"/>
               <w:cnfStyle w:val="000000000000" w:firstRow="0" w:lastRow="0" w:firstColumn="0" w:lastColumn="0" w:oddVBand="0" w:evenVBand="0" w:oddHBand="0" w:evenHBand="0" w:firstRowFirstColumn="0" w:firstRowLastColumn="0" w:lastRowFirstColumn="0" w:lastRowLastColumn="0"/>
-            </w:pPr>
-            <w:r>
               <w:rPr>
                 <w:b/>
                 <w:bCs/>
               </w:rPr>
-              <w:t>2</w:t>
-            </w:r>
+            </w:pPr>
             <w:r>
               <w:rPr>
                 <w:b/>
                 <w:bCs/>
               </w:rPr>
-              <w:t>,</w:t>
+              <w:t>1,81</w:t>
             </w:r>
             <w:r>
               <w:rPr>
                 <w:b/>
                 <w:bCs/>
               </w:rPr>
-              <w:t>5</w:t>
-            </w:r>
-            <w:r>
-              <w:rPr>
-                <w:b/>
-                <w:bCs/>
-              </w:rPr>
-              <w:t>9€</w:t>
+              <w:t>€</w:t>
             </w:r>
           </w:p>
         </w:tc>
@@ -8446,7 +8705,7 @@
               <w:rPr>
                 <w:lang w:val="en-GB"/>
               </w:rPr>
-              <w:t>Fio jumper MF</w:t>
+              <w:t>Fio jumper FF</w:t>
             </w:r>
           </w:p>
         </w:tc>
@@ -8460,8 +8719,13 @@
               <w:jc w:val="center"/>
               <w:cnfStyle w:val="000000100000" w:firstRow="0" w:lastRow="0" w:firstColumn="0" w:lastColumn="0" w:oddVBand="0" w:evenVBand="0" w:oddHBand="1" w:evenHBand="0" w:firstRowFirstColumn="0" w:firstRowLastColumn="0" w:lastRowFirstColumn="0" w:lastRowLastColumn="0"/>
             </w:pPr>
-            <w:r>
-              <w:t>Macho-fêmea, 30cm</w:t>
+            <w:proofErr w:type="spellStart"/>
+            <w:r>
+              <w:t>Femêa</w:t>
+            </w:r>
+            <w:proofErr w:type="spellEnd"/>
+            <w:r>
+              <w:t>-fêmea, 30cm</w:t>
             </w:r>
           </w:p>
         </w:tc>
@@ -8491,7 +8755,7 @@
               <w:cnfStyle w:val="000000100000" w:firstRow="0" w:lastRow="0" w:firstColumn="0" w:lastColumn="0" w:oddVBand="0" w:evenVBand="0" w:oddHBand="1" w:evenHBand="0" w:firstRowFirstColumn="0" w:firstRowLastColumn="0" w:lastRowFirstColumn="0" w:lastRowLastColumn="0"/>
             </w:pPr>
             <w:r>
-              <w:t>Conectar a bateria nos dois esp32.</w:t>
+              <w:t>Conectar os componentes entre si</w:t>
             </w:r>
           </w:p>
         </w:tc>
@@ -8537,6 +8801,9 @@
             <w:pPr>
               <w:jc w:val="center"/>
               <w:rPr>
+                <w:rStyle w:val="Hyperlink"/>
+                <w:b w:val="0"/>
+                <w:bCs w:val="0"/>
                 <w:lang w:val="en-GB"/>
               </w:rPr>
             </w:pPr>
@@ -8544,7 +8811,78 @@
               <w:rPr>
                 <w:lang w:val="en-GB"/>
               </w:rPr>
-              <w:t>Fio jumper FF</w:t>
+              <w:fldChar w:fldCharType="begin"/>
+            </w:r>
+            <w:r>
+              <w:rPr>
+                <w:lang w:val="en-GB"/>
+              </w:rPr>
+              <w:instrText>HYPERLINK "https://www.leroymerlin.pt/produtos/oculos-de-protecao-ajustaveis-transparentes-tamanho-unico-88035238.html"</w:instrText>
+            </w:r>
+            <w:r>
+              <w:rPr>
+                <w:lang w:val="en-GB"/>
+              </w:rPr>
+            </w:r>
+            <w:r>
+              <w:rPr>
+                <w:lang w:val="en-GB"/>
+              </w:rPr>
+              <w:fldChar w:fldCharType="separate"/>
+            </w:r>
+            <w:proofErr w:type="spellStart"/>
+            <w:r>
+              <w:rPr>
+                <w:rStyle w:val="Hyperlink"/>
+                <w:b w:val="0"/>
+                <w:bCs w:val="0"/>
+                <w:lang w:val="en-GB"/>
+              </w:rPr>
+              <w:t>Óculos</w:t>
+            </w:r>
+            <w:proofErr w:type="spellEnd"/>
+            <w:r>
+              <w:rPr>
+                <w:rStyle w:val="Hyperlink"/>
+                <w:b w:val="0"/>
+                <w:bCs w:val="0"/>
+                <w:lang w:val="en-GB"/>
+              </w:rPr>
+              <w:t xml:space="preserve"> de </w:t>
+            </w:r>
+            <w:proofErr w:type="spellStart"/>
+            <w:r>
+              <w:rPr>
+                <w:rStyle w:val="Hyperlink"/>
+                <w:b w:val="0"/>
+                <w:bCs w:val="0"/>
+                <w:lang w:val="en-GB"/>
+              </w:rPr>
+              <w:t>proteção</w:t>
+            </w:r>
+            <w:proofErr w:type="spellEnd"/>
+          </w:p>
+          <w:p>
+            <w:pPr>
+              <w:jc w:val="center"/>
+              <w:rPr>
+                <w:lang w:val="en-GB"/>
+              </w:rPr>
+            </w:pPr>
+            <w:r>
+              <w:rPr>
+                <w:rStyle w:val="Hyperlink"/>
+                <w:b w:val="0"/>
+                <w:bCs w:val="0"/>
+                <w:lang w:val="en-GB"/>
+              </w:rPr>
+              <w:t>(EPI)</w:t>
+            </w:r>
+            <w:r>
+              <w:rPr>
+                <w:lang w:val="en-GB"/>
+              </w:rPr>
+              <w:fldChar w:fldCharType="end"/>
             </w:r>
           </w:p>
         </w:tc>
@@ -8557,15 +8895,38 @@
             <w:pPr>
               <w:jc w:val="center"/>
               <w:cnfStyle w:val="000000000000" w:firstRow="0" w:lastRow="0" w:firstColumn="0" w:lastColumn="0" w:oddVBand="0" w:evenVBand="0" w:oddHBand="0" w:evenHBand="0" w:firstRowFirstColumn="0" w:firstRowLastColumn="0" w:lastRowFirstColumn="0" w:lastRowLastColumn="0"/>
+              <w:rPr>
+                <w:lang w:val="en-GB"/>
+              </w:rPr>
             </w:pPr>
             <w:proofErr w:type="spellStart"/>
             <w:r>
-              <w:t>Femêa</w:t>
+              <w:rPr>
+                <w:lang w:val="en-GB"/>
+              </w:rPr>
+              <w:t>ajustáveis</w:t>
             </w:r>
             <w:proofErr w:type="spellEnd"/>
             <w:r>
-              <w:t>-fêmea, 30cm</w:t>
-            </w:r>
+              <w:rPr>
+                <w:lang w:val="en-GB"/>
+              </w:rPr>
+              <w:t xml:space="preserve"> </w:t>
+            </w:r>
+            <w:proofErr w:type="spellStart"/>
+            <w:r>
+              <w:rPr>
+                <w:lang w:val="en-GB"/>
+              </w:rPr>
+              <w:t>transparentes</w:t>
+            </w:r>
+            <w:proofErr w:type="spellEnd"/>
+          </w:p>
+          <w:p>
+            <w:pPr>
+              <w:jc w:val="center"/>
+              <w:cnfStyle w:val="000000000000" w:firstRow="0" w:lastRow="0" w:firstColumn="0" w:lastColumn="0" w:oddVBand="0" w:evenVBand="0" w:oddHBand="0" w:evenHBand="0" w:firstRowFirstColumn="0" w:firstRowLastColumn="0" w:lastRowFirstColumn="0" w:lastRowLastColumn="0"/>
+            </w:pPr>
           </w:p>
         </w:tc>
         <w:tc>
@@ -8579,7 +8940,7 @@
               <w:cnfStyle w:val="000000000000" w:firstRow="0" w:lastRow="0" w:firstColumn="0" w:lastColumn="0" w:oddVBand="0" w:evenVBand="0" w:oddHBand="0" w:evenHBand="0" w:firstRowFirstColumn="0" w:firstRowLastColumn="0" w:lastRowFirstColumn="0" w:lastRowLastColumn="0"/>
             </w:pPr>
             <w:r>
-              <w:t>20x</w:t>
+              <w:t>1x</w:t>
             </w:r>
           </w:p>
         </w:tc>
@@ -8594,7 +8955,7 @@
               <w:cnfStyle w:val="000000000000" w:firstRow="0" w:lastRow="0" w:firstColumn="0" w:lastColumn="0" w:oddVBand="0" w:evenVBand="0" w:oddHBand="0" w:evenHBand="0" w:firstRowFirstColumn="0" w:firstRowLastColumn="0" w:lastRowFirstColumn="0" w:lastRowLastColumn="0"/>
             </w:pPr>
             <w:r>
-              <w:t>Conectar os componentes entre si</w:t>
+              <w:t>Proteger de fragmentos das hélices</w:t>
             </w:r>
           </w:p>
         </w:tc>
@@ -8617,209 +8978,6 @@
                 <w:b/>
                 <w:bCs/>
               </w:rPr>
-              <w:t>1,81</w:t>
-            </w:r>
-            <w:r>
-              <w:rPr>
-                <w:b/>
-                <w:bCs/>
-              </w:rPr>
-              <w:t>€</w:t>
-            </w:r>
-          </w:p>
-        </w:tc>
-      </w:tr>
-      <w:tr>
-        <w:trPr>
-          <w:cnfStyle w:val="000000100000" w:firstRow="0" w:lastRow="0" w:firstColumn="0" w:lastColumn="0" w:oddVBand="0" w:evenVBand="0" w:oddHBand="1" w:evenHBand="0" w:firstRowFirstColumn="0" w:firstRowLastColumn="0" w:lastRowFirstColumn="0" w:lastRowLastColumn="0"/>
-        </w:trPr>
-        <w:tc>
-          <w:tcPr>
-            <w:cnfStyle w:val="001000000000" w:firstRow="0" w:lastRow="0" w:firstColumn="1" w:lastColumn="0" w:oddVBand="0" w:evenVBand="0" w:oddHBand="0" w:evenHBand="0" w:firstRowFirstColumn="0" w:firstRowLastColumn="0" w:lastRowFirstColumn="0" w:lastRowLastColumn="0"/>
-            <w:tcW w:w="1843" w:type="dxa"/>
-            <w:vAlign w:val="center"/>
-          </w:tcPr>
-          <w:p>
-            <w:pPr>
-              <w:jc w:val="center"/>
-              <w:rPr>
-                <w:rStyle w:val="Hyperlink"/>
-                <w:b w:val="0"/>
-                <w:bCs w:val="0"/>
-                <w:lang w:val="en-GB"/>
-              </w:rPr>
-            </w:pPr>
-            <w:r>
-              <w:rPr>
-                <w:lang w:val="en-GB"/>
-              </w:rPr>
-              <w:fldChar w:fldCharType="begin"/>
-            </w:r>
-            <w:r>
-              <w:rPr>
-                <w:lang w:val="en-GB"/>
-              </w:rPr>
-              <w:instrText>HYPERLINK "https://www.leroymerlin.pt/produtos/oculos-de-protecao-ajustaveis-transparentes-tamanho-unico-88035238.html"</w:instrText>
-            </w:r>
-            <w:r>
-              <w:rPr>
-                <w:lang w:val="en-GB"/>
-              </w:rPr>
-            </w:r>
-            <w:r>
-              <w:rPr>
-                <w:lang w:val="en-GB"/>
-              </w:rPr>
-              <w:fldChar w:fldCharType="separate"/>
-            </w:r>
-            <w:proofErr w:type="spellStart"/>
-            <w:r>
-              <w:rPr>
-                <w:rStyle w:val="Hyperlink"/>
-                <w:b w:val="0"/>
-                <w:bCs w:val="0"/>
-                <w:lang w:val="en-GB"/>
-              </w:rPr>
-              <w:t>Óculos</w:t>
-            </w:r>
-            <w:proofErr w:type="spellEnd"/>
-            <w:r>
-              <w:rPr>
-                <w:rStyle w:val="Hyperlink"/>
-                <w:b w:val="0"/>
-                <w:bCs w:val="0"/>
-                <w:lang w:val="en-GB"/>
-              </w:rPr>
-              <w:t xml:space="preserve"> de </w:t>
-            </w:r>
-            <w:proofErr w:type="spellStart"/>
-            <w:r>
-              <w:rPr>
-                <w:rStyle w:val="Hyperlink"/>
-                <w:b w:val="0"/>
-                <w:bCs w:val="0"/>
-                <w:lang w:val="en-GB"/>
-              </w:rPr>
-              <w:t>proteção</w:t>
-            </w:r>
-            <w:proofErr w:type="spellEnd"/>
-          </w:p>
-          <w:p>
-            <w:pPr>
-              <w:jc w:val="center"/>
-              <w:rPr>
-                <w:lang w:val="en-GB"/>
-              </w:rPr>
-            </w:pPr>
-            <w:r>
-              <w:rPr>
-                <w:rStyle w:val="Hyperlink"/>
-                <w:b w:val="0"/>
-                <w:bCs w:val="0"/>
-                <w:lang w:val="en-GB"/>
-              </w:rPr>
-              <w:t>(EPI)</w:t>
-            </w:r>
-            <w:r>
-              <w:rPr>
-                <w:lang w:val="en-GB"/>
-              </w:rPr>
-              <w:fldChar w:fldCharType="end"/>
-            </w:r>
-          </w:p>
-        </w:tc>
-        <w:tc>
-          <w:tcPr>
-            <w:tcW w:w="2268" w:type="dxa"/>
-            <w:vAlign w:val="center"/>
-          </w:tcPr>
-          <w:p>
-            <w:pPr>
-              <w:jc w:val="center"/>
-              <w:cnfStyle w:val="000000100000" w:firstRow="0" w:lastRow="0" w:firstColumn="0" w:lastColumn="0" w:oddVBand="0" w:evenVBand="0" w:oddHBand="1" w:evenHBand="0" w:firstRowFirstColumn="0" w:firstRowLastColumn="0" w:lastRowFirstColumn="0" w:lastRowLastColumn="0"/>
-              <w:rPr>
-                <w:lang w:val="en-GB"/>
-              </w:rPr>
-            </w:pPr>
-            <w:proofErr w:type="spellStart"/>
-            <w:r>
-              <w:rPr>
-                <w:lang w:val="en-GB"/>
-              </w:rPr>
-              <w:t>ajustáveis</w:t>
-            </w:r>
-            <w:proofErr w:type="spellEnd"/>
-            <w:r>
-              <w:rPr>
-                <w:lang w:val="en-GB"/>
-              </w:rPr>
-              <w:t xml:space="preserve"> </w:t>
-            </w:r>
-            <w:proofErr w:type="spellStart"/>
-            <w:r>
-              <w:rPr>
-                <w:lang w:val="en-GB"/>
-              </w:rPr>
-              <w:t>transparentes</w:t>
-            </w:r>
-            <w:proofErr w:type="spellEnd"/>
-          </w:p>
-          <w:p>
-            <w:pPr>
-              <w:jc w:val="center"/>
-              <w:cnfStyle w:val="000000100000" w:firstRow="0" w:lastRow="0" w:firstColumn="0" w:lastColumn="0" w:oddVBand="0" w:evenVBand="0" w:oddHBand="1" w:evenHBand="0" w:firstRowFirstColumn="0" w:firstRowLastColumn="0" w:lastRowFirstColumn="0" w:lastRowLastColumn="0"/>
-            </w:pPr>
-          </w:p>
-        </w:tc>
-        <w:tc>
-          <w:tcPr>
-            <w:tcW w:w="1843" w:type="dxa"/>
-            <w:vAlign w:val="center"/>
-          </w:tcPr>
-          <w:p>
-            <w:pPr>
-              <w:jc w:val="center"/>
-              <w:cnfStyle w:val="000000100000" w:firstRow="0" w:lastRow="0" w:firstColumn="0" w:lastColumn="0" w:oddVBand="0" w:evenVBand="0" w:oddHBand="1" w:evenHBand="0" w:firstRowFirstColumn="0" w:firstRowLastColumn="0" w:lastRowFirstColumn="0" w:lastRowLastColumn="0"/>
-            </w:pPr>
-            <w:r>
-              <w:t>1x</w:t>
-            </w:r>
-          </w:p>
-        </w:tc>
-        <w:tc>
-          <w:tcPr>
-            <w:tcW w:w="2410" w:type="dxa"/>
-            <w:vAlign w:val="center"/>
-          </w:tcPr>
-          <w:p>
-            <w:pPr>
-              <w:jc w:val="center"/>
-              <w:cnfStyle w:val="000000100000" w:firstRow="0" w:lastRow="0" w:firstColumn="0" w:lastColumn="0" w:oddVBand="0" w:evenVBand="0" w:oddHBand="1" w:evenHBand="0" w:firstRowFirstColumn="0" w:firstRowLastColumn="0" w:lastRowFirstColumn="0" w:lastRowLastColumn="0"/>
-            </w:pPr>
-            <w:r>
-              <w:t>Proteger de fragmentos das hélices</w:t>
-            </w:r>
-          </w:p>
-        </w:tc>
-        <w:tc>
-          <w:tcPr>
-            <w:tcW w:w="1275" w:type="dxa"/>
-            <w:vAlign w:val="center"/>
-          </w:tcPr>
-          <w:p>
-            <w:pPr>
-              <w:jc w:val="center"/>
-              <w:cnfStyle w:val="000000100000" w:firstRow="0" w:lastRow="0" w:firstColumn="0" w:lastColumn="0" w:oddVBand="0" w:evenVBand="0" w:oddHBand="1" w:evenHBand="0" w:firstRowFirstColumn="0" w:firstRowLastColumn="0" w:lastRowFirstColumn="0" w:lastRowLastColumn="0"/>
-              <w:rPr>
-                <w:b/>
-                <w:bCs/>
-              </w:rPr>
-            </w:pPr>
-            <w:r>
-              <w:rPr>
-                <w:b/>
-                <w:bCs/>
-              </w:rPr>
               <w:t>1,49</w:t>
             </w:r>
             <w:r>
@@ -8866,7 +9024,7 @@
       <w:proofErr w:type="spellEnd"/>
     </w:p>
     <w:p>
-      <w:hyperlink r:id="rId36" w:history="1">
+      <w:hyperlink r:id="rId37" w:history="1">
         <w:proofErr w:type="spellStart"/>
         <w:r>
           <w:rPr>
@@ -8906,7 +9064,7 @@
                     </pic:cNvPicPr>
                   </pic:nvPicPr>
                   <pic:blipFill>
-                    <a:blip r:embed="rId37" cstate="print">
+                    <a:blip r:embed="rId38" cstate="print">
                       <a:extLst>
                         <a:ext uri="{28A0092B-C50C-407E-A947-70E740481C1C}">
                           <a14:useLocalDpi xmlns:a14="http://schemas.microsoft.com/office/drawing/2010/main" val="0"/>
@@ -8944,6 +9102,7 @@
       </w:pPr>
       <w:bookmarkStart w:id="54" w:name="_Toc229952473"/>
       <w:r>
+        <w:lastRenderedPageBreak/>
         <w:t>Esptool.py</w:t>
       </w:r>
       <w:bookmarkEnd w:id="54"/>
@@ -8952,7 +9111,7 @@
       <w:r>
         <w:t xml:space="preserve">O </w:t>
       </w:r>
-      <w:hyperlink r:id="rId38" w:history="1">
+      <w:hyperlink r:id="rId39" w:history="1">
         <w:r>
           <w:rPr>
             <w:rStyle w:val="Hyperlink"/>
@@ -8969,11 +9128,7 @@
       </w:r>
       <w:proofErr w:type="spellEnd"/>
       <w:r>
-        <w:t xml:space="preserve"> de microcontroladores da família ESP, como ESP32 e ESP8266. </w:t>
-      </w:r>
-      <w:r>
-        <w:lastRenderedPageBreak/>
-        <w:t xml:space="preserve">Desenvolvido em </w:t>
+        <w:t xml:space="preserve"> de microcontroladores da família ESP, como ESP32 e ESP8266. Desenvolvido em </w:t>
       </w:r>
       <w:proofErr w:type="spellStart"/>
       <w:r>
@@ -9093,7 +9248,7 @@
                     </pic:cNvPicPr>
                   </pic:nvPicPr>
                   <pic:blipFill>
-                    <a:blip r:embed="rId39" cstate="print">
+                    <a:blip r:embed="rId40" cstate="print">
                       <a:extLst>
                         <a:ext uri="{28A0092B-C50C-407E-A947-70E740481C1C}">
                           <a14:useLocalDpi xmlns:a14="http://schemas.microsoft.com/office/drawing/2010/main" val="0"/>
@@ -9212,7 +9367,7 @@
                     </pic:cNvPicPr>
                   </pic:nvPicPr>
                   <pic:blipFill rotWithShape="1">
-                    <a:blip r:embed="rId40" cstate="print">
+                    <a:blip r:embed="rId41" cstate="print">
                       <a:extLst>
                         <a:ext uri="{28A0092B-C50C-407E-A947-70E740481C1C}">
                           <a14:useLocalDpi xmlns:a14="http://schemas.microsoft.com/office/drawing/2010/main" val="0"/>
@@ -9267,7 +9422,7 @@
       <w:r>
         <w:t xml:space="preserve">O </w:t>
       </w:r>
-      <w:hyperlink r:id="rId41" w:history="1">
+      <w:hyperlink r:id="rId42" w:history="1">
         <w:r>
           <w:rPr>
             <w:rStyle w:val="Hyperlink"/>
@@ -9349,7 +9504,7 @@
                     </pic:cNvPicPr>
                   </pic:nvPicPr>
                   <pic:blipFill>
-                    <a:blip r:embed="rId42" cstate="print">
+                    <a:blip r:embed="rId43" cstate="print">
                       <a:extLst>
                         <a:ext uri="{28A0092B-C50C-407E-A947-70E740481C1C}">
                           <a14:useLocalDpi xmlns:a14="http://schemas.microsoft.com/office/drawing/2010/main" val="0"/>
@@ -9396,7 +9551,7 @@
       <w:proofErr w:type="spellEnd"/>
     </w:p>
     <w:p>
-      <w:hyperlink r:id="rId43" w:history="1">
+      <w:hyperlink r:id="rId44" w:history="1">
         <w:proofErr w:type="spellStart"/>
         <w:r>
           <w:rPr>
@@ -9444,7 +9599,7 @@
                     </pic:cNvPicPr>
                   </pic:nvPicPr>
                   <pic:blipFill>
-                    <a:blip r:embed="rId44">
+                    <a:blip r:embed="rId45">
                       <a:extLst>
                         <a:ext uri="{28A0092B-C50C-407E-A947-70E740481C1C}">
                           <a14:useLocalDpi xmlns:a14="http://schemas.microsoft.com/office/drawing/2010/main" val="0"/>
@@ -9480,8 +9635,8 @@
       <w:pPr>
         <w:pStyle w:val="Heading3"/>
       </w:pPr>
-      <w:bookmarkStart w:id="62" w:name="_Toc229269561"/>
-      <w:bookmarkStart w:id="63" w:name="_Toc229952479"/>
+      <w:bookmarkStart w:id="62" w:name="_Toc229952479"/>
+      <w:bookmarkStart w:id="63" w:name="_Toc229269561"/>
       <w:r>
         <w:lastRenderedPageBreak/>
         <w:t xml:space="preserve">2.3.4 </w:t>
@@ -9489,21 +9644,21 @@
       <w:r>
         <w:t>Servições em nuvem</w:t>
       </w:r>
+      <w:bookmarkEnd w:id="62"/>
+    </w:p>
+    <w:p>
+      <w:pPr>
+        <w:pStyle w:val="Heading4"/>
+      </w:pPr>
+      <w:bookmarkStart w:id="64" w:name="_Toc229952480"/>
+      <w:r>
+        <w:t>GitHub</w:t>
+      </w:r>
       <w:bookmarkEnd w:id="63"/>
-    </w:p>
-    <w:p>
-      <w:pPr>
-        <w:pStyle w:val="Heading4"/>
-      </w:pPr>
-      <w:bookmarkStart w:id="64" w:name="_Toc229952480"/>
-      <w:r>
-        <w:t>GitHub</w:t>
-      </w:r>
-      <w:bookmarkEnd w:id="62"/>
       <w:bookmarkEnd w:id="64"/>
     </w:p>
     <w:p>
-      <w:hyperlink r:id="rId45" w:history="1">
+      <w:hyperlink r:id="rId46" w:history="1">
         <w:r>
           <w:rPr>
             <w:rStyle w:val="Hyperlink"/>
@@ -9549,7 +9704,7 @@
                     </pic:cNvPicPr>
                   </pic:nvPicPr>
                   <pic:blipFill>
-                    <a:blip r:embed="rId46">
+                    <a:blip r:embed="rId47">
                       <a:extLst>
                         <a:ext uri="{28A0092B-C50C-407E-A947-70E740481C1C}">
                           <a14:useLocalDpi xmlns:a14="http://schemas.microsoft.com/office/drawing/2010/main" val="0"/>
@@ -9585,7 +9740,7 @@
     <w:p>
       <w:pPr>
         <w:sectPr>
-          <w:headerReference w:type="default" r:id="rId47"/>
+          <w:headerReference w:type="default" r:id="rId48"/>
           <w:pgSz w:w="11906" w:h="16838"/>
           <w:pgMar w:top="1674" w:right="1701" w:bottom="1417" w:left="1701" w:header="708" w:footer="708" w:gutter="0"/>
           <w:cols w:space="708"/>
@@ -9645,10 +9800,10 @@
                     <pic:cNvPicPr/>
                   </pic:nvPicPr>
                   <pic:blipFill rotWithShape="1">
-                    <a:blip r:embed="rId48">
+                    <a:blip r:embed="rId49">
                       <a:extLst>
                         <a:ext uri="{96DAC541-7B7A-43D3-8B79-37D633B846F1}">
-                          <asvg:svgBlip xmlns:asvg="http://schemas.microsoft.com/office/drawing/2016/SVG/main" r:embed="rId49"/>
+                          <asvg:svgBlip xmlns:asvg="http://schemas.microsoft.com/office/drawing/2016/SVG/main" r:embed="rId50"/>
                         </a:ext>
                       </a:extLst>
                     </a:blip>
@@ -10595,7 +10750,7 @@
                     </pic:cNvPicPr>
                   </pic:nvPicPr>
                   <pic:blipFill rotWithShape="1">
-                    <a:blip r:embed="rId50" cstate="print">
+                    <a:blip r:embed="rId51" cstate="print">
                       <a:extLst>
                         <a:ext uri="{28A0092B-C50C-407E-A947-70E740481C1C}">
                           <a14:useLocalDpi xmlns:a14="http://schemas.microsoft.com/office/drawing/2010/main" val="0"/>
@@ -10724,12 +10879,17 @@
         <w:t xml:space="preserve"> o tempo de forma contínua através da função </w:t>
       </w:r>
       <w:proofErr w:type="spellStart"/>
+      <w:proofErr w:type="gramStart"/>
       <w:r>
         <w:t>millis</w:t>
       </w:r>
       <w:proofErr w:type="spellEnd"/>
       <w:r>
-        <w:t>(), que funciona como um cronômetro interno. Em vez de interromper o processador, o código fica comparando o tempo decorrido com o intervalo desejado de 3 segundos.</w:t>
+        <w:t>(</w:t>
+      </w:r>
+      <w:proofErr w:type="gramEnd"/>
+      <w:r>
+        <w:t>), que funciona como um cronômetro interno. Em vez de interromper o processador, o código fica comparando o tempo decorrido com o intervalo desejado de 3 segundos.</w:t>
       </w:r>
     </w:p>
     <w:p>
@@ -10820,7 +10980,7 @@
                     </pic:cNvPicPr>
                   </pic:nvPicPr>
                   <pic:blipFill rotWithShape="1">
-                    <a:blip r:embed="rId51">
+                    <a:blip r:embed="rId52">
                       <a:extLst>
                         <a:ext uri="{28A0092B-C50C-407E-A947-70E740481C1C}">
                           <a14:useLocalDpi xmlns:a14="http://schemas.microsoft.com/office/drawing/2010/main" val="0"/>
@@ -10890,7 +11050,7 @@
                     <pic:cNvPicPr/>
                   </pic:nvPicPr>
                   <pic:blipFill>
-                    <a:blip r:embed="rId52" cstate="print">
+                    <a:blip r:embed="rId53" cstate="print">
                       <a:extLst>
                         <a:ext uri="{28A0092B-C50C-407E-A947-70E740481C1C}">
                           <a14:useLocalDpi xmlns:a14="http://schemas.microsoft.com/office/drawing/2010/main" val="0"/>
@@ -11177,7 +11337,7 @@
                     </pic:cNvPicPr>
                   </pic:nvPicPr>
                   <pic:blipFill rotWithShape="1">
-                    <a:blip r:embed="rId53" cstate="print">
+                    <a:blip r:embed="rId54" cstate="print">
                       <a:extLst>
                         <a:ext uri="{28A0092B-C50C-407E-A947-70E740481C1C}">
                           <a14:useLocalDpi xmlns:a14="http://schemas.microsoft.com/office/drawing/2010/main" val="0"/>
@@ -11292,7 +11452,7 @@
                     <pic:cNvPicPr/>
                   </pic:nvPicPr>
                   <pic:blipFill rotWithShape="1">
-                    <a:blip r:embed="rId54">
+                    <a:blip r:embed="rId55">
                       <a:extLst>
                         <a:ext uri="{28A0092B-C50C-407E-A947-70E740481C1C}">
                           <a14:useLocalDpi xmlns:a14="http://schemas.microsoft.com/office/drawing/2010/main" val="0"/>
@@ -11382,7 +11542,7 @@
           <w:noProof/>
         </w:rPr>
         <w:drawing>
-          <wp:inline distT="0" distB="0" distL="0" distR="0" wp14:anchorId="5028E2AF" wp14:editId="1876948C">
+          <wp:inline distT="0" distB="0" distL="0" distR="0" wp14:anchorId="5028E2AF" wp14:editId="43544A8D">
             <wp:extent cx="3378835" cy="1213485"/>
             <wp:effectExtent l="19050" t="19050" r="0" b="5715"/>
             <wp:docPr id="471537322" name="Picture 3"/>
@@ -11399,7 +11559,7 @@
                     </pic:cNvPicPr>
                   </pic:nvPicPr>
                   <pic:blipFill rotWithShape="1">
-                    <a:blip r:embed="rId55" cstate="print">
+                    <a:blip r:embed="rId56" cstate="print">
                       <a:extLst>
                         <a:ext uri="{28A0092B-C50C-407E-A947-70E740481C1C}">
                           <a14:useLocalDpi xmlns:a14="http://schemas.microsoft.com/office/drawing/2010/main" val="0"/>
@@ -11463,7 +11623,7 @@
                     <pic:cNvPicPr/>
                   </pic:nvPicPr>
                   <pic:blipFill>
-                    <a:blip r:embed="rId56" cstate="print">
+                    <a:blip r:embed="rId57" cstate="print">
                       <a:extLst>
                         <a:ext uri="{28A0092B-C50C-407E-A947-70E740481C1C}">
                           <a14:useLocalDpi xmlns:a14="http://schemas.microsoft.com/office/drawing/2010/main" val="0"/>
@@ -11519,14 +11679,833 @@
     </w:p>
     <w:p>
       <w:pPr>
-        <w:pStyle w:val="Heading3"/>
-      </w:pPr>
+        <w:pStyle w:val="Heading4"/>
+      </w:pPr>
+      <w:r>
+        <w:lastRenderedPageBreak/>
+        <w:t>Teste #3</w:t>
+      </w:r>
+    </w:p>
+    <w:p>
+      <w:pPr>
+        <w:pStyle w:val="Heading5"/>
+      </w:pPr>
+      <w:r>
+        <w:t>Bibliotecas utilizadas</w:t>
+      </w:r>
+    </w:p>
+    <w:p>
+      <w:pPr>
+        <w:pStyle w:val="ListParagraph"/>
+        <w:numPr>
+          <w:ilvl w:val="0"/>
+          <w:numId w:val="44"/>
+        </w:numPr>
+        <w:rPr>
+          <w:lang w:val="en-GB"/>
+        </w:rPr>
+      </w:pPr>
+      <w:r>
+        <w:t xml:space="preserve"> </w:t>
+      </w:r>
+      <w:proofErr w:type="spellStart"/>
+      <w:r>
+        <w:rPr>
+          <w:lang w:val="en-GB"/>
+        </w:rPr>
+        <w:t>WiFi</w:t>
+      </w:r>
+      <w:proofErr w:type="spellEnd"/>
+    </w:p>
+    <w:p>
+      <w:pPr>
+        <w:pStyle w:val="ListParagraph"/>
+        <w:numPr>
+          <w:ilvl w:val="0"/>
+          <w:numId w:val="44"/>
+        </w:numPr>
+        <w:rPr>
+          <w:lang w:val="en-GB"/>
+        </w:rPr>
+      </w:pPr>
+      <w:r>
+        <w:rPr>
+          <w:lang w:val="en-GB"/>
+        </w:rPr>
+        <w:t xml:space="preserve"> </w:t>
+      </w:r>
+      <w:proofErr w:type="spellStart"/>
+      <w:r>
+        <w:rPr>
+          <w:lang w:val="en-GB"/>
+        </w:rPr>
+        <w:t>WebServer</w:t>
+      </w:r>
+      <w:proofErr w:type="spellEnd"/>
+    </w:p>
+    <w:p>
+      <w:pPr>
+        <w:pStyle w:val="ListParagraph"/>
+        <w:numPr>
+          <w:ilvl w:val="1"/>
+          <w:numId w:val="44"/>
+        </w:numPr>
+      </w:pPr>
+      <w:r>
+        <w:t>Para fazer uma página d</w:t>
+      </w:r>
+      <w:r>
+        <w:t>a web</w:t>
+      </w:r>
+    </w:p>
+    <w:p>
+      <w:pPr>
+        <w:pStyle w:val="Heading5"/>
+      </w:pPr>
+      <w:r>
+        <w:t>Montagem física</w:t>
+      </w:r>
+    </w:p>
+    <w:p>
+      <w:pPr>
+        <w:pStyle w:val="ListParagraph"/>
+        <w:numPr>
+          <w:ilvl w:val="0"/>
+          <w:numId w:val="45"/>
+        </w:numPr>
+      </w:pPr>
+      <w:r>
+        <w:t xml:space="preserve">4x motor 1400KV </w:t>
+      </w:r>
+    </w:p>
+    <w:p>
+      <w:pPr>
+        <w:pStyle w:val="ListParagraph"/>
+        <w:numPr>
+          <w:ilvl w:val="0"/>
+          <w:numId w:val="45"/>
+        </w:numPr>
+      </w:pPr>
+      <w:r>
+        <w:t>4x ESC</w:t>
+      </w:r>
+    </w:p>
+    <w:p>
+      <w:pPr>
+        <w:pStyle w:val="ListParagraph"/>
+        <w:numPr>
+          <w:ilvl w:val="0"/>
+          <w:numId w:val="45"/>
+        </w:numPr>
+      </w:pPr>
+      <w:r>
+        <w:t>1x bateria 2200mAh 3S</w:t>
+      </w:r>
+    </w:p>
+    <w:p>
+      <w:pPr>
+        <w:pStyle w:val="ListParagraph"/>
+        <w:numPr>
+          <w:ilvl w:val="0"/>
+          <w:numId w:val="45"/>
+        </w:numPr>
+      </w:pPr>
+      <w:r>
+        <w:t xml:space="preserve">1x </w:t>
+      </w:r>
+    </w:p>
+    <w:p>
+      <w:pPr>
+        <w:pStyle w:val="ListParagraph"/>
+        <w:numPr>
+          <w:ilvl w:val="0"/>
+          <w:numId w:val="45"/>
+        </w:numPr>
+      </w:pPr>
+      <w:r>
+        <w:t xml:space="preserve">1x antena de </w:t>
+      </w:r>
+      <w:proofErr w:type="spellStart"/>
+      <w:r>
+        <w:t>wifi</w:t>
+      </w:r>
+      <w:proofErr w:type="spellEnd"/>
+    </w:p>
+    <w:p>
+      <w:pPr>
+        <w:pStyle w:val="ListParagraph"/>
+        <w:numPr>
+          <w:ilvl w:val="0"/>
+          <w:numId w:val="45"/>
+        </w:numPr>
+      </w:pPr>
+      <w:r>
+        <w:t>1x ESP32</w:t>
+      </w:r>
+    </w:p>
+    <w:p>
+      <w:pPr>
+        <w:pStyle w:val="ListParagraph"/>
+        <w:numPr>
+          <w:ilvl w:val="0"/>
+          <w:numId w:val="45"/>
+        </w:numPr>
+      </w:pPr>
+      <w:r>
+        <w:t>1x Placa de ensaio ESP32</w:t>
+      </w:r>
+    </w:p>
+    <w:p>
+      <w:pPr>
+        <w:pStyle w:val="ListParagraph"/>
+        <w:numPr>
+          <w:ilvl w:val="1"/>
+          <w:numId w:val="45"/>
+        </w:numPr>
+      </w:pPr>
+      <w:r>
+        <w:t>Para parafusar na mesa</w:t>
+      </w:r>
+    </w:p>
+    <w:p>
+      <w:pPr>
+        <w:pStyle w:val="ListParagraph"/>
+        <w:numPr>
+          <w:ilvl w:val="0"/>
+          <w:numId w:val="45"/>
+        </w:numPr>
+      </w:pPr>
+      <w:r>
+        <w:t>6x cabos MM</w:t>
+      </w:r>
+      <w:r>
+        <w:t xml:space="preserve"> </w:t>
+      </w:r>
+    </w:p>
+    <w:p>
+      <w:pPr>
+        <w:pStyle w:val="ListParagraph"/>
+        <w:numPr>
+          <w:ilvl w:val="1"/>
+          <w:numId w:val="45"/>
+        </w:numPr>
+      </w:pPr>
+      <w:r>
+        <w:t>Cortei um para usar na placa de ensaio</w:t>
+      </w:r>
+    </w:p>
+    <w:p>
+      <w:pPr>
+        <w:jc w:val="center"/>
+      </w:pPr>
+      <w:r>
+        <w:rPr>
+          <w:noProof/>
+        </w:rPr>
+        <w:drawing>
+          <wp:inline distT="0" distB="0" distL="0" distR="0" wp14:anchorId="3E8B9505" wp14:editId="3BD7816A">
+            <wp:extent cx="3086100" cy="3549016"/>
+            <wp:effectExtent l="0" t="0" r="0" b="0"/>
+            <wp:docPr id="1490381025" name="Picture 1"/>
+            <wp:cNvGraphicFramePr>
+              <a:graphicFrameLocks xmlns:a="http://schemas.openxmlformats.org/drawingml/2006/main" noChangeAspect="1"/>
+            </wp:cNvGraphicFramePr>
+            <a:graphic xmlns:a="http://schemas.openxmlformats.org/drawingml/2006/main">
+              <a:graphicData uri="http://schemas.openxmlformats.org/drawingml/2006/picture">
+                <pic:pic xmlns:pic="http://schemas.openxmlformats.org/drawingml/2006/picture">
+                  <pic:nvPicPr>
+                    <pic:cNvPr id="0" name="Picture 1"/>
+                    <pic:cNvPicPr>
+                      <a:picLocks noChangeAspect="1" noChangeArrowheads="1"/>
+                    </pic:cNvPicPr>
+                  </pic:nvPicPr>
+                  <pic:blipFill rotWithShape="1">
+                    <a:blip r:embed="rId58" cstate="print">
+                      <a:extLst>
+                        <a:ext uri="{28A0092B-C50C-407E-A947-70E740481C1C}">
+                          <a14:useLocalDpi xmlns:a14="http://schemas.microsoft.com/office/drawing/2010/main" val="0"/>
+                        </a:ext>
+                      </a:extLst>
+                    </a:blip>
+                    <a:srcRect l="5300" t="21941" r="20495" b="13830"/>
+                    <a:stretch>
+                      <a:fillRect/>
+                    </a:stretch>
+                  </pic:blipFill>
+                  <pic:spPr bwMode="auto">
+                    <a:xfrm>
+                      <a:off x="0" y="0"/>
+                      <a:ext cx="3087070" cy="3550132"/>
+                    </a:xfrm>
+                    <a:prstGeom prst="rect">
+                      <a:avLst/>
+                    </a:prstGeom>
+                    <a:noFill/>
+                    <a:ln>
+                      <a:noFill/>
+                    </a:ln>
+                    <a:extLst>
+                      <a:ext uri="{53640926-AAD7-44D8-BBD7-CCE9431645EC}">
+                        <a14:shadowObscured xmlns:a14="http://schemas.microsoft.com/office/drawing/2010/main"/>
+                      </a:ext>
+                    </a:extLst>
+                  </pic:spPr>
+                </pic:pic>
+              </a:graphicData>
+            </a:graphic>
+          </wp:inline>
+        </w:drawing>
+      </w:r>
+    </w:p>
+    <w:p>
+      <w:pPr>
+        <w:spacing w:after="200" w:line="276" w:lineRule="auto"/>
+        <w:jc w:val="left"/>
+      </w:pPr>
+      <w:r>
+        <w:br w:type="page"/>
+      </w:r>
+    </w:p>
+    <w:p>
+      <w:pPr>
+        <w:pStyle w:val="Heading5"/>
+      </w:pPr>
+      <w:r>
+        <w:lastRenderedPageBreak/>
+        <w:t xml:space="preserve">Explicação </w:t>
+      </w:r>
+      <w:r>
+        <w:t>e problemas</w:t>
+      </w:r>
+    </w:p>
+    <w:p>
+      <w:pPr>
+        <w:spacing w:after="200" w:line="276" w:lineRule="auto"/>
+        <w:jc w:val="left"/>
+      </w:pPr>
+      <w:r>
+        <w:t>O objetivo principal desse teste é conseguir rotacionar os 4 motores de forma livre, tanto em conjunto quanto em separado, logo no começo tive dificuldade com as bibliotecas:</w:t>
+      </w:r>
+    </w:p>
+    <w:p>
+      <w:pPr>
+        <w:pStyle w:val="Heading6"/>
+      </w:pPr>
+      <w:r>
+        <w:t>ServoESP32</w:t>
+      </w:r>
+    </w:p>
+    <w:p>
+      <w:r>
+        <w:t>Apresentou obsolescência de código, resultando em falhas fatais de compilação por utilizar funções de PWM descontinuadas nas versões atuais do Core do ESP32.</w:t>
+      </w:r>
+    </w:p>
+    <w:p>
+      <w:pPr>
+        <w:pStyle w:val="Heading6"/>
+      </w:pPr>
+      <w:r>
+        <w:t>ServoESP32Fix</w:t>
+      </w:r>
+    </w:p>
+    <w:p>
+      <w:r>
+        <w:t>Embora projetada como uma correção da biblioteca anterior, também se mostrou desatualizada frente às novas diretrizes do compilador da IDE, impedindo a geração do arquivo binário.</w:t>
+      </w:r>
+    </w:p>
+    <w:p>
+      <w:pPr>
+        <w:pStyle w:val="Heading6"/>
+      </w:pPr>
+      <w:r>
+        <w:t>ESP32Servo</w:t>
+      </w:r>
+    </w:p>
+    <w:p>
       <w:bookmarkStart w:id="122" w:name="_Toc193126148"/>
       <w:bookmarkStart w:id="123" w:name="_Toc193674341"/>
       <w:bookmarkStart w:id="124" w:name="_Toc229269574"/>
       <w:bookmarkStart w:id="125" w:name="_Toc229952504"/>
       <w:r>
+        <w:t>Apesar de concluir a compilação com sucesso, gerou um erro crítico de interferência cruzada por software. Durante a execução, o acionamento lógico do canal do Motor 1 ativava simultaneamente o Motor 2 de forma errática. O mesmo comportamento de espelhamento de sinal foi observado entre os canais dos Motores 3 e 4, inviabilizando o controle isolado do sistema."</w:t>
+      </w:r>
+    </w:p>
+    <w:p>
+      <w:pPr>
+        <w:pStyle w:val="Heading6"/>
+      </w:pPr>
+      <w:r>
+        <w:t>Solução</w:t>
+      </w:r>
+    </w:p>
+    <w:p>
+      <w:r>
+        <w:t>Antes de tudo,</w:t>
+      </w:r>
+      <w:r>
+        <w:t xml:space="preserve"> consultei a </w:t>
+      </w:r>
+      <w:proofErr w:type="spellStart"/>
+      <w:r>
+        <w:t>datasheet</w:t>
+      </w:r>
+      <w:proofErr w:type="spellEnd"/>
+      <w:r>
+        <w:t xml:space="preserve"> e</w:t>
+      </w:r>
+      <w:r>
+        <w:t xml:space="preserve"> troquei os pinos para mais de</w:t>
+      </w:r>
+      <w:r>
+        <w:t xml:space="preserve"> 3 combinações diferentes:</w:t>
+      </w:r>
+    </w:p>
+    <w:p>
+      <w:pPr>
+        <w:pStyle w:val="ListParagraph"/>
+        <w:numPr>
+          <w:ilvl w:val="0"/>
+          <w:numId w:val="48"/>
+        </w:numPr>
+      </w:pPr>
+      <w:r>
+        <w:t>(4,5,6,7)</w:t>
+      </w:r>
+      <w:r>
+        <w:t xml:space="preserve">, </w:t>
+      </w:r>
+    </w:p>
+    <w:p>
+      <w:pPr>
+        <w:pStyle w:val="ListParagraph"/>
+        <w:numPr>
+          <w:ilvl w:val="0"/>
+          <w:numId w:val="48"/>
+        </w:numPr>
+      </w:pPr>
+      <w:r>
+        <w:t>(39,40,41,42)</w:t>
+      </w:r>
+    </w:p>
+    <w:p>
+      <w:pPr>
+        <w:pStyle w:val="ListParagraph"/>
+        <w:numPr>
+          <w:ilvl w:val="0"/>
+          <w:numId w:val="48"/>
+        </w:numPr>
+      </w:pPr>
+      <w:r>
+        <w:t>(10,11,12,13)</w:t>
+      </w:r>
+    </w:p>
+    <w:p>
+      <w:r>
+        <w:t>Acabei por</w:t>
+      </w:r>
+      <w:r>
+        <w:t xml:space="preserve"> segui</w:t>
+      </w:r>
+      <w:r>
+        <w:t>r</w:t>
+      </w:r>
+      <w:r>
+        <w:t xml:space="preserve"> com a</w:t>
+      </w:r>
+      <w:r>
+        <w:t xml:space="preserve"> eliminação de pacotes externos</w:t>
+      </w:r>
+      <w:r>
+        <w:t>, que</w:t>
+      </w:r>
+      <w:r>
+        <w:t xml:space="preserve"> permitiu configurar o </w:t>
+      </w:r>
+      <w:r>
+        <w:rPr>
+          <w:b/>
+          <w:bCs/>
+        </w:rPr>
+        <w:t xml:space="preserve">LEDC (LED </w:t>
+      </w:r>
+      <w:proofErr w:type="spellStart"/>
+      <w:r>
+        <w:rPr>
+          <w:b/>
+          <w:bCs/>
+        </w:rPr>
+        <w:t>Control</w:t>
+      </w:r>
+      <w:proofErr w:type="spellEnd"/>
+      <w:r>
+        <w:rPr>
+          <w:b/>
+          <w:bCs/>
+        </w:rPr>
+        <w:t>)</w:t>
+      </w:r>
+      <w:r>
+        <w:t xml:space="preserve"> do ESP32 em sua capacidade máxima e de forma totalmente isolada. A escolha técnica justifica-se pelos seguintes fatores de engenharia:</w:t>
+      </w:r>
+    </w:p>
+    <w:p>
+      <w:pPr>
+        <w:numPr>
+          <w:ilvl w:val="0"/>
+          <w:numId w:val="47"/>
+        </w:numPr>
+      </w:pPr>
+      <w:r>
+        <w:rPr>
+          <w:b/>
+          <w:bCs/>
+        </w:rPr>
+        <w:t>Isolamento Absoluto por Hardware:</w:t>
+      </w:r>
+      <w:r>
+        <w:t xml:space="preserve"> O uso direto da função do fabricante </w:t>
+      </w:r>
+      <w:proofErr w:type="spellStart"/>
+      <w:proofErr w:type="gramStart"/>
+      <w:r>
+        <w:t>ledcAttach</w:t>
+      </w:r>
+      <w:proofErr w:type="spellEnd"/>
+      <w:r>
+        <w:t>(</w:t>
+      </w:r>
+      <w:proofErr w:type="gramEnd"/>
+      <w:r>
+        <w:t xml:space="preserve">) garante que o sistema operacional aloque, em nível de silício, canais periféricos e temporizadores físicos totalmente independentes para cada pino. Como cada GPIO possui seu próprio </w:t>
+      </w:r>
+      <w:r>
         <w:lastRenderedPageBreak/>
+        <w:t>gerador de onda dedicado, tornou-se fisicamente impossível ocorrer o efeito de espelhamento ou vazamento de sinal entre os motores.</w:t>
+      </w:r>
+    </w:p>
+    <w:p>
+      <w:pPr>
+        <w:numPr>
+          <w:ilvl w:val="0"/>
+          <w:numId w:val="47"/>
+        </w:numPr>
+      </w:pPr>
+      <w:r>
+        <w:rPr>
+          <w:b/>
+          <w:bCs/>
+        </w:rPr>
+        <w:t>Ganho de Resolução Dinâmica:</w:t>
+      </w:r>
+      <w:r>
+        <w:t xml:space="preserve"> Enquanto </w:t>
+      </w:r>
+      <w:r>
+        <w:t xml:space="preserve">as </w:t>
+      </w:r>
+      <w:r>
+        <w:t>bibliotecas operam com r 10 bits</w:t>
+      </w:r>
+      <w:r>
+        <w:t xml:space="preserve"> de resolução</w:t>
+      </w:r>
+      <w:r>
+        <w:t xml:space="preserve">, a programação direta permitiu configurar o sistema com </w:t>
+      </w:r>
+      <w:r>
+        <w:rPr>
+          <w:b/>
+          <w:bCs/>
+        </w:rPr>
+        <w:t>14 bits de resolução</w:t>
+      </w:r>
+      <w:r>
+        <w:t xml:space="preserve">. Isso divide o ciclo de trabalho em uma escala matemática de até 16.383 níveis discretos </w:t>
+      </w:r>
+      <w:r>
+        <w:t>(</w:t>
+      </w:r>
+      <m:oMath>
+        <m:r>
+          <w:rPr>
+            <w:rFonts w:ascii="Cambria Math" w:hAnsi="Cambria Math"/>
+          </w:rPr>
+          <m:t>2¹⁴</m:t>
+        </m:r>
+      </m:oMath>
+      <w:r>
+        <w:t>)</w:t>
+      </w:r>
+      <w:r>
+        <w:t>fornecendo uma precisão muito superior no ajuste fino da rotação dos motores.</w:t>
+      </w:r>
+    </w:p>
+    <w:p>
+      <w:pPr>
+        <w:numPr>
+          <w:ilvl w:val="0"/>
+          <w:numId w:val="47"/>
+        </w:numPr>
+      </w:pPr>
+      <w:r>
+        <w:rPr>
+          <w:b/>
+          <w:bCs/>
+        </w:rPr>
+        <w:t>Precisão Matemática no Ciclo de Trabalho (</w:t>
+      </w:r>
+      <w:proofErr w:type="spellStart"/>
+      <w:r>
+        <w:rPr>
+          <w:b/>
+          <w:bCs/>
+        </w:rPr>
+        <w:t>Duty</w:t>
+      </w:r>
+      <w:proofErr w:type="spellEnd"/>
+      <w:r>
+        <w:rPr>
+          <w:b/>
+          <w:bCs/>
+        </w:rPr>
+        <w:t xml:space="preserve"> </w:t>
+      </w:r>
+      <w:proofErr w:type="spellStart"/>
+      <w:r>
+        <w:rPr>
+          <w:b/>
+          <w:bCs/>
+        </w:rPr>
+        <w:t>Cycle</w:t>
+      </w:r>
+      <w:proofErr w:type="spellEnd"/>
+      <w:r>
+        <w:rPr>
+          <w:b/>
+          <w:bCs/>
+        </w:rPr>
+        <w:t>):</w:t>
+      </w:r>
+      <w:r>
+        <w:t xml:space="preserve"> Controladores eletrônicos de velocidade (</w:t>
+      </w:r>
+      <w:proofErr w:type="spellStart"/>
+      <w:r>
+        <w:t>ESCs</w:t>
+      </w:r>
+      <w:proofErr w:type="spellEnd"/>
+      <w:r>
+        <w:t>) de modelismo operam em uma frequência base de 50Hz, o que significa que o período total de uma oscilação é de exatamente 20.000</w:t>
+      </w:r>
+      <w:r>
+        <w:rPr>
+          <w:rFonts w:cs="Arial"/>
+        </w:rPr>
+        <w:t>µ</w:t>
+      </w:r>
+      <w:r>
+        <w:t>s</w:t>
+      </w:r>
+      <w:r>
+        <w:t>. O cálculo do tempo de condução que transita entre o estado parado 1000</w:t>
+      </w:r>
+      <w:r>
+        <w:rPr>
+          <w:rFonts w:cs="Arial"/>
+        </w:rPr>
+        <w:t>µ</w:t>
+      </w:r>
+      <w:r>
+        <w:t>s</w:t>
+      </w:r>
+      <w:r>
+        <w:t xml:space="preserve"> e a rotação de ensaio 118</w:t>
+      </w:r>
+      <w:r>
+        <w:t>0</w:t>
+      </w:r>
+      <w:r>
+        <w:rPr>
+          <w:rFonts w:cs="Arial"/>
+        </w:rPr>
+        <w:t>µ</w:t>
+      </w:r>
+      <w:r>
+        <w:t>s</w:t>
+      </w:r>
+      <w:r>
+        <w:t xml:space="preserve"> é processado em tempo real na raiz da CPU por meio da equação de mapeamento direto:</w:t>
+      </w:r>
+    </w:p>
+    <w:p>
+      <w:pPr>
+        <w:numPr>
+          <w:ilvl w:val="0"/>
+          <w:numId w:val="47"/>
+        </w:numPr>
+        <w:jc w:val="center"/>
+      </w:pPr>
+      <w:proofErr w:type="spellStart"/>
+      <m:oMath>
+        <m:r>
+          <m:rPr>
+            <m:nor/>
+          </m:rPr>
+          <w:rPr>
+            <w:rFonts w:ascii="Cambria Math" w:hAnsi="Cambria Math"/>
+          </w:rPr>
+          <m:t>Duty</m:t>
+        </m:r>
+        <w:proofErr w:type="spellEnd"/>
+        <m:r>
+          <w:rPr>
+            <w:rFonts w:ascii="Cambria Math" w:hAnsi="Cambria Math"/>
+          </w:rPr>
+          <m:t>=</m:t>
+        </m:r>
+        <m:f>
+          <m:fPr>
+            <m:ctrlPr>
+              <w:rPr>
+                <w:rFonts w:ascii="Cambria Math" w:hAnsi="Cambria Math"/>
+                <w:i/>
+              </w:rPr>
+            </m:ctrlPr>
+          </m:fPr>
+          <m:num>
+            <m:d>
+              <m:dPr>
+                <m:ctrlPr>
+                  <w:rPr>
+                    <w:rFonts w:ascii="Cambria Math" w:hAnsi="Cambria Math"/>
+                    <w:i/>
+                  </w:rPr>
+                </m:ctrlPr>
+              </m:dPr>
+              <m:e>
+                <m:r>
+                  <m:rPr>
+                    <m:nor/>
+                  </m:rPr>
+                  <w:rPr>
+                    <w:rFonts w:ascii="Cambria Math" w:hAnsi="Cambria Math"/>
+                  </w:rPr>
+                  <m:t xml:space="preserve">Microsegundos </m:t>
+                </m:r>
+                <m:r>
+                  <w:rPr>
+                    <w:rFonts w:ascii="Cambria Math" w:hAnsi="Cambria Math"/>
+                  </w:rPr>
+                  <m:t>* 16383</m:t>
+                </m:r>
+              </m:e>
+            </m:d>
+          </m:num>
+          <m:den>
+            <m:r>
+              <w:rPr>
+                <w:rFonts w:ascii="Cambria Math" w:hAnsi="Cambria Math"/>
+              </w:rPr>
+              <m:t>20000</m:t>
+            </m:r>
+          </m:den>
+        </m:f>
+      </m:oMath>
+    </w:p>
+    <w:p>
+      <w:pPr>
+        <w:pStyle w:val="ListParagraph"/>
+        <w:spacing w:after="200" w:line="276" w:lineRule="auto"/>
+        <w:jc w:val="center"/>
+      </w:pPr>
+      <w:r>
+        <w:rPr>
+          <w:noProof/>
+        </w:rPr>
+        <w:drawing>
+          <wp:inline distT="0" distB="0" distL="0" distR="0" wp14:anchorId="4AF5780F" wp14:editId="085F1925">
+            <wp:extent cx="2742581" cy="2895600"/>
+            <wp:effectExtent l="95250" t="95250" r="76835" b="76200"/>
+            <wp:docPr id="1401995615" name="Picture 1"/>
+            <wp:cNvGraphicFramePr>
+              <a:graphicFrameLocks xmlns:a="http://schemas.openxmlformats.org/drawingml/2006/main" noChangeAspect="1"/>
+            </wp:cNvGraphicFramePr>
+            <a:graphic xmlns:a="http://schemas.openxmlformats.org/drawingml/2006/main">
+              <a:graphicData uri="http://schemas.openxmlformats.org/drawingml/2006/picture">
+                <pic:pic xmlns:pic="http://schemas.openxmlformats.org/drawingml/2006/picture">
+                  <pic:nvPicPr>
+                    <pic:cNvPr id="0" name="Picture 1"/>
+                    <pic:cNvPicPr>
+                      <a:picLocks noChangeAspect="1" noChangeArrowheads="1"/>
+                    </pic:cNvPicPr>
+                  </pic:nvPicPr>
+                  <pic:blipFill rotWithShape="1">
+                    <a:blip r:embed="rId59" cstate="print">
+                      <a:extLst>
+                        <a:ext uri="{28A0092B-C50C-407E-A947-70E740481C1C}">
+                          <a14:useLocalDpi xmlns:a14="http://schemas.microsoft.com/office/drawing/2010/main" val="0"/>
+                        </a:ext>
+                      </a:extLst>
+                    </a:blip>
+                    <a:srcRect l="29328" t="4833" r="29507" b="3719"/>
+                    <a:stretch>
+                      <a:fillRect/>
+                    </a:stretch>
+                  </pic:blipFill>
+                  <pic:spPr bwMode="auto">
+                    <a:xfrm>
+                      <a:off x="0" y="0"/>
+                      <a:ext cx="2746678" cy="2899926"/>
+                    </a:xfrm>
+                    <a:prstGeom prst="roundRect">
+                      <a:avLst>
+                        <a:gd name="adj" fmla="val 4167"/>
+                      </a:avLst>
+                    </a:prstGeom>
+                    <a:solidFill>
+                      <a:srgbClr val="FFFFFF"/>
+                    </a:solidFill>
+                    <a:ln w="76200" cap="sq">
+                      <a:solidFill>
+                        <a:srgbClr val="EAEAEA"/>
+                      </a:solidFill>
+                      <a:miter lim="800000"/>
+                    </a:ln>
+                    <a:effectLst/>
+                    <a:scene3d>
+                      <a:camera prst="orthographicFront"/>
+                      <a:lightRig rig="threePt" dir="t">
+                        <a:rot lat="0" lon="0" rev="2700000"/>
+                      </a:lightRig>
+                    </a:scene3d>
+                    <a:sp3d contourW="6350">
+                      <a:contourClr>
+                        <a:srgbClr val="C0C0C0"/>
+                      </a:contourClr>
+                    </a:sp3d>
+                    <a:extLst>
+                      <a:ext uri="{53640926-AAD7-44D8-BBD7-CCE9431645EC}">
+                        <a14:shadowObscured xmlns:a14="http://schemas.microsoft.com/office/drawing/2010/main"/>
+                      </a:ext>
+                    </a:extLst>
+                  </pic:spPr>
+                </pic:pic>
+              </a:graphicData>
+            </a:graphic>
+          </wp:inline>
+        </w:drawing>
+      </w:r>
+    </w:p>
+    <w:p>
+      <w:pPr>
+        <w:jc w:val="center"/>
+      </w:pPr>
+    </w:p>
+    <w:p>
+      <w:pPr>
+        <w:pStyle w:val="Heading3"/>
+      </w:pPr>
+      <w:r>
         <w:t>2.</w:t>
       </w:r>
       <w:r>
@@ -11570,6 +12549,7 @@
       <w:bookmarkStart w:id="130" w:name="_Toc229269576"/>
       <w:bookmarkStart w:id="131" w:name="_Toc229952506"/>
       <w:r>
+        <w:lastRenderedPageBreak/>
         <w:t xml:space="preserve">Histórico de </w:t>
       </w:r>
       <w:proofErr w:type="spellStart"/>
@@ -11591,7 +12571,15 @@
         <w:jc w:val="left"/>
       </w:pPr>
       <w:r>
-        <w:t xml:space="preserve">Dei um  total de x </w:t>
+        <w:t xml:space="preserve">Dei </w:t>
+      </w:r>
+      <w:proofErr w:type="gramStart"/>
+      <w:r>
+        <w:t>um  total</w:t>
+      </w:r>
+      <w:proofErr w:type="gramEnd"/>
+      <w:r>
+        <w:t xml:space="preserve"> de x </w:t>
       </w:r>
       <w:proofErr w:type="spellStart"/>
       <w:r>
@@ -11790,7 +12778,7 @@
         <w:spacing w:after="200" w:line="276" w:lineRule="auto"/>
         <w:jc w:val="left"/>
         <w:sectPr>
-          <w:headerReference w:type="default" r:id="rId57"/>
+          <w:headerReference w:type="default" r:id="rId60"/>
           <w:pgSz w:w="11906" w:h="16838"/>
           <w:pgMar w:top="1674" w:right="1701" w:bottom="1417" w:left="1701" w:header="708" w:footer="708" w:gutter="0"/>
           <w:cols w:space="708"/>
@@ -11800,7 +12788,7 @@
     </w:p>
     <w:p/>
     <w:sectPr>
-      <w:headerReference w:type="default" r:id="rId58"/>
+      <w:headerReference w:type="default" r:id="rId61"/>
       <w:pgSz w:w="11906" w:h="16838"/>
       <w:pgMar w:top="1417" w:right="1701" w:bottom="1417" w:left="1701" w:header="708" w:footer="708" w:gutter="0"/>
       <w:cols w:space="708"/>
@@ -14441,6 +15429,119 @@
     </w:lvl>
   </w:abstractNum>
   <w:abstractNum w:abstractNumId="9" w15:restartNumberingAfterBreak="0">
+    <w:nsid w:val="109609F8"/>
+    <w:multiLevelType w:val="hybridMultilevel"/>
+    <w:tmpl w:val="5B3C7B52"/>
+    <w:lvl w:ilvl="0" w:tplc="08090001">
+      <w:start w:val="1"/>
+      <w:numFmt w:val="bullet"/>
+      <w:lvlText w:val=""/>
+      <w:lvlJc w:val="left"/>
+      <w:pPr>
+        <w:ind w:left="720" w:hanging="360"/>
+      </w:pPr>
+      <w:rPr>
+        <w:rFonts w:ascii="Symbol" w:hAnsi="Symbol" w:hint="default"/>
+      </w:rPr>
+    </w:lvl>
+    <w:lvl w:ilvl="1" w:tplc="08090003" w:tentative="1">
+      <w:start w:val="1"/>
+      <w:numFmt w:val="bullet"/>
+      <w:lvlText w:val="o"/>
+      <w:lvlJc w:val="left"/>
+      <w:pPr>
+        <w:ind w:left="1440" w:hanging="360"/>
+      </w:pPr>
+      <w:rPr>
+        <w:rFonts w:ascii="Courier New" w:hAnsi="Courier New" w:cs="Courier New" w:hint="default"/>
+      </w:rPr>
+    </w:lvl>
+    <w:lvl w:ilvl="2" w:tplc="08090005" w:tentative="1">
+      <w:start w:val="1"/>
+      <w:numFmt w:val="bullet"/>
+      <w:lvlText w:val=""/>
+      <w:lvlJc w:val="left"/>
+      <w:pPr>
+        <w:ind w:left="2160" w:hanging="360"/>
+      </w:pPr>
+      <w:rPr>
+        <w:rFonts w:ascii="Wingdings" w:hAnsi="Wingdings" w:hint="default"/>
+      </w:rPr>
+    </w:lvl>
+    <w:lvl w:ilvl="3" w:tplc="08090001" w:tentative="1">
+      <w:start w:val="1"/>
+      <w:numFmt w:val="bullet"/>
+      <w:lvlText w:val=""/>
+      <w:lvlJc w:val="left"/>
+      <w:pPr>
+        <w:ind w:left="2880" w:hanging="360"/>
+      </w:pPr>
+      <w:rPr>
+        <w:rFonts w:ascii="Symbol" w:hAnsi="Symbol" w:hint="default"/>
+      </w:rPr>
+    </w:lvl>
+    <w:lvl w:ilvl="4" w:tplc="08090003" w:tentative="1">
+      <w:start w:val="1"/>
+      <w:numFmt w:val="bullet"/>
+      <w:lvlText w:val="o"/>
+      <w:lvlJc w:val="left"/>
+      <w:pPr>
+        <w:ind w:left="3600" w:hanging="360"/>
+      </w:pPr>
+      <w:rPr>
+        <w:rFonts w:ascii="Courier New" w:hAnsi="Courier New" w:cs="Courier New" w:hint="default"/>
+      </w:rPr>
+    </w:lvl>
+    <w:lvl w:ilvl="5" w:tplc="08090005" w:tentative="1">
+      <w:start w:val="1"/>
+      <w:numFmt w:val="bullet"/>
+      <w:lvlText w:val=""/>
+      <w:lvlJc w:val="left"/>
+      <w:pPr>
+        <w:ind w:left="4320" w:hanging="360"/>
+      </w:pPr>
+      <w:rPr>
+        <w:rFonts w:ascii="Wingdings" w:hAnsi="Wingdings" w:hint="default"/>
+      </w:rPr>
+    </w:lvl>
+    <w:lvl w:ilvl="6" w:tplc="08090001" w:tentative="1">
+      <w:start w:val="1"/>
+      <w:numFmt w:val="bullet"/>
+      <w:lvlText w:val=""/>
+      <w:lvlJc w:val="left"/>
+      <w:pPr>
+        <w:ind w:left="5040" w:hanging="360"/>
+      </w:pPr>
+      <w:rPr>
+        <w:rFonts w:ascii="Symbol" w:hAnsi="Symbol" w:hint="default"/>
+      </w:rPr>
+    </w:lvl>
+    <w:lvl w:ilvl="7" w:tplc="08090003" w:tentative="1">
+      <w:start w:val="1"/>
+      <w:numFmt w:val="bullet"/>
+      <w:lvlText w:val="o"/>
+      <w:lvlJc w:val="left"/>
+      <w:pPr>
+        <w:ind w:left="5760" w:hanging="360"/>
+      </w:pPr>
+      <w:rPr>
+        <w:rFonts w:ascii="Courier New" w:hAnsi="Courier New" w:cs="Courier New" w:hint="default"/>
+      </w:rPr>
+    </w:lvl>
+    <w:lvl w:ilvl="8" w:tplc="08090005" w:tentative="1">
+      <w:start w:val="1"/>
+      <w:numFmt w:val="bullet"/>
+      <w:lvlText w:val=""/>
+      <w:lvlJc w:val="left"/>
+      <w:pPr>
+        <w:ind w:left="6480" w:hanging="360"/>
+      </w:pPr>
+      <w:rPr>
+        <w:rFonts w:ascii="Wingdings" w:hAnsi="Wingdings" w:hint="default"/>
+      </w:rPr>
+    </w:lvl>
+  </w:abstractNum>
+  <w:abstractNum w:abstractNumId="10" w15:restartNumberingAfterBreak="0">
     <w:nsid w:val="14D01211"/>
     <w:multiLevelType w:val="hybridMultilevel"/>
     <w:tmpl w:val="7B60A630"/>
@@ -14553,7 +15654,7 @@
       </w:rPr>
     </w:lvl>
   </w:abstractNum>
-  <w:abstractNum w:abstractNumId="10" w15:restartNumberingAfterBreak="0">
+  <w:abstractNum w:abstractNumId="11" w15:restartNumberingAfterBreak="0">
     <w:nsid w:val="14DA2317"/>
     <w:multiLevelType w:val="hybridMultilevel"/>
     <w:tmpl w:val="C566903E"/>
@@ -14666,7 +15767,7 @@
       </w:rPr>
     </w:lvl>
   </w:abstractNum>
-  <w:abstractNum w:abstractNumId="11" w15:restartNumberingAfterBreak="0">
+  <w:abstractNum w:abstractNumId="12" w15:restartNumberingAfterBreak="0">
     <w:nsid w:val="15464B67"/>
     <w:multiLevelType w:val="hybridMultilevel"/>
     <w:tmpl w:val="5E988318"/>
@@ -14779,10 +15880,10 @@
       </w:rPr>
     </w:lvl>
   </w:abstractNum>
-  <w:abstractNum w:abstractNumId="12" w15:restartNumberingAfterBreak="0">
+  <w:abstractNum w:abstractNumId="13" w15:restartNumberingAfterBreak="0">
     <w:nsid w:val="178572F4"/>
     <w:multiLevelType w:val="hybridMultilevel"/>
-    <w:tmpl w:val="8CD0A1BE"/>
+    <w:tmpl w:val="5E3EE2A2"/>
     <w:lvl w:ilvl="0" w:tplc="08090001">
       <w:start w:val="1"/>
       <w:numFmt w:val="bullet"/>
@@ -14795,7 +15896,7 @@
         <w:rFonts w:ascii="Symbol" w:hAnsi="Symbol" w:hint="default"/>
       </w:rPr>
     </w:lvl>
-    <w:lvl w:ilvl="1" w:tplc="08090003" w:tentative="1">
+    <w:lvl w:ilvl="1" w:tplc="08090003">
       <w:start w:val="1"/>
       <w:numFmt w:val="bullet"/>
       <w:lvlText w:val="o"/>
@@ -14892,7 +15993,7 @@
       </w:rPr>
     </w:lvl>
   </w:abstractNum>
-  <w:abstractNum w:abstractNumId="13" w15:restartNumberingAfterBreak="0">
+  <w:abstractNum w:abstractNumId="14" w15:restartNumberingAfterBreak="0">
     <w:nsid w:val="19741A0C"/>
     <w:multiLevelType w:val="hybridMultilevel"/>
     <w:tmpl w:val="93140C0E"/>
@@ -15005,7 +16106,7 @@
       </w:rPr>
     </w:lvl>
   </w:abstractNum>
-  <w:abstractNum w:abstractNumId="14" w15:restartNumberingAfterBreak="0">
+  <w:abstractNum w:abstractNumId="15" w15:restartNumberingAfterBreak="0">
     <w:nsid w:val="1C910FAB"/>
     <w:multiLevelType w:val="hybridMultilevel"/>
     <w:tmpl w:val="3A787050"/>
@@ -15118,7 +16219,7 @@
       </w:rPr>
     </w:lvl>
   </w:abstractNum>
-  <w:abstractNum w:abstractNumId="15" w15:restartNumberingAfterBreak="0">
+  <w:abstractNum w:abstractNumId="16" w15:restartNumberingAfterBreak="0">
     <w:nsid w:val="1D5C1890"/>
     <w:multiLevelType w:val="hybridMultilevel"/>
     <w:tmpl w:val="232A7296"/>
@@ -15231,7 +16332,7 @@
       </w:rPr>
     </w:lvl>
   </w:abstractNum>
-  <w:abstractNum w:abstractNumId="16" w15:restartNumberingAfterBreak="0">
+  <w:abstractNum w:abstractNumId="17" w15:restartNumberingAfterBreak="0">
     <w:nsid w:val="1F066B42"/>
     <w:multiLevelType w:val="multilevel"/>
     <w:tmpl w:val="FCB09450"/>
@@ -15380,7 +16481,7 @@
       </w:rPr>
     </w:lvl>
   </w:abstractNum>
-  <w:abstractNum w:abstractNumId="17" w15:restartNumberingAfterBreak="0">
+  <w:abstractNum w:abstractNumId="18" w15:restartNumberingAfterBreak="0">
     <w:nsid w:val="1F066F88"/>
     <w:multiLevelType w:val="hybridMultilevel"/>
     <w:tmpl w:val="0D4EC39A"/>
@@ -15493,7 +16594,7 @@
       </w:rPr>
     </w:lvl>
   </w:abstractNum>
-  <w:abstractNum w:abstractNumId="18" w15:restartNumberingAfterBreak="0">
+  <w:abstractNum w:abstractNumId="19" w15:restartNumberingAfterBreak="0">
     <w:nsid w:val="1FE00165"/>
     <w:multiLevelType w:val="multilevel"/>
     <w:tmpl w:val="61625FD4"/>
@@ -15642,7 +16743,7 @@
       </w:rPr>
     </w:lvl>
   </w:abstractNum>
-  <w:abstractNum w:abstractNumId="19" w15:restartNumberingAfterBreak="0">
+  <w:abstractNum w:abstractNumId="20" w15:restartNumberingAfterBreak="0">
     <w:nsid w:val="235824E5"/>
     <w:multiLevelType w:val="multilevel"/>
     <w:tmpl w:val="2EE45AA4"/>
@@ -15791,7 +16892,7 @@
       </w:rPr>
     </w:lvl>
   </w:abstractNum>
-  <w:abstractNum w:abstractNumId="20" w15:restartNumberingAfterBreak="0">
+  <w:abstractNum w:abstractNumId="21" w15:restartNumberingAfterBreak="0">
     <w:nsid w:val="27A529D0"/>
     <w:multiLevelType w:val="multilevel"/>
     <w:tmpl w:val="ABB6DB00"/>
@@ -15940,7 +17041,7 @@
       </w:rPr>
     </w:lvl>
   </w:abstractNum>
-  <w:abstractNum w:abstractNumId="21" w15:restartNumberingAfterBreak="0">
+  <w:abstractNum w:abstractNumId="22" w15:restartNumberingAfterBreak="0">
     <w:nsid w:val="2AEB27AC"/>
     <w:multiLevelType w:val="hybridMultilevel"/>
     <w:tmpl w:val="E9A604C6"/>
@@ -16026,7 +17127,7 @@
       </w:pPr>
     </w:lvl>
   </w:abstractNum>
-  <w:abstractNum w:abstractNumId="22" w15:restartNumberingAfterBreak="0">
+  <w:abstractNum w:abstractNumId="23" w15:restartNumberingAfterBreak="0">
     <w:nsid w:val="2C514CB2"/>
     <w:multiLevelType w:val="hybridMultilevel"/>
     <w:tmpl w:val="1F6242F2"/>
@@ -16139,7 +17240,7 @@
       </w:rPr>
     </w:lvl>
   </w:abstractNum>
-  <w:abstractNum w:abstractNumId="23" w15:restartNumberingAfterBreak="0">
+  <w:abstractNum w:abstractNumId="24" w15:restartNumberingAfterBreak="0">
     <w:nsid w:val="2D38009D"/>
     <w:multiLevelType w:val="hybridMultilevel"/>
     <w:tmpl w:val="99280E74"/>
@@ -16252,7 +17353,7 @@
       </w:rPr>
     </w:lvl>
   </w:abstractNum>
-  <w:abstractNum w:abstractNumId="24" w15:restartNumberingAfterBreak="0">
+  <w:abstractNum w:abstractNumId="25" w15:restartNumberingAfterBreak="0">
     <w:nsid w:val="2F9F2EA7"/>
     <w:multiLevelType w:val="hybridMultilevel"/>
     <w:tmpl w:val="B11AE5DA"/>
@@ -16365,7 +17466,7 @@
       </w:rPr>
     </w:lvl>
   </w:abstractNum>
-  <w:abstractNum w:abstractNumId="25" w15:restartNumberingAfterBreak="0">
+  <w:abstractNum w:abstractNumId="26" w15:restartNumberingAfterBreak="0">
     <w:nsid w:val="378D6023"/>
     <w:multiLevelType w:val="hybridMultilevel"/>
     <w:tmpl w:val="D2DCE7BE"/>
@@ -16478,7 +17579,7 @@
       </w:rPr>
     </w:lvl>
   </w:abstractNum>
-  <w:abstractNum w:abstractNumId="26" w15:restartNumberingAfterBreak="0">
+  <w:abstractNum w:abstractNumId="27" w15:restartNumberingAfterBreak="0">
     <w:nsid w:val="3DF93F66"/>
     <w:multiLevelType w:val="multilevel"/>
     <w:tmpl w:val="D8605EE8"/>
@@ -16627,7 +17728,120 @@
       </w:rPr>
     </w:lvl>
   </w:abstractNum>
-  <w:abstractNum w:abstractNumId="27" w15:restartNumberingAfterBreak="0">
+  <w:abstractNum w:abstractNumId="28" w15:restartNumberingAfterBreak="0">
+    <w:nsid w:val="3ECE263D"/>
+    <w:multiLevelType w:val="hybridMultilevel"/>
+    <w:tmpl w:val="33A0DB92"/>
+    <w:lvl w:ilvl="0" w:tplc="08090001">
+      <w:start w:val="1"/>
+      <w:numFmt w:val="bullet"/>
+      <w:lvlText w:val=""/>
+      <w:lvlJc w:val="left"/>
+      <w:pPr>
+        <w:ind w:left="720" w:hanging="360"/>
+      </w:pPr>
+      <w:rPr>
+        <w:rFonts w:ascii="Symbol" w:hAnsi="Symbol" w:hint="default"/>
+      </w:rPr>
+    </w:lvl>
+    <w:lvl w:ilvl="1" w:tplc="08090003" w:tentative="1">
+      <w:start w:val="1"/>
+      <w:numFmt w:val="bullet"/>
+      <w:lvlText w:val="o"/>
+      <w:lvlJc w:val="left"/>
+      <w:pPr>
+        <w:ind w:left="1440" w:hanging="360"/>
+      </w:pPr>
+      <w:rPr>
+        <w:rFonts w:ascii="Courier New" w:hAnsi="Courier New" w:cs="Courier New" w:hint="default"/>
+      </w:rPr>
+    </w:lvl>
+    <w:lvl w:ilvl="2" w:tplc="08090005" w:tentative="1">
+      <w:start w:val="1"/>
+      <w:numFmt w:val="bullet"/>
+      <w:lvlText w:val=""/>
+      <w:lvlJc w:val="left"/>
+      <w:pPr>
+        <w:ind w:left="2160" w:hanging="360"/>
+      </w:pPr>
+      <w:rPr>
+        <w:rFonts w:ascii="Wingdings" w:hAnsi="Wingdings" w:hint="default"/>
+      </w:rPr>
+    </w:lvl>
+    <w:lvl w:ilvl="3" w:tplc="08090001" w:tentative="1">
+      <w:start w:val="1"/>
+      <w:numFmt w:val="bullet"/>
+      <w:lvlText w:val=""/>
+      <w:lvlJc w:val="left"/>
+      <w:pPr>
+        <w:ind w:left="2880" w:hanging="360"/>
+      </w:pPr>
+      <w:rPr>
+        <w:rFonts w:ascii="Symbol" w:hAnsi="Symbol" w:hint="default"/>
+      </w:rPr>
+    </w:lvl>
+    <w:lvl w:ilvl="4" w:tplc="08090003" w:tentative="1">
+      <w:start w:val="1"/>
+      <w:numFmt w:val="bullet"/>
+      <w:lvlText w:val="o"/>
+      <w:lvlJc w:val="left"/>
+      <w:pPr>
+        <w:ind w:left="3600" w:hanging="360"/>
+      </w:pPr>
+      <w:rPr>
+        <w:rFonts w:ascii="Courier New" w:hAnsi="Courier New" w:cs="Courier New" w:hint="default"/>
+      </w:rPr>
+    </w:lvl>
+    <w:lvl w:ilvl="5" w:tplc="08090005" w:tentative="1">
+      <w:start w:val="1"/>
+      <w:numFmt w:val="bullet"/>
+      <w:lvlText w:val=""/>
+      <w:lvlJc w:val="left"/>
+      <w:pPr>
+        <w:ind w:left="4320" w:hanging="360"/>
+      </w:pPr>
+      <w:rPr>
+        <w:rFonts w:ascii="Wingdings" w:hAnsi="Wingdings" w:hint="default"/>
+      </w:rPr>
+    </w:lvl>
+    <w:lvl w:ilvl="6" w:tplc="08090001" w:tentative="1">
+      <w:start w:val="1"/>
+      <w:numFmt w:val="bullet"/>
+      <w:lvlText w:val=""/>
+      <w:lvlJc w:val="left"/>
+      <w:pPr>
+        <w:ind w:left="5040" w:hanging="360"/>
+      </w:pPr>
+      <w:rPr>
+        <w:rFonts w:ascii="Symbol" w:hAnsi="Symbol" w:hint="default"/>
+      </w:rPr>
+    </w:lvl>
+    <w:lvl w:ilvl="7" w:tplc="08090003" w:tentative="1">
+      <w:start w:val="1"/>
+      <w:numFmt w:val="bullet"/>
+      <w:lvlText w:val="o"/>
+      <w:lvlJc w:val="left"/>
+      <w:pPr>
+        <w:ind w:left="5760" w:hanging="360"/>
+      </w:pPr>
+      <w:rPr>
+        <w:rFonts w:ascii="Courier New" w:hAnsi="Courier New" w:cs="Courier New" w:hint="default"/>
+      </w:rPr>
+    </w:lvl>
+    <w:lvl w:ilvl="8" w:tplc="08090005" w:tentative="1">
+      <w:start w:val="1"/>
+      <w:numFmt w:val="bullet"/>
+      <w:lvlText w:val=""/>
+      <w:lvlJc w:val="left"/>
+      <w:pPr>
+        <w:ind w:left="6480" w:hanging="360"/>
+      </w:pPr>
+      <w:rPr>
+        <w:rFonts w:ascii="Wingdings" w:hAnsi="Wingdings" w:hint="default"/>
+      </w:rPr>
+    </w:lvl>
+  </w:abstractNum>
+  <w:abstractNum w:abstractNumId="29" w15:restartNumberingAfterBreak="0">
     <w:nsid w:val="40C45632"/>
     <w:multiLevelType w:val="hybridMultilevel"/>
     <w:tmpl w:val="21FC2B42"/>
@@ -16740,7 +17954,7 @@
       </w:rPr>
     </w:lvl>
   </w:abstractNum>
-  <w:abstractNum w:abstractNumId="28" w15:restartNumberingAfterBreak="0">
+  <w:abstractNum w:abstractNumId="30" w15:restartNumberingAfterBreak="0">
     <w:nsid w:val="44175C91"/>
     <w:multiLevelType w:val="hybridMultilevel"/>
     <w:tmpl w:val="C094A1DA"/>
@@ -16853,7 +18067,7 @@
       </w:rPr>
     </w:lvl>
   </w:abstractNum>
-  <w:abstractNum w:abstractNumId="29" w15:restartNumberingAfterBreak="0">
+  <w:abstractNum w:abstractNumId="31" w15:restartNumberingAfterBreak="0">
     <w:nsid w:val="44AC30ED"/>
     <w:multiLevelType w:val="hybridMultilevel"/>
     <w:tmpl w:val="271CCD68"/>
@@ -16966,7 +18180,7 @@
       </w:rPr>
     </w:lvl>
   </w:abstractNum>
-  <w:abstractNum w:abstractNumId="30" w15:restartNumberingAfterBreak="0">
+  <w:abstractNum w:abstractNumId="32" w15:restartNumberingAfterBreak="0">
     <w:nsid w:val="47776E16"/>
     <w:multiLevelType w:val="hybridMultilevel"/>
     <w:tmpl w:val="2B302EB2"/>
@@ -17079,7 +18293,156 @@
       </w:rPr>
     </w:lvl>
   </w:abstractNum>
-  <w:abstractNum w:abstractNumId="31" w15:restartNumberingAfterBreak="0">
+  <w:abstractNum w:abstractNumId="33" w15:restartNumberingAfterBreak="0">
+    <w:nsid w:val="483C5EE0"/>
+    <w:multiLevelType w:val="multilevel"/>
+    <w:tmpl w:val="E74A8606"/>
+    <w:lvl w:ilvl="0">
+      <w:start w:val="1"/>
+      <w:numFmt w:val="bullet"/>
+      <w:lvlText w:val=""/>
+      <w:lvlJc w:val="left"/>
+      <w:pPr>
+        <w:tabs>
+          <w:tab w:val="num" w:pos="720"/>
+        </w:tabs>
+        <w:ind w:left="720" w:hanging="360"/>
+      </w:pPr>
+      <w:rPr>
+        <w:rFonts w:ascii="Symbol" w:hAnsi="Symbol" w:hint="default"/>
+        <w:sz w:val="20"/>
+      </w:rPr>
+    </w:lvl>
+    <w:lvl w:ilvl="1" w:tentative="1">
+      <w:start w:val="1"/>
+      <w:numFmt w:val="bullet"/>
+      <w:lvlText w:val="o"/>
+      <w:lvlJc w:val="left"/>
+      <w:pPr>
+        <w:tabs>
+          <w:tab w:val="num" w:pos="1440"/>
+        </w:tabs>
+        <w:ind w:left="1440" w:hanging="360"/>
+      </w:pPr>
+      <w:rPr>
+        <w:rFonts w:ascii="Courier New" w:hAnsi="Courier New" w:hint="default"/>
+        <w:sz w:val="20"/>
+      </w:rPr>
+    </w:lvl>
+    <w:lvl w:ilvl="2" w:tentative="1">
+      <w:start w:val="1"/>
+      <w:numFmt w:val="bullet"/>
+      <w:lvlText w:val=""/>
+      <w:lvlJc w:val="left"/>
+      <w:pPr>
+        <w:tabs>
+          <w:tab w:val="num" w:pos="2160"/>
+        </w:tabs>
+        <w:ind w:left="2160" w:hanging="360"/>
+      </w:pPr>
+      <w:rPr>
+        <w:rFonts w:ascii="Wingdings" w:hAnsi="Wingdings" w:hint="default"/>
+        <w:sz w:val="20"/>
+      </w:rPr>
+    </w:lvl>
+    <w:lvl w:ilvl="3" w:tentative="1">
+      <w:start w:val="1"/>
+      <w:numFmt w:val="bullet"/>
+      <w:lvlText w:val=""/>
+      <w:lvlJc w:val="left"/>
+      <w:pPr>
+        <w:tabs>
+          <w:tab w:val="num" w:pos="2880"/>
+        </w:tabs>
+        <w:ind w:left="2880" w:hanging="360"/>
+      </w:pPr>
+      <w:rPr>
+        <w:rFonts w:ascii="Wingdings" w:hAnsi="Wingdings" w:hint="default"/>
+        <w:sz w:val="20"/>
+      </w:rPr>
+    </w:lvl>
+    <w:lvl w:ilvl="4" w:tentative="1">
+      <w:start w:val="1"/>
+      <w:numFmt w:val="bullet"/>
+      <w:lvlText w:val=""/>
+      <w:lvlJc w:val="left"/>
+      <w:pPr>
+        <w:tabs>
+          <w:tab w:val="num" w:pos="3600"/>
+        </w:tabs>
+        <w:ind w:left="3600" w:hanging="360"/>
+      </w:pPr>
+      <w:rPr>
+        <w:rFonts w:ascii="Wingdings" w:hAnsi="Wingdings" w:hint="default"/>
+        <w:sz w:val="20"/>
+      </w:rPr>
+    </w:lvl>
+    <w:lvl w:ilvl="5" w:tentative="1">
+      <w:start w:val="1"/>
+      <w:numFmt w:val="bullet"/>
+      <w:lvlText w:val=""/>
+      <w:lvlJc w:val="left"/>
+      <w:pPr>
+        <w:tabs>
+          <w:tab w:val="num" w:pos="4320"/>
+        </w:tabs>
+        <w:ind w:left="4320" w:hanging="360"/>
+      </w:pPr>
+      <w:rPr>
+        <w:rFonts w:ascii="Wingdings" w:hAnsi="Wingdings" w:hint="default"/>
+        <w:sz w:val="20"/>
+      </w:rPr>
+    </w:lvl>
+    <w:lvl w:ilvl="6" w:tentative="1">
+      <w:start w:val="1"/>
+      <w:numFmt w:val="bullet"/>
+      <w:lvlText w:val=""/>
+      <w:lvlJc w:val="left"/>
+      <w:pPr>
+        <w:tabs>
+          <w:tab w:val="num" w:pos="5040"/>
+        </w:tabs>
+        <w:ind w:left="5040" w:hanging="360"/>
+      </w:pPr>
+      <w:rPr>
+        <w:rFonts w:ascii="Wingdings" w:hAnsi="Wingdings" w:hint="default"/>
+        <w:sz w:val="20"/>
+      </w:rPr>
+    </w:lvl>
+    <w:lvl w:ilvl="7" w:tentative="1">
+      <w:start w:val="1"/>
+      <w:numFmt w:val="bullet"/>
+      <w:lvlText w:val=""/>
+      <w:lvlJc w:val="left"/>
+      <w:pPr>
+        <w:tabs>
+          <w:tab w:val="num" w:pos="5760"/>
+        </w:tabs>
+        <w:ind w:left="5760" w:hanging="360"/>
+      </w:pPr>
+      <w:rPr>
+        <w:rFonts w:ascii="Wingdings" w:hAnsi="Wingdings" w:hint="default"/>
+        <w:sz w:val="20"/>
+      </w:rPr>
+    </w:lvl>
+    <w:lvl w:ilvl="8" w:tentative="1">
+      <w:start w:val="1"/>
+      <w:numFmt w:val="bullet"/>
+      <w:lvlText w:val=""/>
+      <w:lvlJc w:val="left"/>
+      <w:pPr>
+        <w:tabs>
+          <w:tab w:val="num" w:pos="6480"/>
+        </w:tabs>
+        <w:ind w:left="6480" w:hanging="360"/>
+      </w:pPr>
+      <w:rPr>
+        <w:rFonts w:ascii="Wingdings" w:hAnsi="Wingdings" w:hint="default"/>
+        <w:sz w:val="20"/>
+      </w:rPr>
+    </w:lvl>
+  </w:abstractNum>
+  <w:abstractNum w:abstractNumId="34" w15:restartNumberingAfterBreak="0">
     <w:nsid w:val="4B181F16"/>
     <w:multiLevelType w:val="hybridMultilevel"/>
     <w:tmpl w:val="794497D4"/>
@@ -17192,7 +18555,7 @@
       </w:rPr>
     </w:lvl>
   </w:abstractNum>
-  <w:abstractNum w:abstractNumId="32" w15:restartNumberingAfterBreak="0">
+  <w:abstractNum w:abstractNumId="35" w15:restartNumberingAfterBreak="0">
     <w:nsid w:val="4CEB19FB"/>
     <w:multiLevelType w:val="multilevel"/>
     <w:tmpl w:val="B096E6E6"/>
@@ -17341,7 +18704,7 @@
       </w:rPr>
     </w:lvl>
   </w:abstractNum>
-  <w:abstractNum w:abstractNumId="33" w15:restartNumberingAfterBreak="0">
+  <w:abstractNum w:abstractNumId="36" w15:restartNumberingAfterBreak="0">
     <w:nsid w:val="4F2919EF"/>
     <w:multiLevelType w:val="hybridMultilevel"/>
     <w:tmpl w:val="2D36E7FE"/>
@@ -17454,7 +18817,7 @@
       </w:rPr>
     </w:lvl>
   </w:abstractNum>
-  <w:abstractNum w:abstractNumId="34" w15:restartNumberingAfterBreak="0">
+  <w:abstractNum w:abstractNumId="37" w15:restartNumberingAfterBreak="0">
     <w:nsid w:val="5828341C"/>
     <w:multiLevelType w:val="multilevel"/>
     <w:tmpl w:val="852ED5F8"/>
@@ -17567,7 +18930,7 @@
       </w:rPr>
     </w:lvl>
   </w:abstractNum>
-  <w:abstractNum w:abstractNumId="35" w15:restartNumberingAfterBreak="0">
+  <w:abstractNum w:abstractNumId="38" w15:restartNumberingAfterBreak="0">
     <w:nsid w:val="58D24327"/>
     <w:multiLevelType w:val="hybridMultilevel"/>
     <w:tmpl w:val="C36ED86E"/>
@@ -17680,7 +19043,7 @@
       </w:rPr>
     </w:lvl>
   </w:abstractNum>
-  <w:abstractNum w:abstractNumId="36" w15:restartNumberingAfterBreak="0">
+  <w:abstractNum w:abstractNumId="39" w15:restartNumberingAfterBreak="0">
     <w:nsid w:val="5BF3394E"/>
     <w:multiLevelType w:val="hybridMultilevel"/>
     <w:tmpl w:val="4E742098"/>
@@ -17793,7 +19156,7 @@
       </w:rPr>
     </w:lvl>
   </w:abstractNum>
-  <w:abstractNum w:abstractNumId="37" w15:restartNumberingAfterBreak="0">
+  <w:abstractNum w:abstractNumId="40" w15:restartNumberingAfterBreak="0">
     <w:nsid w:val="613508E6"/>
     <w:multiLevelType w:val="hybridMultilevel"/>
     <w:tmpl w:val="42868B58"/>
@@ -17906,7 +19269,7 @@
       </w:rPr>
     </w:lvl>
   </w:abstractNum>
-  <w:abstractNum w:abstractNumId="38" w15:restartNumberingAfterBreak="0">
+  <w:abstractNum w:abstractNumId="41" w15:restartNumberingAfterBreak="0">
     <w:nsid w:val="62A77B7E"/>
     <w:multiLevelType w:val="hybridMultilevel"/>
     <w:tmpl w:val="B2C23C82"/>
@@ -18019,7 +19382,7 @@
       </w:rPr>
     </w:lvl>
   </w:abstractNum>
-  <w:abstractNum w:abstractNumId="39" w15:restartNumberingAfterBreak="0">
+  <w:abstractNum w:abstractNumId="42" w15:restartNumberingAfterBreak="0">
     <w:nsid w:val="6F597C16"/>
     <w:multiLevelType w:val="hybridMultilevel"/>
     <w:tmpl w:val="3330497A"/>
@@ -18132,7 +19495,7 @@
       </w:rPr>
     </w:lvl>
   </w:abstractNum>
-  <w:abstractNum w:abstractNumId="40" w15:restartNumberingAfterBreak="0">
+  <w:abstractNum w:abstractNumId="43" w15:restartNumberingAfterBreak="0">
     <w:nsid w:val="713723C3"/>
     <w:multiLevelType w:val="hybridMultilevel"/>
     <w:tmpl w:val="49489C50"/>
@@ -18218,7 +19581,7 @@
       </w:pPr>
     </w:lvl>
   </w:abstractNum>
-  <w:abstractNum w:abstractNumId="41" w15:restartNumberingAfterBreak="0">
+  <w:abstractNum w:abstractNumId="44" w15:restartNumberingAfterBreak="0">
     <w:nsid w:val="73443D2E"/>
     <w:multiLevelType w:val="multilevel"/>
     <w:tmpl w:val="A33E0D1E"/>
@@ -18367,7 +19730,7 @@
       </w:rPr>
     </w:lvl>
   </w:abstractNum>
-  <w:abstractNum w:abstractNumId="42" w15:restartNumberingAfterBreak="0">
+  <w:abstractNum w:abstractNumId="45" w15:restartNumberingAfterBreak="0">
     <w:nsid w:val="76060948"/>
     <w:multiLevelType w:val="hybridMultilevel"/>
     <w:tmpl w:val="848EA6AA"/>
@@ -18480,7 +19843,7 @@
       </w:rPr>
     </w:lvl>
   </w:abstractNum>
-  <w:abstractNum w:abstractNumId="43" w15:restartNumberingAfterBreak="0">
+  <w:abstractNum w:abstractNumId="46" w15:restartNumberingAfterBreak="0">
     <w:nsid w:val="77194D12"/>
     <w:multiLevelType w:val="hybridMultilevel"/>
     <w:tmpl w:val="02BC2356"/>
@@ -18593,7 +19956,7 @@
       </w:rPr>
     </w:lvl>
   </w:abstractNum>
-  <w:abstractNum w:abstractNumId="44" w15:restartNumberingAfterBreak="0">
+  <w:abstractNum w:abstractNumId="47" w15:restartNumberingAfterBreak="0">
     <w:nsid w:val="7C9B094D"/>
     <w:multiLevelType w:val="hybridMultilevel"/>
     <w:tmpl w:val="44C23912"/>
@@ -18734,19 +20097,19 @@
     </w:lvl>
   </w:abstractNum>
   <w:num w:numId="1" w16cid:durableId="262035689">
-    <w:abstractNumId w:val="29"/>
+    <w:abstractNumId w:val="31"/>
   </w:num>
   <w:num w:numId="2" w16cid:durableId="982124795">
-    <w:abstractNumId w:val="44"/>
+    <w:abstractNumId w:val="47"/>
   </w:num>
   <w:num w:numId="3" w16cid:durableId="807014320">
-    <w:abstractNumId w:val="40"/>
+    <w:abstractNumId w:val="43"/>
   </w:num>
   <w:num w:numId="4" w16cid:durableId="1050300190">
-    <w:abstractNumId w:val="34"/>
+    <w:abstractNumId w:val="37"/>
   </w:num>
   <w:num w:numId="5" w16cid:durableId="1323007279">
-    <w:abstractNumId w:val="36"/>
+    <w:abstractNumId w:val="39"/>
   </w:num>
   <w:num w:numId="6" w16cid:durableId="1008367305">
     <w:abstractNumId w:val="7"/>
@@ -18755,118 +20118,127 @@
     <w:abstractNumId w:val="4"/>
   </w:num>
   <w:num w:numId="8" w16cid:durableId="501969995">
-    <w:abstractNumId w:val="19"/>
+    <w:abstractNumId w:val="20"/>
   </w:num>
   <w:num w:numId="9" w16cid:durableId="1721055962">
     <w:abstractNumId w:val="1"/>
   </w:num>
   <w:num w:numId="10" w16cid:durableId="433669215">
-    <w:abstractNumId w:val="16"/>
+    <w:abstractNumId w:val="17"/>
   </w:num>
   <w:num w:numId="11" w16cid:durableId="1906910810">
-    <w:abstractNumId w:val="32"/>
+    <w:abstractNumId w:val="35"/>
   </w:num>
   <w:num w:numId="12" w16cid:durableId="1953785115">
     <w:abstractNumId w:val="0"/>
   </w:num>
   <w:num w:numId="13" w16cid:durableId="180819336">
-    <w:abstractNumId w:val="41"/>
+    <w:abstractNumId w:val="44"/>
   </w:num>
   <w:num w:numId="14" w16cid:durableId="1801849104">
-    <w:abstractNumId w:val="20"/>
+    <w:abstractNumId w:val="21"/>
   </w:num>
   <w:num w:numId="15" w16cid:durableId="1506170565">
-    <w:abstractNumId w:val="18"/>
+    <w:abstractNumId w:val="19"/>
   </w:num>
   <w:num w:numId="16" w16cid:durableId="1497457616">
     <w:abstractNumId w:val="3"/>
   </w:num>
   <w:num w:numId="17" w16cid:durableId="662011106">
-    <w:abstractNumId w:val="33"/>
+    <w:abstractNumId w:val="36"/>
   </w:num>
   <w:num w:numId="18" w16cid:durableId="599338685">
-    <w:abstractNumId w:val="35"/>
+    <w:abstractNumId w:val="38"/>
   </w:num>
   <w:num w:numId="19" w16cid:durableId="54666278">
-    <w:abstractNumId w:val="27"/>
+    <w:abstractNumId w:val="29"/>
   </w:num>
   <w:num w:numId="20" w16cid:durableId="95946252">
-    <w:abstractNumId w:val="39"/>
+    <w:abstractNumId w:val="42"/>
   </w:num>
   <w:num w:numId="21" w16cid:durableId="409233616">
-    <w:abstractNumId w:val="10"/>
+    <w:abstractNumId w:val="11"/>
   </w:num>
   <w:num w:numId="22" w16cid:durableId="1022973101">
-    <w:abstractNumId w:val="17"/>
+    <w:abstractNumId w:val="18"/>
   </w:num>
   <w:num w:numId="23" w16cid:durableId="697892956">
     <w:abstractNumId w:val="2"/>
   </w:num>
   <w:num w:numId="24" w16cid:durableId="1331327774">
-    <w:abstractNumId w:val="9"/>
+    <w:abstractNumId w:val="10"/>
   </w:num>
   <w:num w:numId="25" w16cid:durableId="1538153279">
-    <w:abstractNumId w:val="22"/>
+    <w:abstractNumId w:val="23"/>
   </w:num>
   <w:num w:numId="26" w16cid:durableId="1634600804">
-    <w:abstractNumId w:val="11"/>
+    <w:abstractNumId w:val="12"/>
   </w:num>
   <w:num w:numId="27" w16cid:durableId="581184234">
-    <w:abstractNumId w:val="14"/>
+    <w:abstractNumId w:val="15"/>
   </w:num>
   <w:num w:numId="28" w16cid:durableId="673849345">
     <w:abstractNumId w:val="8"/>
   </w:num>
   <w:num w:numId="29" w16cid:durableId="1801146875">
-    <w:abstractNumId w:val="21"/>
+    <w:abstractNumId w:val="22"/>
   </w:num>
   <w:num w:numId="30" w16cid:durableId="685592222">
-    <w:abstractNumId w:val="13"/>
+    <w:abstractNumId w:val="14"/>
   </w:num>
   <w:num w:numId="31" w16cid:durableId="75254566">
-    <w:abstractNumId w:val="42"/>
+    <w:abstractNumId w:val="45"/>
   </w:num>
   <w:num w:numId="32" w16cid:durableId="122700522">
-    <w:abstractNumId w:val="23"/>
+    <w:abstractNumId w:val="24"/>
   </w:num>
   <w:num w:numId="33" w16cid:durableId="447705926">
-    <w:abstractNumId w:val="15"/>
+    <w:abstractNumId w:val="16"/>
   </w:num>
   <w:num w:numId="34" w16cid:durableId="684983511">
-    <w:abstractNumId w:val="38"/>
+    <w:abstractNumId w:val="41"/>
   </w:num>
   <w:num w:numId="35" w16cid:durableId="704796887">
-    <w:abstractNumId w:val="31"/>
+    <w:abstractNumId w:val="34"/>
   </w:num>
   <w:num w:numId="36" w16cid:durableId="1969700595">
     <w:abstractNumId w:val="6"/>
   </w:num>
   <w:num w:numId="37" w16cid:durableId="1930576395">
-    <w:abstractNumId w:val="28"/>
+    <w:abstractNumId w:val="30"/>
   </w:num>
   <w:num w:numId="38" w16cid:durableId="729964821">
     <w:abstractNumId w:val="5"/>
   </w:num>
   <w:num w:numId="39" w16cid:durableId="1289970757">
-    <w:abstractNumId w:val="24"/>
+    <w:abstractNumId w:val="25"/>
   </w:num>
   <w:num w:numId="40" w16cid:durableId="1042943778">
-    <w:abstractNumId w:val="25"/>
+    <w:abstractNumId w:val="26"/>
   </w:num>
   <w:num w:numId="41" w16cid:durableId="1805732381">
-    <w:abstractNumId w:val="43"/>
+    <w:abstractNumId w:val="46"/>
   </w:num>
   <w:num w:numId="42" w16cid:durableId="2079161664">
-    <w:abstractNumId w:val="30"/>
+    <w:abstractNumId w:val="32"/>
   </w:num>
   <w:num w:numId="43" w16cid:durableId="986711150">
-    <w:abstractNumId w:val="26"/>
+    <w:abstractNumId w:val="27"/>
   </w:num>
   <w:num w:numId="44" w16cid:durableId="139272042">
-    <w:abstractNumId w:val="37"/>
+    <w:abstractNumId w:val="40"/>
   </w:num>
   <w:num w:numId="45" w16cid:durableId="147014300">
-    <w:abstractNumId w:val="12"/>
+    <w:abstractNumId w:val="13"/>
+  </w:num>
+  <w:num w:numId="46" w16cid:durableId="1320116154">
+    <w:abstractNumId w:val="28"/>
+  </w:num>
+  <w:num w:numId="47" w16cid:durableId="27610702">
+    <w:abstractNumId w:val="33"/>
+  </w:num>
+  <w:num w:numId="48" w16cid:durableId="1968849881">
+    <w:abstractNumId w:val="9"/>
   </w:num>
 </w:numbering>
 </file>
@@ -19396,7 +20768,6 @@
     <w:next w:val="Normal"/>
     <w:link w:val="Heading6Char"/>
     <w:uiPriority w:val="9"/>
-    <w:semiHidden/>
     <w:unhideWhenUsed/>
     <w:qFormat/>
     <w:rsid w:val="00477DC1"/>
@@ -19486,6 +20857,7 @@
   <w:style w:type="character" w:default="1" w:styleId="DefaultParagraphFont">
     <w:name w:val="Default Paragraph Font"/>
     <w:uiPriority w:val="1"/>
+    <w:semiHidden/>
     <w:unhideWhenUsed/>
   </w:style>
   <w:style w:type="table" w:default="1" w:styleId="TableNormal">
@@ -19947,7 +21319,6 @@
     <w:basedOn w:val="DefaultParagraphFont"/>
     <w:link w:val="Heading6"/>
     <w:uiPriority w:val="9"/>
-    <w:semiHidden/>
     <w:rsid w:val="00477DC1"/>
     <w:rPr>
       <w:rFonts w:ascii="Century Gothic" w:eastAsiaTheme="majorEastAsia" w:hAnsi="Century Gothic" w:cstheme="majorBidi"/>
